--- a/docs/sei/2026-09-11-regulamento-servico/Comparativo_Consulta_Regulamento_de_Servico.docx
+++ b/docs/sei/2026-09-11-regulamento-servico/Comparativo_Consulta_Regulamento_de_Servico.docx
@@ -135,7 +135,7 @@
           <w:sz w:val="22"/>
           <w:szCs w:val="22"/>
         </w:rPr>
-        <w:t xml:space="preserve">A coluna da esquerda traz a minuta como foi disponibilizada aos militares, já com as correções ortográficas e de texto (que valem para as duas versões); a da direita, a versão produzida após as sugestões. Resumo: 123 artigos sem alteração, 20 corrigidos nas duas versões, 7 com texto alterado pelo texto final do portal, 15 reescritos, 6 incluídos e 8 suprimidos; 3 artigo(s) marcado(s) como proposta pendente de deliberação do CONDEG. Artigos sem alteração aparecem só pelo número, para o documento caber.</w:t>
+        <w:t xml:space="preserve">A coluna da esquerda traz a minuta exatamente como foi disponibilizada aos militares; a da direita, a versão atual, produzida após a consulta (revisão de texto da curadoria e sugestões recebidas). Resumo: 117 artigos sem alteração, 19 com correção de texto (grafia, concordância, resíduos de extração, nomenclatura), 11 com texto alterado, 15 reescritos, 7 incluídos e 11 suprimidos; 3 artigo(s) marcado(s) como proposta pendente de deliberação do CONDEG. Artigos sem alteração aparecem só pelo número, para o documento caber.</w:t>
       </w:r>
     </w:p>
     <w:p>
@@ -189,7 +189,7 @@
           <w:sz w:val="20"/>
           <w:szCs w:val="20"/>
         </w:rPr>
-        <w:t xml:space="preserve">Art. 1º (consulta) → Art. 1º (atual) — Corrigido nas duas versões</w:t>
+        <w:t xml:space="preserve">Art. 1º (consulta) → Art. 1º (atual) — Correção de texto na versão atual</w:t>
       </w:r>
     </w:p>
     <w:tbl>
@@ -290,7 +290,7 @@
                 <w:sz w:val="20"/>
                 <w:szCs w:val="20"/>
               </w:rPr>
-              <w:t xml:space="preserve">O Corpo de Bombeiros Militar do Estado de Rondônia é força auxiliar e reserva do Exército, organizado com base na hierarquia e na disciplina, em conformidade com as disposições contidas na Constituição Federal, no Decreto-Lei n° 667, de 02 de julho de 1969, e Decreto Federal n° 88.777, de 30 de setembro de 1983, combinados com o Art. 148 da Constituição Estadual.</w:t>
+              <w:t xml:space="preserve">O Corpo de Bombeiros Militar do Estado de Rondônia é força auxiliar e reserva do Exército, organizado com base na hierarquia e na disciplina, em conformidade com as disposições contidas na Constituição Federal, no Decreto-Lei n° 667, de 02 de julho de 1969, e Decreto Federal n° 88.777, de 30 de setembro de 1983, combinados com o Art. 82 da Constituição Estadual.</w:t>
             </w:r>
           </w:p>
         </w:tc>
@@ -487,7 +487,7 @@
                 <w:sz w:val="20"/>
                 <w:szCs w:val="20"/>
               </w:rPr>
-              <w:t xml:space="preserve">III - executar as atividades de defesa civil do Estado, dentro de sua área de competência no Sistema Estadual de Proteção e Defesa Civil;</w:t>
+              <w:t xml:space="preserve">III - executar as atividades de defesa civil do Estado, dentro de sua área de competência no Sistema Estadual de Defesa Civil;</w:t>
             </w:r>
           </w:p>
           <w:p>
@@ -647,562 +647,562 @@
                 <w:sz w:val="20"/>
                 <w:szCs w:val="20"/>
               </w:rPr>
-              <w:t xml:space="preserve">I - realizar serviços de prevenção e extinção de incêndios, especialmente:;</w:t>
-            </w:r>
-          </w:p>
-          <w:p>
-            <w:pPr>
-              <w:spacing w:after="0"/>
-            </w:pPr>
-            <w:r>
-              <w:rPr>
-                <w:rFonts w:ascii="Times New Roman" w:cs="Times New Roman" w:eastAsia="Times New Roman" w:hAnsi="Times New Roman"/>
-                <w:b w:val="false"/>
-                <w:bCs w:val="false"/>
-                <w:sz w:val="20"/>
-                <w:szCs w:val="20"/>
-              </w:rPr>
-              <w:t xml:space="preserve">II - em aglomerados urbanos;</w:t>
-            </w:r>
-          </w:p>
-          <w:p>
-            <w:pPr>
-              <w:spacing w:after="0"/>
-            </w:pPr>
-            <w:r>
-              <w:rPr>
-                <w:rFonts w:ascii="Times New Roman" w:cs="Times New Roman" w:eastAsia="Times New Roman" w:hAnsi="Times New Roman"/>
-                <w:b w:val="false"/>
-                <w:bCs w:val="false"/>
-                <w:sz w:val="20"/>
-                <w:szCs w:val="20"/>
-              </w:rPr>
-              <w:t xml:space="preserve">III - em florestas, particularmente em unidades de conservação, proteção e preservação ambiental;</w:t>
-            </w:r>
-          </w:p>
-          <w:p>
-            <w:pPr>
-              <w:spacing w:after="0"/>
-            </w:pPr>
-            <w:r>
-              <w:rPr>
-                <w:rFonts w:ascii="Times New Roman" w:cs="Times New Roman" w:eastAsia="Times New Roman" w:hAnsi="Times New Roman"/>
-                <w:b w:val="false"/>
-                <w:bCs w:val="false"/>
-                <w:sz w:val="20"/>
-                <w:szCs w:val="20"/>
-              </w:rPr>
-              <w:t xml:space="preserve">IV - em veículos automotores ou não de qualquer natureza e porte; e;</w:t>
-            </w:r>
-          </w:p>
-          <w:p>
-            <w:pPr>
-              <w:spacing w:after="0"/>
-            </w:pPr>
-            <w:r>
-              <w:rPr>
-                <w:rFonts w:ascii="Times New Roman" w:cs="Times New Roman" w:eastAsia="Times New Roman" w:hAnsi="Times New Roman"/>
-                <w:b w:val="false"/>
-                <w:bCs w:val="false"/>
-                <w:sz w:val="20"/>
-                <w:szCs w:val="20"/>
-              </w:rPr>
-              <w:t xml:space="preserve">V - em áreas de interesse estratégico e econômico;</w:t>
-            </w:r>
-          </w:p>
-          <w:p>
-            <w:pPr>
-              <w:spacing w:after="0"/>
-            </w:pPr>
-            <w:r>
-              <w:rPr>
-                <w:rFonts w:ascii="Times New Roman" w:cs="Times New Roman" w:eastAsia="Times New Roman" w:hAnsi="Times New Roman"/>
-                <w:b w:val="false"/>
-                <w:bCs w:val="false"/>
-                <w:sz w:val="20"/>
-                <w:szCs w:val="20"/>
-              </w:rPr>
-              <w:t xml:space="preserve">VI - realizar serviços de busca e resgate de pessoas, animais, bens e haveres;</w:t>
-            </w:r>
-          </w:p>
-          <w:p>
-            <w:pPr>
-              <w:spacing w:after="0"/>
-            </w:pPr>
-            <w:r>
-              <w:rPr>
-                <w:rFonts w:ascii="Times New Roman" w:cs="Times New Roman" w:eastAsia="Times New Roman" w:hAnsi="Times New Roman"/>
-                <w:b w:val="false"/>
-                <w:bCs w:val="false"/>
-                <w:sz w:val="20"/>
-                <w:szCs w:val="20"/>
-              </w:rPr>
-              <w:t xml:space="preserve">VII - realizar serviços de salvamentos de pessoas e animais;</w:t>
-            </w:r>
-          </w:p>
-          <w:p>
-            <w:pPr>
-              <w:spacing w:after="0"/>
-            </w:pPr>
-            <w:r>
-              <w:rPr>
-                <w:rFonts w:ascii="Times New Roman" w:cs="Times New Roman" w:eastAsia="Times New Roman" w:hAnsi="Times New Roman"/>
-                <w:b w:val="false"/>
-                <w:bCs w:val="false"/>
-                <w:sz w:val="20"/>
-                <w:szCs w:val="20"/>
-              </w:rPr>
-              <w:t xml:space="preserve">VIII - realizar serviços de atendimento pré-hospitalar de pessoas em situação de emergência, oferecendo condições de suporte básico de vida até uma unidade de saúde;</w:t>
-            </w:r>
-          </w:p>
-          <w:p>
-            <w:pPr>
-              <w:spacing w:after="0"/>
-            </w:pPr>
-            <w:r>
-              <w:rPr>
-                <w:rFonts w:ascii="Times New Roman" w:cs="Times New Roman" w:eastAsia="Times New Roman" w:hAnsi="Times New Roman"/>
-                <w:b w:val="false"/>
-                <w:bCs w:val="false"/>
-                <w:sz w:val="20"/>
-                <w:szCs w:val="20"/>
-              </w:rPr>
-              <w:t xml:space="preserve">IX - realizar serviços de proteção por guarda-vidas na orla fluvial e balneários públicos;</w:t>
-            </w:r>
-          </w:p>
-          <w:p>
-            <w:pPr>
-              <w:spacing w:after="0"/>
-            </w:pPr>
-            <w:r>
-              <w:rPr>
-                <w:rFonts w:ascii="Times New Roman" w:cs="Times New Roman" w:eastAsia="Times New Roman" w:hAnsi="Times New Roman"/>
-                <w:b w:val="false"/>
-                <w:bCs w:val="false"/>
-                <w:sz w:val="20"/>
-                <w:szCs w:val="20"/>
-              </w:rPr>
-              <w:t xml:space="preserve">X - realizar serviços de socorro e apoio às embarcações;</w:t>
-            </w:r>
-          </w:p>
-          <w:p>
-            <w:pPr>
-              <w:spacing w:after="0"/>
-            </w:pPr>
-            <w:r>
-              <w:rPr>
-                <w:rFonts w:ascii="Times New Roman" w:cs="Times New Roman" w:eastAsia="Times New Roman" w:hAnsi="Times New Roman"/>
-                <w:b w:val="false"/>
-                <w:bCs w:val="false"/>
-                <w:sz w:val="20"/>
-                <w:szCs w:val="20"/>
-              </w:rPr>
-              <w:t xml:space="preserve">XI - exercer o poder de polícia na área de sua competência, especialmente:;</w:t>
-            </w:r>
-          </w:p>
-          <w:p>
-            <w:pPr>
-              <w:spacing w:after="0"/>
-            </w:pPr>
-            <w:r>
-              <w:rPr>
-                <w:rFonts w:ascii="Times New Roman" w:cs="Times New Roman" w:eastAsia="Times New Roman" w:hAnsi="Times New Roman"/>
-                <w:b w:val="false"/>
-                <w:bCs w:val="false"/>
-                <w:sz w:val="20"/>
-                <w:szCs w:val="20"/>
-              </w:rPr>
-              <w:t xml:space="preserve">XII - nos locais de sinistros ou de risco;</w:t>
-            </w:r>
-          </w:p>
-          <w:p>
-            <w:pPr>
-              <w:spacing w:after="0"/>
-            </w:pPr>
-            <w:r>
-              <w:rPr>
-                <w:rFonts w:ascii="Times New Roman" w:cs="Times New Roman" w:eastAsia="Times New Roman" w:hAnsi="Times New Roman"/>
-                <w:b w:val="false"/>
-                <w:bCs w:val="false"/>
-                <w:sz w:val="20"/>
-                <w:szCs w:val="20"/>
-              </w:rPr>
-              <w:t xml:space="preserve">XIII - na fiscalização de empresas especializadas na produção e comercialização de produtos destinados à prevenção de desastres e sinistros, à segurança contra incêndio e pânico em edificações, particularmente quanto à recarga de extintores de incêndio;</w:t>
-            </w:r>
-          </w:p>
-          <w:p>
-            <w:pPr>
-              <w:spacing w:after="0"/>
-            </w:pPr>
-            <w:r>
-              <w:rPr>
-                <w:rFonts w:ascii="Times New Roman" w:cs="Times New Roman" w:eastAsia="Times New Roman" w:hAnsi="Times New Roman"/>
-                <w:b w:val="false"/>
-                <w:bCs w:val="false"/>
-                <w:sz w:val="20"/>
-                <w:szCs w:val="20"/>
-              </w:rPr>
-              <w:t xml:space="preserve">XIV - na fiscalização do armazenamento, estocagem e transporte de cargas e produtos perigosos no território do Estado de Rondônia;</w:t>
-            </w:r>
-          </w:p>
-          <w:p>
-            <w:pPr>
-              <w:spacing w:after="0"/>
-            </w:pPr>
-            <w:r>
-              <w:rPr>
-                <w:rFonts w:ascii="Times New Roman" w:cs="Times New Roman" w:eastAsia="Times New Roman" w:hAnsi="Times New Roman"/>
-                <w:b w:val="false"/>
-                <w:bCs w:val="false"/>
-                <w:sz w:val="20"/>
-                <w:szCs w:val="20"/>
-              </w:rPr>
-              <w:t xml:space="preserve">XV - na fiscalização de atividades que representem risco potencial de desastres e sinistros;</w:t>
-            </w:r>
-          </w:p>
-          <w:p>
-            <w:pPr>
-              <w:spacing w:after="0"/>
-            </w:pPr>
-            <w:r>
-              <w:rPr>
-                <w:rFonts w:ascii="Times New Roman" w:cs="Times New Roman" w:eastAsia="Times New Roman" w:hAnsi="Times New Roman"/>
-                <w:b w:val="false"/>
-                <w:bCs w:val="false"/>
-                <w:sz w:val="20"/>
-                <w:szCs w:val="20"/>
-              </w:rPr>
-              <w:t xml:space="preserve">XVI - na fiscalização das instalações e medidas de segurança contra incêndio e pânico das edificações residenciais multifamiliares, comerciais, industriais e de serviços em geral, inclusive, nos conjuntos residenciais, condomínios fechados e loteamentos urbanizados, quando da construção, reforma, ampliação e mudança de ocupação;</w:t>
-            </w:r>
-          </w:p>
-          <w:p>
-            <w:pPr>
-              <w:spacing w:after="0"/>
-            </w:pPr>
-            <w:r>
-              <w:rPr>
-                <w:rFonts w:ascii="Times New Roman" w:cs="Times New Roman" w:eastAsia="Times New Roman" w:hAnsi="Times New Roman"/>
-                <w:b w:val="false"/>
-                <w:bCs w:val="false"/>
-                <w:sz w:val="20"/>
-                <w:szCs w:val="20"/>
-              </w:rPr>
-              <w:t xml:space="preserve">XVII - na fiscalização das instalações e medidas de segurança contra incêndio dos veículos automotores;</w:t>
-            </w:r>
-          </w:p>
-          <w:p>
-            <w:pPr>
-              <w:spacing w:after="0"/>
-            </w:pPr>
-            <w:r>
-              <w:rPr>
-                <w:rFonts w:ascii="Times New Roman" w:cs="Times New Roman" w:eastAsia="Times New Roman" w:hAnsi="Times New Roman"/>
-                <w:b w:val="false"/>
-                <w:bCs w:val="false"/>
-                <w:sz w:val="20"/>
-                <w:szCs w:val="20"/>
-              </w:rPr>
-              <w:t xml:space="preserve">XVIII - na fiscalização das instalações e medidas de segurança contra incêndio e acidentes em estruturas temporárias, tais como, arquibancadas e parques de diversões;</w:t>
-            </w:r>
-          </w:p>
-          <w:p>
-            <w:pPr>
-              <w:spacing w:after="0"/>
-            </w:pPr>
-            <w:r>
-              <w:rPr>
-                <w:rFonts w:ascii="Times New Roman" w:cs="Times New Roman" w:eastAsia="Times New Roman" w:hAnsi="Times New Roman"/>
-                <w:b w:val="false"/>
-                <w:bCs w:val="false"/>
-                <w:sz w:val="20"/>
-                <w:szCs w:val="20"/>
-              </w:rPr>
-              <w:t xml:space="preserve">XIX - realizar Perícia Técnica:;</w:t>
-            </w:r>
-          </w:p>
-          <w:p>
-            <w:pPr>
-              <w:spacing w:after="0"/>
-            </w:pPr>
-            <w:r>
-              <w:rPr>
-                <w:rFonts w:ascii="Times New Roman" w:cs="Times New Roman" w:eastAsia="Times New Roman" w:hAnsi="Times New Roman"/>
-                <w:b w:val="false"/>
-                <w:bCs w:val="false"/>
-                <w:sz w:val="20"/>
-                <w:szCs w:val="20"/>
-              </w:rPr>
-              <w:t xml:space="preserve">XX - preventiva, quanto a perigo potencial de incêndios e acidentes em edificações e estruturas temporárias;</w:t>
-            </w:r>
-          </w:p>
-          <w:p>
-            <w:pPr>
-              <w:spacing w:after="0"/>
-            </w:pPr>
-            <w:r>
-              <w:rPr>
-                <w:rFonts w:ascii="Times New Roman" w:cs="Times New Roman" w:eastAsia="Times New Roman" w:hAnsi="Times New Roman"/>
-                <w:b w:val="false"/>
-                <w:bCs w:val="false"/>
-                <w:sz w:val="20"/>
-                <w:szCs w:val="20"/>
-              </w:rPr>
-              <w:t xml:space="preserve">XXI - nos locais de sinistros e explosão relacionadas com sua competência;</w:t>
-            </w:r>
-          </w:p>
-          <w:p>
-            <w:pPr>
-              <w:spacing w:after="0"/>
-            </w:pPr>
-            <w:r>
-              <w:rPr>
-                <w:rFonts w:ascii="Times New Roman" w:cs="Times New Roman" w:eastAsia="Times New Roman" w:hAnsi="Times New Roman"/>
-                <w:b w:val="false"/>
-                <w:bCs w:val="false"/>
-                <w:sz w:val="20"/>
-                <w:szCs w:val="20"/>
-              </w:rPr>
-              <w:t xml:space="preserve">XXII - realizar serviços de vistorias em edificações;</w:t>
-            </w:r>
-          </w:p>
-          <w:p>
-            <w:pPr>
-              <w:spacing w:after="0"/>
-            </w:pPr>
-            <w:r>
-              <w:rPr>
-                <w:rFonts w:ascii="Times New Roman" w:cs="Times New Roman" w:eastAsia="Times New Roman" w:hAnsi="Times New Roman"/>
-                <w:b w:val="false"/>
-                <w:bCs w:val="false"/>
-                <w:sz w:val="20"/>
-                <w:szCs w:val="20"/>
-              </w:rPr>
-              <w:t xml:space="preserve">XXIII - estudar, analisar, planejar, exigir e fiscalizar todo o serviço de segurança contra incêndio e pânico no Estado de Rondônia;</w:t>
-            </w:r>
-          </w:p>
-          <w:p>
-            <w:pPr>
-              <w:spacing w:after="0"/>
-            </w:pPr>
-            <w:r>
-              <w:rPr>
-                <w:rFonts w:ascii="Times New Roman" w:cs="Times New Roman" w:eastAsia="Times New Roman" w:hAnsi="Times New Roman"/>
-                <w:b w:val="false"/>
-                <w:bCs w:val="false"/>
-                <w:sz w:val="20"/>
-                <w:szCs w:val="20"/>
-              </w:rPr>
-              <w:t xml:space="preserve">XXIV - embargar, interditar obras, serviços, habitações e locais de diversões públicas que não ofereçam condições de segurança para funcionamento;</w:t>
-            </w:r>
-          </w:p>
-          <w:p>
-            <w:pPr>
-              <w:spacing w:after="0"/>
-            </w:pPr>
-            <w:r>
-              <w:rPr>
-                <w:rFonts w:ascii="Times New Roman" w:cs="Times New Roman" w:eastAsia="Times New Roman" w:hAnsi="Times New Roman"/>
-                <w:b w:val="false"/>
-                <w:bCs w:val="false"/>
-                <w:sz w:val="20"/>
-                <w:szCs w:val="20"/>
-              </w:rPr>
-              <w:t xml:space="preserve">XXV - emitir normas e laudos de exigências e aprovação de medidas contra incêndios;</w:t>
-            </w:r>
-          </w:p>
-          <w:p>
-            <w:pPr>
-              <w:spacing w:after="0"/>
-            </w:pPr>
-            <w:r>
-              <w:rPr>
-                <w:rFonts w:ascii="Times New Roman" w:cs="Times New Roman" w:eastAsia="Times New Roman" w:hAnsi="Times New Roman"/>
-                <w:b w:val="false"/>
-                <w:bCs w:val="false"/>
-                <w:sz w:val="20"/>
-                <w:szCs w:val="20"/>
-              </w:rPr>
-              <w:t xml:space="preserve">XXVI - agir em cooperação com instituições similares em todo o território nacional;</w:t>
-            </w:r>
-          </w:p>
-          <w:p>
-            <w:pPr>
-              <w:spacing w:after="0"/>
-            </w:pPr>
-            <w:r>
-              <w:rPr>
-                <w:rFonts w:ascii="Times New Roman" w:cs="Times New Roman" w:eastAsia="Times New Roman" w:hAnsi="Times New Roman"/>
-                <w:b w:val="false"/>
-                <w:bCs w:val="false"/>
-                <w:sz w:val="20"/>
-                <w:szCs w:val="20"/>
-              </w:rPr>
-              <w:t xml:space="preserve">XXVII - prestar assessoramento técnico, na área de sua competência, aos demais órgãos dos Poderes Executivo, Legislativo e Judiciário do Estado de Rondônia;</w:t>
-            </w:r>
-          </w:p>
-          <w:p>
-            <w:pPr>
-              <w:spacing w:after="0"/>
-            </w:pPr>
-            <w:r>
-              <w:rPr>
-                <w:rFonts w:ascii="Times New Roman" w:cs="Times New Roman" w:eastAsia="Times New Roman" w:hAnsi="Times New Roman"/>
-                <w:b w:val="false"/>
-                <w:bCs w:val="false"/>
-                <w:sz w:val="20"/>
-                <w:szCs w:val="20"/>
-              </w:rPr>
-              <w:t xml:space="preserve">XXVIII - atender às demandas policiais ou judiciárias na investigação de responsabilidades por acidentes ou sinistros;</w:t>
-            </w:r>
-          </w:p>
-          <w:p>
-            <w:pPr>
-              <w:spacing w:after="0"/>
-            </w:pPr>
-            <w:r>
-              <w:rPr>
-                <w:rFonts w:ascii="Times New Roman" w:cs="Times New Roman" w:eastAsia="Times New Roman" w:hAnsi="Times New Roman"/>
-                <w:b w:val="false"/>
-                <w:bCs w:val="false"/>
-                <w:sz w:val="20"/>
-                <w:szCs w:val="20"/>
-              </w:rPr>
-              <w:t xml:space="preserve">XXIX - planejar, coordenar, controlar e executar as atividades de Defesa Civil do Estado de Rondônia dentro de sua área de competência;</w:t>
-            </w:r>
-          </w:p>
-          <w:p>
-            <w:pPr>
-              <w:spacing w:after="0"/>
-            </w:pPr>
-            <w:r>
-              <w:rPr>
-                <w:rFonts w:ascii="Times New Roman" w:cs="Times New Roman" w:eastAsia="Times New Roman" w:hAnsi="Times New Roman"/>
-                <w:b w:val="false"/>
-                <w:bCs w:val="false"/>
-                <w:sz w:val="20"/>
-                <w:szCs w:val="20"/>
-              </w:rPr>
-              <w:t xml:space="preserve">XXX - capacitar pessoas para o enfrentamento de desastres, sinistros e acidentes;</w:t>
-            </w:r>
-          </w:p>
-          <w:p>
-            <w:pPr>
-              <w:spacing w:after="0"/>
-            </w:pPr>
-            <w:r>
-              <w:rPr>
-                <w:rFonts w:ascii="Times New Roman" w:cs="Times New Roman" w:eastAsia="Times New Roman" w:hAnsi="Times New Roman"/>
-                <w:b w:val="false"/>
-                <w:bCs w:val="false"/>
-                <w:sz w:val="20"/>
-                <w:szCs w:val="20"/>
-              </w:rPr>
-              <w:t xml:space="preserve">XXXI - exercer atividades que lhe forem delegadas pelo Governador do Estado;</w:t>
-            </w:r>
-          </w:p>
-          <w:p>
-            <w:pPr>
-              <w:spacing w:after="0"/>
-            </w:pPr>
-            <w:r>
-              <w:rPr>
-                <w:rFonts w:ascii="Times New Roman" w:cs="Times New Roman" w:eastAsia="Times New Roman" w:hAnsi="Times New Roman"/>
-                <w:b w:val="false"/>
-                <w:bCs w:val="false"/>
-                <w:sz w:val="20"/>
-                <w:szCs w:val="20"/>
-              </w:rPr>
-              <w:t xml:space="preserve">XXXII - exercer a polícia judiciária militar, relativamente aos crimes militares praticados por seus integrantes ou contra a instituição Corpo de Bombeiros Militar ou sob sua administração, nos termos da legislação federal específica;</w:t>
-            </w:r>
-          </w:p>
-          <w:p>
-            <w:pPr>
-              <w:spacing w:after="0"/>
-            </w:pPr>
-            <w:r>
-              <w:rPr>
-                <w:rFonts w:ascii="Times New Roman" w:cs="Times New Roman" w:eastAsia="Times New Roman" w:hAnsi="Times New Roman"/>
-                <w:b w:val="false"/>
-                <w:bCs w:val="false"/>
-                <w:sz w:val="20"/>
-                <w:szCs w:val="20"/>
-              </w:rPr>
-              <w:t xml:space="preserve">XXXIII - realizar atividades educativas de prevenção a incêndios, pânico coletivo e proteção ao meio ambiente, bem como ações de proteção e promoção do bem-estar da coletividade e dos direitos, garantias e liberdades do cidadão;</w:t>
-            </w:r>
-          </w:p>
-          <w:p>
-            <w:pPr>
-              <w:spacing w:after="0"/>
-            </w:pPr>
-            <w:r>
-              <w:rPr>
-                <w:rFonts w:ascii="Times New Roman" w:cs="Times New Roman" w:eastAsia="Times New Roman" w:hAnsi="Times New Roman"/>
-                <w:b w:val="false"/>
-                <w:bCs w:val="false"/>
-                <w:sz w:val="20"/>
-                <w:szCs w:val="20"/>
-              </w:rPr>
-              <w:t xml:space="preserve">XXXIV - estimular o respeito à cidadania, através de ações de natureza preventiva e educacional;</w:t>
-            </w:r>
-          </w:p>
-          <w:p>
-            <w:pPr>
-              <w:spacing w:after="0"/>
-            </w:pPr>
-            <w:r>
-              <w:rPr>
-                <w:rFonts w:ascii="Times New Roman" w:cs="Times New Roman" w:eastAsia="Times New Roman" w:hAnsi="Times New Roman"/>
-                <w:b w:val="false"/>
-                <w:bCs w:val="false"/>
-                <w:sz w:val="20"/>
-                <w:szCs w:val="20"/>
-              </w:rPr>
-              <w:t xml:space="preserve">XXXV - realizar pesquisas técnico-científicas em seu campo de atuação funcional, com vistas à obtenção de produtos e processos que permitam o desenvolvimento de sistemas de segurança contra incêndio e pânico;</w:t>
-            </w:r>
-          </w:p>
-          <w:p>
-            <w:pPr>
-              <w:spacing w:after="0"/>
-            </w:pPr>
-            <w:r>
-              <w:rPr>
-                <w:rFonts w:ascii="Times New Roman" w:cs="Times New Roman" w:eastAsia="Times New Roman" w:hAnsi="Times New Roman"/>
-                <w:b w:val="false"/>
-                <w:bCs w:val="false"/>
-                <w:sz w:val="20"/>
-                <w:szCs w:val="20"/>
-              </w:rPr>
-              <w:t xml:space="preserve">XXXVI - realizar atividades de formação e normatização das atividades de bombeiro civil e congêneres, no âmbito do Estado de Rondônia;</w:t>
-            </w:r>
-          </w:p>
-          <w:p>
-            <w:pPr>
-              <w:spacing w:after="0"/>
-            </w:pPr>
-            <w:r>
-              <w:rPr>
-                <w:rFonts w:ascii="Times New Roman" w:cs="Times New Roman" w:eastAsia="Times New Roman" w:hAnsi="Times New Roman"/>
-                <w:b w:val="false"/>
-                <w:bCs w:val="false"/>
-                <w:sz w:val="20"/>
-                <w:szCs w:val="20"/>
-              </w:rPr>
-              <w:t xml:space="preserve">XXXVII - planejar, elaborar, gerenciar e executar o orçamento; e; e</w:t>
-            </w:r>
-          </w:p>
-          <w:p>
-            <w:pPr>
-              <w:spacing w:after="0"/>
-            </w:pPr>
-            <w:r>
-              <w:rPr>
-                <w:rFonts w:ascii="Times New Roman" w:cs="Times New Roman" w:eastAsia="Times New Roman" w:hAnsi="Times New Roman"/>
-                <w:b w:val="false"/>
-                <w:bCs w:val="false"/>
-                <w:sz w:val="20"/>
-                <w:szCs w:val="20"/>
-              </w:rPr>
-              <w:t xml:space="preserve">XXXVIII - exercer outras atividades correlatas.</w:t>
+              <w:t xml:space="preserve">I - realizar serviços de prevenção e extinção de incêndios, especialmente:</w:t>
+            </w:r>
+          </w:p>
+          <w:p>
+            <w:pPr>
+              <w:spacing w:after="0"/>
+            </w:pPr>
+            <w:r>
+              <w:rPr>
+                <w:rFonts w:ascii="Times New Roman" w:cs="Times New Roman" w:eastAsia="Times New Roman" w:hAnsi="Times New Roman"/>
+                <w:b w:val="false"/>
+                <w:bCs w:val="false"/>
+                <w:sz w:val="20"/>
+                <w:szCs w:val="20"/>
+              </w:rPr>
+              <w:t xml:space="preserve">    a) em aglomerados urbanos;</w:t>
+            </w:r>
+          </w:p>
+          <w:p>
+            <w:pPr>
+              <w:spacing w:after="0"/>
+            </w:pPr>
+            <w:r>
+              <w:rPr>
+                <w:rFonts w:ascii="Times New Roman" w:cs="Times New Roman" w:eastAsia="Times New Roman" w:hAnsi="Times New Roman"/>
+                <w:b w:val="false"/>
+                <w:bCs w:val="false"/>
+                <w:sz w:val="20"/>
+                <w:szCs w:val="20"/>
+              </w:rPr>
+              <w:t xml:space="preserve">    b) em florestas, particularmente em unidades de conservação, proteção e preservação ambiental;</w:t>
+            </w:r>
+          </w:p>
+          <w:p>
+            <w:pPr>
+              <w:spacing w:after="0"/>
+            </w:pPr>
+            <w:r>
+              <w:rPr>
+                <w:rFonts w:ascii="Times New Roman" w:cs="Times New Roman" w:eastAsia="Times New Roman" w:hAnsi="Times New Roman"/>
+                <w:b w:val="false"/>
+                <w:bCs w:val="false"/>
+                <w:sz w:val="20"/>
+                <w:szCs w:val="20"/>
+              </w:rPr>
+              <w:t xml:space="preserve">    c) em veículos automotores ou não de qualquer natureza e porte; e</w:t>
+            </w:r>
+          </w:p>
+          <w:p>
+            <w:pPr>
+              <w:spacing w:after="0"/>
+            </w:pPr>
+            <w:r>
+              <w:rPr>
+                <w:rFonts w:ascii="Times New Roman" w:cs="Times New Roman" w:eastAsia="Times New Roman" w:hAnsi="Times New Roman"/>
+                <w:b w:val="false"/>
+                <w:bCs w:val="false"/>
+                <w:sz w:val="20"/>
+                <w:szCs w:val="20"/>
+              </w:rPr>
+              <w:t xml:space="preserve">    d) em áreas de interesse estratégico e econômico.</w:t>
+            </w:r>
+          </w:p>
+          <w:p>
+            <w:pPr>
+              <w:spacing w:after="0"/>
+            </w:pPr>
+            <w:r>
+              <w:rPr>
+                <w:rFonts w:ascii="Times New Roman" w:cs="Times New Roman" w:eastAsia="Times New Roman" w:hAnsi="Times New Roman"/>
+                <w:b w:val="false"/>
+                <w:bCs w:val="false"/>
+                <w:sz w:val="20"/>
+                <w:szCs w:val="20"/>
+              </w:rPr>
+              <w:t xml:space="preserve">II - realizar serviços de busca e resgate de pessoas, animais, bens e haveres;</w:t>
+            </w:r>
+          </w:p>
+          <w:p>
+            <w:pPr>
+              <w:spacing w:after="0"/>
+            </w:pPr>
+            <w:r>
+              <w:rPr>
+                <w:rFonts w:ascii="Times New Roman" w:cs="Times New Roman" w:eastAsia="Times New Roman" w:hAnsi="Times New Roman"/>
+                <w:b w:val="false"/>
+                <w:bCs w:val="false"/>
+                <w:sz w:val="20"/>
+                <w:szCs w:val="20"/>
+              </w:rPr>
+              <w:t xml:space="preserve">III - realizar serviços de salvamentos de pessoas e animais;</w:t>
+            </w:r>
+          </w:p>
+          <w:p>
+            <w:pPr>
+              <w:spacing w:after="0"/>
+            </w:pPr>
+            <w:r>
+              <w:rPr>
+                <w:rFonts w:ascii="Times New Roman" w:cs="Times New Roman" w:eastAsia="Times New Roman" w:hAnsi="Times New Roman"/>
+                <w:b w:val="false"/>
+                <w:bCs w:val="false"/>
+                <w:sz w:val="20"/>
+                <w:szCs w:val="20"/>
+              </w:rPr>
+              <w:t xml:space="preserve">IV - realizar serviços de atendimento pré-hospitalar de pessoas em situação de emergência, oferecendo condições de suporte básico de vida até uma unidade de saúde;</w:t>
+            </w:r>
+          </w:p>
+          <w:p>
+            <w:pPr>
+              <w:spacing w:after="0"/>
+            </w:pPr>
+            <w:r>
+              <w:rPr>
+                <w:rFonts w:ascii="Times New Roman" w:cs="Times New Roman" w:eastAsia="Times New Roman" w:hAnsi="Times New Roman"/>
+                <w:b w:val="false"/>
+                <w:bCs w:val="false"/>
+                <w:sz w:val="20"/>
+                <w:szCs w:val="20"/>
+              </w:rPr>
+              <w:t xml:space="preserve">V - realizar serviços de proteção por guarda-vidas na orla fluvial e balneários públicos;</w:t>
+            </w:r>
+          </w:p>
+          <w:p>
+            <w:pPr>
+              <w:spacing w:after="0"/>
+            </w:pPr>
+            <w:r>
+              <w:rPr>
+                <w:rFonts w:ascii="Times New Roman" w:cs="Times New Roman" w:eastAsia="Times New Roman" w:hAnsi="Times New Roman"/>
+                <w:b w:val="false"/>
+                <w:bCs w:val="false"/>
+                <w:sz w:val="20"/>
+                <w:szCs w:val="20"/>
+              </w:rPr>
+              <w:t xml:space="preserve">VI - realizar serviços de socorro e apoio às embarcações;</w:t>
+            </w:r>
+          </w:p>
+          <w:p>
+            <w:pPr>
+              <w:spacing w:after="0"/>
+            </w:pPr>
+            <w:r>
+              <w:rPr>
+                <w:rFonts w:ascii="Times New Roman" w:cs="Times New Roman" w:eastAsia="Times New Roman" w:hAnsi="Times New Roman"/>
+                <w:b w:val="false"/>
+                <w:bCs w:val="false"/>
+                <w:sz w:val="20"/>
+                <w:szCs w:val="20"/>
+              </w:rPr>
+              <w:t xml:space="preserve">VII - exercer o poder de polícia na área de sua competência, especialmente:</w:t>
+            </w:r>
+          </w:p>
+          <w:p>
+            <w:pPr>
+              <w:spacing w:after="0"/>
+            </w:pPr>
+            <w:r>
+              <w:rPr>
+                <w:rFonts w:ascii="Times New Roman" w:cs="Times New Roman" w:eastAsia="Times New Roman" w:hAnsi="Times New Roman"/>
+                <w:b w:val="false"/>
+                <w:bCs w:val="false"/>
+                <w:sz w:val="20"/>
+                <w:szCs w:val="20"/>
+              </w:rPr>
+              <w:t xml:space="preserve">    a) nos locais de sinistros ou de risco;</w:t>
+            </w:r>
+          </w:p>
+          <w:p>
+            <w:pPr>
+              <w:spacing w:after="0"/>
+            </w:pPr>
+            <w:r>
+              <w:rPr>
+                <w:rFonts w:ascii="Times New Roman" w:cs="Times New Roman" w:eastAsia="Times New Roman" w:hAnsi="Times New Roman"/>
+                <w:b w:val="false"/>
+                <w:bCs w:val="false"/>
+                <w:sz w:val="20"/>
+                <w:szCs w:val="20"/>
+              </w:rPr>
+              <w:t xml:space="preserve">    b) na fiscalização de empresas especializadas na produção e comercialização de produtos destinados à prevenção de desastres e sinistros, à segurança contra incêndio e pânico em edificações, particularmente quanto à recarga de extintores de incêndio;</w:t>
+            </w:r>
+          </w:p>
+          <w:p>
+            <w:pPr>
+              <w:spacing w:after="0"/>
+            </w:pPr>
+            <w:r>
+              <w:rPr>
+                <w:rFonts w:ascii="Times New Roman" w:cs="Times New Roman" w:eastAsia="Times New Roman" w:hAnsi="Times New Roman"/>
+                <w:b w:val="false"/>
+                <w:bCs w:val="false"/>
+                <w:sz w:val="20"/>
+                <w:szCs w:val="20"/>
+              </w:rPr>
+              <w:t xml:space="preserve">    c) na fiscalização do armazenamento, estocagem e transporte de cargas e produtos perigosos no território do Estado de Rondônia;</w:t>
+            </w:r>
+          </w:p>
+          <w:p>
+            <w:pPr>
+              <w:spacing w:after="0"/>
+            </w:pPr>
+            <w:r>
+              <w:rPr>
+                <w:rFonts w:ascii="Times New Roman" w:cs="Times New Roman" w:eastAsia="Times New Roman" w:hAnsi="Times New Roman"/>
+                <w:b w:val="false"/>
+                <w:bCs w:val="false"/>
+                <w:sz w:val="20"/>
+                <w:szCs w:val="20"/>
+              </w:rPr>
+              <w:t xml:space="preserve">    d) na fiscalização de atividades que representem risco potencial de desastres e sinistros;</w:t>
+            </w:r>
+          </w:p>
+          <w:p>
+            <w:pPr>
+              <w:spacing w:after="0"/>
+            </w:pPr>
+            <w:r>
+              <w:rPr>
+                <w:rFonts w:ascii="Times New Roman" w:cs="Times New Roman" w:eastAsia="Times New Roman" w:hAnsi="Times New Roman"/>
+                <w:b w:val="false"/>
+                <w:bCs w:val="false"/>
+                <w:sz w:val="20"/>
+                <w:szCs w:val="20"/>
+              </w:rPr>
+              <w:t xml:space="preserve">    e) na fiscalização das instalações e medidas de segurança contra incêndio e pânico das edificações residenciais multifamiliares, comerciais, industriais e de serviços em geral, inclusive, nos conjuntos residenciais, condomínios fechados e loteamentos urbanizados, quando da construção, reforma, ampliação e mudança de ocupação;</w:t>
+            </w:r>
+          </w:p>
+          <w:p>
+            <w:pPr>
+              <w:spacing w:after="0"/>
+            </w:pPr>
+            <w:r>
+              <w:rPr>
+                <w:rFonts w:ascii="Times New Roman" w:cs="Times New Roman" w:eastAsia="Times New Roman" w:hAnsi="Times New Roman"/>
+                <w:b w:val="false"/>
+                <w:bCs w:val="false"/>
+                <w:sz w:val="20"/>
+                <w:szCs w:val="20"/>
+              </w:rPr>
+              <w:t xml:space="preserve">    f) na fiscalização das instalações e medidas de segurança contra incêndio dos veículos automotores;</w:t>
+            </w:r>
+          </w:p>
+          <w:p>
+            <w:pPr>
+              <w:spacing w:after="0"/>
+            </w:pPr>
+            <w:r>
+              <w:rPr>
+                <w:rFonts w:ascii="Times New Roman" w:cs="Times New Roman" w:eastAsia="Times New Roman" w:hAnsi="Times New Roman"/>
+                <w:b w:val="false"/>
+                <w:bCs w:val="false"/>
+                <w:sz w:val="20"/>
+                <w:szCs w:val="20"/>
+              </w:rPr>
+              <w:t xml:space="preserve">    g) na fiscalização das instalações e medidas de segurança contra incêndio e acidentes em estruturas temporárias, tais como, arquibancadas e parques de diversões.</w:t>
+            </w:r>
+          </w:p>
+          <w:p>
+            <w:pPr>
+              <w:spacing w:after="0"/>
+            </w:pPr>
+            <w:r>
+              <w:rPr>
+                <w:rFonts w:ascii="Times New Roman" w:cs="Times New Roman" w:eastAsia="Times New Roman" w:hAnsi="Times New Roman"/>
+                <w:b w:val="false"/>
+                <w:bCs w:val="false"/>
+                <w:sz w:val="20"/>
+                <w:szCs w:val="20"/>
+              </w:rPr>
+              <w:t xml:space="preserve">VIII - realizar Perícia Técnica:</w:t>
+            </w:r>
+          </w:p>
+          <w:p>
+            <w:pPr>
+              <w:spacing w:after="0"/>
+            </w:pPr>
+            <w:r>
+              <w:rPr>
+                <w:rFonts w:ascii="Times New Roman" w:cs="Times New Roman" w:eastAsia="Times New Roman" w:hAnsi="Times New Roman"/>
+                <w:b w:val="false"/>
+                <w:bCs w:val="false"/>
+                <w:sz w:val="20"/>
+                <w:szCs w:val="20"/>
+              </w:rPr>
+              <w:t xml:space="preserve">    a) preventiva, quanto a perigo potencial de incêndios e acidentes em edificações e estruturas temporárias;</w:t>
+            </w:r>
+          </w:p>
+          <w:p>
+            <w:pPr>
+              <w:spacing w:after="0"/>
+            </w:pPr>
+            <w:r>
+              <w:rPr>
+                <w:rFonts w:ascii="Times New Roman" w:cs="Times New Roman" w:eastAsia="Times New Roman" w:hAnsi="Times New Roman"/>
+                <w:b w:val="false"/>
+                <w:bCs w:val="false"/>
+                <w:sz w:val="20"/>
+                <w:szCs w:val="20"/>
+              </w:rPr>
+              <w:t xml:space="preserve">    b) nos locais de sinistros e explosão relacionadas com sua competência.</w:t>
+            </w:r>
+          </w:p>
+          <w:p>
+            <w:pPr>
+              <w:spacing w:after="0"/>
+            </w:pPr>
+            <w:r>
+              <w:rPr>
+                <w:rFonts w:ascii="Times New Roman" w:cs="Times New Roman" w:eastAsia="Times New Roman" w:hAnsi="Times New Roman"/>
+                <w:b w:val="false"/>
+                <w:bCs w:val="false"/>
+                <w:sz w:val="20"/>
+                <w:szCs w:val="20"/>
+              </w:rPr>
+              <w:t xml:space="preserve">IX - realizar serviços de vistorias em edificações;</w:t>
+            </w:r>
+          </w:p>
+          <w:p>
+            <w:pPr>
+              <w:spacing w:after="0"/>
+            </w:pPr>
+            <w:r>
+              <w:rPr>
+                <w:rFonts w:ascii="Times New Roman" w:cs="Times New Roman" w:eastAsia="Times New Roman" w:hAnsi="Times New Roman"/>
+                <w:b w:val="false"/>
+                <w:bCs w:val="false"/>
+                <w:sz w:val="20"/>
+                <w:szCs w:val="20"/>
+              </w:rPr>
+              <w:t xml:space="preserve">X - estudar, analisar, planejar, exigir e fiscalizar todo o serviço de segurança contra incêndio e pânico no Estado de Rondônia;</w:t>
+            </w:r>
+          </w:p>
+          <w:p>
+            <w:pPr>
+              <w:spacing w:after="0"/>
+            </w:pPr>
+            <w:r>
+              <w:rPr>
+                <w:rFonts w:ascii="Times New Roman" w:cs="Times New Roman" w:eastAsia="Times New Roman" w:hAnsi="Times New Roman"/>
+                <w:b w:val="false"/>
+                <w:bCs w:val="false"/>
+                <w:sz w:val="20"/>
+                <w:szCs w:val="20"/>
+              </w:rPr>
+              <w:t xml:space="preserve">XI - embargar, interditar obras, serviços, habitações e locais de diversões públicas que não ofereçam condições de segurança para funcionamento;</w:t>
+            </w:r>
+          </w:p>
+          <w:p>
+            <w:pPr>
+              <w:spacing w:after="0"/>
+            </w:pPr>
+            <w:r>
+              <w:rPr>
+                <w:rFonts w:ascii="Times New Roman" w:cs="Times New Roman" w:eastAsia="Times New Roman" w:hAnsi="Times New Roman"/>
+                <w:b w:val="false"/>
+                <w:bCs w:val="false"/>
+                <w:sz w:val="20"/>
+                <w:szCs w:val="20"/>
+              </w:rPr>
+              <w:t xml:space="preserve">XII - emitir normas e laudos de exigências e aprovação de medidas contra incêndios;</w:t>
+            </w:r>
+          </w:p>
+          <w:p>
+            <w:pPr>
+              <w:spacing w:after="0"/>
+            </w:pPr>
+            <w:r>
+              <w:rPr>
+                <w:rFonts w:ascii="Times New Roman" w:cs="Times New Roman" w:eastAsia="Times New Roman" w:hAnsi="Times New Roman"/>
+                <w:b w:val="false"/>
+                <w:bCs w:val="false"/>
+                <w:sz w:val="20"/>
+                <w:szCs w:val="20"/>
+              </w:rPr>
+              <w:t xml:space="preserve">XIII - agir em cooperação com instituições similares em todo o território nacional;</w:t>
+            </w:r>
+          </w:p>
+          <w:p>
+            <w:pPr>
+              <w:spacing w:after="0"/>
+            </w:pPr>
+            <w:r>
+              <w:rPr>
+                <w:rFonts w:ascii="Times New Roman" w:cs="Times New Roman" w:eastAsia="Times New Roman" w:hAnsi="Times New Roman"/>
+                <w:b w:val="false"/>
+                <w:bCs w:val="false"/>
+                <w:sz w:val="20"/>
+                <w:szCs w:val="20"/>
+              </w:rPr>
+              <w:t xml:space="preserve">XIV - prestar assessoramento técnico, na área de sua competência, aos demais órgãos dos Poderes Executivo, Legislativo e Judiciário do Estado de Rondônia;</w:t>
+            </w:r>
+          </w:p>
+          <w:p>
+            <w:pPr>
+              <w:spacing w:after="0"/>
+            </w:pPr>
+            <w:r>
+              <w:rPr>
+                <w:rFonts w:ascii="Times New Roman" w:cs="Times New Roman" w:eastAsia="Times New Roman" w:hAnsi="Times New Roman"/>
+                <w:b w:val="false"/>
+                <w:bCs w:val="false"/>
+                <w:sz w:val="20"/>
+                <w:szCs w:val="20"/>
+              </w:rPr>
+              <w:t xml:space="preserve">XV - atender às demandas policiais ou judiciárias na investigação de responsabilidades por acidentes ou sinistros;</w:t>
+            </w:r>
+          </w:p>
+          <w:p>
+            <w:pPr>
+              <w:spacing w:after="0"/>
+            </w:pPr>
+            <w:r>
+              <w:rPr>
+                <w:rFonts w:ascii="Times New Roman" w:cs="Times New Roman" w:eastAsia="Times New Roman" w:hAnsi="Times New Roman"/>
+                <w:b w:val="false"/>
+                <w:bCs w:val="false"/>
+                <w:sz w:val="20"/>
+                <w:szCs w:val="20"/>
+              </w:rPr>
+              <w:t xml:space="preserve">XVI - planejar, coordenar, controlar e executar as atividades de Defesa Civil do Estado de Rondônia dentro de sua área de competência;</w:t>
+            </w:r>
+          </w:p>
+          <w:p>
+            <w:pPr>
+              <w:spacing w:after="0"/>
+            </w:pPr>
+            <w:r>
+              <w:rPr>
+                <w:rFonts w:ascii="Times New Roman" w:cs="Times New Roman" w:eastAsia="Times New Roman" w:hAnsi="Times New Roman"/>
+                <w:b w:val="false"/>
+                <w:bCs w:val="false"/>
+                <w:sz w:val="20"/>
+                <w:szCs w:val="20"/>
+              </w:rPr>
+              <w:t xml:space="preserve">XVII - capacitar pessoas para o enfrentamento de desastres, sinistros e acidentes;</w:t>
+            </w:r>
+          </w:p>
+          <w:p>
+            <w:pPr>
+              <w:spacing w:after="0"/>
+            </w:pPr>
+            <w:r>
+              <w:rPr>
+                <w:rFonts w:ascii="Times New Roman" w:cs="Times New Roman" w:eastAsia="Times New Roman" w:hAnsi="Times New Roman"/>
+                <w:b w:val="false"/>
+                <w:bCs w:val="false"/>
+                <w:sz w:val="20"/>
+                <w:szCs w:val="20"/>
+              </w:rPr>
+              <w:t xml:space="preserve">XVIII - exercer atividades que lhe forem delegadas pelo Governador do Estado;</w:t>
+            </w:r>
+          </w:p>
+          <w:p>
+            <w:pPr>
+              <w:spacing w:after="0"/>
+            </w:pPr>
+            <w:r>
+              <w:rPr>
+                <w:rFonts w:ascii="Times New Roman" w:cs="Times New Roman" w:eastAsia="Times New Roman" w:hAnsi="Times New Roman"/>
+                <w:b w:val="false"/>
+                <w:bCs w:val="false"/>
+                <w:sz w:val="20"/>
+                <w:szCs w:val="20"/>
+              </w:rPr>
+              <w:t xml:space="preserve">XIX - exercer a polícia judiciária militar, relativamente aos crimes militares praticados por seus integrantes ou contra a instituição Corpo de Bombeiros Militar ou sob sua administração, nos termos da legislação federal específica;</w:t>
+            </w:r>
+          </w:p>
+          <w:p>
+            <w:pPr>
+              <w:spacing w:after="0"/>
+            </w:pPr>
+            <w:r>
+              <w:rPr>
+                <w:rFonts w:ascii="Times New Roman" w:cs="Times New Roman" w:eastAsia="Times New Roman" w:hAnsi="Times New Roman"/>
+                <w:b w:val="false"/>
+                <w:bCs w:val="false"/>
+                <w:sz w:val="20"/>
+                <w:szCs w:val="20"/>
+              </w:rPr>
+              <w:t xml:space="preserve">XX - realizar atividades educativas de prevenção a incêndios, pânico coletivo e proteção ao meio ambiente, bem como ações de proteção e promoção do bem-estar da coletividade e dos direitos, garantias e liberdades do cidadão;</w:t>
+            </w:r>
+          </w:p>
+          <w:p>
+            <w:pPr>
+              <w:spacing w:after="0"/>
+            </w:pPr>
+            <w:r>
+              <w:rPr>
+                <w:rFonts w:ascii="Times New Roman" w:cs="Times New Roman" w:eastAsia="Times New Roman" w:hAnsi="Times New Roman"/>
+                <w:b w:val="false"/>
+                <w:bCs w:val="false"/>
+                <w:sz w:val="20"/>
+                <w:szCs w:val="20"/>
+              </w:rPr>
+              <w:t xml:space="preserve">XXI - estimular o respeito à cidadania, através de ações de natureza preventiva e educacional;</w:t>
+            </w:r>
+          </w:p>
+          <w:p>
+            <w:pPr>
+              <w:spacing w:after="0"/>
+            </w:pPr>
+            <w:r>
+              <w:rPr>
+                <w:rFonts w:ascii="Times New Roman" w:cs="Times New Roman" w:eastAsia="Times New Roman" w:hAnsi="Times New Roman"/>
+                <w:b w:val="false"/>
+                <w:bCs w:val="false"/>
+                <w:sz w:val="20"/>
+                <w:szCs w:val="20"/>
+              </w:rPr>
+              <w:t xml:space="preserve">XXII - realizar pesquisas técnico-científicas em seu campo de atuação funcional, com vistas à obtenção de produtos e processos que permitam o desenvolvimento de sistemas de segurança contra incêndio e pânico;</w:t>
+            </w:r>
+          </w:p>
+          <w:p>
+            <w:pPr>
+              <w:spacing w:after="0"/>
+            </w:pPr>
+            <w:r>
+              <w:rPr>
+                <w:rFonts w:ascii="Times New Roman" w:cs="Times New Roman" w:eastAsia="Times New Roman" w:hAnsi="Times New Roman"/>
+                <w:b w:val="false"/>
+                <w:bCs w:val="false"/>
+                <w:sz w:val="20"/>
+                <w:szCs w:val="20"/>
+              </w:rPr>
+              <w:t xml:space="preserve">XXIII - realizar atividades de formação e normatização das atividades de bombeiro civil e congêneres, no âmbito do Estado de Rondônia;</w:t>
+            </w:r>
+          </w:p>
+          <w:p>
+            <w:pPr>
+              <w:spacing w:after="0"/>
+            </w:pPr>
+            <w:r>
+              <w:rPr>
+                <w:rFonts w:ascii="Times New Roman" w:cs="Times New Roman" w:eastAsia="Times New Roman" w:hAnsi="Times New Roman"/>
+                <w:b w:val="false"/>
+                <w:bCs w:val="false"/>
+                <w:sz w:val="20"/>
+                <w:szCs w:val="20"/>
+              </w:rPr>
+              <w:t xml:space="preserve">XXIV - planejar, elaborar, gerenciar e executar o orçamento; e</w:t>
+            </w:r>
+          </w:p>
+          <w:p>
+            <w:pPr>
+              <w:spacing w:after="0"/>
+            </w:pPr>
+            <w:r>
+              <w:rPr>
+                <w:rFonts w:ascii="Times New Roman" w:cs="Times New Roman" w:eastAsia="Times New Roman" w:hAnsi="Times New Roman"/>
+                <w:b w:val="false"/>
+                <w:bCs w:val="false"/>
+                <w:sz w:val="20"/>
+                <w:szCs w:val="20"/>
+              </w:rPr>
+              <w:t xml:space="preserve">XXV - exercer outras atividades correlatas.</w:t>
             </w:r>
           </w:p>
         </w:tc>
@@ -1246,7 +1246,7 @@
           <w:sz w:val="20"/>
           <w:szCs w:val="20"/>
         </w:rPr>
-        <w:t xml:space="preserve">Sem alteração: Art. 164→Art. 164, Art. 165→Art. 165, Art. 166→Art. 166, Art. 167→Art. 167, Art. 168→Art. 168, Art. 19→Art. 21, Art. 20→Art. 22, Art. 21→Art. 23, Art. 22→Art. 24.</w:t>
+        <w:t xml:space="preserve">Sem alteração: Art. 164→Art. 162, Art. 165→Art. 163, Art. 166→Art. 164, Art. 167→Art. 165, Art. 168→Art. 166, Art. 19→Art. 21, Art. 20→Art. 22, Art. 21→Art. 23, Art. 22→Art. 24.</w:t>
       </w:r>
     </w:p>
     <w:p>
@@ -1630,7 +1630,7 @@
                 <w:sz w:val="20"/>
                 <w:szCs w:val="20"/>
               </w:rPr>
-              <w:t xml:space="preserve">VIII - agência Regional de Inteligência; e; e</w:t>
+              <w:t xml:space="preserve">VIII - agência Regional de Inteligência; e</w:t>
             </w:r>
           </w:p>
           <w:p>
@@ -2145,7 +2145,7 @@
                 <w:sz w:val="20"/>
                 <w:szCs w:val="20"/>
               </w:rPr>
-              <w:t xml:space="preserve">XXII - representar o Comandante-Geral em solenidades, reuniões, eventos e demais atos institucionais, quando devidamente designado ou determinado; e; e</w:t>
+              <w:t xml:space="preserve">XXII - representar o Comandante-Geral em solenidades, reuniões, eventos e demais atos institucionais, quando devidamente designado ou determinado; e</w:t>
             </w:r>
           </w:p>
           <w:p>
@@ -2510,7 +2510,7 @@
                 <w:sz w:val="20"/>
                 <w:szCs w:val="20"/>
               </w:rPr>
-              <w:t xml:space="preserve">IX - substituir o Comandante Operacional de Bombeiros em seus impedimentos e afastamentos eventuais; e; e</w:t>
+              <w:t xml:space="preserve">IX - substituir o Comandante Operacional de Bombeiros em seus impedimentos e afastamentos eventuais; e</w:t>
             </w:r>
           </w:p>
           <w:p>
@@ -2845,7 +2845,7 @@
                 <w:sz w:val="20"/>
                 <w:szCs w:val="20"/>
               </w:rPr>
-              <w:t xml:space="preserve">VII - elaborar e manter atualizados os mapas, quadros e relatórios relativos ao efetivo do Comando Operacional, bem como consolidar, quando necessário, informações de pessoal provenientes das unidades subordinadas; e; e</w:t>
+              <w:t xml:space="preserve">VII - elaborar e manter atualizados os mapas, quadros e relatórios relativos ao efetivo do Comando Operacional, bem como consolidar, quando necessário, informações de pessoal provenientes das unidades subordinadas; e</w:t>
             </w:r>
           </w:p>
           <w:p>
@@ -3177,7 +3177,7 @@
                 <w:sz w:val="20"/>
                 <w:szCs w:val="20"/>
               </w:rPr>
-              <w:t xml:space="preserve">VIII - elaborar levantamentos, informações e relatórios de natureza administrativa e logística destinados a subsidiar as decisões do Comandante Operacional; e; e</w:t>
+              <w:t xml:space="preserve">VIII - elaborar levantamentos, informações e relatórios de natureza administrativa e logística destinados a subsidiar as decisões do Comandante Operacional; e</w:t>
             </w:r>
           </w:p>
           <w:p>
@@ -3419,7 +3419,7 @@
                 <w:sz w:val="20"/>
                 <w:szCs w:val="20"/>
               </w:rPr>
-              <w:t xml:space="preserve">II - encaminhar à Diretoria de Informática as demandas de tecnologia da informação que excedam a capacidade ou a competência das Organizações Bombeiro Militar subordinadas, acompanhando as providências adotadas; e; e</w:t>
+              <w:t xml:space="preserve">II - encaminhar à Diretoria de Informática as demandas de tecnologia da informação que excedam a capacidade ou a competência das Organizações Bombeiro Militar subordinadas, acompanhando as providências adotadas; e</w:t>
             </w:r>
           </w:p>
           <w:p>
@@ -3736,7 +3736,7 @@
                 <w:sz w:val="20"/>
                 <w:szCs w:val="20"/>
               </w:rPr>
-              <w:t xml:space="preserve">VII - promover a interlocução entre o Comando Operacional, as Organizações Bombeiro Militar subordinadas e a Corregedoria-Geral nos assuntos de natureza disciplinar e correcional; e; e</w:t>
+              <w:t xml:space="preserve">VII - promover a interlocução entre o Comando Operacional, as Organizações Bombeiro Militar subordinadas e a Corregedoria-Geral nos assuntos de natureza disciplinar e correcional; e</w:t>
             </w:r>
           </w:p>
           <w:p>
@@ -4068,7 +4068,7 @@
                 <w:sz w:val="20"/>
                 <w:szCs w:val="20"/>
               </w:rPr>
-              <w:t xml:space="preserve">VIII - manter e consolidar informações relativas aos recursos e às capacidades operacionais das unidades subordinadas necessárias ao planejamento de operações de âmbito regional; e; e</w:t>
+              <w:t xml:space="preserve">VIII - manter e consolidar informações relativas aos recursos e às capacidades operacionais das unidades subordinadas necessárias ao planejamento de operações de âmbito regional; e</w:t>
             </w:r>
           </w:p>
           <w:p>
@@ -4388,7 +4388,7 @@
                 <w:sz w:val="20"/>
                 <w:szCs w:val="20"/>
               </w:rPr>
-              <w:t xml:space="preserve">VI - receber, instruir e prestar as informações relativas aos militares pertencentes ao Comando Operacional, bem como receber e encaminhar as informações devidamente instruídas pelas Organizações Bombeiro Militar subordinadas, referentes às demandas de restrição de porte e posse de arma de fogo, quando solicitadas pela Diretoria de Logística, promovendo o respectivo encaminhamento ao órgão competente; e; e</w:t>
+              <w:t xml:space="preserve">VI - receber, instruir e prestar as informações relativas aos militares pertencentes ao Comando Operacional, bem como receber e encaminhar as informações devidamente instruídas pelas Organizações Bombeiro Militar subordinadas, referentes às demandas de restrição de porte e posse de arma de fogo, quando solicitadas pela Diretoria de Logística, promovendo o respectivo encaminhamento ao órgão competente; e</w:t>
             </w:r>
           </w:p>
           <w:p>
@@ -4648,157 +4648,157 @@
                 <w:sz w:val="20"/>
                 <w:szCs w:val="20"/>
               </w:rPr>
-              <w:t xml:space="preserve">I - comando:;</w:t>
-            </w:r>
-          </w:p>
-          <w:p>
-            <w:pPr>
-              <w:spacing w:after="0"/>
-            </w:pPr>
-            <w:r>
-              <w:rPr>
-                <w:rFonts w:ascii="Times New Roman" w:cs="Times New Roman" w:eastAsia="Times New Roman" w:hAnsi="Times New Roman"/>
-                <w:b w:val="false"/>
-                <w:bCs w:val="false"/>
-                <w:sz w:val="20"/>
-                <w:szCs w:val="20"/>
-              </w:rPr>
-              <w:t xml:space="preserve">II - comandante;</w:t>
-            </w:r>
-          </w:p>
-          <w:p>
-            <w:pPr>
-              <w:spacing w:after="0"/>
-            </w:pPr>
-            <w:r>
-              <w:rPr>
-                <w:rFonts w:ascii="Times New Roman" w:cs="Times New Roman" w:eastAsia="Times New Roman" w:hAnsi="Times New Roman"/>
-                <w:b w:val="false"/>
-                <w:bCs w:val="false"/>
-                <w:sz w:val="20"/>
-                <w:szCs w:val="20"/>
-              </w:rPr>
-              <w:t xml:space="preserve">III - subcomandante; e;</w:t>
-            </w:r>
-          </w:p>
-          <w:p>
-            <w:pPr>
-              <w:spacing w:after="0"/>
-            </w:pPr>
-            <w:r>
-              <w:rPr>
-                <w:rFonts w:ascii="Times New Roman" w:cs="Times New Roman" w:eastAsia="Times New Roman" w:hAnsi="Times New Roman"/>
-                <w:b w:val="false"/>
-                <w:bCs w:val="false"/>
-                <w:sz w:val="20"/>
-                <w:szCs w:val="20"/>
-              </w:rPr>
-              <w:t xml:space="preserve">IV - auxiliares;</w:t>
-            </w:r>
-          </w:p>
-          <w:p>
-            <w:pPr>
-              <w:spacing w:after="0"/>
-            </w:pPr>
-            <w:r>
-              <w:rPr>
-                <w:rFonts w:ascii="Times New Roman" w:cs="Times New Roman" w:eastAsia="Times New Roman" w:hAnsi="Times New Roman"/>
-                <w:b w:val="false"/>
-                <w:bCs w:val="false"/>
-                <w:sz w:val="20"/>
-                <w:szCs w:val="20"/>
-              </w:rPr>
-              <w:t xml:space="preserve">V - estado-Maior:;</w:t>
-            </w:r>
-          </w:p>
-          <w:p>
-            <w:pPr>
-              <w:spacing w:after="0"/>
-            </w:pPr>
-            <w:r>
-              <w:rPr>
-                <w:rFonts w:ascii="Times New Roman" w:cs="Times New Roman" w:eastAsia="Times New Roman" w:hAnsi="Times New Roman"/>
-                <w:b w:val="false"/>
-                <w:bCs w:val="false"/>
-                <w:sz w:val="20"/>
-                <w:szCs w:val="20"/>
-              </w:rPr>
-              <w:t xml:space="preserve">VI - b1 (Pessoal);</w:t>
-            </w:r>
-          </w:p>
-          <w:p>
-            <w:pPr>
-              <w:spacing w:after="0"/>
-            </w:pPr>
-            <w:r>
-              <w:rPr>
-                <w:rFonts w:ascii="Times New Roman" w:cs="Times New Roman" w:eastAsia="Times New Roman" w:hAnsi="Times New Roman"/>
-                <w:b w:val="false"/>
-                <w:bCs w:val="false"/>
-                <w:sz w:val="20"/>
-                <w:szCs w:val="20"/>
-              </w:rPr>
-              <w:t xml:space="preserve">VII - b2 (Inteligência);</w:t>
-            </w:r>
-          </w:p>
-          <w:p>
-            <w:pPr>
-              <w:spacing w:after="0"/>
-            </w:pPr>
-            <w:r>
-              <w:rPr>
-                <w:rFonts w:ascii="Times New Roman" w:cs="Times New Roman" w:eastAsia="Times New Roman" w:hAnsi="Times New Roman"/>
-                <w:b w:val="false"/>
-                <w:bCs w:val="false"/>
-                <w:sz w:val="20"/>
-                <w:szCs w:val="20"/>
-              </w:rPr>
-              <w:t xml:space="preserve">VIII - b3 (Operações);</w:t>
-            </w:r>
-          </w:p>
-          <w:p>
-            <w:pPr>
-              <w:spacing w:after="0"/>
-            </w:pPr>
-            <w:r>
-              <w:rPr>
-                <w:rFonts w:ascii="Times New Roman" w:cs="Times New Roman" w:eastAsia="Times New Roman" w:hAnsi="Times New Roman"/>
-                <w:b w:val="false"/>
-                <w:bCs w:val="false"/>
-                <w:sz w:val="20"/>
-                <w:szCs w:val="20"/>
-              </w:rPr>
-              <w:t xml:space="preserve">IX - b4 (Logística);</w:t>
-            </w:r>
-          </w:p>
-          <w:p>
-            <w:pPr>
-              <w:spacing w:after="0"/>
-            </w:pPr>
-            <w:r>
-              <w:rPr>
-                <w:rFonts w:ascii="Times New Roman" w:cs="Times New Roman" w:eastAsia="Times New Roman" w:hAnsi="Times New Roman"/>
-                <w:b w:val="false"/>
-                <w:bCs w:val="false"/>
-                <w:sz w:val="20"/>
-                <w:szCs w:val="20"/>
-              </w:rPr>
-              <w:t xml:space="preserve">X - b5 (Relações Externas); e; e</w:t>
-            </w:r>
-          </w:p>
-          <w:p>
-            <w:pPr>
-              <w:spacing w:after="0"/>
-            </w:pPr>
-            <w:r>
-              <w:rPr>
-                <w:rFonts w:ascii="Times New Roman" w:cs="Times New Roman" w:eastAsia="Times New Roman" w:hAnsi="Times New Roman"/>
-                <w:b w:val="false"/>
-                <w:bCs w:val="false"/>
-                <w:sz w:val="20"/>
-                <w:szCs w:val="20"/>
-              </w:rPr>
-              <w:t xml:space="preserve">XI - b6 (Justiça e Disciplina).</w:t>
+              <w:t xml:space="preserve">I - comando:</w:t>
+            </w:r>
+          </w:p>
+          <w:p>
+            <w:pPr>
+              <w:spacing w:after="0"/>
+            </w:pPr>
+            <w:r>
+              <w:rPr>
+                <w:rFonts w:ascii="Times New Roman" w:cs="Times New Roman" w:eastAsia="Times New Roman" w:hAnsi="Times New Roman"/>
+                <w:b w:val="false"/>
+                <w:bCs w:val="false"/>
+                <w:sz w:val="20"/>
+                <w:szCs w:val="20"/>
+              </w:rPr>
+              <w:t xml:space="preserve">    a) Comandante;</w:t>
+            </w:r>
+          </w:p>
+          <w:p>
+            <w:pPr>
+              <w:spacing w:after="0"/>
+            </w:pPr>
+            <w:r>
+              <w:rPr>
+                <w:rFonts w:ascii="Times New Roman" w:cs="Times New Roman" w:eastAsia="Times New Roman" w:hAnsi="Times New Roman"/>
+                <w:b w:val="false"/>
+                <w:bCs w:val="false"/>
+                <w:sz w:val="20"/>
+                <w:szCs w:val="20"/>
+              </w:rPr>
+              <w:t xml:space="preserve">    b) Subcomandante; e</w:t>
+            </w:r>
+          </w:p>
+          <w:p>
+            <w:pPr>
+              <w:spacing w:after="0"/>
+            </w:pPr>
+            <w:r>
+              <w:rPr>
+                <w:rFonts w:ascii="Times New Roman" w:cs="Times New Roman" w:eastAsia="Times New Roman" w:hAnsi="Times New Roman"/>
+                <w:b w:val="false"/>
+                <w:bCs w:val="false"/>
+                <w:sz w:val="20"/>
+                <w:szCs w:val="20"/>
+              </w:rPr>
+              <w:t xml:space="preserve">    c) Auxiliares;</w:t>
+            </w:r>
+          </w:p>
+          <w:p>
+            <w:pPr>
+              <w:spacing w:after="0"/>
+            </w:pPr>
+            <w:r>
+              <w:rPr>
+                <w:rFonts w:ascii="Times New Roman" w:cs="Times New Roman" w:eastAsia="Times New Roman" w:hAnsi="Times New Roman"/>
+                <w:b w:val="false"/>
+                <w:bCs w:val="false"/>
+                <w:sz w:val="20"/>
+                <w:szCs w:val="20"/>
+              </w:rPr>
+              <w:t xml:space="preserve">II - estado-Maior:</w:t>
+            </w:r>
+          </w:p>
+          <w:p>
+            <w:pPr>
+              <w:spacing w:after="0"/>
+            </w:pPr>
+            <w:r>
+              <w:rPr>
+                <w:rFonts w:ascii="Times New Roman" w:cs="Times New Roman" w:eastAsia="Times New Roman" w:hAnsi="Times New Roman"/>
+                <w:b w:val="false"/>
+                <w:bCs w:val="false"/>
+                <w:sz w:val="20"/>
+                <w:szCs w:val="20"/>
+              </w:rPr>
+              <w:t xml:space="preserve">    a) B1 (Pessoal);</w:t>
+            </w:r>
+          </w:p>
+          <w:p>
+            <w:pPr>
+              <w:spacing w:after="0"/>
+            </w:pPr>
+            <w:r>
+              <w:rPr>
+                <w:rFonts w:ascii="Times New Roman" w:cs="Times New Roman" w:eastAsia="Times New Roman" w:hAnsi="Times New Roman"/>
+                <w:b w:val="false"/>
+                <w:bCs w:val="false"/>
+                <w:sz w:val="20"/>
+                <w:szCs w:val="20"/>
+              </w:rPr>
+              <w:t xml:space="preserve">    b) B2 (Inteligência);</w:t>
+            </w:r>
+          </w:p>
+          <w:p>
+            <w:pPr>
+              <w:spacing w:after="0"/>
+            </w:pPr>
+            <w:r>
+              <w:rPr>
+                <w:rFonts w:ascii="Times New Roman" w:cs="Times New Roman" w:eastAsia="Times New Roman" w:hAnsi="Times New Roman"/>
+                <w:b w:val="false"/>
+                <w:bCs w:val="false"/>
+                <w:sz w:val="20"/>
+                <w:szCs w:val="20"/>
+              </w:rPr>
+              <w:t xml:space="preserve">    c) B3 (Operações);</w:t>
+            </w:r>
+          </w:p>
+          <w:p>
+            <w:pPr>
+              <w:spacing w:after="0"/>
+            </w:pPr>
+            <w:r>
+              <w:rPr>
+                <w:rFonts w:ascii="Times New Roman" w:cs="Times New Roman" w:eastAsia="Times New Roman" w:hAnsi="Times New Roman"/>
+                <w:b w:val="false"/>
+                <w:bCs w:val="false"/>
+                <w:sz w:val="20"/>
+                <w:szCs w:val="20"/>
+              </w:rPr>
+              <w:t xml:space="preserve">    d) B4 (Logística);</w:t>
+            </w:r>
+          </w:p>
+          <w:p>
+            <w:pPr>
+              <w:spacing w:after="0"/>
+            </w:pPr>
+            <w:r>
+              <w:rPr>
+                <w:rFonts w:ascii="Times New Roman" w:cs="Times New Roman" w:eastAsia="Times New Roman" w:hAnsi="Times New Roman"/>
+                <w:b w:val="false"/>
+                <w:bCs w:val="false"/>
+                <w:sz w:val="20"/>
+                <w:szCs w:val="20"/>
+              </w:rPr>
+              <w:t xml:space="preserve">    e) B5 (Relações Externas); e</w:t>
+            </w:r>
+          </w:p>
+          <w:p>
+            <w:pPr>
+              <w:spacing w:after="0"/>
+            </w:pPr>
+            <w:r>
+              <w:rPr>
+                <w:rFonts w:ascii="Times New Roman" w:cs="Times New Roman" w:eastAsia="Times New Roman" w:hAnsi="Times New Roman"/>
+                <w:b w:val="false"/>
+                <w:bCs w:val="false"/>
+                <w:sz w:val="20"/>
+                <w:szCs w:val="20"/>
+              </w:rPr>
+              <w:t xml:space="preserve">    f) B6 (Justiça e Disciplina).</w:t>
             </w:r>
           </w:p>
         </w:tc>
@@ -5220,7 +5220,7 @@
                 <w:sz w:val="20"/>
                 <w:szCs w:val="20"/>
               </w:rPr>
-              <w:t xml:space="preserve">XVIII - propor à autoridade competente a instauração de Inquérito Sanitário de Origem e de Atestado de Origem relativos aos militares sob seu comando, quando presentes os pressupostos regulamentares, promovendo o encaminhamento da documentação pertinente; e; e</w:t>
+              <w:t xml:space="preserve">XVIII - propor à autoridade competente a instauração de Inquérito Sanitário de Origem e de Atestado de Origem relativos aos militares sob seu comando, quando presentes os pressupostos regulamentares, promovendo o encaminhamento da documentação pertinente; e</w:t>
             </w:r>
           </w:p>
           <w:p>
@@ -5720,7 +5720,7 @@
                 <w:sz w:val="20"/>
                 <w:szCs w:val="20"/>
               </w:rPr>
-              <w:t xml:space="preserve">XVII - propor à autoridade competente a instauração de Inquérito Sanitário de Origem e de Atestado de Origem relativos aos militares sob seu comando, quando presentes os pressupostos regulamentares, promovendo o encaminhamento da documentação pertinente; e; e</w:t>
+              <w:t xml:space="preserve">XVII - propor à autoridade competente a instauração de Inquérito Sanitário de Origem e de Atestado de Origem relativos aos militares sob seu comando, quando presentes os pressupostos regulamentares, promovendo o encaminhamento da documentação pertinente; e</w:t>
             </w:r>
           </w:p>
           <w:p>
@@ -5779,7 +5779,7 @@
           <w:sz w:val="20"/>
           <w:szCs w:val="20"/>
         </w:rPr>
-        <w:t xml:space="preserve">Sem alteração: Art. 32→Art. 34, Art. 34→Art. 36, Art. 35→Art. 37, Art. 37→Art. 40, Art. 43→Art. 43, Art. 44→Art. 44, Art. 46→Art. 46, Art. 52→Art. 52, Art. 53→Art. 53, Art. 54→Art. 54, Art. 56→Art. 56, Art. 58→Art. 58, Art. 59→Art. 59, Art. 60→Art. 60, Art. 61→Art. 61, Art. 62→Art. 62, Art. 63→Art. 63, Art. 64→Art. 64, Art. 65→Art. 65, Art. 66→Art. 66, Art. 67→Art. 67, Art. 68→Art. 68, Art. 69→Art. 69, Art. 70→Art. 70, Art. 71→Art. 71, Art. 72→Art. 72, Art. 73→Art. 73, Art. 74→Art. 74, Art. 75→Art. 75, Art. 76→Art. 76, Art. 78→Art. 78, Art. 79→Art. 79, Art. 80→Art. 80, Art. 81→Art. 81, Art. 82→Art. 82, Art. 83→Art. 83, Art. 84→Art. 84, Art. 85→Art. 85, Art. 86→Art. 86, Art. 87→Art. 87, Art. 88→Art. 88, Art. 154→Art. 154, Art. 155→Art. 155.</w:t>
+        <w:t xml:space="preserve">Sem alteração: Art. 32→Art. 34, Art. 35→Art. 36, Art. 37→Art. 39, Art. 43→Art. 42, Art. 44→Art. 43, Art. 46→Art. 45, Art. 52→Art. 50, Art. 53→Art. 51, Art. 54→Art. 52, Art. 56→Art. 53, Art. 58→Art. 55, Art. 60→Art. 57, Art. 61→Art. 58, Art. 62→Art. 59, Art. 63→Art. 60, Art. 64→Art. 61, Art. 65→Art. 62, Art. 66→Art. 63, Art. 67→Art. 64, Art. 68→Art. 65, Art. 70→Art. 67, Art. 71→Art. 68, Art. 72→Art. 69, Art. 73→Art. 70, Art. 75→Art. 72, Art. 78→Art. 75, Art. 79→Art. 76, Art. 80→Art. 77, Art. 81→Art. 78, Art. 82→Art. 79, Art. 83→Art. 80, Art. 84→Art. 81, Art. 85→Art. 82, Art. 86→Art. 83, Art. 87→Art. 84, Art. 88→Art. 85, Art. 154→Art. 152, Art. 155→Art. 153.</w:t>
       </w:r>
     </w:p>
     <w:p>
@@ -5797,7 +5797,7 @@
           <w:sz w:val="20"/>
           <w:szCs w:val="20"/>
         </w:rPr>
-        <w:t xml:space="preserve">Art. 23 (consulta) → Art. 25 (atual) — Corrigido nas duas versões</w:t>
+        <w:t xml:space="preserve">Art. 23 (consulta) → Art. 25 (atual) — Correção de texto na versão atual</w:t>
       </w:r>
     </w:p>
     <w:tbl>
@@ -5898,7 +5898,7 @@
                 <w:sz w:val="20"/>
                 <w:szCs w:val="20"/>
               </w:rPr>
-              <w:t xml:space="preserve">O presente Regulamento tem por finalidade dispor sobre o serviço operacional diário no âmbito do Corpo de Bombeiros Militar do Estado de Rondônia, estabelecendo princípios doutrinadores, uniformizando procedimentos e definindo competências para melhorar a eficiência da execução das ações e operações de caráter bombeiro militar.</w:t>
+              <w:t xml:space="preserve">º O presente Regulamento tem por finalidade dispor sobre o serviço operacional diário no âmbito do Corpo de Bombeiros Militar do Estado de Rondônia, estabelecendo princípios doutrinadores, uniformizando procedimentos e definindo competências para melhorar a eficiência da execução das ações e operações de caráter bombeiro militar.</w:t>
             </w:r>
           </w:p>
         </w:tc>
@@ -6050,6 +6050,106 @@
                 <w:sz w:val="20"/>
                 <w:szCs w:val="20"/>
               </w:rPr>
+              <w:t xml:space="preserve">º São objetivos do presente Regulamento:</w:t>
+            </w:r>
+          </w:p>
+          <w:p>
+            <w:pPr>
+              <w:spacing w:after="0"/>
+            </w:pPr>
+            <w:r>
+              <w:rPr>
+                <w:rFonts w:ascii="Times New Roman" w:cs="Times New Roman" w:eastAsia="Times New Roman" w:hAnsi="Times New Roman"/>
+                <w:b w:val="false"/>
+                <w:bCs w:val="false"/>
+                <w:sz w:val="20"/>
+                <w:szCs w:val="20"/>
+              </w:rPr>
+              <w:t xml:space="preserve">I - fixar normas de competência, atribuições e responsabilidades das Funções integrantes do Serviço Operacional do Corpo de Bombeiros, doutrinando-lhes quanto aos procedimentos funcionais contidos na esfera de atuação de cada uma delas;</w:t>
+            </w:r>
+          </w:p>
+          <w:p>
+            <w:pPr>
+              <w:spacing w:after="0"/>
+            </w:pPr>
+            <w:r>
+              <w:rPr>
+                <w:rFonts w:ascii="Times New Roman" w:cs="Times New Roman" w:eastAsia="Times New Roman" w:hAnsi="Times New Roman"/>
+                <w:b w:val="false"/>
+                <w:bCs w:val="false"/>
+                <w:sz w:val="20"/>
+                <w:szCs w:val="20"/>
+              </w:rPr>
+              <w:t xml:space="preserve">II - estabelecer limites de competência de cada função integrante da estrutura organizacional, evitando quaisquer conflitos de atribuições que prejudiquem os interesses institucionais voltados ao bem-estar coletivo;</w:t>
+            </w:r>
+          </w:p>
+          <w:p>
+            <w:pPr>
+              <w:spacing w:after="0"/>
+            </w:pPr>
+            <w:r>
+              <w:rPr>
+                <w:rFonts w:ascii="Times New Roman" w:cs="Times New Roman" w:eastAsia="Times New Roman" w:hAnsi="Times New Roman"/>
+                <w:b w:val="false"/>
+                <w:bCs w:val="false"/>
+                <w:sz w:val="20"/>
+                <w:szCs w:val="20"/>
+              </w:rPr>
+              <w:t xml:space="preserve">III - adequar a atuação operacional das Unidades à política do Comando-Geral da Corporação;</w:t>
+            </w:r>
+          </w:p>
+          <w:p>
+            <w:pPr>
+              <w:spacing w:after="0"/>
+            </w:pPr>
+            <w:r>
+              <w:rPr>
+                <w:rFonts w:ascii="Times New Roman" w:cs="Times New Roman" w:eastAsia="Times New Roman" w:hAnsi="Times New Roman"/>
+                <w:b w:val="false"/>
+                <w:bCs w:val="false"/>
+                <w:sz w:val="20"/>
+                <w:szCs w:val="20"/>
+              </w:rPr>
+              <w:t xml:space="preserve">IV - aumentar qualitativamente e objetivamente o rendimento das OBM dentro da ideia, força da efetividade; e</w:t>
+            </w:r>
+          </w:p>
+          <w:p>
+            <w:pPr>
+              <w:spacing w:after="0"/>
+            </w:pPr>
+            <w:r>
+              <w:rPr>
+                <w:rFonts w:ascii="Times New Roman" w:cs="Times New Roman" w:eastAsia="Times New Roman" w:hAnsi="Times New Roman"/>
+                <w:b w:val="false"/>
+                <w:bCs w:val="false"/>
+                <w:sz w:val="20"/>
+                <w:szCs w:val="20"/>
+              </w:rPr>
+              <w:t xml:space="preserve">V - garantir aos oficiais e praças de serviço, orientações gerais que lhes permitam resolver problemas de natureza operacional.</w:t>
+            </w:r>
+          </w:p>
+        </w:tc>
+        <w:tc>
+          <w:tcPr>
+            <w:tcMar>
+              <w:top w:type="dxa" w:w="60"/>
+              <w:left w:type="dxa" w:w="100"/>
+              <w:bottom w:type="dxa" w:w="60"/>
+              <w:right w:type="dxa" w:w="100"/>
+            </w:tcMar>
+          </w:tcPr>
+          <w:p>
+            <w:pPr>
+              <w:spacing w:after="0"/>
+            </w:pPr>
+            <w:r>
+              <w:rPr>
+                <w:rFonts w:ascii="Times New Roman" w:cs="Times New Roman" w:eastAsia="Times New Roman" w:hAnsi="Times New Roman"/>
+                <w:b w:val="false"/>
+                <w:bCs w:val="false"/>
+                <w:sz w:val="20"/>
+                <w:szCs w:val="20"/>
+              </w:rPr>
               <w:t xml:space="preserve">São objetivos do presente Regulamento:</w:t>
             </w:r>
           </w:p>
@@ -6065,106 +6165,6 @@
                 <w:sz w:val="20"/>
                 <w:szCs w:val="20"/>
               </w:rPr>
-              <w:t xml:space="preserve">I - fixar normas de competência, atribuições e responsabilidades das Funções integrantes do Serviço Operacional do Corpo de Bombeiros, doutrinando-lhes quanto aos procedimentos funcionais contidos na esfera de atuação de cada uma delas;</w:t>
-            </w:r>
-          </w:p>
-          <w:p>
-            <w:pPr>
-              <w:spacing w:after="0"/>
-            </w:pPr>
-            <w:r>
-              <w:rPr>
-                <w:rFonts w:ascii="Times New Roman" w:cs="Times New Roman" w:eastAsia="Times New Roman" w:hAnsi="Times New Roman"/>
-                <w:b w:val="false"/>
-                <w:bCs w:val="false"/>
-                <w:sz w:val="20"/>
-                <w:szCs w:val="20"/>
-              </w:rPr>
-              <w:t xml:space="preserve">II - estabelecer limites de competência de cada função integrante da estrutura organizacional, evitando quaisquer conflitos de atribuições que prejudiquem os interesses institucionais voltados ao bem-estar coletivo;</w:t>
-            </w:r>
-          </w:p>
-          <w:p>
-            <w:pPr>
-              <w:spacing w:after="0"/>
-            </w:pPr>
-            <w:r>
-              <w:rPr>
-                <w:rFonts w:ascii="Times New Roman" w:cs="Times New Roman" w:eastAsia="Times New Roman" w:hAnsi="Times New Roman"/>
-                <w:b w:val="false"/>
-                <w:bCs w:val="false"/>
-                <w:sz w:val="20"/>
-                <w:szCs w:val="20"/>
-              </w:rPr>
-              <w:t xml:space="preserve">III - adequar a atuação operacional das Unidades à política do Comando-Geral da Corporação;</w:t>
-            </w:r>
-          </w:p>
-          <w:p>
-            <w:pPr>
-              <w:spacing w:after="0"/>
-            </w:pPr>
-            <w:r>
-              <w:rPr>
-                <w:rFonts w:ascii="Times New Roman" w:cs="Times New Roman" w:eastAsia="Times New Roman" w:hAnsi="Times New Roman"/>
-                <w:b w:val="false"/>
-                <w:bCs w:val="false"/>
-                <w:sz w:val="20"/>
-                <w:szCs w:val="20"/>
-              </w:rPr>
-              <w:t xml:space="preserve">IV - aumentar qualitativamente e objetivamente o rendimento das OBM dentro da ideia, força da efetividade; e</w:t>
-            </w:r>
-          </w:p>
-          <w:p>
-            <w:pPr>
-              <w:spacing w:after="0"/>
-            </w:pPr>
-            <w:r>
-              <w:rPr>
-                <w:rFonts w:ascii="Times New Roman" w:cs="Times New Roman" w:eastAsia="Times New Roman" w:hAnsi="Times New Roman"/>
-                <w:b w:val="false"/>
-                <w:bCs w:val="false"/>
-                <w:sz w:val="20"/>
-                <w:szCs w:val="20"/>
-              </w:rPr>
-              <w:t xml:space="preserve">V - garantir aos oficiais e praças de serviço, orientações gerais que lhes permitam resolver problemas de natureza operacional.</w:t>
-            </w:r>
-          </w:p>
-        </w:tc>
-        <w:tc>
-          <w:tcPr>
-            <w:tcMar>
-              <w:top w:type="dxa" w:w="60"/>
-              <w:left w:type="dxa" w:w="100"/>
-              <w:bottom w:type="dxa" w:w="60"/>
-              <w:right w:type="dxa" w:w="100"/>
-            </w:tcMar>
-          </w:tcPr>
-          <w:p>
-            <w:pPr>
-              <w:spacing w:after="0"/>
-            </w:pPr>
-            <w:r>
-              <w:rPr>
-                <w:rFonts w:ascii="Times New Roman" w:cs="Times New Roman" w:eastAsia="Times New Roman" w:hAnsi="Times New Roman"/>
-                <w:b w:val="false"/>
-                <w:bCs w:val="false"/>
-                <w:sz w:val="20"/>
-                <w:szCs w:val="20"/>
-              </w:rPr>
-              <w:t xml:space="preserve">São objetivos do presente Regulamento:</w:t>
-            </w:r>
-          </w:p>
-          <w:p>
-            <w:pPr>
-              <w:spacing w:after="0"/>
-            </w:pPr>
-            <w:r>
-              <w:rPr>
-                <w:rFonts w:ascii="Times New Roman" w:cs="Times New Roman" w:eastAsia="Times New Roman" w:hAnsi="Times New Roman"/>
-                <w:b w:val="false"/>
-                <w:bCs w:val="false"/>
-                <w:sz w:val="20"/>
-                <w:szCs w:val="20"/>
-              </w:rPr>
               <w:t xml:space="preserve">I - estabelecer as competências, atribuições e responsabilidades das funções integrantes do Serviço Operacional do Corpo de Bombeiros Militar, definindo os procedimentos funcionais correspondentes às respectivas esferas de atuação;</w:t>
             </w:r>
           </w:p>
@@ -6270,7 +6270,7 @@
                 <w:sz w:val="20"/>
                 <w:szCs w:val="20"/>
               </w:rPr>
-              <w:t xml:space="preserve">VIII - estabelecer fluxos de comunicação, encaminhamento e decisão entre as Organizações Bombeiro Militar e os diferentes níveis da cadeia de comando, respeitadas as competências legalmente estabelecidas; e; e</w:t>
+              <w:t xml:space="preserve">VIII - estabelecer fluxos de comunicação, encaminhamento e decisão entre as Organizações Bombeiro Militar e os diferentes níveis da cadeia de comando, respeitadas as competências legalmente estabelecidas; e</w:t>
             </w:r>
           </w:p>
           <w:p>
@@ -6412,7 +6412,7 @@
                 <w:sz w:val="20"/>
                 <w:szCs w:val="20"/>
               </w:rPr>
-              <w:t xml:space="preserve">Chama-se política do serviço operacional o conjunto de objetivos que direcionam as atividades operacionais do Corpo de Bombeiros, condicionando à sua execução. Parágrafo Único – Constituem-se objetivos básicos da política do serviço operacional:</w:t>
+              <w:t xml:space="preserve">º Chama-se política do serviço operacional o conjunto de objetivos que direcionam as atividades operacionais do Corpo de Bombeiros, condicionando à sua execução. Parágrafo Único – Constituem-se objetivos básicos da política do serviço operacional:</w:t>
             </w:r>
           </w:p>
           <w:p>
@@ -6587,172 +6587,172 @@
                 <w:sz w:val="20"/>
                 <w:szCs w:val="20"/>
               </w:rPr>
-              <w:t xml:space="preserve">II - promover a valorização do bombeiro militar como elemento essencial à qualidade, à segurança e à eficiência das atividades operacionais;</w:t>
-            </w:r>
-          </w:p>
-          <w:p>
-            <w:pPr>
-              <w:spacing w:after="0"/>
-            </w:pPr>
-            <w:r>
-              <w:rPr>
-                <w:rFonts w:ascii="Times New Roman" w:cs="Times New Roman" w:eastAsia="Times New Roman" w:hAnsi="Times New Roman"/>
-                <w:b w:val="false"/>
-                <w:bCs w:val="false"/>
-                <w:sz w:val="20"/>
-                <w:szCs w:val="20"/>
-              </w:rPr>
-              <w:t xml:space="preserve">III - incentivar o aperfeiçoamento técnico-profissional e a capacitação continuada do efetivo, visando à manutenção das competências necessárias ao adequado desempenho das missões institucionais;</w:t>
-            </w:r>
-          </w:p>
-          <w:p>
-            <w:pPr>
-              <w:spacing w:after="0"/>
-            </w:pPr>
-            <w:r>
-              <w:rPr>
-                <w:rFonts w:ascii="Times New Roman" w:cs="Times New Roman" w:eastAsia="Times New Roman" w:hAnsi="Times New Roman"/>
-                <w:b w:val="false"/>
-                <w:bCs w:val="false"/>
-                <w:sz w:val="20"/>
-                <w:szCs w:val="20"/>
-              </w:rPr>
-              <w:t xml:space="preserve">IV - fortalecer os valores profissionais, a hierarquia, a disciplina, o espírito de corpo e os princípios institucionais da Corporação;</w:t>
-            </w:r>
-          </w:p>
-          <w:p>
-            <w:pPr>
-              <w:spacing w:after="0"/>
-            </w:pPr>
-            <w:r>
-              <w:rPr>
-                <w:rFonts w:ascii="Times New Roman" w:cs="Times New Roman" w:eastAsia="Times New Roman" w:hAnsi="Times New Roman"/>
-                <w:b w:val="false"/>
-                <w:bCs w:val="false"/>
-                <w:sz w:val="20"/>
-                <w:szCs w:val="20"/>
-              </w:rPr>
-              <w:t xml:space="preserve">V - promover a melhoria contínua da capacidade de resposta operacional, buscando a redução do tempo de resposta e o aumento da eficiência e da segurança nos atendimentos;</w:t>
-            </w:r>
-          </w:p>
-          <w:p>
-            <w:pPr>
-              <w:spacing w:after="0"/>
-            </w:pPr>
-            <w:r>
-              <w:rPr>
-                <w:rFonts w:ascii="Times New Roman" w:cs="Times New Roman" w:eastAsia="Times New Roman" w:hAnsi="Times New Roman"/>
-                <w:b w:val="false"/>
-                <w:bCs w:val="false"/>
-                <w:sz w:val="20"/>
-                <w:szCs w:val="20"/>
-              </w:rPr>
-              <w:t xml:space="preserve">VI - aprimorar continuamente a qualidade dos serviços prestados, buscando maior efetividade das ações e satisfação da sociedade;</w:t>
-            </w:r>
-          </w:p>
-          <w:p>
-            <w:pPr>
-              <w:spacing w:after="0"/>
-            </w:pPr>
-            <w:r>
-              <w:rPr>
-                <w:rFonts w:ascii="Times New Roman" w:cs="Times New Roman" w:eastAsia="Times New Roman" w:hAnsi="Times New Roman"/>
-                <w:b w:val="false"/>
-                <w:bCs w:val="false"/>
-                <w:sz w:val="20"/>
-                <w:szCs w:val="20"/>
-              </w:rPr>
-              <w:t xml:space="preserve">VII - promover o adequado emprego e a disponibilidade dos recursos humanos, viaturas, equipamentos e demais meios necessários à execução das atividades operacionais;</w:t>
-            </w:r>
-          </w:p>
-          <w:p>
-            <w:pPr>
-              <w:spacing w:after="0"/>
-            </w:pPr>
-            <w:r>
-              <w:rPr>
-                <w:rFonts w:ascii="Times New Roman" w:cs="Times New Roman" w:eastAsia="Times New Roman" w:hAnsi="Times New Roman"/>
-                <w:b w:val="false"/>
-                <w:bCs w:val="false"/>
-                <w:sz w:val="20"/>
-                <w:szCs w:val="20"/>
-              </w:rPr>
-              <w:t xml:space="preserve">VIII - manter recursos e meios operacionais em condições de pronto emprego, de acordo com as necessidades e peculiaridades de cada área de atuação;</w:t>
-            </w:r>
-          </w:p>
-          <w:p>
-            <w:pPr>
-              <w:spacing w:after="0"/>
-            </w:pPr>
-            <w:r>
-              <w:rPr>
-                <w:rFonts w:ascii="Times New Roman" w:cs="Times New Roman" w:eastAsia="Times New Roman" w:hAnsi="Times New Roman"/>
-                <w:b w:val="false"/>
-                <w:bCs w:val="false"/>
-                <w:sz w:val="20"/>
-                <w:szCs w:val="20"/>
-              </w:rPr>
-              <w:t xml:space="preserve">IX - promover o planejamento e a preparação para ocorrências de maior vulto, desastres, eventos extraordinários e demais situações que demandem emprego ampliado ou integrado dos recursos da Corporação;</w:t>
-            </w:r>
-          </w:p>
-          <w:p>
-            <w:pPr>
-              <w:spacing w:after="0"/>
-            </w:pPr>
-            <w:r>
-              <w:rPr>
-                <w:rFonts w:ascii="Times New Roman" w:cs="Times New Roman" w:eastAsia="Times New Roman" w:hAnsi="Times New Roman"/>
-                <w:b w:val="false"/>
-                <w:bCs w:val="false"/>
-                <w:sz w:val="20"/>
-                <w:szCs w:val="20"/>
-              </w:rPr>
-              <w:t xml:space="preserve">X - manter atualizadas as informações relativas aos recursos, pontos de apoio, áreas de risco e demais elementos necessários ao planejamento e à execução das operações;</w:t>
-            </w:r>
-          </w:p>
-          <w:p>
-            <w:pPr>
-              <w:spacing w:after="0"/>
-            </w:pPr>
-            <w:r>
-              <w:rPr>
-                <w:rFonts w:ascii="Times New Roman" w:cs="Times New Roman" w:eastAsia="Times New Roman" w:hAnsi="Times New Roman"/>
-                <w:b w:val="false"/>
-                <w:bCs w:val="false"/>
-                <w:sz w:val="20"/>
-                <w:szCs w:val="20"/>
-              </w:rPr>
-              <w:t xml:space="preserve">XI - fomentar a integração operacional entre as Organizações Bombeiro Militar, permitindo o emprego coordenado dos recursos disponíveis quando a situação assim exigir;</w:t>
-            </w:r>
-          </w:p>
-          <w:p>
-            <w:pPr>
-              <w:spacing w:after="0"/>
-            </w:pPr>
-            <w:r>
-              <w:rPr>
-                <w:rFonts w:ascii="Times New Roman" w:cs="Times New Roman" w:eastAsia="Times New Roman" w:hAnsi="Times New Roman"/>
-                <w:b w:val="false"/>
-                <w:bCs w:val="false"/>
-                <w:sz w:val="20"/>
-                <w:szCs w:val="20"/>
-              </w:rPr>
-              <w:t xml:space="preserve">XII - promover a padronização e o aperfeiçoamento contínuo dos procedimentos empregados nas atividades operacionais; e; e</w:t>
-            </w:r>
-          </w:p>
-          <w:p>
-            <w:pPr>
-              <w:spacing w:after="0"/>
-            </w:pPr>
-            <w:r>
-              <w:rPr>
-                <w:rFonts w:ascii="Times New Roman" w:cs="Times New Roman" w:eastAsia="Times New Roman" w:hAnsi="Times New Roman"/>
-                <w:b w:val="false"/>
-                <w:bCs w:val="false"/>
-                <w:sz w:val="20"/>
-                <w:szCs w:val="20"/>
-              </w:rPr>
-              <w:t xml:space="preserve">XIII - orientar o planejamento e o emprego dos recursos operacionais segundo critérios de necessidade, eficiência, segurança e capacidade de resposta.</w:t>
+              <w:t xml:space="preserve">I - promover a valorização do bombeiro militar como elemento essencial à qualidade, à segurança e à eficiência das atividades operacionais;</w:t>
+            </w:r>
+          </w:p>
+          <w:p>
+            <w:pPr>
+              <w:spacing w:after="0"/>
+            </w:pPr>
+            <w:r>
+              <w:rPr>
+                <w:rFonts w:ascii="Times New Roman" w:cs="Times New Roman" w:eastAsia="Times New Roman" w:hAnsi="Times New Roman"/>
+                <w:b w:val="false"/>
+                <w:bCs w:val="false"/>
+                <w:sz w:val="20"/>
+                <w:szCs w:val="20"/>
+              </w:rPr>
+              <w:t xml:space="preserve">II - incentivar o aperfeiçoamento técnico-profissional e a capacitação continuada do efetivo, visando à manutenção das competências necessárias ao adequado desempenho das missões institucionais;</w:t>
+            </w:r>
+          </w:p>
+          <w:p>
+            <w:pPr>
+              <w:spacing w:after="0"/>
+            </w:pPr>
+            <w:r>
+              <w:rPr>
+                <w:rFonts w:ascii="Times New Roman" w:cs="Times New Roman" w:eastAsia="Times New Roman" w:hAnsi="Times New Roman"/>
+                <w:b w:val="false"/>
+                <w:bCs w:val="false"/>
+                <w:sz w:val="20"/>
+                <w:szCs w:val="20"/>
+              </w:rPr>
+              <w:t xml:space="preserve">III - fortalecer os valores profissionais, a hierarquia, a disciplina, o espírito de corpo e os princípios institucionais da Corporação;</w:t>
+            </w:r>
+          </w:p>
+          <w:p>
+            <w:pPr>
+              <w:spacing w:after="0"/>
+            </w:pPr>
+            <w:r>
+              <w:rPr>
+                <w:rFonts w:ascii="Times New Roman" w:cs="Times New Roman" w:eastAsia="Times New Roman" w:hAnsi="Times New Roman"/>
+                <w:b w:val="false"/>
+                <w:bCs w:val="false"/>
+                <w:sz w:val="20"/>
+                <w:szCs w:val="20"/>
+              </w:rPr>
+              <w:t xml:space="preserve">IV - promover a melhoria contínua da capacidade de resposta operacional, buscando a redução do tempo de resposta e o aumento da eficiência e da segurança nos atendimentos;</w:t>
+            </w:r>
+          </w:p>
+          <w:p>
+            <w:pPr>
+              <w:spacing w:after="0"/>
+            </w:pPr>
+            <w:r>
+              <w:rPr>
+                <w:rFonts w:ascii="Times New Roman" w:cs="Times New Roman" w:eastAsia="Times New Roman" w:hAnsi="Times New Roman"/>
+                <w:b w:val="false"/>
+                <w:bCs w:val="false"/>
+                <w:sz w:val="20"/>
+                <w:szCs w:val="20"/>
+              </w:rPr>
+              <w:t xml:space="preserve">V - aprimorar continuamente a qualidade dos serviços prestados, buscando maior efetividade das ações e satisfação da sociedade;</w:t>
+            </w:r>
+          </w:p>
+          <w:p>
+            <w:pPr>
+              <w:spacing w:after="0"/>
+            </w:pPr>
+            <w:r>
+              <w:rPr>
+                <w:rFonts w:ascii="Times New Roman" w:cs="Times New Roman" w:eastAsia="Times New Roman" w:hAnsi="Times New Roman"/>
+                <w:b w:val="false"/>
+                <w:bCs w:val="false"/>
+                <w:sz w:val="20"/>
+                <w:szCs w:val="20"/>
+              </w:rPr>
+              <w:t xml:space="preserve">VI - promover o adequado emprego e a disponibilidade dos recursos humanos, viaturas, equipamentos e demais meios necessários à execução das atividades operacionais;</w:t>
+            </w:r>
+          </w:p>
+          <w:p>
+            <w:pPr>
+              <w:spacing w:after="0"/>
+            </w:pPr>
+            <w:r>
+              <w:rPr>
+                <w:rFonts w:ascii="Times New Roman" w:cs="Times New Roman" w:eastAsia="Times New Roman" w:hAnsi="Times New Roman"/>
+                <w:b w:val="false"/>
+                <w:bCs w:val="false"/>
+                <w:sz w:val="20"/>
+                <w:szCs w:val="20"/>
+              </w:rPr>
+              <w:t xml:space="preserve">VII - manter recursos e meios operacionais em condições de pronto emprego, de acordo com as necessidades e peculiaridades de cada área de atuação;</w:t>
+            </w:r>
+          </w:p>
+          <w:p>
+            <w:pPr>
+              <w:spacing w:after="0"/>
+            </w:pPr>
+            <w:r>
+              <w:rPr>
+                <w:rFonts w:ascii="Times New Roman" w:cs="Times New Roman" w:eastAsia="Times New Roman" w:hAnsi="Times New Roman"/>
+                <w:b w:val="false"/>
+                <w:bCs w:val="false"/>
+                <w:sz w:val="20"/>
+                <w:szCs w:val="20"/>
+              </w:rPr>
+              <w:t xml:space="preserve">VIII - promover o planejamento e a preparação para ocorrências de maior vulto, desastres, eventos extraordinários e demais situações que demandem emprego ampliado ou integrado dos recursos da Corporação;</w:t>
+            </w:r>
+          </w:p>
+          <w:p>
+            <w:pPr>
+              <w:spacing w:after="0"/>
+            </w:pPr>
+            <w:r>
+              <w:rPr>
+                <w:rFonts w:ascii="Times New Roman" w:cs="Times New Roman" w:eastAsia="Times New Roman" w:hAnsi="Times New Roman"/>
+                <w:b w:val="false"/>
+                <w:bCs w:val="false"/>
+                <w:sz w:val="20"/>
+                <w:szCs w:val="20"/>
+              </w:rPr>
+              <w:t xml:space="preserve">IX - manter atualizadas as informações relativas aos recursos, pontos de apoio, áreas de risco e demais elementos necessários ao planejamento e à execução das operações;</w:t>
+            </w:r>
+          </w:p>
+          <w:p>
+            <w:pPr>
+              <w:spacing w:after="0"/>
+            </w:pPr>
+            <w:r>
+              <w:rPr>
+                <w:rFonts w:ascii="Times New Roman" w:cs="Times New Roman" w:eastAsia="Times New Roman" w:hAnsi="Times New Roman"/>
+                <w:b w:val="false"/>
+                <w:bCs w:val="false"/>
+                <w:sz w:val="20"/>
+                <w:szCs w:val="20"/>
+              </w:rPr>
+              <w:t xml:space="preserve">X - fomentar a integração operacional entre as Organizações Bombeiro Militar, permitindo o emprego coordenado dos recursos disponíveis quando a situação assim exigir;</w:t>
+            </w:r>
+          </w:p>
+          <w:p>
+            <w:pPr>
+              <w:spacing w:after="0"/>
+            </w:pPr>
+            <w:r>
+              <w:rPr>
+                <w:rFonts w:ascii="Times New Roman" w:cs="Times New Roman" w:eastAsia="Times New Roman" w:hAnsi="Times New Roman"/>
+                <w:b w:val="false"/>
+                <w:bCs w:val="false"/>
+                <w:sz w:val="20"/>
+                <w:szCs w:val="20"/>
+              </w:rPr>
+              <w:t xml:space="preserve">XI - promover a padronização e o aperfeiçoamento contínuo dos procedimentos empregados nas atividades operacionais; e</w:t>
+            </w:r>
+          </w:p>
+          <w:p>
+            <w:pPr>
+              <w:spacing w:after="0"/>
+            </w:pPr>
+            <w:r>
+              <w:rPr>
+                <w:rFonts w:ascii="Times New Roman" w:cs="Times New Roman" w:eastAsia="Times New Roman" w:hAnsi="Times New Roman"/>
+                <w:b w:val="false"/>
+                <w:bCs w:val="false"/>
+                <w:sz w:val="20"/>
+                <w:szCs w:val="20"/>
+              </w:rPr>
+              <w:t xml:space="preserve">XII - orientar o planejamento e o emprego dos recursos operacionais segundo critérios de necessidade, eficiência, segurança e capacidade de resposta.</w:t>
             </w:r>
           </w:p>
         </w:tc>
@@ -6778,7 +6778,7 @@
           <w:sz w:val="20"/>
           <w:szCs w:val="20"/>
         </w:rPr>
-        <w:t xml:space="preserve">Art. 26 (consulta) → Art. 28 (atual) — Corrigido nas duas versões</w:t>
+        <w:t xml:space="preserve">Art. 26 (consulta) → Art. 28 (atual) — Correção de texto na versão atual</w:t>
       </w:r>
     </w:p>
     <w:tbl>
@@ -6879,7 +6879,7 @@
                 <w:sz w:val="20"/>
                 <w:szCs w:val="20"/>
               </w:rPr>
-              <w:t xml:space="preserve">Visando a otimização do serviço diário, a distribuição dos militares de serviço se dará de acordo com as seguintes funções:</w:t>
+              <w:t xml:space="preserve">º Visando a otimização do serviço diário, a distribuição dos militares de serviço se dará de acordo com as seguintes funções:</w:t>
             </w:r>
           </w:p>
           <w:p>
@@ -7320,7 +7320,7 @@
           <w:sz w:val="20"/>
           <w:szCs w:val="20"/>
         </w:rPr>
-        <w:t xml:space="preserve">Art. 27 (consulta) → Art. 29 (atual) — Corrigido nas duas versões</w:t>
+        <w:t xml:space="preserve">Art. 27 (consulta) → Art. 29 (atual) — Correção de texto na versão atual</w:t>
       </w:r>
     </w:p>
     <w:tbl>
@@ -7436,112 +7436,112 @@
                 <w:sz w:val="20"/>
                 <w:szCs w:val="20"/>
               </w:rPr>
-              <w:t xml:space="preserve">I - as escalas para quem concorre exclusivamente ao serviço operacional serão:;</w:t>
-            </w:r>
-          </w:p>
-          <w:p>
-            <w:pPr>
-              <w:spacing w:after="0"/>
-            </w:pPr>
-            <w:r>
-              <w:rPr>
-                <w:rFonts w:ascii="Times New Roman" w:cs="Times New Roman" w:eastAsia="Times New Roman" w:hAnsi="Times New Roman"/>
-                <w:b w:val="false"/>
-                <w:bCs w:val="false"/>
-                <w:sz w:val="20"/>
-                <w:szCs w:val="20"/>
-              </w:rPr>
-              <w:t xml:space="preserve">II - 6 horas de trabalho por 18 horas de folga da escala;</w:t>
-            </w:r>
-          </w:p>
-          <w:p>
-            <w:pPr>
-              <w:spacing w:after="0"/>
-            </w:pPr>
-            <w:r>
-              <w:rPr>
-                <w:rFonts w:ascii="Times New Roman" w:cs="Times New Roman" w:eastAsia="Times New Roman" w:hAnsi="Times New Roman"/>
-                <w:b w:val="false"/>
-                <w:bCs w:val="false"/>
-                <w:sz w:val="20"/>
-                <w:szCs w:val="20"/>
-              </w:rPr>
-              <w:t xml:space="preserve">III - 12 horas de trabalho por 36 horas de folga da escala;</w:t>
-            </w:r>
-          </w:p>
-          <w:p>
-            <w:pPr>
-              <w:spacing w:after="0"/>
-            </w:pPr>
-            <w:r>
-              <w:rPr>
-                <w:rFonts w:ascii="Times New Roman" w:cs="Times New Roman" w:eastAsia="Times New Roman" w:hAnsi="Times New Roman"/>
-                <w:b w:val="false"/>
-                <w:bCs w:val="false"/>
-                <w:sz w:val="20"/>
-                <w:szCs w:val="20"/>
-              </w:rPr>
-              <w:t xml:space="preserve">IV - 24 horas de trabalho por 48 horas de folga da escala;</w:t>
-            </w:r>
-          </w:p>
-          <w:p>
-            <w:pPr>
-              <w:spacing w:after="0"/>
-            </w:pPr>
-            <w:r>
-              <w:rPr>
-                <w:rFonts w:ascii="Times New Roman" w:cs="Times New Roman" w:eastAsia="Times New Roman" w:hAnsi="Times New Roman"/>
-                <w:b w:val="false"/>
-                <w:bCs w:val="false"/>
-                <w:sz w:val="20"/>
-                <w:szCs w:val="20"/>
-              </w:rPr>
-              <w:t xml:space="preserve">V - 24 horas de trabalho por 72 horas de folga da escala;</w:t>
-            </w:r>
-          </w:p>
-          <w:p>
-            <w:pPr>
-              <w:spacing w:after="0"/>
-            </w:pPr>
-            <w:r>
-              <w:rPr>
-                <w:rFonts w:ascii="Times New Roman" w:cs="Times New Roman" w:eastAsia="Times New Roman" w:hAnsi="Times New Roman"/>
-                <w:b w:val="false"/>
-                <w:bCs w:val="false"/>
-                <w:sz w:val="20"/>
-                <w:szCs w:val="20"/>
-              </w:rPr>
-              <w:t xml:space="preserve">VI - as escalas para quem trabalha no expediente e concorre ao serviço operacional:;</w:t>
-            </w:r>
-          </w:p>
-          <w:p>
-            <w:pPr>
-              <w:spacing w:after="0"/>
-            </w:pPr>
-            <w:r>
-              <w:rPr>
-                <w:rFonts w:ascii="Times New Roman" w:cs="Times New Roman" w:eastAsia="Times New Roman" w:hAnsi="Times New Roman"/>
-                <w:b w:val="false"/>
-                <w:bCs w:val="false"/>
-                <w:sz w:val="20"/>
-                <w:szCs w:val="20"/>
-              </w:rPr>
-              <w:t xml:space="preserve">VII - para as praças serão: 24 horas de trabalho por 09 dias, sendo estas terão direito a folga de 24 horas no dia seguinte ao serviço; e</w:t>
-            </w:r>
-          </w:p>
-          <w:p>
-            <w:pPr>
-              <w:spacing w:after="0"/>
-            </w:pPr>
-            <w:r>
-              <w:rPr>
-                <w:rFonts w:ascii="Times New Roman" w:cs="Times New Roman" w:eastAsia="Times New Roman" w:hAnsi="Times New Roman"/>
-                <w:b w:val="false"/>
-                <w:bCs w:val="false"/>
-                <w:sz w:val="20"/>
-                <w:szCs w:val="20"/>
-              </w:rPr>
-              <w:t xml:space="preserve">VIII - para os oficiais serão: 24 horas de trabalho pela quantidade de oficiais disponíveis para compor a escala, sendo estas terão direito a folga de 24 horas no dia seguinte ao serviço.</w:t>
+              <w:t xml:space="preserve">I - as escalas para que concorre exclusivamente ao serviço operacional serão:</w:t>
+            </w:r>
+          </w:p>
+          <w:p>
+            <w:pPr>
+              <w:spacing w:after="0"/>
+            </w:pPr>
+            <w:r>
+              <w:rPr>
+                <w:rFonts w:ascii="Times New Roman" w:cs="Times New Roman" w:eastAsia="Times New Roman" w:hAnsi="Times New Roman"/>
+                <w:b w:val="false"/>
+                <w:bCs w:val="false"/>
+                <w:sz w:val="20"/>
+                <w:szCs w:val="20"/>
+              </w:rPr>
+              <w:t xml:space="preserve">    a) 6 horas de trabalho por 18 horas de folga da escala;</w:t>
+            </w:r>
+          </w:p>
+          <w:p>
+            <w:pPr>
+              <w:spacing w:after="0"/>
+            </w:pPr>
+            <w:r>
+              <w:rPr>
+                <w:rFonts w:ascii="Times New Roman" w:cs="Times New Roman" w:eastAsia="Times New Roman" w:hAnsi="Times New Roman"/>
+                <w:b w:val="false"/>
+                <w:bCs w:val="false"/>
+                <w:sz w:val="20"/>
+                <w:szCs w:val="20"/>
+              </w:rPr>
+              <w:t xml:space="preserve">    b) 12 horas de trabalho por 36 horas de folga da escala;</w:t>
+            </w:r>
+          </w:p>
+          <w:p>
+            <w:pPr>
+              <w:spacing w:after="0"/>
+            </w:pPr>
+            <w:r>
+              <w:rPr>
+                <w:rFonts w:ascii="Times New Roman" w:cs="Times New Roman" w:eastAsia="Times New Roman" w:hAnsi="Times New Roman"/>
+                <w:b w:val="false"/>
+                <w:bCs w:val="false"/>
+                <w:sz w:val="20"/>
+                <w:szCs w:val="20"/>
+              </w:rPr>
+              <w:t xml:space="preserve">    c) 24 horas de trabalho por 48 horas de folga da escala;</w:t>
+            </w:r>
+          </w:p>
+          <w:p>
+            <w:pPr>
+              <w:spacing w:after="0"/>
+            </w:pPr>
+            <w:r>
+              <w:rPr>
+                <w:rFonts w:ascii="Times New Roman" w:cs="Times New Roman" w:eastAsia="Times New Roman" w:hAnsi="Times New Roman"/>
+                <w:b w:val="false"/>
+                <w:bCs w:val="false"/>
+                <w:sz w:val="20"/>
+                <w:szCs w:val="20"/>
+              </w:rPr>
+              <w:t xml:space="preserve">    d) 24 horas de trabalho por 72 horas de folga da escala;</w:t>
+            </w:r>
+          </w:p>
+          <w:p>
+            <w:pPr>
+              <w:spacing w:after="0"/>
+            </w:pPr>
+            <w:r>
+              <w:rPr>
+                <w:rFonts w:ascii="Times New Roman" w:cs="Times New Roman" w:eastAsia="Times New Roman" w:hAnsi="Times New Roman"/>
+                <w:b w:val="false"/>
+                <w:bCs w:val="false"/>
+                <w:sz w:val="20"/>
+                <w:szCs w:val="20"/>
+              </w:rPr>
+              <w:t xml:space="preserve">II - as escalas para quem trabalha no expediente e concorre ao serviço operacional:</w:t>
+            </w:r>
+          </w:p>
+          <w:p>
+            <w:pPr>
+              <w:spacing w:after="0"/>
+            </w:pPr>
+            <w:r>
+              <w:rPr>
+                <w:rFonts w:ascii="Times New Roman" w:cs="Times New Roman" w:eastAsia="Times New Roman" w:hAnsi="Times New Roman"/>
+                <w:b w:val="false"/>
+                <w:bCs w:val="false"/>
+                <w:sz w:val="20"/>
+                <w:szCs w:val="20"/>
+              </w:rPr>
+              <w:t xml:space="preserve">    a) para as praças serão: 24 horas de trabalho por 09 dias, sendo estas terão direito a folga de 24 horas no dia seguinte ao serviço;</w:t>
+            </w:r>
+          </w:p>
+          <w:p>
+            <w:pPr>
+              <w:spacing w:after="0"/>
+            </w:pPr>
+            <w:r>
+              <w:rPr>
+                <w:rFonts w:ascii="Times New Roman" w:cs="Times New Roman" w:eastAsia="Times New Roman" w:hAnsi="Times New Roman"/>
+                <w:b w:val="false"/>
+                <w:bCs w:val="false"/>
+                <w:sz w:val="20"/>
+                <w:szCs w:val="20"/>
+              </w:rPr>
+              <w:t xml:space="preserve">    b) para os oficiais serão: 24 horas de trabalho pela quantidade de oficiais disponíveis para compor a escala, sendo estas terão direito a folga de 24 horas no dia seguinte ao serviço;</w:t>
             </w:r>
           </w:p>
         </w:tc>
@@ -7581,112 +7581,112 @@
                 <w:sz w:val="20"/>
                 <w:szCs w:val="20"/>
               </w:rPr>
-              <w:t xml:space="preserve">I - as escalas para quem concorre exclusivamente ao serviço operacional serão:;</w:t>
-            </w:r>
-          </w:p>
-          <w:p>
-            <w:pPr>
-              <w:spacing w:after="0"/>
-            </w:pPr>
-            <w:r>
-              <w:rPr>
-                <w:rFonts w:ascii="Times New Roman" w:cs="Times New Roman" w:eastAsia="Times New Roman" w:hAnsi="Times New Roman"/>
-                <w:b w:val="false"/>
-                <w:bCs w:val="false"/>
-                <w:sz w:val="20"/>
-                <w:szCs w:val="20"/>
-              </w:rPr>
-              <w:t xml:space="preserve">II - 6 horas de trabalho por 18 horas de folga da escala;</w:t>
-            </w:r>
-          </w:p>
-          <w:p>
-            <w:pPr>
-              <w:spacing w:after="0"/>
-            </w:pPr>
-            <w:r>
-              <w:rPr>
-                <w:rFonts w:ascii="Times New Roman" w:cs="Times New Roman" w:eastAsia="Times New Roman" w:hAnsi="Times New Roman"/>
-                <w:b w:val="false"/>
-                <w:bCs w:val="false"/>
-                <w:sz w:val="20"/>
-                <w:szCs w:val="20"/>
-              </w:rPr>
-              <w:t xml:space="preserve">III - 12 horas de trabalho por 36 horas de folga da escala;</w:t>
-            </w:r>
-          </w:p>
-          <w:p>
-            <w:pPr>
-              <w:spacing w:after="0"/>
-            </w:pPr>
-            <w:r>
-              <w:rPr>
-                <w:rFonts w:ascii="Times New Roman" w:cs="Times New Roman" w:eastAsia="Times New Roman" w:hAnsi="Times New Roman"/>
-                <w:b w:val="false"/>
-                <w:bCs w:val="false"/>
-                <w:sz w:val="20"/>
-                <w:szCs w:val="20"/>
-              </w:rPr>
-              <w:t xml:space="preserve">IV - 24 horas de trabalho por 48 horas de folga da escala;</w:t>
-            </w:r>
-          </w:p>
-          <w:p>
-            <w:pPr>
-              <w:spacing w:after="0"/>
-            </w:pPr>
-            <w:r>
-              <w:rPr>
-                <w:rFonts w:ascii="Times New Roman" w:cs="Times New Roman" w:eastAsia="Times New Roman" w:hAnsi="Times New Roman"/>
-                <w:b w:val="false"/>
-                <w:bCs w:val="false"/>
-                <w:sz w:val="20"/>
-                <w:szCs w:val="20"/>
-              </w:rPr>
-              <w:t xml:space="preserve">V - 24 horas de trabalho por 72 horas de folga da escala;</w:t>
-            </w:r>
-          </w:p>
-          <w:p>
-            <w:pPr>
-              <w:spacing w:after="0"/>
-            </w:pPr>
-            <w:r>
-              <w:rPr>
-                <w:rFonts w:ascii="Times New Roman" w:cs="Times New Roman" w:eastAsia="Times New Roman" w:hAnsi="Times New Roman"/>
-                <w:b w:val="false"/>
-                <w:bCs w:val="false"/>
-                <w:sz w:val="20"/>
-                <w:szCs w:val="20"/>
-              </w:rPr>
-              <w:t xml:space="preserve">VI - as escalas para quem trabalha no expediente e concorre ao serviço operacional:;</w:t>
-            </w:r>
-          </w:p>
-          <w:p>
-            <w:pPr>
-              <w:spacing w:after="0"/>
-            </w:pPr>
-            <w:r>
-              <w:rPr>
-                <w:rFonts w:ascii="Times New Roman" w:cs="Times New Roman" w:eastAsia="Times New Roman" w:hAnsi="Times New Roman"/>
-                <w:b w:val="false"/>
-                <w:bCs w:val="false"/>
-                <w:sz w:val="20"/>
-                <w:szCs w:val="20"/>
-              </w:rPr>
-              <w:t xml:space="preserve">VII - para as praças serão: 24 horas de trabalho por 09 dias, sendo estas terão direito a folga de 24 horas no dia seguinte ao serviço; e</w:t>
-            </w:r>
-          </w:p>
-          <w:p>
-            <w:pPr>
-              <w:spacing w:after="0"/>
-            </w:pPr>
-            <w:r>
-              <w:rPr>
-                <w:rFonts w:ascii="Times New Roman" w:cs="Times New Roman" w:eastAsia="Times New Roman" w:hAnsi="Times New Roman"/>
-                <w:b w:val="false"/>
-                <w:bCs w:val="false"/>
-                <w:sz w:val="20"/>
-                <w:szCs w:val="20"/>
-              </w:rPr>
-              <w:t xml:space="preserve">VIII - para os oficiais serão: 24 horas de trabalho pela quantidade de oficiais disponíveis para compor a escala, sendo estas terão direito a folga de 24 horas no dia seguinte ao serviço.</w:t>
+              <w:t xml:space="preserve">I - as escalas para quem concorre exclusivamente ao serviço operacional serão:</w:t>
+            </w:r>
+          </w:p>
+          <w:p>
+            <w:pPr>
+              <w:spacing w:after="0"/>
+            </w:pPr>
+            <w:r>
+              <w:rPr>
+                <w:rFonts w:ascii="Times New Roman" w:cs="Times New Roman" w:eastAsia="Times New Roman" w:hAnsi="Times New Roman"/>
+                <w:b w:val="false"/>
+                <w:bCs w:val="false"/>
+                <w:sz w:val="20"/>
+                <w:szCs w:val="20"/>
+              </w:rPr>
+              <w:t xml:space="preserve">    a) 6 horas de trabalho por 18 horas de folga da escala;</w:t>
+            </w:r>
+          </w:p>
+          <w:p>
+            <w:pPr>
+              <w:spacing w:after="0"/>
+            </w:pPr>
+            <w:r>
+              <w:rPr>
+                <w:rFonts w:ascii="Times New Roman" w:cs="Times New Roman" w:eastAsia="Times New Roman" w:hAnsi="Times New Roman"/>
+                <w:b w:val="false"/>
+                <w:bCs w:val="false"/>
+                <w:sz w:val="20"/>
+                <w:szCs w:val="20"/>
+              </w:rPr>
+              <w:t xml:space="preserve">    b) 12 horas de trabalho por 36 horas de folga da escala;</w:t>
+            </w:r>
+          </w:p>
+          <w:p>
+            <w:pPr>
+              <w:spacing w:after="0"/>
+            </w:pPr>
+            <w:r>
+              <w:rPr>
+                <w:rFonts w:ascii="Times New Roman" w:cs="Times New Roman" w:eastAsia="Times New Roman" w:hAnsi="Times New Roman"/>
+                <w:b w:val="false"/>
+                <w:bCs w:val="false"/>
+                <w:sz w:val="20"/>
+                <w:szCs w:val="20"/>
+              </w:rPr>
+              <w:t xml:space="preserve">    c) 24 horas de trabalho por 48 horas de folga da escala;</w:t>
+            </w:r>
+          </w:p>
+          <w:p>
+            <w:pPr>
+              <w:spacing w:after="0"/>
+            </w:pPr>
+            <w:r>
+              <w:rPr>
+                <w:rFonts w:ascii="Times New Roman" w:cs="Times New Roman" w:eastAsia="Times New Roman" w:hAnsi="Times New Roman"/>
+                <w:b w:val="false"/>
+                <w:bCs w:val="false"/>
+                <w:sz w:val="20"/>
+                <w:szCs w:val="20"/>
+              </w:rPr>
+              <w:t xml:space="preserve">    d) 24 horas de trabalho por 72 horas de folga da escala;</w:t>
+            </w:r>
+          </w:p>
+          <w:p>
+            <w:pPr>
+              <w:spacing w:after="0"/>
+            </w:pPr>
+            <w:r>
+              <w:rPr>
+                <w:rFonts w:ascii="Times New Roman" w:cs="Times New Roman" w:eastAsia="Times New Roman" w:hAnsi="Times New Roman"/>
+                <w:b w:val="false"/>
+                <w:bCs w:val="false"/>
+                <w:sz w:val="20"/>
+                <w:szCs w:val="20"/>
+              </w:rPr>
+              <w:t xml:space="preserve">II - as escalas para quem trabalha no expediente e concorre ao serviço operacional:</w:t>
+            </w:r>
+          </w:p>
+          <w:p>
+            <w:pPr>
+              <w:spacing w:after="0"/>
+            </w:pPr>
+            <w:r>
+              <w:rPr>
+                <w:rFonts w:ascii="Times New Roman" w:cs="Times New Roman" w:eastAsia="Times New Roman" w:hAnsi="Times New Roman"/>
+                <w:b w:val="false"/>
+                <w:bCs w:val="false"/>
+                <w:sz w:val="20"/>
+                <w:szCs w:val="20"/>
+              </w:rPr>
+              <w:t xml:space="preserve">    a) para as praças serão: 24 horas de trabalho por 09 dias, sendo estas terão direito a folga de 24 horas no dia seguinte ao serviço;</w:t>
+            </w:r>
+          </w:p>
+          <w:p>
+            <w:pPr>
+              <w:spacing w:after="0"/>
+            </w:pPr>
+            <w:r>
+              <w:rPr>
+                <w:rFonts w:ascii="Times New Roman" w:cs="Times New Roman" w:eastAsia="Times New Roman" w:hAnsi="Times New Roman"/>
+                <w:b w:val="false"/>
+                <w:bCs w:val="false"/>
+                <w:sz w:val="20"/>
+                <w:szCs w:val="20"/>
+              </w:rPr>
+              <w:t xml:space="preserve">    b) para os oficiais serão: 24 horas de trabalho pela quantidade de oficiais disponíveis para compor a escala, sendo estas terão direito a folga de 24 horas no dia seguinte ao serviço;</w:t>
             </w:r>
           </w:p>
         </w:tc>
@@ -7730,7 +7730,7 @@
           <w:sz w:val="18"/>
           <w:szCs w:val="18"/>
         </w:rPr>
-        <w:t xml:space="preserve">texto final (Texto final fechado pelo Ten. Tiago no Portal de Legislação CBM (17-18/08/2026) sobre a LOB, Lei nº 2.204/2009)</w:t>
+        <w:t xml:space="preserve">texto final (Texto final fechado na curadoria do Portal de Legislação CBM (ago/2026) sobre a LOB, Lei nº 2.204/2009)</w:t>
       </w:r>
     </w:p>
     <w:tbl>
@@ -7960,7 +7960,7 @@
           <w:sz w:val="18"/>
           <w:szCs w:val="18"/>
         </w:rPr>
-        <w:t xml:space="preserve">texto final (Texto final fechado pelo Ten. Tiago no Portal de Legislação CBM (17-18/08/2026) sobre a LOB, Lei nº 2.204/2009)</w:t>
+        <w:t xml:space="preserve">texto final (Texto final fechado na curadoria do Portal de Legislação CBM (ago/2026) sobre a LOB, Lei nº 2.204/2009)</w:t>
       </w:r>
     </w:p>
     <w:tbl>
@@ -8130,7 +8130,7 @@
           <w:sz w:val="18"/>
           <w:szCs w:val="18"/>
         </w:rPr>
-        <w:t xml:space="preserve">texto final (Texto final fechado pelo Ten. Tiago no Portal de Legislação CBM (17-18/08/2026) sobre a LOB, Lei nº 2.204/2009)</w:t>
+        <w:t xml:space="preserve">texto final (Texto final fechado na curadoria do Portal de Legislação CBM (ago/2026) sobre a LOB, Lei nº 2.204/2009)</w:t>
       </w:r>
     </w:p>
     <w:tbl>
@@ -8330,7 +8330,7 @@
           <w:sz w:val="18"/>
           <w:szCs w:val="18"/>
         </w:rPr>
-        <w:t xml:space="preserve">texto final (Texto final fechado pelo Ten. Tiago no Portal de Legislação CBM (17-18/08/2026) sobre a LOB, Lei nº 2.204/2009)</w:t>
+        <w:t xml:space="preserve">texto final (Texto final fechado na curadoria do Portal de Legislação CBM (ago/2026) sobre a LOB, Lei nº 2.204/2009)</w:t>
       </w:r>
     </w:p>
     <w:tbl>
@@ -8500,7 +8500,7 @@
           <w:sz w:val="18"/>
           <w:szCs w:val="18"/>
         </w:rPr>
-        <w:t xml:space="preserve">texto final (Texto final fechado pelo Ten. Tiago no Portal de Legislação CBM (17-18/08/2026) sobre a LOB, Lei nº 2.204/2009)</w:t>
+        <w:t xml:space="preserve">texto final (Texto final fechado na curadoria do Portal de Legislação CBM (ago/2026) sobre a LOB, Lei nº 2.204/2009)</w:t>
       </w:r>
     </w:p>
     <w:tbl>
@@ -8652,7 +8652,7 @@
           <w:sz w:val="20"/>
           <w:szCs w:val="20"/>
         </w:rPr>
-        <w:t xml:space="preserve">— (consulta) → Art. 38 (atual) — Incluído na versão atual · PROPOSTA PENDENTE DE DELIBERAÇÃO</w:t>
+        <w:t xml:space="preserve">Art. 34 (consulta) → — (atual) — Suprimido na versão atual</w:t>
       </w:r>
     </w:p>
     <w:p>
@@ -8670,7 +8670,7 @@
           <w:sz w:val="18"/>
           <w:szCs w:val="18"/>
         </w:rPr>
-        <w:t xml:space="preserve">PROPOSTA PENDENTE DE DELIBERAÇÃO DO CONDEG — muda regra de mérito em relação à versão em consulta: restringe o Superior de Dia à Capital e aos postos de Major/Tenente-Coronel; a versão em consulta prevê alcance em todo o território estadual (se-art-31) e os textos finais do Ten. Tiago põem a coordenação no Subcomandante-Geral.</w:t>
+        <w:t xml:space="preserve">Suprimido — duplicidade com o Art. 10 da versão em consulta (se-art-25, permuta do Superior de Dia). Atenção: o prazo de 48 horas e o formulário de permuta saem junto — se forem mantidos, redigir como parágrafo do Art. 10.</w:t>
       </w:r>
     </w:p>
     <w:tbl>
@@ -8771,62 +8771,47 @@
                 <w:sz w:val="20"/>
                 <w:szCs w:val="20"/>
               </w:rPr>
-              <w:t xml:space="preserve">(não existia)</w:t>
-            </w:r>
-          </w:p>
-        </w:tc>
-        <w:tc>
-          <w:tcPr>
-            <w:tcMar>
-              <w:top w:type="dxa" w:w="60"/>
-              <w:left w:type="dxa" w:w="100"/>
-              <w:bottom w:type="dxa" w:w="60"/>
-              <w:right w:type="dxa" w:w="100"/>
-            </w:tcMar>
-          </w:tcPr>
-          <w:p>
-            <w:pPr>
-              <w:spacing w:after="0"/>
-            </w:pPr>
-            <w:r>
-              <w:rPr>
-                <w:rFonts w:ascii="Times New Roman" w:cs="Times New Roman" w:eastAsia="Times New Roman" w:hAnsi="Times New Roman"/>
-                <w:b w:val="false"/>
-                <w:bCs w:val="false"/>
-                <w:sz w:val="20"/>
-                <w:szCs w:val="20"/>
-              </w:rPr>
-              <w:t xml:space="preserve">O serviço de Superior de Dia será estabelecido exclusivamente na Capital do Estado, em regime de sobreaviso de 24 (vinte e quatro) horas, concorrendo à respectiva escala os oficiais dos postos de Major BM e Tenente-Coronel BM.</w:t>
-            </w:r>
-          </w:p>
-          <w:p>
-            <w:pPr>
-              <w:spacing w:after="0"/>
-            </w:pPr>
-            <w:r>
-              <w:rPr>
-                <w:rFonts w:ascii="Times New Roman" w:cs="Times New Roman" w:eastAsia="Times New Roman" w:hAnsi="Times New Roman"/>
-                <w:b w:val="false"/>
-                <w:bCs w:val="false"/>
-                <w:sz w:val="20"/>
-                <w:szCs w:val="20"/>
-              </w:rPr>
-              <w:t xml:space="preserve">§ 1º Durante o período de serviço, o Superior de Dia deverá permanecer em condições de pronto acionamento, mantendo disponível meio de comunicação que permita seu imediato contato e comparecimento quando necessário.</w:t>
-            </w:r>
-          </w:p>
-          <w:p>
-            <w:pPr>
-              <w:spacing w:after="0"/>
-            </w:pPr>
-            <w:r>
-              <w:rPr>
-                <w:rFonts w:ascii="Times New Roman" w:cs="Times New Roman" w:eastAsia="Times New Roman" w:hAnsi="Times New Roman"/>
-                <w:b w:val="false"/>
-                <w:bCs w:val="false"/>
-                <w:sz w:val="20"/>
-                <w:szCs w:val="20"/>
-              </w:rPr>
-              <w:t xml:space="preserve">§ 2º A atuação do Superior de Dia ficará circunscrita à Capital do Estado, observadas as competências próprias do Comando Operacional e dos Comandantes das Organizações Bombeiro Militar.</w:t>
+              <w:t xml:space="preserve">As permutas de serviços deverão ser solicitadas por escrito e encaminhadas ao Chefe da Seção de Pessoal do Comando Operacional de Bombeiros com antecedência mínima de 48 (quarenta e oito) horas.</w:t>
+            </w:r>
+          </w:p>
+          <w:p>
+            <w:pPr>
+              <w:spacing w:after="0"/>
+            </w:pPr>
+            <w:r>
+              <w:rPr>
+                <w:rFonts w:ascii="Times New Roman" w:cs="Times New Roman" w:eastAsia="Times New Roman" w:hAnsi="Times New Roman"/>
+                <w:b w:val="false"/>
+                <w:bCs w:val="false"/>
+                <w:sz w:val="20"/>
+                <w:szCs w:val="20"/>
+              </w:rPr>
+              <w:t xml:space="preserve">Parágrafo único. Os interessados (substituto e substituído) em permutar o serviço deverão preencher o formulário padrão para esse tipo de solicitação existente na Seção de Pessoal do Comando Operacional de Bombeiros.</w:t>
+            </w:r>
+          </w:p>
+        </w:tc>
+        <w:tc>
+          <w:tcPr>
+            <w:tcMar>
+              <w:top w:type="dxa" w:w="60"/>
+              <w:left w:type="dxa" w:w="100"/>
+              <w:bottom w:type="dxa" w:w="60"/>
+              <w:right w:type="dxa" w:w="100"/>
+            </w:tcMar>
+          </w:tcPr>
+          <w:p>
+            <w:pPr>
+              <w:spacing w:after="0"/>
+            </w:pPr>
+            <w:r>
+              <w:rPr>
+                <w:rFonts w:ascii="Times New Roman" w:cs="Times New Roman" w:eastAsia="Times New Roman" w:hAnsi="Times New Roman"/>
+                <w:b w:val="false"/>
+                <w:bCs w:val="false"/>
+                <w:sz w:val="20"/>
+                <w:szCs w:val="20"/>
+              </w:rPr>
+              <w:t xml:space="preserve">(suprimido)</w:t>
             </w:r>
           </w:p>
         </w:tc>
@@ -8852,7 +8837,25 @@
           <w:sz w:val="20"/>
           <w:szCs w:val="20"/>
         </w:rPr>
-        <w:t xml:space="preserve">— (consulta) → Art. 39 (atual) — Incluído na versão atual</w:t>
+        <w:t xml:space="preserve">— (consulta) → Art. 37 (atual) — Incluído na versão atual · PROPOSTA PENDENTE DE DELIBERAÇÃO</w:t>
+      </w:r>
+    </w:p>
+    <w:p>
+      <w:pPr>
+        <w:spacing w:after="60" w:line="360"/>
+        <w:jc w:val="both"/>
+      </w:pPr>
+      <w:r>
+        <w:rPr>
+          <w:rFonts w:ascii="Times New Roman" w:cs="Times New Roman" w:eastAsia="Times New Roman" w:hAnsi="Times New Roman"/>
+          <w:b w:val="false"/>
+          <w:bCs w:val="false"/>
+          <w:i/>
+          <w:iCs/>
+          <w:sz w:val="18"/>
+          <w:szCs w:val="18"/>
+        </w:rPr>
+        <w:t xml:space="preserve">PROPOSTA PENDENTE DE DELIBERAÇÃO DO CONDEG — muda regra de mérito em relação à versão em consulta: restringe o Superior de Dia à Capital e aos postos de Major/Tenente-Coronel; a versão em consulta prevê alcance em todo o território estadual (se-art-31) e a versão atual põe a coordenação no Subcomandante-Geral.</w:t>
       </w:r>
     </w:p>
     <w:tbl>
@@ -8978,187 +8981,37 @@
                 <w:sz w:val="20"/>
                 <w:szCs w:val="20"/>
               </w:rPr>
-              <w:t xml:space="preserve">Compete ao Superior de Dia:</w:t>
-            </w:r>
-          </w:p>
-          <w:p>
-            <w:pPr>
-              <w:spacing w:after="0"/>
-            </w:pPr>
-            <w:r>
-              <w:rPr>
-                <w:rFonts w:ascii="Times New Roman" w:cs="Times New Roman" w:eastAsia="Times New Roman" w:hAnsi="Times New Roman"/>
-                <w:b w:val="false"/>
-                <w:bCs w:val="false"/>
-                <w:sz w:val="20"/>
-                <w:szCs w:val="20"/>
-              </w:rPr>
-              <w:t xml:space="preserve">I - exercer a supervisão superior do serviço operacional na Capital durante o período para o qual estiver escalado, respeitadas as competências dos comandantes das Organizações Bombeiro Militar;</w:t>
-            </w:r>
-          </w:p>
-          <w:p>
-            <w:pPr>
-              <w:spacing w:after="0"/>
-            </w:pPr>
-            <w:r>
-              <w:rPr>
-                <w:rFonts w:ascii="Times New Roman" w:cs="Times New Roman" w:eastAsia="Times New Roman" w:hAnsi="Times New Roman"/>
-                <w:b w:val="false"/>
-                <w:bCs w:val="false"/>
-                <w:sz w:val="20"/>
-                <w:szCs w:val="20"/>
-              </w:rPr>
-              <w:t xml:space="preserve">II - manter-se informado acerca das ocorrências de maior vulto, complexidade ou repercussão verificadas na Capital;</w:t>
-            </w:r>
-          </w:p>
-          <w:p>
-            <w:pPr>
-              <w:spacing w:after="0"/>
-            </w:pPr>
-            <w:r>
-              <w:rPr>
-                <w:rFonts w:ascii="Times New Roman" w:cs="Times New Roman" w:eastAsia="Times New Roman" w:hAnsi="Times New Roman"/>
-                <w:b w:val="false"/>
-                <w:bCs w:val="false"/>
-                <w:sz w:val="20"/>
-                <w:szCs w:val="20"/>
-              </w:rPr>
-              <w:t xml:space="preserve">III - comparecer às ocorrências de grande vulto, complexidade ou repercussão quando acionado, quando entender necessário ou por determinação de autoridade superior;</w:t>
-            </w:r>
-          </w:p>
-          <w:p>
-            <w:pPr>
-              <w:spacing w:after="0"/>
-            </w:pPr>
-            <w:r>
-              <w:rPr>
-                <w:rFonts w:ascii="Times New Roman" w:cs="Times New Roman" w:eastAsia="Times New Roman" w:hAnsi="Times New Roman"/>
-                <w:b w:val="false"/>
-                <w:bCs w:val="false"/>
-                <w:sz w:val="20"/>
-                <w:szCs w:val="20"/>
-              </w:rPr>
-              <w:t xml:space="preserve">IV - acompanhar e supervisionar, quando necessário, o desenvolvimento das operações de maior vulto, respeitada a cadeia de comando operacional estabelecida neste Regulamento;</w:t>
-            </w:r>
-          </w:p>
-          <w:p>
-            <w:pPr>
-              <w:spacing w:after="0"/>
-            </w:pPr>
-            <w:r>
-              <w:rPr>
-                <w:rFonts w:ascii="Times New Roman" w:cs="Times New Roman" w:eastAsia="Times New Roman" w:hAnsi="Times New Roman"/>
-                <w:b w:val="false"/>
-                <w:bCs w:val="false"/>
-                <w:sz w:val="20"/>
-                <w:szCs w:val="20"/>
-              </w:rPr>
-              <w:t xml:space="preserve">V - comunicar aos escalões superiores as ocorrências relevantes, extraordinárias ou de grande repercussão, mantendo-os informados acerca de sua evolução e das providências adotadas;</w:t>
-            </w:r>
-          </w:p>
-          <w:p>
-            <w:pPr>
-              <w:spacing w:after="0"/>
-            </w:pPr>
-            <w:r>
-              <w:rPr>
-                <w:rFonts w:ascii="Times New Roman" w:cs="Times New Roman" w:eastAsia="Times New Roman" w:hAnsi="Times New Roman"/>
-                <w:b w:val="false"/>
-                <w:bCs w:val="false"/>
-                <w:sz w:val="20"/>
-                <w:szCs w:val="20"/>
-              </w:rPr>
-              <w:t xml:space="preserve">VI - promover, quando necessário, a articulação entre as Organizações Bombeiro Militar sediadas na Capital para o atendimento de ocorrências que demandem emprego integrado de recursos;</w:t>
-            </w:r>
-          </w:p>
-          <w:p>
-            <w:pPr>
-              <w:spacing w:after="0"/>
-            </w:pPr>
-            <w:r>
-              <w:rPr>
-                <w:rFonts w:ascii="Times New Roman" w:cs="Times New Roman" w:eastAsia="Times New Roman" w:hAnsi="Times New Roman"/>
-                <w:b w:val="false"/>
-                <w:bCs w:val="false"/>
-                <w:sz w:val="20"/>
-                <w:szCs w:val="20"/>
-              </w:rPr>
-              <w:t xml:space="preserve">VII - solicitar ou determinar, dentro dos limites de sua competência, o emprego de recursos operacionais adicionais necessários ao atendimento de ocorrências de maior vulto;</w:t>
-            </w:r>
-          </w:p>
-          <w:p>
-            <w:pPr>
-              <w:spacing w:after="0"/>
-            </w:pPr>
-            <w:r>
-              <w:rPr>
-                <w:rFonts w:ascii="Times New Roman" w:cs="Times New Roman" w:eastAsia="Times New Roman" w:hAnsi="Times New Roman"/>
-                <w:b w:val="false"/>
-                <w:bCs w:val="false"/>
-                <w:sz w:val="20"/>
-                <w:szCs w:val="20"/>
-              </w:rPr>
-              <w:t xml:space="preserve">VIII - adotar, durante o serviço, as providências urgentes de natureza operacional que não comportem adiamento, submetendo posteriormente a matéria à autoridade competente quando necessário;</w:t>
-            </w:r>
-          </w:p>
-          <w:p>
-            <w:pPr>
-              <w:spacing w:after="0"/>
-            </w:pPr>
-            <w:r>
-              <w:rPr>
-                <w:rFonts w:ascii="Times New Roman" w:cs="Times New Roman" w:eastAsia="Times New Roman" w:hAnsi="Times New Roman"/>
-                <w:b w:val="false"/>
-                <w:bCs w:val="false"/>
-                <w:sz w:val="20"/>
-                <w:szCs w:val="20"/>
-              </w:rPr>
-              <w:t xml:space="preserve">IX - articular-se com outros órgãos e instituições envolvidos nas operações, quando a natureza ou dimensão da ocorrência assim exigir;</w:t>
-            </w:r>
-          </w:p>
-          <w:p>
-            <w:pPr>
-              <w:spacing w:after="0"/>
-            </w:pPr>
-            <w:r>
-              <w:rPr>
-                <w:rFonts w:ascii="Times New Roman" w:cs="Times New Roman" w:eastAsia="Times New Roman" w:hAnsi="Times New Roman"/>
-                <w:b w:val="false"/>
-                <w:bCs w:val="false"/>
-                <w:sz w:val="20"/>
-                <w:szCs w:val="20"/>
-              </w:rPr>
-              <w:t xml:space="preserve">X - observar as diretrizes institucionais relativas ao relacionamento com a imprensa nas ocorrências de grande vulto ou repercussão, em articulação com o órgão de comunicação social da Corporação;</w:t>
-            </w:r>
-          </w:p>
-          <w:p>
-            <w:pPr>
-              <w:spacing w:after="0"/>
-            </w:pPr>
-            <w:r>
-              <w:rPr>
-                <w:rFonts w:ascii="Times New Roman" w:cs="Times New Roman" w:eastAsia="Times New Roman" w:hAnsi="Times New Roman"/>
-                <w:b w:val="false"/>
-                <w:bCs w:val="false"/>
-                <w:sz w:val="20"/>
-                <w:szCs w:val="20"/>
-              </w:rPr>
-              <w:t xml:space="preserve">XI - tomar conhecimento das alterações relevantes ocorridas durante o serviço e proceder aos registros ou manifestações que lhe forem determinados; e; e</w:t>
-            </w:r>
-          </w:p>
-          <w:p>
-            <w:pPr>
-              <w:spacing w:after="0"/>
-            </w:pPr>
-            <w:r>
-              <w:rPr>
-                <w:rFonts w:ascii="Times New Roman" w:cs="Times New Roman" w:eastAsia="Times New Roman" w:hAnsi="Times New Roman"/>
-                <w:b w:val="false"/>
-                <w:bCs w:val="false"/>
-                <w:sz w:val="20"/>
-                <w:szCs w:val="20"/>
-              </w:rPr>
-              <w:t xml:space="preserve">XII - cumprir fielmente as determinações dos escalões superiores relacionadas ao serviço operacional.</w:t>
+              <w:t xml:space="preserve">O serviço de Superior de Dia será estabelecido exclusivamente na Capital do Estado, em regime de sobreaviso de 24 (vinte e quatro) horas, concorrendo à respectiva escala os oficiais dos postos de Major BM e Tenente-Coronel BM.</w:t>
+            </w:r>
+          </w:p>
+          <w:p>
+            <w:pPr>
+              <w:spacing w:after="0"/>
+            </w:pPr>
+            <w:r>
+              <w:rPr>
+                <w:rFonts w:ascii="Times New Roman" w:cs="Times New Roman" w:eastAsia="Times New Roman" w:hAnsi="Times New Roman"/>
+                <w:b w:val="false"/>
+                <w:bCs w:val="false"/>
+                <w:sz w:val="20"/>
+                <w:szCs w:val="20"/>
+              </w:rPr>
+              <w:t xml:space="preserve">§ 1º Durante o período de serviço, o Superior de Dia deverá permanecer em condições de pronto acionamento, mantendo disponível meio de comunicação que permita seu imediato contato e comparecimento quando necessário.</w:t>
+            </w:r>
+          </w:p>
+          <w:p>
+            <w:pPr>
+              <w:spacing w:after="0"/>
+            </w:pPr>
+            <w:r>
+              <w:rPr>
+                <w:rFonts w:ascii="Times New Roman" w:cs="Times New Roman" w:eastAsia="Times New Roman" w:hAnsi="Times New Roman"/>
+                <w:b w:val="false"/>
+                <w:bCs w:val="false"/>
+                <w:sz w:val="20"/>
+                <w:szCs w:val="20"/>
+              </w:rPr>
+              <w:t xml:space="preserve">§ 2º A atuação do Superior de Dia ficará circunscrita à Capital do Estado, observadas as competências próprias do Comando Operacional e dos Comandantes das Organizações Bombeiro Militar.</w:t>
             </w:r>
           </w:p>
         </w:tc>
@@ -9184,25 +9037,7 @@
           <w:sz w:val="20"/>
           <w:szCs w:val="20"/>
         </w:rPr>
-        <w:t xml:space="preserve">Art. 36 (consulta) → — (atual) — Suprimido na versão atual</w:t>
-      </w:r>
-    </w:p>
-    <w:p>
-      <w:pPr>
-        <w:spacing w:after="60" w:line="360"/>
-        <w:jc w:val="both"/>
-      </w:pPr>
-      <w:r>
-        <w:rPr>
-          <w:rFonts w:ascii="Times New Roman" w:cs="Times New Roman" w:eastAsia="Times New Roman" w:hAnsi="Times New Roman"/>
-          <w:b w:val="false"/>
-          <w:bCs w:val="false"/>
-          <w:i/>
-          <w:iCs/>
-          <w:sz w:val="18"/>
-          <w:szCs w:val="18"/>
-        </w:rPr>
-        <w:t xml:space="preserve">Excluir (Ten. Tiago, 18/08) — regime do Oficial de Dia refeito pelos artigos novos</w:t>
+        <w:t xml:space="preserve">— (consulta) → Art. 38 (atual) — Incluído na versão atual</w:t>
       </w:r>
     </w:p>
     <w:tbl>
@@ -9303,47 +9138,212 @@
                 <w:sz w:val="20"/>
                 <w:szCs w:val="20"/>
               </w:rPr>
-              <w:t xml:space="preserve">O serviço de Oficial de Dia será realizado em regime adequado de 24 (vinte e quatro) horas, podendo em casos excepcionais ser de 12 (doze) horas.</w:t>
-            </w:r>
-          </w:p>
-          <w:p>
-            <w:pPr>
-              <w:spacing w:after="0"/>
-            </w:pPr>
-            <w:r>
-              <w:rPr>
-                <w:rFonts w:ascii="Times New Roman" w:cs="Times New Roman" w:eastAsia="Times New Roman" w:hAnsi="Times New Roman"/>
-                <w:b w:val="false"/>
-                <w:bCs w:val="false"/>
-                <w:sz w:val="20"/>
-                <w:szCs w:val="20"/>
-              </w:rPr>
-              <w:t xml:space="preserve">Parágrafo único. Ao final do serviço deverá ser preenchido o livro de registro de ocorrências, o qual deverá constar o visto do Superior de Dia.</w:t>
-            </w:r>
-          </w:p>
-        </w:tc>
-        <w:tc>
-          <w:tcPr>
-            <w:tcMar>
-              <w:top w:type="dxa" w:w="60"/>
-              <w:left w:type="dxa" w:w="100"/>
-              <w:bottom w:type="dxa" w:w="60"/>
-              <w:right w:type="dxa" w:w="100"/>
-            </w:tcMar>
-          </w:tcPr>
-          <w:p>
-            <w:pPr>
-              <w:spacing w:after="0"/>
-            </w:pPr>
-            <w:r>
-              <w:rPr>
-                <w:rFonts w:ascii="Times New Roman" w:cs="Times New Roman" w:eastAsia="Times New Roman" w:hAnsi="Times New Roman"/>
-                <w:b w:val="false"/>
-                <w:bCs w:val="false"/>
-                <w:sz w:val="20"/>
-                <w:szCs w:val="20"/>
-              </w:rPr>
-              <w:t xml:space="preserve">(suprimido)</w:t>
+              <w:t xml:space="preserve">(não existia)</w:t>
+            </w:r>
+          </w:p>
+        </w:tc>
+        <w:tc>
+          <w:tcPr>
+            <w:tcMar>
+              <w:top w:type="dxa" w:w="60"/>
+              <w:left w:type="dxa" w:w="100"/>
+              <w:bottom w:type="dxa" w:w="60"/>
+              <w:right w:type="dxa" w:w="100"/>
+            </w:tcMar>
+          </w:tcPr>
+          <w:p>
+            <w:pPr>
+              <w:spacing w:after="0"/>
+            </w:pPr>
+            <w:r>
+              <w:rPr>
+                <w:rFonts w:ascii="Times New Roman" w:cs="Times New Roman" w:eastAsia="Times New Roman" w:hAnsi="Times New Roman"/>
+                <w:b w:val="false"/>
+                <w:bCs w:val="false"/>
+                <w:sz w:val="20"/>
+                <w:szCs w:val="20"/>
+              </w:rPr>
+              <w:t xml:space="preserve">Compete ao Superior de Dia:</w:t>
+            </w:r>
+          </w:p>
+          <w:p>
+            <w:pPr>
+              <w:spacing w:after="0"/>
+            </w:pPr>
+            <w:r>
+              <w:rPr>
+                <w:rFonts w:ascii="Times New Roman" w:cs="Times New Roman" w:eastAsia="Times New Roman" w:hAnsi="Times New Roman"/>
+                <w:b w:val="false"/>
+                <w:bCs w:val="false"/>
+                <w:sz w:val="20"/>
+                <w:szCs w:val="20"/>
+              </w:rPr>
+              <w:t xml:space="preserve">I - exercer a supervisão superior do serviço operacional na Capital durante o período para o qual estiver escalado, respeitadas as competências dos comandantes das Organizações Bombeiro Militar;</w:t>
+            </w:r>
+          </w:p>
+          <w:p>
+            <w:pPr>
+              <w:spacing w:after="0"/>
+            </w:pPr>
+            <w:r>
+              <w:rPr>
+                <w:rFonts w:ascii="Times New Roman" w:cs="Times New Roman" w:eastAsia="Times New Roman" w:hAnsi="Times New Roman"/>
+                <w:b w:val="false"/>
+                <w:bCs w:val="false"/>
+                <w:sz w:val="20"/>
+                <w:szCs w:val="20"/>
+              </w:rPr>
+              <w:t xml:space="preserve">II - manter-se informado acerca das ocorrências de maior vulto, complexidade ou repercussão verificadas na Capital;</w:t>
+            </w:r>
+          </w:p>
+          <w:p>
+            <w:pPr>
+              <w:spacing w:after="0"/>
+            </w:pPr>
+            <w:r>
+              <w:rPr>
+                <w:rFonts w:ascii="Times New Roman" w:cs="Times New Roman" w:eastAsia="Times New Roman" w:hAnsi="Times New Roman"/>
+                <w:b w:val="false"/>
+                <w:bCs w:val="false"/>
+                <w:sz w:val="20"/>
+                <w:szCs w:val="20"/>
+              </w:rPr>
+              <w:t xml:space="preserve">III - comparecer às ocorrências de grande vulto, complexidade ou repercussão quando acionado, quando entender necessário ou por determinação de autoridade superior;</w:t>
+            </w:r>
+          </w:p>
+          <w:p>
+            <w:pPr>
+              <w:spacing w:after="0"/>
+            </w:pPr>
+            <w:r>
+              <w:rPr>
+                <w:rFonts w:ascii="Times New Roman" w:cs="Times New Roman" w:eastAsia="Times New Roman" w:hAnsi="Times New Roman"/>
+                <w:b w:val="false"/>
+                <w:bCs w:val="false"/>
+                <w:sz w:val="20"/>
+                <w:szCs w:val="20"/>
+              </w:rPr>
+              <w:t xml:space="preserve">IV - acompanhar e supervisionar, quando necessário, o desenvolvimento das operações de maior vulto, respeitada a cadeia de comando operacional estabelecida neste Regulamento;</w:t>
+            </w:r>
+          </w:p>
+          <w:p>
+            <w:pPr>
+              <w:spacing w:after="0"/>
+            </w:pPr>
+            <w:r>
+              <w:rPr>
+                <w:rFonts w:ascii="Times New Roman" w:cs="Times New Roman" w:eastAsia="Times New Roman" w:hAnsi="Times New Roman"/>
+                <w:b w:val="false"/>
+                <w:bCs w:val="false"/>
+                <w:sz w:val="20"/>
+                <w:szCs w:val="20"/>
+              </w:rPr>
+              <w:t xml:space="preserve">V - comunicar aos escalões superiores as ocorrências relevantes, extraordinárias ou de grande repercussão, mantendo-os informados acerca de sua evolução e das providências adotadas;</w:t>
+            </w:r>
+          </w:p>
+          <w:p>
+            <w:pPr>
+              <w:spacing w:after="0"/>
+            </w:pPr>
+            <w:r>
+              <w:rPr>
+                <w:rFonts w:ascii="Times New Roman" w:cs="Times New Roman" w:eastAsia="Times New Roman" w:hAnsi="Times New Roman"/>
+                <w:b w:val="false"/>
+                <w:bCs w:val="false"/>
+                <w:sz w:val="20"/>
+                <w:szCs w:val="20"/>
+              </w:rPr>
+              <w:t xml:space="preserve">VI - promover, quando necessário, a articulação entre as Organizações Bombeiro Militar sediadas na Capital para o atendimento de ocorrências que demandem emprego integrado de recursos;</w:t>
+            </w:r>
+          </w:p>
+          <w:p>
+            <w:pPr>
+              <w:spacing w:after="0"/>
+            </w:pPr>
+            <w:r>
+              <w:rPr>
+                <w:rFonts w:ascii="Times New Roman" w:cs="Times New Roman" w:eastAsia="Times New Roman" w:hAnsi="Times New Roman"/>
+                <w:b w:val="false"/>
+                <w:bCs w:val="false"/>
+                <w:sz w:val="20"/>
+                <w:szCs w:val="20"/>
+              </w:rPr>
+              <w:t xml:space="preserve">VII - solicitar ou determinar, dentro dos limites de sua competência, o emprego de recursos operacionais adicionais necessários ao atendimento de ocorrências de maior vulto;</w:t>
+            </w:r>
+          </w:p>
+          <w:p>
+            <w:pPr>
+              <w:spacing w:after="0"/>
+            </w:pPr>
+            <w:r>
+              <w:rPr>
+                <w:rFonts w:ascii="Times New Roman" w:cs="Times New Roman" w:eastAsia="Times New Roman" w:hAnsi="Times New Roman"/>
+                <w:b w:val="false"/>
+                <w:bCs w:val="false"/>
+                <w:sz w:val="20"/>
+                <w:szCs w:val="20"/>
+              </w:rPr>
+              <w:t xml:space="preserve">VIII - adotar, durante o serviço, as providências urgentes de natureza operacional que não comportem adiamento, submetendo posteriormente a matéria à autoridade competente quando necessário;</w:t>
+            </w:r>
+          </w:p>
+          <w:p>
+            <w:pPr>
+              <w:spacing w:after="0"/>
+            </w:pPr>
+            <w:r>
+              <w:rPr>
+                <w:rFonts w:ascii="Times New Roman" w:cs="Times New Roman" w:eastAsia="Times New Roman" w:hAnsi="Times New Roman"/>
+                <w:b w:val="false"/>
+                <w:bCs w:val="false"/>
+                <w:sz w:val="20"/>
+                <w:szCs w:val="20"/>
+              </w:rPr>
+              <w:t xml:space="preserve">IX - articular-se com outros órgãos e instituições envolvidos nas operações, quando a natureza ou dimensão da ocorrência assim exigir;</w:t>
+            </w:r>
+          </w:p>
+          <w:p>
+            <w:pPr>
+              <w:spacing w:after="0"/>
+            </w:pPr>
+            <w:r>
+              <w:rPr>
+                <w:rFonts w:ascii="Times New Roman" w:cs="Times New Roman" w:eastAsia="Times New Roman" w:hAnsi="Times New Roman"/>
+                <w:b w:val="false"/>
+                <w:bCs w:val="false"/>
+                <w:sz w:val="20"/>
+                <w:szCs w:val="20"/>
+              </w:rPr>
+              <w:t xml:space="preserve">X - observar as diretrizes institucionais relativas ao relacionamento com a imprensa nas ocorrências de grande vulto ou repercussão, em articulação com o órgão de comunicação social da Corporação;</w:t>
+            </w:r>
+          </w:p>
+          <w:p>
+            <w:pPr>
+              <w:spacing w:after="0"/>
+            </w:pPr>
+            <w:r>
+              <w:rPr>
+                <w:rFonts w:ascii="Times New Roman" w:cs="Times New Roman" w:eastAsia="Times New Roman" w:hAnsi="Times New Roman"/>
+                <w:b w:val="false"/>
+                <w:bCs w:val="false"/>
+                <w:sz w:val="20"/>
+                <w:szCs w:val="20"/>
+              </w:rPr>
+              <w:t xml:space="preserve">XI - tomar conhecimento das alterações relevantes ocorridas durante o serviço e proceder aos registros ou manifestações que lhe forem determinados; e</w:t>
+            </w:r>
+          </w:p>
+          <w:p>
+            <w:pPr>
+              <w:spacing w:after="0"/>
+            </w:pPr>
+            <w:r>
+              <w:rPr>
+                <w:rFonts w:ascii="Times New Roman" w:cs="Times New Roman" w:eastAsia="Times New Roman" w:hAnsi="Times New Roman"/>
+                <w:b w:val="false"/>
+                <w:bCs w:val="false"/>
+                <w:sz w:val="20"/>
+                <w:szCs w:val="20"/>
+              </w:rPr>
+              <w:t xml:space="preserve">XII - cumprir fielmente as determinações dos escalões superiores relacionadas ao serviço operacional.</w:t>
             </w:r>
           </w:p>
         </w:tc>
@@ -9369,7 +9369,7 @@
           <w:sz w:val="20"/>
           <w:szCs w:val="20"/>
         </w:rPr>
-        <w:t xml:space="preserve">— (consulta) → Art. 41 (atual) — Incluído na versão atual · PROPOSTA PENDENTE DE DELIBERAÇÃO</w:t>
+        <w:t xml:space="preserve">Art. 36 (consulta) → — (atual) — Suprimido na versão atual</w:t>
       </w:r>
     </w:p>
     <w:p>
@@ -9387,7 +9387,7 @@
           <w:sz w:val="18"/>
           <w:szCs w:val="18"/>
         </w:rPr>
-        <w:t xml:space="preserve">PROPOSTA PENDENTE DE DELIBERAÇÃO DO CONDEG — muda regra de mérito em relação à versão em consulta: redefine o Oficial de Dia como serviço interno do QCG (aquartelamento); na versão em consulta era função operacional coordenada pelo COB em cada OBM (se-art-32 a 38, marcados "Excluir" pelo Ten. Tiago). Avaliar extensão aos quartéis das OBMs.</w:t>
+        <w:t xml:space="preserve">Suprimido — regime do Oficial de Dia refeito pelos artigos novos</w:t>
       </w:r>
     </w:p>
     <w:tbl>
@@ -9488,62 +9488,47 @@
                 <w:sz w:val="20"/>
                 <w:szCs w:val="20"/>
               </w:rPr>
-              <w:t xml:space="preserve">(não existia)</w:t>
-            </w:r>
-          </w:p>
-        </w:tc>
-        <w:tc>
-          <w:tcPr>
-            <w:tcMar>
-              <w:top w:type="dxa" w:w="60"/>
-              <w:left w:type="dxa" w:w="100"/>
-              <w:bottom w:type="dxa" w:w="60"/>
-              <w:right w:type="dxa" w:w="100"/>
-            </w:tcMar>
-          </w:tcPr>
-          <w:p>
-            <w:pPr>
-              <w:spacing w:after="0"/>
-            </w:pPr>
-            <w:r>
-              <w:rPr>
-                <w:rFonts w:ascii="Times New Roman" w:cs="Times New Roman" w:eastAsia="Times New Roman" w:hAnsi="Times New Roman"/>
-                <w:b w:val="false"/>
-                <w:bCs w:val="false"/>
-                <w:sz w:val="20"/>
-                <w:szCs w:val="20"/>
-              </w:rPr>
-              <w:t xml:space="preserve">O serviço de Oficial de Dia será realizado exclusivamente no Quartel do Comando-Geral – QCG, em regime presencial de 24 (vinte e quatro) horas, sendo exercido por oficiais dos postos de Segundo-Tenente BM, Primeiro-Tenente BM e Capitão BM.</w:t>
-            </w:r>
-          </w:p>
-          <w:p>
-            <w:pPr>
-              <w:spacing w:after="0"/>
-            </w:pPr>
-            <w:r>
-              <w:rPr>
-                <w:rFonts w:ascii="Times New Roman" w:cs="Times New Roman" w:eastAsia="Times New Roman" w:hAnsi="Times New Roman"/>
-                <w:b w:val="false"/>
-                <w:bCs w:val="false"/>
-                <w:sz w:val="20"/>
-                <w:szCs w:val="20"/>
-              </w:rPr>
-              <w:t xml:space="preserve">§ 1º O Oficial de Dia exercerá suas atribuições no âmbito interno do QCG, competindo-lhe zelar pela disciplina, segurança, ordem e regular funcionamento do aquartelamento durante o período de serviço.</w:t>
-            </w:r>
-          </w:p>
-          <w:p>
-            <w:pPr>
-              <w:spacing w:after="0"/>
-            </w:pPr>
-            <w:r>
-              <w:rPr>
-                <w:rFonts w:ascii="Times New Roman" w:cs="Times New Roman" w:eastAsia="Times New Roman" w:hAnsi="Times New Roman"/>
-                <w:b w:val="false"/>
-                <w:bCs w:val="false"/>
-                <w:sz w:val="20"/>
-                <w:szCs w:val="20"/>
-              </w:rPr>
-              <w:t xml:space="preserve">§ 2º O Oficial de Dia representará, durante o período de serviço e nos limites de suas atribuições, a autoridade responsável pelo aquartelamento nas questões relacionadas à disciplina e à segurança interna.</w:t>
+              <w:t xml:space="preserve">O serviço de Oficial de Dia será realizado em regime adequado de 24 (vinte e quatro) horas, podendo em casos excepcionais ser de 12 (doze) horas.</w:t>
+            </w:r>
+          </w:p>
+          <w:p>
+            <w:pPr>
+              <w:spacing w:after="0"/>
+            </w:pPr>
+            <w:r>
+              <w:rPr>
+                <w:rFonts w:ascii="Times New Roman" w:cs="Times New Roman" w:eastAsia="Times New Roman" w:hAnsi="Times New Roman"/>
+                <w:b w:val="false"/>
+                <w:bCs w:val="false"/>
+                <w:sz w:val="20"/>
+                <w:szCs w:val="20"/>
+              </w:rPr>
+              <w:t xml:space="preserve">Parágrafo único. Ao final do serviço deverá ser preenchido o livro de registro de ocorrências, o qual deverá constar o visto do Superior de Dia.</w:t>
+            </w:r>
+          </w:p>
+        </w:tc>
+        <w:tc>
+          <w:tcPr>
+            <w:tcMar>
+              <w:top w:type="dxa" w:w="60"/>
+              <w:left w:type="dxa" w:w="100"/>
+              <w:bottom w:type="dxa" w:w="60"/>
+              <w:right w:type="dxa" w:w="100"/>
+            </w:tcMar>
+          </w:tcPr>
+          <w:p>
+            <w:pPr>
+              <w:spacing w:after="0"/>
+            </w:pPr>
+            <w:r>
+              <w:rPr>
+                <w:rFonts w:ascii="Times New Roman" w:cs="Times New Roman" w:eastAsia="Times New Roman" w:hAnsi="Times New Roman"/>
+                <w:b w:val="false"/>
+                <w:bCs w:val="false"/>
+                <w:sz w:val="20"/>
+                <w:szCs w:val="20"/>
+              </w:rPr>
+              <w:t xml:space="preserve">(suprimido)</w:t>
             </w:r>
           </w:p>
         </w:tc>
@@ -9569,7 +9554,7 @@
           <w:sz w:val="20"/>
           <w:szCs w:val="20"/>
         </w:rPr>
-        <w:t xml:space="preserve">— (consulta) → Art. 42 (atual) — Incluído na versão atual</w:t>
+        <w:t xml:space="preserve">— (consulta) → Art. 40 (atual) — Incluído na versão atual · PROPOSTA PENDENTE DE DELIBERAÇÃO</w:t>
       </w:r>
     </w:p>
     <w:p>
@@ -9587,7 +9572,7 @@
           <w:sz w:val="18"/>
           <w:szCs w:val="18"/>
         </w:rPr>
-        <w:t xml:space="preserve">Incisos X e XIII chegaram truncados na sugestão original ("rviço;" e "durante o se"); completados por dedução — confirmar com o autor. Incisos XXII a XXIV: conferir com a Corregedoria quanto ao CPPM.</w:t>
+        <w:t xml:space="preserve">PROPOSTA PENDENTE DE DELIBERAÇÃO DO CONDEG — muda regra de mérito em relação à versão em consulta: redefine o Oficial de Dia como serviço interno do QCG (aquartelamento); na versão em consulta era função operacional coordenada pelo COB em cada OBM (se-art-32 a 38, suprimidos na versão atual). Avaliar extensão aos quartéis das OBMs.</w:t>
       </w:r>
     </w:p>
     <w:tbl>
@@ -9713,382 +9698,37 @@
                 <w:sz w:val="20"/>
                 <w:szCs w:val="20"/>
               </w:rPr>
-              <w:t xml:space="preserve">Compete ao Oficial de Dia:</w:t>
-            </w:r>
-          </w:p>
-          <w:p>
-            <w:pPr>
-              <w:spacing w:after="0"/>
-            </w:pPr>
-            <w:r>
-              <w:rPr>
-                <w:rFonts w:ascii="Times New Roman" w:cs="Times New Roman" w:eastAsia="Times New Roman" w:hAnsi="Times New Roman"/>
-                <w:b w:val="false"/>
-                <w:bCs w:val="false"/>
-                <w:sz w:val="20"/>
-                <w:szCs w:val="20"/>
-              </w:rPr>
-              <w:t xml:space="preserve">I - participar das solenidades, formaturas e demais atos regulamentares previstos para o início e término do serviço;</w:t>
-            </w:r>
-          </w:p>
-          <w:p>
-            <w:pPr>
-              <w:spacing w:after="0"/>
-            </w:pPr>
-            <w:r>
-              <w:rPr>
-                <w:rFonts w:ascii="Times New Roman" w:cs="Times New Roman" w:eastAsia="Times New Roman" w:hAnsi="Times New Roman"/>
-                <w:b w:val="false"/>
-                <w:bCs w:val="false"/>
-                <w:sz w:val="20"/>
-                <w:szCs w:val="20"/>
-              </w:rPr>
-              <w:t xml:space="preserve">II - receber do Oficial de Dia substituído e transmitir ao seu substituto as ordens, determinações, alterações e demais informações necessárias à continuidade do serviço;</w:t>
-            </w:r>
-          </w:p>
-          <w:p>
-            <w:pPr>
-              <w:spacing w:after="0"/>
-            </w:pPr>
-            <w:r>
-              <w:rPr>
-                <w:rFonts w:ascii="Times New Roman" w:cs="Times New Roman" w:eastAsia="Times New Roman" w:hAnsi="Times New Roman"/>
-                <w:b w:val="false"/>
-                <w:bCs w:val="false"/>
-                <w:sz w:val="20"/>
-                <w:szCs w:val="20"/>
-              </w:rPr>
-              <w:t xml:space="preserve">III - orientar os militares empregados nos serviços internos do QCG quanto às suas atribuições e às determinações em vigor;</w:t>
-            </w:r>
-          </w:p>
-          <w:p>
-            <w:pPr>
-              <w:spacing w:after="0"/>
-            </w:pPr>
-            <w:r>
-              <w:rPr>
-                <w:rFonts w:ascii="Times New Roman" w:cs="Times New Roman" w:eastAsia="Times New Roman" w:hAnsi="Times New Roman"/>
-                <w:b w:val="false"/>
-                <w:bCs w:val="false"/>
-                <w:sz w:val="20"/>
-                <w:szCs w:val="20"/>
-              </w:rPr>
-              <w:t xml:space="preserve">IV - realizar inspeções nas dependências do QCG, adotando ou solicitando as providências necessárias diante das irregularidades constatadas;</w:t>
-            </w:r>
-          </w:p>
-          <w:p>
-            <w:pPr>
-              <w:spacing w:after="0"/>
-            </w:pPr>
-            <w:r>
-              <w:rPr>
-                <w:rFonts w:ascii="Times New Roman" w:cs="Times New Roman" w:eastAsia="Times New Roman" w:hAnsi="Times New Roman"/>
-                <w:b w:val="false"/>
-                <w:bCs w:val="false"/>
-                <w:sz w:val="20"/>
-                <w:szCs w:val="20"/>
-              </w:rPr>
-              <w:t xml:space="preserve">V - fiscalizar os serviços internos, verificando o cumprimento das normas, ordens e determinações em vigor;</w:t>
-            </w:r>
-          </w:p>
-          <w:p>
-            <w:pPr>
-              <w:spacing w:after="0"/>
-            </w:pPr>
-            <w:r>
-              <w:rPr>
-                <w:rFonts w:ascii="Times New Roman" w:cs="Times New Roman" w:eastAsia="Times New Roman" w:hAnsi="Times New Roman"/>
-                <w:b w:val="false"/>
-                <w:bCs w:val="false"/>
-                <w:sz w:val="20"/>
-                <w:szCs w:val="20"/>
-              </w:rPr>
-              <w:t xml:space="preserve">VI - zelar pela disciplina, segurança e ordem no interior do QCG;</w:t>
-            </w:r>
-          </w:p>
-          <w:p>
-            <w:pPr>
-              <w:spacing w:after="0"/>
-            </w:pPr>
-            <w:r>
-              <w:rPr>
-                <w:rFonts w:ascii="Times New Roman" w:cs="Times New Roman" w:eastAsia="Times New Roman" w:hAnsi="Times New Roman"/>
-                <w:b w:val="false"/>
-                <w:bCs w:val="false"/>
-                <w:sz w:val="20"/>
-                <w:szCs w:val="20"/>
-              </w:rPr>
-              <w:t xml:space="preserve">VII - fiscalizar os serviços de guarda e segurança do aquartelamento;</w:t>
-            </w:r>
-          </w:p>
-          <w:p>
-            <w:pPr>
-              <w:spacing w:after="0"/>
-            </w:pPr>
-            <w:r>
-              <w:rPr>
-                <w:rFonts w:ascii="Times New Roman" w:cs="Times New Roman" w:eastAsia="Times New Roman" w:hAnsi="Times New Roman"/>
-                <w:b w:val="false"/>
-                <w:bCs w:val="false"/>
-                <w:sz w:val="20"/>
-                <w:szCs w:val="20"/>
-              </w:rPr>
-              <w:t xml:space="preserve">VIII - certificar-se de que as dependências que devam permanecer fechadas estejam devidamente resguardadas, mantendo o controle das respectivas chaves nos termos das normas internas;</w:t>
-            </w:r>
-          </w:p>
-          <w:p>
-            <w:pPr>
-              <w:spacing w:after="0"/>
-            </w:pPr>
-            <w:r>
-              <w:rPr>
-                <w:rFonts w:ascii="Times New Roman" w:cs="Times New Roman" w:eastAsia="Times New Roman" w:hAnsi="Times New Roman"/>
-                <w:b w:val="false"/>
-                <w:bCs w:val="false"/>
-                <w:sz w:val="20"/>
-                <w:szCs w:val="20"/>
-              </w:rPr>
-              <w:t xml:space="preserve">IX - providenciar, na forma regulamentar, a substituição dos militares que não comparecerem aos serviços internos para os quais estejam escalados;</w:t>
-            </w:r>
-          </w:p>
-          <w:p>
-            <w:pPr>
-              <w:spacing w:after="0"/>
-            </w:pPr>
-            <w:r>
-              <w:rPr>
-                <w:rFonts w:ascii="Times New Roman" w:cs="Times New Roman" w:eastAsia="Times New Roman" w:hAnsi="Times New Roman"/>
-                <w:b w:val="false"/>
-                <w:bCs w:val="false"/>
-                <w:sz w:val="20"/>
-                <w:szCs w:val="20"/>
-              </w:rPr>
-              <w:t xml:space="preserve">X - zelar pelo cumprimento das normas referentes à entrada, saída e permanência de pessoas no QCG;</w:t>
-            </w:r>
-          </w:p>
-          <w:p>
-            <w:pPr>
-              <w:spacing w:after="0"/>
-            </w:pPr>
-            <w:r>
-              <w:rPr>
-                <w:rFonts w:ascii="Times New Roman" w:cs="Times New Roman" w:eastAsia="Times New Roman" w:hAnsi="Times New Roman"/>
-                <w:b w:val="false"/>
-                <w:bCs w:val="false"/>
-                <w:sz w:val="20"/>
-                <w:szCs w:val="20"/>
-              </w:rPr>
-              <w:t xml:space="preserve">XI - fiscalizar a entrada e saída de viaturas do aquartelamento, observadas as normas estabelecidas;</w:t>
-            </w:r>
-          </w:p>
-          <w:p>
-            <w:pPr>
-              <w:spacing w:after="0"/>
-            </w:pPr>
-            <w:r>
-              <w:rPr>
-                <w:rFonts w:ascii="Times New Roman" w:cs="Times New Roman" w:eastAsia="Times New Roman" w:hAnsi="Times New Roman"/>
-                <w:b w:val="false"/>
-                <w:bCs w:val="false"/>
-                <w:sz w:val="20"/>
-                <w:szCs w:val="20"/>
-              </w:rPr>
-              <w:t xml:space="preserve">XII - registrar a entrada ou saída de materiais do QCG fora do horário de expediente, não permitindo sua retirada sem a devida autorização;</w:t>
-            </w:r>
-          </w:p>
-          <w:p>
-            <w:pPr>
-              <w:spacing w:after="0"/>
-            </w:pPr>
-            <w:r>
-              <w:rPr>
-                <w:rFonts w:ascii="Times New Roman" w:cs="Times New Roman" w:eastAsia="Times New Roman" w:hAnsi="Times New Roman"/>
-                <w:b w:val="false"/>
-                <w:bCs w:val="false"/>
-                <w:sz w:val="20"/>
-                <w:szCs w:val="20"/>
-              </w:rPr>
-              <w:t xml:space="preserve">XIII - zelar pelos materiais, armamentos, instalações e demais bens que estejam sob sua responsabilidade durante o serviço;</w:t>
-            </w:r>
-          </w:p>
-          <w:p>
-            <w:pPr>
-              <w:spacing w:after="0"/>
-            </w:pPr>
-            <w:r>
-              <w:rPr>
-                <w:rFonts w:ascii="Times New Roman" w:cs="Times New Roman" w:eastAsia="Times New Roman" w:hAnsi="Times New Roman"/>
-                <w:b w:val="false"/>
-                <w:bCs w:val="false"/>
-                <w:sz w:val="20"/>
-                <w:szCs w:val="20"/>
-              </w:rPr>
-              <w:t xml:space="preserve">XIV - receber autoridades civis e militares que compareçam ao QCG fora do horário de expediente, adotando as providências protocolares cabíveis;</w:t>
-            </w:r>
-          </w:p>
-          <w:p>
-            <w:pPr>
-              <w:spacing w:after="0"/>
-            </w:pPr>
-            <w:r>
-              <w:rPr>
-                <w:rFonts w:ascii="Times New Roman" w:cs="Times New Roman" w:eastAsia="Times New Roman" w:hAnsi="Times New Roman"/>
-                <w:b w:val="false"/>
-                <w:bCs w:val="false"/>
-                <w:sz w:val="20"/>
-                <w:szCs w:val="20"/>
-              </w:rPr>
-              <w:t xml:space="preserve">XV - comunicar imediatamente à autoridade competente as ocorrências extraordinárias verificadas durante o serviço, especialmente aquelas relacionadas à disciplina, segurança, pessoal ou patrimônio;</w:t>
-            </w:r>
-          </w:p>
-          <w:p>
-            <w:pPr>
-              <w:spacing w:after="0"/>
-            </w:pPr>
-            <w:r>
-              <w:rPr>
-                <w:rFonts w:ascii="Times New Roman" w:cs="Times New Roman" w:eastAsia="Times New Roman" w:hAnsi="Times New Roman"/>
-                <w:b w:val="false"/>
-                <w:bCs w:val="false"/>
-                <w:sz w:val="20"/>
-                <w:szCs w:val="20"/>
-              </w:rPr>
-              <w:t xml:space="preserve">XVI - adotar as providências imediatas destinadas a sanar ou minimizar alterações verificadas no funcionamento interno do QCG, submetendo à autoridade competente aquelas que excedam sua atribuição;</w:t>
-            </w:r>
-          </w:p>
-          <w:p>
-            <w:pPr>
-              <w:spacing w:after="0"/>
-            </w:pPr>
-            <w:r>
-              <w:rPr>
-                <w:rFonts w:ascii="Times New Roman" w:cs="Times New Roman" w:eastAsia="Times New Roman" w:hAnsi="Times New Roman"/>
-                <w:b w:val="false"/>
-                <w:bCs w:val="false"/>
-                <w:sz w:val="20"/>
-                <w:szCs w:val="20"/>
-              </w:rPr>
-              <w:t xml:space="preserve">XVII - receber e encaminhar, fora do horário de expediente, documentos ou comunicações de caráter urgente, adotando as providências necessárias para que cheguem tempestivamente à autoridade competente;</w:t>
-            </w:r>
-          </w:p>
-          <w:p>
-            <w:pPr>
-              <w:spacing w:after="0"/>
-            </w:pPr>
-            <w:r>
-              <w:rPr>
-                <w:rFonts w:ascii="Times New Roman" w:cs="Times New Roman" w:eastAsia="Times New Roman" w:hAnsi="Times New Roman"/>
-                <w:b w:val="false"/>
-                <w:bCs w:val="false"/>
-                <w:sz w:val="20"/>
-                <w:szCs w:val="20"/>
-              </w:rPr>
-              <w:t xml:space="preserve">XVIII - registrar em livro ou sistema próprio as ocorrências e alterações verificadas durante sua jornada de serviço;</w:t>
-            </w:r>
-          </w:p>
-          <w:p>
-            <w:pPr>
-              <w:spacing w:after="0"/>
-            </w:pPr>
-            <w:r>
-              <w:rPr>
-                <w:rFonts w:ascii="Times New Roman" w:cs="Times New Roman" w:eastAsia="Times New Roman" w:hAnsi="Times New Roman"/>
-                <w:b w:val="false"/>
-                <w:bCs w:val="false"/>
-                <w:sz w:val="20"/>
-                <w:szCs w:val="20"/>
-              </w:rPr>
-              <w:t xml:space="preserve">XIX - elaborar e encaminhar a parte de serviço à autoridade competente, consignando as ocorrências e alterações relevantes verificadas durante a jornada;</w:t>
-            </w:r>
-          </w:p>
-          <w:p>
-            <w:pPr>
-              <w:spacing w:after="0"/>
-            </w:pPr>
-            <w:r>
-              <w:rPr>
-                <w:rFonts w:ascii="Times New Roman" w:cs="Times New Roman" w:eastAsia="Times New Roman" w:hAnsi="Times New Roman"/>
-                <w:b w:val="false"/>
-                <w:bCs w:val="false"/>
-                <w:sz w:val="20"/>
-                <w:szCs w:val="20"/>
-              </w:rPr>
-              <w:t xml:space="preserve">XX - comunicar imediatamente qualquer acidente envolvendo pessoal, viatura, material ou patrimônio ocorrido no âmbito do QCG;</w:t>
-            </w:r>
-          </w:p>
-          <w:p>
-            <w:pPr>
-              <w:spacing w:after="0"/>
-            </w:pPr>
-            <w:r>
-              <w:rPr>
-                <w:rFonts w:ascii="Times New Roman" w:cs="Times New Roman" w:eastAsia="Times New Roman" w:hAnsi="Times New Roman"/>
-                <w:b w:val="false"/>
-                <w:bCs w:val="false"/>
-                <w:sz w:val="20"/>
-                <w:szCs w:val="20"/>
-              </w:rPr>
-              <w:t xml:space="preserve">XXI - fiscalizar as condições de conservação, limpeza e organização das dependências do QCG;</w:t>
-            </w:r>
-          </w:p>
-          <w:p>
-            <w:pPr>
-              <w:spacing w:after="0"/>
-            </w:pPr>
-            <w:r>
-              <w:rPr>
-                <w:rFonts w:ascii="Times New Roman" w:cs="Times New Roman" w:eastAsia="Times New Roman" w:hAnsi="Times New Roman"/>
-                <w:b w:val="false"/>
-                <w:bCs w:val="false"/>
-                <w:sz w:val="20"/>
-                <w:szCs w:val="20"/>
-              </w:rPr>
-              <w:t xml:space="preserve">XXII - fiscalizar o cumprimento das prisões e detenções de natureza disciplinar executadas nas dependências do aquartelamento, zelando pela observância das determinações da autoridade competente, das condições de segurança e das normas aplicáveis;</w:t>
-            </w:r>
-          </w:p>
-          <w:p>
-            <w:pPr>
-              <w:spacing w:after="0"/>
-            </w:pPr>
-            <w:r>
-              <w:rPr>
-                <w:rFonts w:ascii="Times New Roman" w:cs="Times New Roman" w:eastAsia="Times New Roman" w:hAnsi="Times New Roman"/>
-                <w:b w:val="false"/>
-                <w:bCs w:val="false"/>
-                <w:sz w:val="20"/>
-                <w:szCs w:val="20"/>
-              </w:rPr>
-              <w:t xml:space="preserve">XXIII - diante da ocorrência de fato que, em tese, constitua crime militar, adotar as providências imediatas destinadas à preservação do local, dos elementos de informação e das provas, quando cabíveis, bem como comunicar imediatamente o fato à autoridade de polícia judiciária militar competente, para adoção das medidas previstas na legislação processual penal militar;</w:t>
-            </w:r>
-          </w:p>
-          <w:p>
-            <w:pPr>
-              <w:spacing w:after="0"/>
-            </w:pPr>
-            <w:r>
-              <w:rPr>
-                <w:rFonts w:ascii="Times New Roman" w:cs="Times New Roman" w:eastAsia="Times New Roman" w:hAnsi="Times New Roman"/>
-                <w:b w:val="false"/>
-                <w:bCs w:val="false"/>
-                <w:sz w:val="20"/>
-                <w:szCs w:val="20"/>
-              </w:rPr>
-              <w:t xml:space="preserve">XXIV - adotar, nas hipóteses de flagrante de crime militar, as providências que lhe competirem nos termos da legislação processual penal militar, comunicando imediatamente o fato à autoridade de polícia judiciária militar competente; e; e</w:t>
-            </w:r>
-          </w:p>
-          <w:p>
-            <w:pPr>
-              <w:spacing w:after="0"/>
-            </w:pPr>
-            <w:r>
-              <w:rPr>
-                <w:rFonts w:ascii="Times New Roman" w:cs="Times New Roman" w:eastAsia="Times New Roman" w:hAnsi="Times New Roman"/>
-                <w:b w:val="false"/>
-                <w:bCs w:val="false"/>
-                <w:sz w:val="20"/>
-                <w:szCs w:val="20"/>
-              </w:rPr>
-              <w:t xml:space="preserve">XXV - cumprir e fazer cumprir as ordens e determinações dos escalões superiores relacionadas ao serviço interno do aquartelamento.</w:t>
+              <w:t xml:space="preserve">O serviço de Oficial de Dia será realizado exclusivamente no Quartel do Comando-Geral – QCG, em regime presencial de 24 (vinte e quatro) horas, sendo exercido por oficiais dos postos de Segundo-Tenente BM, Primeiro-Tenente BM e Capitão BM.</w:t>
+            </w:r>
+          </w:p>
+          <w:p>
+            <w:pPr>
+              <w:spacing w:after="0"/>
+            </w:pPr>
+            <w:r>
+              <w:rPr>
+                <w:rFonts w:ascii="Times New Roman" w:cs="Times New Roman" w:eastAsia="Times New Roman" w:hAnsi="Times New Roman"/>
+                <w:b w:val="false"/>
+                <w:bCs w:val="false"/>
+                <w:sz w:val="20"/>
+                <w:szCs w:val="20"/>
+              </w:rPr>
+              <w:t xml:space="preserve">§ 1º O Oficial de Dia exercerá suas atribuições no âmbito interno do QCG, competindo-lhe zelar pela disciplina, segurança, ordem e regular funcionamento do aquartelamento durante o período de serviço.</w:t>
+            </w:r>
+          </w:p>
+          <w:p>
+            <w:pPr>
+              <w:spacing w:after="0"/>
+            </w:pPr>
+            <w:r>
+              <w:rPr>
+                <w:rFonts w:ascii="Times New Roman" w:cs="Times New Roman" w:eastAsia="Times New Roman" w:hAnsi="Times New Roman"/>
+                <w:b w:val="false"/>
+                <w:bCs w:val="false"/>
+                <w:sz w:val="20"/>
+                <w:szCs w:val="20"/>
+              </w:rPr>
+              <w:t xml:space="preserve">§ 2º O Oficial de Dia representará, durante o período de serviço e nos limites de suas atribuições, a autoridade responsável pelo aquartelamento nas questões relacionadas à disciplina e à segurança interna.</w:t>
             </w:r>
           </w:p>
         </w:tc>
@@ -10114,7 +9754,7 @@
           <w:sz w:val="20"/>
           <w:szCs w:val="20"/>
         </w:rPr>
-        <w:t xml:space="preserve">Art. 38 (consulta) → — (atual) — Suprimido na versão atual</w:t>
+        <w:t xml:space="preserve">— (consulta) → Art. 41 (atual) — Incluído na versão atual</w:t>
       </w:r>
     </w:p>
     <w:p>
@@ -10132,7 +9772,7 @@
           <w:sz w:val="18"/>
           <w:szCs w:val="18"/>
         </w:rPr>
-        <w:t xml:space="preserve">Excluir (Ten. Tiago, 18/08) — idem</w:t>
+        <w:t xml:space="preserve">Incisos X e XIII chegaram truncados na sugestão original ("rviço;" e "durante o se"); completados por dedução — confirmar com o autor. Incisos XXII a XXIV: conferir com a Corregedoria quanto ao CPPM.</w:t>
       </w:r>
     </w:p>
     <w:tbl>
@@ -10233,47 +9873,407 @@
                 <w:sz w:val="20"/>
                 <w:szCs w:val="20"/>
               </w:rPr>
-              <w:t xml:space="preserve">O serviço diário de Oficial de Dia ao CBMRO será coordenado pelo Comando Operacional de Bombeiros, através da sua Seção de Pessoal.</w:t>
-            </w:r>
-          </w:p>
-          <w:p>
-            <w:pPr>
-              <w:spacing w:after="0"/>
-            </w:pPr>
-            <w:r>
-              <w:rPr>
-                <w:rFonts w:ascii="Times New Roman" w:cs="Times New Roman" w:eastAsia="Times New Roman" w:hAnsi="Times New Roman"/>
-                <w:b w:val="false"/>
-                <w:bCs w:val="false"/>
-                <w:sz w:val="20"/>
-                <w:szCs w:val="20"/>
-              </w:rPr>
-              <w:t xml:space="preserve">Parágrafo único. As escalas serão publicadas em Boletim Geral Ostensivo.</w:t>
-            </w:r>
-          </w:p>
-        </w:tc>
-        <w:tc>
-          <w:tcPr>
-            <w:tcMar>
-              <w:top w:type="dxa" w:w="60"/>
-              <w:left w:type="dxa" w:w="100"/>
-              <w:bottom w:type="dxa" w:w="60"/>
-              <w:right w:type="dxa" w:w="100"/>
-            </w:tcMar>
-          </w:tcPr>
-          <w:p>
-            <w:pPr>
-              <w:spacing w:after="0"/>
-            </w:pPr>
-            <w:r>
-              <w:rPr>
-                <w:rFonts w:ascii="Times New Roman" w:cs="Times New Roman" w:eastAsia="Times New Roman" w:hAnsi="Times New Roman"/>
-                <w:b w:val="false"/>
-                <w:bCs w:val="false"/>
-                <w:sz w:val="20"/>
-                <w:szCs w:val="20"/>
-              </w:rPr>
-              <w:t xml:space="preserve">(suprimido)</w:t>
+              <w:t xml:space="preserve">(não existia)</w:t>
+            </w:r>
+          </w:p>
+        </w:tc>
+        <w:tc>
+          <w:tcPr>
+            <w:tcMar>
+              <w:top w:type="dxa" w:w="60"/>
+              <w:left w:type="dxa" w:w="100"/>
+              <w:bottom w:type="dxa" w:w="60"/>
+              <w:right w:type="dxa" w:w="100"/>
+            </w:tcMar>
+          </w:tcPr>
+          <w:p>
+            <w:pPr>
+              <w:spacing w:after="0"/>
+            </w:pPr>
+            <w:r>
+              <w:rPr>
+                <w:rFonts w:ascii="Times New Roman" w:cs="Times New Roman" w:eastAsia="Times New Roman" w:hAnsi="Times New Roman"/>
+                <w:b w:val="false"/>
+                <w:bCs w:val="false"/>
+                <w:sz w:val="20"/>
+                <w:szCs w:val="20"/>
+              </w:rPr>
+              <w:t xml:space="preserve">Compete ao Oficial de Dia:</w:t>
+            </w:r>
+          </w:p>
+          <w:p>
+            <w:pPr>
+              <w:spacing w:after="0"/>
+            </w:pPr>
+            <w:r>
+              <w:rPr>
+                <w:rFonts w:ascii="Times New Roman" w:cs="Times New Roman" w:eastAsia="Times New Roman" w:hAnsi="Times New Roman"/>
+                <w:b w:val="false"/>
+                <w:bCs w:val="false"/>
+                <w:sz w:val="20"/>
+                <w:szCs w:val="20"/>
+              </w:rPr>
+              <w:t xml:space="preserve">I - participar das solenidades, formaturas e demais atos regulamentares previstos para o início e término do serviço;</w:t>
+            </w:r>
+          </w:p>
+          <w:p>
+            <w:pPr>
+              <w:spacing w:after="0"/>
+            </w:pPr>
+            <w:r>
+              <w:rPr>
+                <w:rFonts w:ascii="Times New Roman" w:cs="Times New Roman" w:eastAsia="Times New Roman" w:hAnsi="Times New Roman"/>
+                <w:b w:val="false"/>
+                <w:bCs w:val="false"/>
+                <w:sz w:val="20"/>
+                <w:szCs w:val="20"/>
+              </w:rPr>
+              <w:t xml:space="preserve">II - receber do Oficial de Dia substituído e transmitir ao seu substituto as ordens, determinações, alterações e demais informações necessárias à continuidade do serviço;</w:t>
+            </w:r>
+          </w:p>
+          <w:p>
+            <w:pPr>
+              <w:spacing w:after="0"/>
+            </w:pPr>
+            <w:r>
+              <w:rPr>
+                <w:rFonts w:ascii="Times New Roman" w:cs="Times New Roman" w:eastAsia="Times New Roman" w:hAnsi="Times New Roman"/>
+                <w:b w:val="false"/>
+                <w:bCs w:val="false"/>
+                <w:sz w:val="20"/>
+                <w:szCs w:val="20"/>
+              </w:rPr>
+              <w:t xml:space="preserve">III - orientar os militares empregados nos serviços internos do QCG quanto às suas atribuições e às determinações em vigor;</w:t>
+            </w:r>
+          </w:p>
+          <w:p>
+            <w:pPr>
+              <w:spacing w:after="0"/>
+            </w:pPr>
+            <w:r>
+              <w:rPr>
+                <w:rFonts w:ascii="Times New Roman" w:cs="Times New Roman" w:eastAsia="Times New Roman" w:hAnsi="Times New Roman"/>
+                <w:b w:val="false"/>
+                <w:bCs w:val="false"/>
+                <w:sz w:val="20"/>
+                <w:szCs w:val="20"/>
+              </w:rPr>
+              <w:t xml:space="preserve">IV - realizar inspeções nas dependências do QCG, adotando ou solicitando as providências necessárias diante das irregularidades constatadas;</w:t>
+            </w:r>
+          </w:p>
+          <w:p>
+            <w:pPr>
+              <w:spacing w:after="0"/>
+            </w:pPr>
+            <w:r>
+              <w:rPr>
+                <w:rFonts w:ascii="Times New Roman" w:cs="Times New Roman" w:eastAsia="Times New Roman" w:hAnsi="Times New Roman"/>
+                <w:b w:val="false"/>
+                <w:bCs w:val="false"/>
+                <w:sz w:val="20"/>
+                <w:szCs w:val="20"/>
+              </w:rPr>
+              <w:t xml:space="preserve">V - fiscalizar os serviços internos, verificando o cumprimento das normas, ordens e determinações em vigor;</w:t>
+            </w:r>
+          </w:p>
+          <w:p>
+            <w:pPr>
+              <w:spacing w:after="0"/>
+            </w:pPr>
+            <w:r>
+              <w:rPr>
+                <w:rFonts w:ascii="Times New Roman" w:cs="Times New Roman" w:eastAsia="Times New Roman" w:hAnsi="Times New Roman"/>
+                <w:b w:val="false"/>
+                <w:bCs w:val="false"/>
+                <w:sz w:val="20"/>
+                <w:szCs w:val="20"/>
+              </w:rPr>
+              <w:t xml:space="preserve">VI - zelar pela disciplina, segurança e ordem no interior do QCG;</w:t>
+            </w:r>
+          </w:p>
+          <w:p>
+            <w:pPr>
+              <w:spacing w:after="0"/>
+            </w:pPr>
+            <w:r>
+              <w:rPr>
+                <w:rFonts w:ascii="Times New Roman" w:cs="Times New Roman" w:eastAsia="Times New Roman" w:hAnsi="Times New Roman"/>
+                <w:b w:val="false"/>
+                <w:bCs w:val="false"/>
+                <w:sz w:val="20"/>
+                <w:szCs w:val="20"/>
+              </w:rPr>
+              <w:t xml:space="preserve">VII - fiscalizar os serviços de guarda e segurança do aquartelamento;</w:t>
+            </w:r>
+          </w:p>
+          <w:p>
+            <w:pPr>
+              <w:spacing w:after="0"/>
+            </w:pPr>
+            <w:r>
+              <w:rPr>
+                <w:rFonts w:ascii="Times New Roman" w:cs="Times New Roman" w:eastAsia="Times New Roman" w:hAnsi="Times New Roman"/>
+                <w:b w:val="false"/>
+                <w:bCs w:val="false"/>
+                <w:sz w:val="20"/>
+                <w:szCs w:val="20"/>
+              </w:rPr>
+              <w:t xml:space="preserve">VIII - certificar-se de que as dependências que devam permanecer fechadas estejam devidamente resguardadas, mantendo o controle das respectivas chaves nos termos das normas internas;</w:t>
+            </w:r>
+          </w:p>
+          <w:p>
+            <w:pPr>
+              <w:spacing w:after="0"/>
+            </w:pPr>
+            <w:r>
+              <w:rPr>
+                <w:rFonts w:ascii="Times New Roman" w:cs="Times New Roman" w:eastAsia="Times New Roman" w:hAnsi="Times New Roman"/>
+                <w:b w:val="false"/>
+                <w:bCs w:val="false"/>
+                <w:sz w:val="20"/>
+                <w:szCs w:val="20"/>
+              </w:rPr>
+              <w:t xml:space="preserve">IX - providenciar, na forma regulamentar, a substituição dos militares que não comparecerem aos serviços internos para os quais estejam escalados;</w:t>
+            </w:r>
+          </w:p>
+          <w:p>
+            <w:pPr>
+              <w:spacing w:after="0"/>
+            </w:pPr>
+            <w:r>
+              <w:rPr>
+                <w:rFonts w:ascii="Times New Roman" w:cs="Times New Roman" w:eastAsia="Times New Roman" w:hAnsi="Times New Roman"/>
+                <w:b w:val="false"/>
+                <w:bCs w:val="false"/>
+                <w:sz w:val="20"/>
+                <w:szCs w:val="20"/>
+              </w:rPr>
+              <w:t xml:space="preserve">X - zelar pelo cumprimento das normas referentes à entrada, saída e permanência de pessoas no QCG;</w:t>
+            </w:r>
+          </w:p>
+          <w:p>
+            <w:pPr>
+              <w:spacing w:after="0"/>
+            </w:pPr>
+            <w:r>
+              <w:rPr>
+                <w:rFonts w:ascii="Times New Roman" w:cs="Times New Roman" w:eastAsia="Times New Roman" w:hAnsi="Times New Roman"/>
+                <w:b w:val="false"/>
+                <w:bCs w:val="false"/>
+                <w:sz w:val="20"/>
+                <w:szCs w:val="20"/>
+              </w:rPr>
+              <w:t xml:space="preserve">XI - fiscalizar a entrada e saída de viaturas do aquartelamento, observadas as normas estabelecidas;</w:t>
+            </w:r>
+          </w:p>
+          <w:p>
+            <w:pPr>
+              <w:spacing w:after="0"/>
+            </w:pPr>
+            <w:r>
+              <w:rPr>
+                <w:rFonts w:ascii="Times New Roman" w:cs="Times New Roman" w:eastAsia="Times New Roman" w:hAnsi="Times New Roman"/>
+                <w:b w:val="false"/>
+                <w:bCs w:val="false"/>
+                <w:sz w:val="20"/>
+                <w:szCs w:val="20"/>
+              </w:rPr>
+              <w:t xml:space="preserve">XII - registrar a entrada ou saída de materiais do QCG fora do horário de expediente, não permitindo sua retirada sem a devida autorização;</w:t>
+            </w:r>
+          </w:p>
+          <w:p>
+            <w:pPr>
+              <w:spacing w:after="0"/>
+            </w:pPr>
+            <w:r>
+              <w:rPr>
+                <w:rFonts w:ascii="Times New Roman" w:cs="Times New Roman" w:eastAsia="Times New Roman" w:hAnsi="Times New Roman"/>
+                <w:b w:val="false"/>
+                <w:bCs w:val="false"/>
+                <w:sz w:val="20"/>
+                <w:szCs w:val="20"/>
+              </w:rPr>
+              <w:t xml:space="preserve">XIII - zelar pelos materiais, armamentos, instalações e demais bens que estejam sob sua responsabilidade durante o serviço;</w:t>
+            </w:r>
+          </w:p>
+          <w:p>
+            <w:pPr>
+              <w:spacing w:after="0"/>
+            </w:pPr>
+            <w:r>
+              <w:rPr>
+                <w:rFonts w:ascii="Times New Roman" w:cs="Times New Roman" w:eastAsia="Times New Roman" w:hAnsi="Times New Roman"/>
+                <w:b w:val="false"/>
+                <w:bCs w:val="false"/>
+                <w:sz w:val="20"/>
+                <w:szCs w:val="20"/>
+              </w:rPr>
+              <w:t xml:space="preserve">XIV - receber autoridades civis e militares que compareçam ao QCG fora do horário de expediente, adotando as providências protocolares cabíveis;</w:t>
+            </w:r>
+          </w:p>
+          <w:p>
+            <w:pPr>
+              <w:spacing w:after="0"/>
+            </w:pPr>
+            <w:r>
+              <w:rPr>
+                <w:rFonts w:ascii="Times New Roman" w:cs="Times New Roman" w:eastAsia="Times New Roman" w:hAnsi="Times New Roman"/>
+                <w:b w:val="false"/>
+                <w:bCs w:val="false"/>
+                <w:sz w:val="20"/>
+                <w:szCs w:val="20"/>
+              </w:rPr>
+              <w:t xml:space="preserve">XV - comunicar imediatamente à autoridade competente as ocorrências extraordinárias verificadas durante o serviço, especialmente aquelas relacionadas à disciplina, segurança, pessoal ou patrimônio;</w:t>
+            </w:r>
+          </w:p>
+          <w:p>
+            <w:pPr>
+              <w:spacing w:after="0"/>
+            </w:pPr>
+            <w:r>
+              <w:rPr>
+                <w:rFonts w:ascii="Times New Roman" w:cs="Times New Roman" w:eastAsia="Times New Roman" w:hAnsi="Times New Roman"/>
+                <w:b w:val="false"/>
+                <w:bCs w:val="false"/>
+                <w:sz w:val="20"/>
+                <w:szCs w:val="20"/>
+              </w:rPr>
+              <w:t xml:space="preserve">XVI - adotar as providências imediatas destinadas a sanar ou minimizar alterações verificadas no funcionamento interno do QCG, submetendo à autoridade competente aquelas que excedam sua atribuição;</w:t>
+            </w:r>
+          </w:p>
+          <w:p>
+            <w:pPr>
+              <w:spacing w:after="0"/>
+            </w:pPr>
+            <w:r>
+              <w:rPr>
+                <w:rFonts w:ascii="Times New Roman" w:cs="Times New Roman" w:eastAsia="Times New Roman" w:hAnsi="Times New Roman"/>
+                <w:b w:val="false"/>
+                <w:bCs w:val="false"/>
+                <w:sz w:val="20"/>
+                <w:szCs w:val="20"/>
+              </w:rPr>
+              <w:t xml:space="preserve">XVII - receber e encaminhar, fora do horário de expediente, documentos ou comunicações de caráter urgente, adotando as providências necessárias para que cheguem tempestivamente à autoridade competente;</w:t>
+            </w:r>
+          </w:p>
+          <w:p>
+            <w:pPr>
+              <w:spacing w:after="0"/>
+            </w:pPr>
+            <w:r>
+              <w:rPr>
+                <w:rFonts w:ascii="Times New Roman" w:cs="Times New Roman" w:eastAsia="Times New Roman" w:hAnsi="Times New Roman"/>
+                <w:b w:val="false"/>
+                <w:bCs w:val="false"/>
+                <w:sz w:val="20"/>
+                <w:szCs w:val="20"/>
+              </w:rPr>
+              <w:t xml:space="preserve">XVIII - registrar em livro ou sistema próprio as ocorrências e alterações verificadas durante sua jornada de serviço;</w:t>
+            </w:r>
+          </w:p>
+          <w:p>
+            <w:pPr>
+              <w:spacing w:after="0"/>
+            </w:pPr>
+            <w:r>
+              <w:rPr>
+                <w:rFonts w:ascii="Times New Roman" w:cs="Times New Roman" w:eastAsia="Times New Roman" w:hAnsi="Times New Roman"/>
+                <w:b w:val="false"/>
+                <w:bCs w:val="false"/>
+                <w:sz w:val="20"/>
+                <w:szCs w:val="20"/>
+              </w:rPr>
+              <w:t xml:space="preserve">XIX - elaborar e encaminhar a parte de serviço à autoridade competente, consignando as ocorrências e alterações relevantes verificadas durante a jornada;</w:t>
+            </w:r>
+          </w:p>
+          <w:p>
+            <w:pPr>
+              <w:spacing w:after="0"/>
+            </w:pPr>
+            <w:r>
+              <w:rPr>
+                <w:rFonts w:ascii="Times New Roman" w:cs="Times New Roman" w:eastAsia="Times New Roman" w:hAnsi="Times New Roman"/>
+                <w:b w:val="false"/>
+                <w:bCs w:val="false"/>
+                <w:sz w:val="20"/>
+                <w:szCs w:val="20"/>
+              </w:rPr>
+              <w:t xml:space="preserve">XX - comunicar imediatamente qualquer acidente envolvendo pessoal, viatura, material ou patrimônio ocorrido no âmbito do QCG;</w:t>
+            </w:r>
+          </w:p>
+          <w:p>
+            <w:pPr>
+              <w:spacing w:after="0"/>
+            </w:pPr>
+            <w:r>
+              <w:rPr>
+                <w:rFonts w:ascii="Times New Roman" w:cs="Times New Roman" w:eastAsia="Times New Roman" w:hAnsi="Times New Roman"/>
+                <w:b w:val="false"/>
+                <w:bCs w:val="false"/>
+                <w:sz w:val="20"/>
+                <w:szCs w:val="20"/>
+              </w:rPr>
+              <w:t xml:space="preserve">XXI - fiscalizar as condições de conservação, limpeza e organização das dependências do QCG;</w:t>
+            </w:r>
+          </w:p>
+          <w:p>
+            <w:pPr>
+              <w:spacing w:after="0"/>
+            </w:pPr>
+            <w:r>
+              <w:rPr>
+                <w:rFonts w:ascii="Times New Roman" w:cs="Times New Roman" w:eastAsia="Times New Roman" w:hAnsi="Times New Roman"/>
+                <w:b w:val="false"/>
+                <w:bCs w:val="false"/>
+                <w:sz w:val="20"/>
+                <w:szCs w:val="20"/>
+              </w:rPr>
+              <w:t xml:space="preserve">XXII - fiscalizar o cumprimento das prisões e detenções de natureza disciplinar executadas nas dependências do aquartelamento, zelando pela observância das determinações da autoridade competente, das condições de segurança e das normas aplicáveis;</w:t>
+            </w:r>
+          </w:p>
+          <w:p>
+            <w:pPr>
+              <w:spacing w:after="0"/>
+            </w:pPr>
+            <w:r>
+              <w:rPr>
+                <w:rFonts w:ascii="Times New Roman" w:cs="Times New Roman" w:eastAsia="Times New Roman" w:hAnsi="Times New Roman"/>
+                <w:b w:val="false"/>
+                <w:bCs w:val="false"/>
+                <w:sz w:val="20"/>
+                <w:szCs w:val="20"/>
+              </w:rPr>
+              <w:t xml:space="preserve">XXIII - diante da ocorrência de fato que, em tese, constitua crime militar, adotar as providências imediatas destinadas à preservação do local, dos elementos de informação e das provas, quando cabíveis, bem como comunicar imediatamente o fato à autoridade de polícia judiciária militar competente, para adoção das medidas previstas na legislação processual penal militar;</w:t>
+            </w:r>
+          </w:p>
+          <w:p>
+            <w:pPr>
+              <w:spacing w:after="0"/>
+            </w:pPr>
+            <w:r>
+              <w:rPr>
+                <w:rFonts w:ascii="Times New Roman" w:cs="Times New Roman" w:eastAsia="Times New Roman" w:hAnsi="Times New Roman"/>
+                <w:b w:val="false"/>
+                <w:bCs w:val="false"/>
+                <w:sz w:val="20"/>
+                <w:szCs w:val="20"/>
+              </w:rPr>
+              <w:t xml:space="preserve">XXIV - adotar, nas hipóteses de flagrante de crime militar, as providências que lhe competirem nos termos da legislação processual penal militar, comunicando imediatamente o fato à autoridade de polícia judiciária militar competente; e</w:t>
+            </w:r>
+          </w:p>
+          <w:p>
+            <w:pPr>
+              <w:spacing w:after="0"/>
+            </w:pPr>
+            <w:r>
+              <w:rPr>
+                <w:rFonts w:ascii="Times New Roman" w:cs="Times New Roman" w:eastAsia="Times New Roman" w:hAnsi="Times New Roman"/>
+                <w:b w:val="false"/>
+                <w:bCs w:val="false"/>
+                <w:sz w:val="20"/>
+                <w:szCs w:val="20"/>
+              </w:rPr>
+              <w:t xml:space="preserve">XXV - cumprir e fazer cumprir as ordens e determinações dos escalões superiores relacionadas ao serviço interno do aquartelamento.</w:t>
             </w:r>
           </w:p>
         </w:tc>
@@ -10299,7 +10299,7 @@
           <w:sz w:val="20"/>
           <w:szCs w:val="20"/>
         </w:rPr>
-        <w:t xml:space="preserve">Art. 39 (consulta) → — (atual) — Suprimido na versão atual</w:t>
+        <w:t xml:space="preserve">Art. 38 (consulta) → — (atual) — Suprimido na versão atual</w:t>
       </w:r>
     </w:p>
     <w:p>
@@ -10317,7 +10317,7 @@
           <w:sz w:val="18"/>
           <w:szCs w:val="18"/>
         </w:rPr>
-        <w:t xml:space="preserve">Excluir (Ten. Tiago, 18/08) — idem</w:t>
+        <w:t xml:space="preserve">Suprimido — regime do Oficial de Dia refeito pelos artigos novos</w:t>
       </w:r>
     </w:p>
     <w:tbl>
@@ -10418,22 +10418,22 @@
                 <w:sz w:val="20"/>
                 <w:szCs w:val="20"/>
               </w:rPr>
-              <w:t xml:space="preserve">Na publicação das escalas de Oficial de Dia constarão o nome do oficial escalado e do seu eventual substituto (Reserva).</w:t>
-            </w:r>
-          </w:p>
-          <w:p>
-            <w:pPr>
-              <w:spacing w:after="0"/>
-            </w:pPr>
-            <w:r>
-              <w:rPr>
-                <w:rFonts w:ascii="Times New Roman" w:cs="Times New Roman" w:eastAsia="Times New Roman" w:hAnsi="Times New Roman"/>
-                <w:b w:val="false"/>
-                <w:bCs w:val="false"/>
-                <w:sz w:val="20"/>
-                <w:szCs w:val="20"/>
-              </w:rPr>
-              <w:t xml:space="preserve">Parágrafo único. A escalação do oficial substituto (Reserva) obedecerá ao mesmo regime da respectiva escala.</w:t>
+              <w:t xml:space="preserve">O serviço diário de Oficial de Dia ao CBMRO será coordenado pelo Comando Operacional de Bombeiros, através da sua Seção de Pessoal.</w:t>
+            </w:r>
+          </w:p>
+          <w:p>
+            <w:pPr>
+              <w:spacing w:after="0"/>
+            </w:pPr>
+            <w:r>
+              <w:rPr>
+                <w:rFonts w:ascii="Times New Roman" w:cs="Times New Roman" w:eastAsia="Times New Roman" w:hAnsi="Times New Roman"/>
+                <w:b w:val="false"/>
+                <w:bCs w:val="false"/>
+                <w:sz w:val="20"/>
+                <w:szCs w:val="20"/>
+              </w:rPr>
+              <w:t xml:space="preserve">Parágrafo único. As escalas serão publicadas em Boletim Geral Ostensivo.</w:t>
             </w:r>
           </w:p>
         </w:tc>
@@ -10484,7 +10484,7 @@
           <w:sz w:val="20"/>
           <w:szCs w:val="20"/>
         </w:rPr>
-        <w:t xml:space="preserve">Art. 40 (consulta) → — (atual) — Suprimido na versão atual</w:t>
+        <w:t xml:space="preserve">Art. 39 (consulta) → — (atual) — Suprimido na versão atual</w:t>
       </w:r>
     </w:p>
     <w:p>
@@ -10502,7 +10502,7 @@
           <w:sz w:val="18"/>
           <w:szCs w:val="18"/>
         </w:rPr>
-        <w:t xml:space="preserve">Excluir (Ten. Tiago, 18/08) — duplica se-art-29</w:t>
+        <w:t xml:space="preserve">Suprimido — regime do Oficial de Dia refeito pelos artigos novos</w:t>
       </w:r>
     </w:p>
     <w:tbl>
@@ -10603,7 +10603,22 @@
                 <w:sz w:val="20"/>
                 <w:szCs w:val="20"/>
               </w:rPr>
-              <w:t xml:space="preserve">O militar que concorre à escala aqui tratada quando tiver que se ausentar ou retornar às suas atividades normais em decorrência de férias, dispensas, licenças ou que comporão as mesmas deverá se apresentar ao Comandante Operacional de Bombeiros a fim de ser reinserido ou inserido na respectiva escala.</w:t>
+              <w:t xml:space="preserve">Na publicação das escalas de Oficial de Dia constarão o nome do oficial escalado e do seu eventual substituto (Reserva).</w:t>
+            </w:r>
+          </w:p>
+          <w:p>
+            <w:pPr>
+              <w:spacing w:after="0"/>
+            </w:pPr>
+            <w:r>
+              <w:rPr>
+                <w:rFonts w:ascii="Times New Roman" w:cs="Times New Roman" w:eastAsia="Times New Roman" w:hAnsi="Times New Roman"/>
+                <w:b w:val="false"/>
+                <w:bCs w:val="false"/>
+                <w:sz w:val="20"/>
+                <w:szCs w:val="20"/>
+              </w:rPr>
+              <w:t xml:space="preserve">Parágrafo único. A escalação do oficial substituto (Reserva) obedecerá ao mesmo regime da respectiva escala.</w:t>
             </w:r>
           </w:p>
         </w:tc>
@@ -10654,7 +10669,7 @@
           <w:sz w:val="20"/>
           <w:szCs w:val="20"/>
         </w:rPr>
-        <w:t xml:space="preserve">Art. 41 (consulta) → — (atual) — Suprimido na versão atual</w:t>
+        <w:t xml:space="preserve">Art. 40 (consulta) → — (atual) — Suprimido na versão atual</w:t>
       </w:r>
     </w:p>
     <w:p>
@@ -10672,7 +10687,7 @@
           <w:sz w:val="18"/>
           <w:szCs w:val="18"/>
         </w:rPr>
-        <w:t xml:space="preserve">Excluir (Ten. Tiago, 18/08) — duplica se-art-30</w:t>
+        <w:t xml:space="preserve">Suprimido — duplica o Art. 14 da versão em consulta (se-art-29)</w:t>
       </w:r>
     </w:p>
     <w:tbl>
@@ -10773,22 +10788,7 @@
                 <w:sz w:val="20"/>
                 <w:szCs w:val="20"/>
               </w:rPr>
-              <w:t xml:space="preserve">As permutas de serviços deverão ser solicitadas por escrito e encaminhadas ao Chefe da Seção de Pessoal do Comando Operacional de Bombeiros com antecedência mínima de 48 (quarenta e oito) horas.</w:t>
-            </w:r>
-          </w:p>
-          <w:p>
-            <w:pPr>
-              <w:spacing w:after="0"/>
-            </w:pPr>
-            <w:r>
-              <w:rPr>
-                <w:rFonts w:ascii="Times New Roman" w:cs="Times New Roman" w:eastAsia="Times New Roman" w:hAnsi="Times New Roman"/>
-                <w:b w:val="false"/>
-                <w:bCs w:val="false"/>
-                <w:sz w:val="20"/>
-                <w:szCs w:val="20"/>
-              </w:rPr>
-              <w:t xml:space="preserve">Parágrafo único. Os interessados (substituto e substituído) em permutar o serviço deverão preencher o formulário padrão para esse tipo de solicitação existente na Seção de Pessoal do Comando Operacional de Bombeiros.</w:t>
+              <w:t xml:space="preserve">O militar que concorre à escala aqui tratada quando tiver que se ausentar ou retornar às suas atividades normais em decorrência de férias, dispensas, licenças ou que comporão as mesmas deverá se apresentar ao Comandante Operacional de Bombeiros a fim de ser reinserido ou inserido na respectiva escala.</w:t>
             </w:r>
           </w:p>
         </w:tc>
@@ -10839,7 +10839,7 @@
           <w:sz w:val="20"/>
           <w:szCs w:val="20"/>
         </w:rPr>
-        <w:t xml:space="preserve">Art. 42 (consulta) → — (atual) — Suprimido na versão atual</w:t>
+        <w:t xml:space="preserve">Art. 41 (consulta) → — (atual) — Suprimido na versão atual</w:t>
       </w:r>
     </w:p>
     <w:p>
@@ -10857,7 +10857,7 @@
           <w:sz w:val="18"/>
           <w:szCs w:val="18"/>
         </w:rPr>
-        <w:t xml:space="preserve">Excluir (Ten. Tiago, 18/08) — duplica se-art-31 e está no bloco errado</w:t>
+        <w:t xml:space="preserve">Suprimido — duplica o Art. 15 da versão em consulta (se-art-30)</w:t>
       </w:r>
     </w:p>
     <w:tbl>
@@ -10958,7 +10958,22 @@
                 <w:sz w:val="20"/>
                 <w:szCs w:val="20"/>
               </w:rPr>
-              <w:t xml:space="preserve">A área de atuação do Serviço de Superior de Dia ao CBMRO abrange todo o território estadual.</w:t>
+              <w:t xml:space="preserve">As permutas de serviços deverão ser solicitadas por escrito e encaminhadas ao Chefe da Seção de Pessoal do Comando Operacional de Bombeiros com antecedência mínima de 48 (quarenta e oito) horas.</w:t>
+            </w:r>
+          </w:p>
+          <w:p>
+            <w:pPr>
+              <w:spacing w:after="0"/>
+            </w:pPr>
+            <w:r>
+              <w:rPr>
+                <w:rFonts w:ascii="Times New Roman" w:cs="Times New Roman" w:eastAsia="Times New Roman" w:hAnsi="Times New Roman"/>
+                <w:b w:val="false"/>
+                <w:bCs w:val="false"/>
+                <w:sz w:val="20"/>
+                <w:szCs w:val="20"/>
+              </w:rPr>
+              <w:t xml:space="preserve">Parágrafo único. Os interessados (substituto e substituído) em permutar o serviço deverão preencher o formulário padrão para esse tipo de solicitação existente na Seção de Pessoal do Comando Operacional de Bombeiros.</w:t>
             </w:r>
           </w:p>
         </w:tc>
@@ -11009,7 +11024,7 @@
           <w:sz w:val="20"/>
           <w:szCs w:val="20"/>
         </w:rPr>
-        <w:t xml:space="preserve">Art. 45 (consulta) → Art. 45 (atual) — Texto alterado na versão atual</w:t>
+        <w:t xml:space="preserve">Art. 42 (consulta) → — (atual) — Suprimido na versão atual</w:t>
       </w:r>
     </w:p>
     <w:p>
@@ -11027,7 +11042,7 @@
           <w:sz w:val="18"/>
           <w:szCs w:val="18"/>
         </w:rPr>
-        <w:t xml:space="preserve">texto final (Texto final fechado pelo Ten. Tiago no Portal de Legislação CBM (17-18/08/2026) sobre a LOB, Lei nº 2.204/2009)</w:t>
+        <w:t xml:space="preserve">Suprimido — duplica o Art. 16 da versão em consulta (se-art-31) e está no bloco errado</w:t>
       </w:r>
     </w:p>
     <w:tbl>
@@ -11128,32 +11143,32 @@
                 <w:sz w:val="20"/>
                 <w:szCs w:val="20"/>
               </w:rPr>
-              <w:t xml:space="preserve">Todos os aspectos relacionados ao serviço de Comandante de socorro e de Oficial de dia deverão observar às regras internas da OBM a que o Oficial estiver subordinado, além daquelas previstas no RISG/EB quando essas funções forem equiparadas.</w:t>
-            </w:r>
-          </w:p>
-        </w:tc>
-        <w:tc>
-          <w:tcPr>
-            <w:tcMar>
-              <w:top w:type="dxa" w:w="60"/>
-              <w:left w:type="dxa" w:w="100"/>
-              <w:bottom w:type="dxa" w:w="60"/>
-              <w:right w:type="dxa" w:w="100"/>
-            </w:tcMar>
-          </w:tcPr>
-          <w:p>
-            <w:pPr>
-              <w:spacing w:after="0"/>
-            </w:pPr>
-            <w:r>
-              <w:rPr>
-                <w:rFonts w:ascii="Times New Roman" w:cs="Times New Roman" w:eastAsia="Times New Roman" w:hAnsi="Times New Roman"/>
-                <w:b w:val="false"/>
-                <w:bCs w:val="false"/>
-                <w:sz w:val="20"/>
-                <w:szCs w:val="20"/>
-              </w:rPr>
-              <w:t xml:space="preserve">Todos os aspectos relacionados ao serviço de Comandante de socorro e de Oficial de dia deverão observar às regras internas da OBM a que o Oficial estiver subordinado, além daquelas previstas neste Regulamento de Serviço.</w:t>
+              <w:t xml:space="preserve">A área de atuação do Serviço de Superior de Dia ao CBMRO abrange todo o território estadual.</w:t>
+            </w:r>
+          </w:p>
+        </w:tc>
+        <w:tc>
+          <w:tcPr>
+            <w:tcMar>
+              <w:top w:type="dxa" w:w="60"/>
+              <w:left w:type="dxa" w:w="100"/>
+              <w:bottom w:type="dxa" w:w="60"/>
+              <w:right w:type="dxa" w:w="100"/>
+            </w:tcMar>
+          </w:tcPr>
+          <w:p>
+            <w:pPr>
+              <w:spacing w:after="0"/>
+            </w:pPr>
+            <w:r>
+              <w:rPr>
+                <w:rFonts w:ascii="Times New Roman" w:cs="Times New Roman" w:eastAsia="Times New Roman" w:hAnsi="Times New Roman"/>
+                <w:b w:val="false"/>
+                <w:bCs w:val="false"/>
+                <w:sz w:val="20"/>
+                <w:szCs w:val="20"/>
+              </w:rPr>
+              <w:t xml:space="preserve">(suprimido)</w:t>
             </w:r>
           </w:p>
         </w:tc>
@@ -11179,7 +11194,25 @@
           <w:sz w:val="20"/>
           <w:szCs w:val="20"/>
         </w:rPr>
-        <w:t xml:space="preserve">Art. 47 (consulta) → Art. 47 (atual) — Corrigido nas duas versões</w:t>
+        <w:t xml:space="preserve">Art. 45 (consulta) → Art. 44 (atual) — Texto alterado na versão atual</w:t>
+      </w:r>
+    </w:p>
+    <w:p>
+      <w:pPr>
+        <w:spacing w:after="60" w:line="360"/>
+        <w:jc w:val="both"/>
+      </w:pPr>
+      <w:r>
+        <w:rPr>
+          <w:rFonts w:ascii="Times New Roman" w:cs="Times New Roman" w:eastAsia="Times New Roman" w:hAnsi="Times New Roman"/>
+          <w:b w:val="false"/>
+          <w:bCs w:val="false"/>
+          <w:i/>
+          <w:iCs/>
+          <w:sz w:val="18"/>
+          <w:szCs w:val="18"/>
+        </w:rPr>
+        <w:t xml:space="preserve">texto final (Texto final fechado na curadoria do Portal de Legislação CBM (ago/2026) sobre a LOB, Lei nº 2.204/2009)</w:t>
       </w:r>
     </w:p>
     <w:tbl>
@@ -11280,32 +11313,32 @@
                 <w:sz w:val="20"/>
                 <w:szCs w:val="20"/>
               </w:rPr>
-              <w:t xml:space="preserve">Os casos omissos serão resolvidos em conjunto pelo Comandante Operacional de Bombeiros e pelo Comandante da OBM.</w:t>
-            </w:r>
-          </w:p>
-        </w:tc>
-        <w:tc>
-          <w:tcPr>
-            <w:tcMar>
-              <w:top w:type="dxa" w:w="60"/>
-              <w:left w:type="dxa" w:w="100"/>
-              <w:bottom w:type="dxa" w:w="60"/>
-              <w:right w:type="dxa" w:w="100"/>
-            </w:tcMar>
-          </w:tcPr>
-          <w:p>
-            <w:pPr>
-              <w:spacing w:after="0"/>
-            </w:pPr>
-            <w:r>
-              <w:rPr>
-                <w:rFonts w:ascii="Times New Roman" w:cs="Times New Roman" w:eastAsia="Times New Roman" w:hAnsi="Times New Roman"/>
-                <w:b w:val="false"/>
-                <w:bCs w:val="false"/>
-                <w:sz w:val="20"/>
-                <w:szCs w:val="20"/>
-              </w:rPr>
-              <w:t xml:space="preserve">Os casos omissos serão resolvidos em conjunto pelo Comandante Operacional de Bombeiros e pelo Comandante da OBM.</w:t>
+              <w:t xml:space="preserve">Todos os aspectos relacionados ao serviço de Comandante de socorro e de Oficial de dia deverão observar às regras internas da OBM a que o Oficial estiver subordinado, além daquelas previstas no RISG/EB quando essas funções forem equiparadas.</w:t>
+            </w:r>
+          </w:p>
+        </w:tc>
+        <w:tc>
+          <w:tcPr>
+            <w:tcMar>
+              <w:top w:type="dxa" w:w="60"/>
+              <w:left w:type="dxa" w:w="100"/>
+              <w:bottom w:type="dxa" w:w="60"/>
+              <w:right w:type="dxa" w:w="100"/>
+            </w:tcMar>
+          </w:tcPr>
+          <w:p>
+            <w:pPr>
+              <w:spacing w:after="0"/>
+            </w:pPr>
+            <w:r>
+              <w:rPr>
+                <w:rFonts w:ascii="Times New Roman" w:cs="Times New Roman" w:eastAsia="Times New Roman" w:hAnsi="Times New Roman"/>
+                <w:b w:val="false"/>
+                <w:bCs w:val="false"/>
+                <w:sz w:val="20"/>
+                <w:szCs w:val="20"/>
+              </w:rPr>
+              <w:t xml:space="preserve">Todos os aspectos relacionados ao serviço de Comandante de socorro e de Oficial de dia deverão observar às regras internas da OBM a que o Oficial estiver subordinado, além daquelas previstas neste Regulamento de Serviço.</w:t>
             </w:r>
           </w:p>
         </w:tc>
@@ -11331,7 +11364,7 @@
           <w:sz w:val="20"/>
           <w:szCs w:val="20"/>
         </w:rPr>
-        <w:t xml:space="preserve">— (consulta) → Art. 48 (atual) — Incluído na versão atual · PROPOSTA PENDENTE DE DELIBERAÇÃO</w:t>
+        <w:t xml:space="preserve">— (consulta) → Art. 46 (atual) — Incluído na versão atual · PROPOSTA PENDENTE DE DELIBERAÇÃO</w:t>
       </w:r>
     </w:p>
     <w:p>
@@ -11531,7 +11564,7 @@
           <w:sz w:val="20"/>
           <w:szCs w:val="20"/>
         </w:rPr>
-        <w:t xml:space="preserve">— (consulta) → Art. 49 (atual) — Incluído na versão atual</w:t>
+        <w:t xml:space="preserve">— (consulta) → Art. 47 (atual) — Incluído na versão atual</w:t>
       </w:r>
     </w:p>
     <w:p>
@@ -11960,7 +11993,7 @@
                 <w:sz w:val="20"/>
                 <w:szCs w:val="20"/>
               </w:rPr>
-              <w:t xml:space="preserve">XIX - acionar, quando necessário, o Plano de Chamada do 1º Grupamento de Bombeiro Militar, diante de ocorrência ou situação que demande reforço extraordinário de efetivo, comunicando imediatamente o acionamento ao Comandante da Unidade e ao Superior de Dia; e; e</w:t>
+              <w:t xml:space="preserve">XIX - acionar, quando necessário, o Plano de Chamada do 1º Grupamento de Bombeiro Militar, diante de ocorrência ou situação que demande reforço extraordinário de efetivo, comunicando imediatamente o acionamento ao Comandante da Unidade e ao Superior de Dia; e</w:t>
             </w:r>
           </w:p>
           <w:p>
@@ -12001,7 +12034,25 @@
           <w:sz w:val="20"/>
           <w:szCs w:val="20"/>
         </w:rPr>
-        <w:t xml:space="preserve">Art. 48 (consulta) → Art. 50 (atual) — Corrigido nas duas versões</w:t>
+        <w:t xml:space="preserve">Art. 47 (consulta) → — (atual) — Suprimido na versão atual</w:t>
+      </w:r>
+    </w:p>
+    <w:p>
+      <w:pPr>
+        <w:spacing w:after="60" w:line="360"/>
+        <w:jc w:val="both"/>
+      </w:pPr>
+      <w:r>
+        <w:rPr>
+          <w:rFonts w:ascii="Times New Roman" w:cs="Times New Roman" w:eastAsia="Times New Roman" w:hAnsi="Times New Roman"/>
+          <w:b w:val="false"/>
+          <w:bCs w:val="false"/>
+          <w:i/>
+          <w:iCs/>
+          <w:sz w:val="18"/>
+          <w:szCs w:val="18"/>
+        </w:rPr>
+        <w:t xml:space="preserve">Deslocado — o artigo dos casos omissos passa a fechar o capítulo (ro-art-2-c1).</w:t>
       </w:r>
     </w:p>
     <w:tbl>
@@ -12102,32 +12153,32 @@
                 <w:sz w:val="20"/>
                 <w:szCs w:val="20"/>
               </w:rPr>
-              <w:t xml:space="preserve">Em todas as Unidades Operacionais, Especializadas e Subunidade Operacionais do CBMRO, o regime das escalas de adjunto do oficial de dia, do comandante de guarnição, do condutor e operador de viaturas, dos auxiliares da guarnição e do operador de rádio obedecerá ao critério de trabalho de 24 horas, salvo em casos excepcionais adotar-se-á o regime de turno diferenciado.</w:t>
-            </w:r>
-          </w:p>
-        </w:tc>
-        <w:tc>
-          <w:tcPr>
-            <w:tcMar>
-              <w:top w:type="dxa" w:w="60"/>
-              <w:left w:type="dxa" w:w="100"/>
-              <w:bottom w:type="dxa" w:w="60"/>
-              <w:right w:type="dxa" w:w="100"/>
-            </w:tcMar>
-          </w:tcPr>
-          <w:p>
-            <w:pPr>
-              <w:spacing w:after="0"/>
-            </w:pPr>
-            <w:r>
-              <w:rPr>
-                <w:rFonts w:ascii="Times New Roman" w:cs="Times New Roman" w:eastAsia="Times New Roman" w:hAnsi="Times New Roman"/>
-                <w:b w:val="false"/>
-                <w:bCs w:val="false"/>
-                <w:sz w:val="20"/>
-                <w:szCs w:val="20"/>
-              </w:rPr>
-              <w:t xml:space="preserve">Em todas as Unidades Operacionais, Especializadas e Subunidade Operacionais do CBMRO, o regime das escalas de adjunto do oficial de dia, do comandante de guarnição, do condutor e operador de viaturas, dos auxiliares da guarnição e do operador de rádio obedecerá ao critério de trabalho de 24 horas, salvo em casos excepcionais adotar-se-á o regime de turno diferenciado.</w:t>
+              <w:t xml:space="preserve">Os casos omissos serão resolvidos em conjunto pelo Comandante Operacional de Bombeiros e pelo Comandante da OBM. Comandante de Guarnição – Do Condutor e Operador de Viaturas – Dos Auxiliares da Guarnição e do Operador de Rádio</w:t>
+            </w:r>
+          </w:p>
+        </w:tc>
+        <w:tc>
+          <w:tcPr>
+            <w:tcMar>
+              <w:top w:type="dxa" w:w="60"/>
+              <w:left w:type="dxa" w:w="100"/>
+              <w:bottom w:type="dxa" w:w="60"/>
+              <w:right w:type="dxa" w:w="100"/>
+            </w:tcMar>
+          </w:tcPr>
+          <w:p>
+            <w:pPr>
+              <w:spacing w:after="0"/>
+            </w:pPr>
+            <w:r>
+              <w:rPr>
+                <w:rFonts w:ascii="Times New Roman" w:cs="Times New Roman" w:eastAsia="Times New Roman" w:hAnsi="Times New Roman"/>
+                <w:b w:val="false"/>
+                <w:bCs w:val="false"/>
+                <w:sz w:val="20"/>
+                <w:szCs w:val="20"/>
+              </w:rPr>
+              <w:t xml:space="preserve">(suprimido)</w:t>
             </w:r>
           </w:p>
         </w:tc>
@@ -12153,25 +12204,7 @@
           <w:sz w:val="20"/>
           <w:szCs w:val="20"/>
         </w:rPr>
-        <w:t xml:space="preserve">Art. 49 (consulta) → Art. 51 (atual) — Texto alterado na versão atual</w:t>
-      </w:r>
-    </w:p>
-    <w:p>
-      <w:pPr>
-        <w:spacing w:after="60" w:line="360"/>
-        <w:jc w:val="both"/>
-      </w:pPr>
-      <w:r>
-        <w:rPr>
-          <w:rFonts w:ascii="Times New Roman" w:cs="Times New Roman" w:eastAsia="Times New Roman" w:hAnsi="Times New Roman"/>
-          <w:b w:val="false"/>
-          <w:bCs w:val="false"/>
-          <w:i/>
-          <w:iCs/>
-          <w:sz w:val="18"/>
-          <w:szCs w:val="18"/>
-        </w:rPr>
-        <w:t xml:space="preserve">texto final (Texto final fechado pelo Ten. Tiago no Portal de Legislação CBM (17-18/08/2026) sobre a LOB, Lei nº 2.204/2009)</w:t>
+        <w:t xml:space="preserve">Art. 48 (consulta) → Art. 48 (atual) — Correção de texto na versão atual</w:t>
       </w:r>
     </w:p>
     <w:tbl>
@@ -12272,32 +12305,32 @@
                 <w:sz w:val="20"/>
                 <w:szCs w:val="20"/>
               </w:rPr>
-              <w:t xml:space="preserve">Todos os aspectos relacionados a esses serviços deverão observar às regras internas da OBM a que as praças estiverem subordinadas além daquelas previstas no RISG/EB quando essas funções forem equiparadas.</w:t>
-            </w:r>
-          </w:p>
-        </w:tc>
-        <w:tc>
-          <w:tcPr>
-            <w:tcMar>
-              <w:top w:type="dxa" w:w="60"/>
-              <w:left w:type="dxa" w:w="100"/>
-              <w:bottom w:type="dxa" w:w="60"/>
-              <w:right w:type="dxa" w:w="100"/>
-            </w:tcMar>
-          </w:tcPr>
-          <w:p>
-            <w:pPr>
-              <w:spacing w:after="0"/>
-            </w:pPr>
-            <w:r>
-              <w:rPr>
-                <w:rFonts w:ascii="Times New Roman" w:cs="Times New Roman" w:eastAsia="Times New Roman" w:hAnsi="Times New Roman"/>
-                <w:b w:val="false"/>
-                <w:bCs w:val="false"/>
-                <w:sz w:val="20"/>
-                <w:szCs w:val="20"/>
-              </w:rPr>
-              <w:t xml:space="preserve">Todos os aspectos relacionados a esses serviços deverão observar às regras internas da OBM a que as praças estiverem subordinadas além daquelas previstas neste Regulamento de Serviço.</w:t>
+              <w:t xml:space="preserve">Em todas as Unidades Operacionais, Especializadas e Subunidade Operacionais do CBMRO, o regime das escalas de adjunto do oficial de dia, do comandante de guarnição, do condutor e operador de viaturas, dos auxiliares da guarnição e do operador de rádio obedecerá ao critério de trabalho de 24 horas, salvo em casos excepcion ais adotar-se-á o regime de turno diferenciado.</w:t>
+            </w:r>
+          </w:p>
+        </w:tc>
+        <w:tc>
+          <w:tcPr>
+            <w:tcMar>
+              <w:top w:type="dxa" w:w="60"/>
+              <w:left w:type="dxa" w:w="100"/>
+              <w:bottom w:type="dxa" w:w="60"/>
+              <w:right w:type="dxa" w:w="100"/>
+            </w:tcMar>
+          </w:tcPr>
+          <w:p>
+            <w:pPr>
+              <w:spacing w:after="0"/>
+            </w:pPr>
+            <w:r>
+              <w:rPr>
+                <w:rFonts w:ascii="Times New Roman" w:cs="Times New Roman" w:eastAsia="Times New Roman" w:hAnsi="Times New Roman"/>
+                <w:b w:val="false"/>
+                <w:bCs w:val="false"/>
+                <w:sz w:val="20"/>
+                <w:szCs w:val="20"/>
+              </w:rPr>
+              <w:t xml:space="preserve">Em todas as Unidades Operacionais, Especializadas e Subunidade Operacionais do CBMRO, o regime das escalas de adjunto do oficial de dia, do comandante de guarnição, do condutor e operador de viaturas, dos auxiliares da guarnição e do operador de rádio obedecerá ao critério de trabalho de 24 horas, salvo em casos excepcionais adotar-se-á o regime de turno diferenciado.</w:t>
             </w:r>
           </w:p>
         </w:tc>
@@ -12323,7 +12356,7 @@
           <w:sz w:val="20"/>
           <w:szCs w:val="20"/>
         </w:rPr>
-        <w:t xml:space="preserve">Art. 50 (consulta) → — (atual) — Suprimido na versão atual</w:t>
+        <w:t xml:space="preserve">Art. 49 (consulta) → Art. 49 (atual) — Texto alterado na versão atual</w:t>
       </w:r>
     </w:p>
     <w:p>
@@ -12341,7 +12374,7 @@
           <w:sz w:val="18"/>
           <w:szCs w:val="18"/>
         </w:rPr>
-        <w:t xml:space="preserve">Excluir (Ten. Tiago, 18/08) — duplica se-art-42</w:t>
+        <w:t xml:space="preserve">texto final (Texto final fechado na curadoria do Portal de Legislação CBM (ago/2026) sobre a LOB, Lei nº 2.204/2009)</w:t>
       </w:r>
     </w:p>
     <w:tbl>
@@ -12442,32 +12475,32 @@
                 <w:sz w:val="20"/>
                 <w:szCs w:val="20"/>
               </w:rPr>
-              <w:t xml:space="preserve">Esses serviços serão realizados no Quartel de cada OBM com abrangência em toda sua área de jurisdição.</w:t>
-            </w:r>
-          </w:p>
-        </w:tc>
-        <w:tc>
-          <w:tcPr>
-            <w:tcMar>
-              <w:top w:type="dxa" w:w="60"/>
-              <w:left w:type="dxa" w:w="100"/>
-              <w:bottom w:type="dxa" w:w="60"/>
-              <w:right w:type="dxa" w:w="100"/>
-            </w:tcMar>
-          </w:tcPr>
-          <w:p>
-            <w:pPr>
-              <w:spacing w:after="0"/>
-            </w:pPr>
-            <w:r>
-              <w:rPr>
-                <w:rFonts w:ascii="Times New Roman" w:cs="Times New Roman" w:eastAsia="Times New Roman" w:hAnsi="Times New Roman"/>
-                <w:b w:val="false"/>
-                <w:bCs w:val="false"/>
-                <w:sz w:val="20"/>
-                <w:szCs w:val="20"/>
-              </w:rPr>
-              <w:t xml:space="preserve">(suprimido)</w:t>
+              <w:t xml:space="preserve">Todos os aspectos relacionados a esses serviços deverão observar às regras internas da OBM a que as praças estiverem subordinadas além daquelas previstas no RISG/EB quando essas funções forem equiparadas.</w:t>
+            </w:r>
+          </w:p>
+        </w:tc>
+        <w:tc>
+          <w:tcPr>
+            <w:tcMar>
+              <w:top w:type="dxa" w:w="60"/>
+              <w:left w:type="dxa" w:w="100"/>
+              <w:bottom w:type="dxa" w:w="60"/>
+              <w:right w:type="dxa" w:w="100"/>
+            </w:tcMar>
+          </w:tcPr>
+          <w:p>
+            <w:pPr>
+              <w:spacing w:after="0"/>
+            </w:pPr>
+            <w:r>
+              <w:rPr>
+                <w:rFonts w:ascii="Times New Roman" w:cs="Times New Roman" w:eastAsia="Times New Roman" w:hAnsi="Times New Roman"/>
+                <w:b w:val="false"/>
+                <w:bCs w:val="false"/>
+                <w:sz w:val="20"/>
+                <w:szCs w:val="20"/>
+              </w:rPr>
+              <w:t xml:space="preserve">Todos os aspectos relacionados a esses serviços deverão observar às regras internas da OBM a que as praças estiverem subordinadas além daquelas previstas neste Regulamento de Serviço.</w:t>
             </w:r>
           </w:p>
         </w:tc>
@@ -12493,7 +12526,7 @@
           <w:sz w:val="20"/>
           <w:szCs w:val="20"/>
         </w:rPr>
-        <w:t xml:space="preserve">Art. 51 (consulta) → — (atual) — Suprimido na versão atual</w:t>
+        <w:t xml:space="preserve">Art. 50 (consulta) → — (atual) — Suprimido na versão atual</w:t>
       </w:r>
     </w:p>
     <w:p>
@@ -12511,7 +12544,7 @@
           <w:sz w:val="18"/>
           <w:szCs w:val="18"/>
         </w:rPr>
-        <w:t xml:space="preserve">Excluir (Ten. Tiago, 18/08) — duplica se-art-43</w:t>
+        <w:t xml:space="preserve">Suprimido — duplica o Art. 27 da versão em consulta (se-art-42)</w:t>
       </w:r>
     </w:p>
     <w:tbl>
@@ -12612,7 +12645,7 @@
                 <w:sz w:val="20"/>
                 <w:szCs w:val="20"/>
               </w:rPr>
-              <w:t xml:space="preserve">Os casos omissos serão resolvidos em conjunto pelo Comandante Operacional de Bombeiros e pelo Comandante da OBM.</w:t>
+              <w:t xml:space="preserve">Esses serviços serão realizados no Quartel de cada OBM com abrangência em toda sua área de jurisdição.</w:t>
             </w:r>
           </w:p>
         </w:tc>
@@ -12663,7 +12696,25 @@
           <w:sz w:val="20"/>
           <w:szCs w:val="20"/>
         </w:rPr>
-        <w:t xml:space="preserve">Art. 55 (consulta) → Art. 55 (atual) — Corrigido nas duas versões</w:t>
+        <w:t xml:space="preserve">Art. 51 (consulta) → — (atual) — Suprimido na versão atual</w:t>
+      </w:r>
+    </w:p>
+    <w:p>
+      <w:pPr>
+        <w:spacing w:after="60" w:line="360"/>
+        <w:jc w:val="both"/>
+      </w:pPr>
+      <w:r>
+        <w:rPr>
+          <w:rFonts w:ascii="Times New Roman" w:cs="Times New Roman" w:eastAsia="Times New Roman" w:hAnsi="Times New Roman"/>
+          <w:b w:val="false"/>
+          <w:bCs w:val="false"/>
+          <w:i/>
+          <w:iCs/>
+          <w:sz w:val="18"/>
+          <w:szCs w:val="18"/>
+        </w:rPr>
+        <w:t xml:space="preserve">Suprimido — duplica o Art. 28 da versão em consulta (se-art-43)</w:t>
       </w:r>
     </w:p>
     <w:tbl>
@@ -12764,32 +12815,32 @@
                 <w:sz w:val="20"/>
                 <w:szCs w:val="20"/>
               </w:rPr>
-              <w:t xml:space="preserve">As permutas de serviços fora do mês devem ser solicitadas com antecedência e devidamente motivadas para análise do comandante da OBM.</w:t>
-            </w:r>
-          </w:p>
-        </w:tc>
-        <w:tc>
-          <w:tcPr>
-            <w:tcMar>
-              <w:top w:type="dxa" w:w="60"/>
-              <w:left w:type="dxa" w:w="100"/>
-              <w:bottom w:type="dxa" w:w="60"/>
-              <w:right w:type="dxa" w:w="100"/>
-            </w:tcMar>
-          </w:tcPr>
-          <w:p>
-            <w:pPr>
-              <w:spacing w:after="0"/>
-            </w:pPr>
-            <w:r>
-              <w:rPr>
-                <w:rFonts w:ascii="Times New Roman" w:cs="Times New Roman" w:eastAsia="Times New Roman" w:hAnsi="Times New Roman"/>
-                <w:b w:val="false"/>
-                <w:bCs w:val="false"/>
-                <w:sz w:val="20"/>
-                <w:szCs w:val="20"/>
-              </w:rPr>
-              <w:t xml:space="preserve">As permutas de serviços fora do mês devem ser solicitadas com antecedência e devidamente motivadas para análise do comandante da OBM.</w:t>
+              <w:t xml:space="preserve">Os casos omissos serão resolvidos em conjunto pelo Comandante Operacional de Bombeiros e pelo Comandante da OBM. Operações</w:t>
+            </w:r>
+          </w:p>
+        </w:tc>
+        <w:tc>
+          <w:tcPr>
+            <w:tcMar>
+              <w:top w:type="dxa" w:w="60"/>
+              <w:left w:type="dxa" w:w="100"/>
+              <w:bottom w:type="dxa" w:w="60"/>
+              <w:right w:type="dxa" w:w="100"/>
+            </w:tcMar>
+          </w:tcPr>
+          <w:p>
+            <w:pPr>
+              <w:spacing w:after="0"/>
+            </w:pPr>
+            <w:r>
+              <w:rPr>
+                <w:rFonts w:ascii="Times New Roman" w:cs="Times New Roman" w:eastAsia="Times New Roman" w:hAnsi="Times New Roman"/>
+                <w:b w:val="false"/>
+                <w:bCs w:val="false"/>
+                <w:sz w:val="20"/>
+                <w:szCs w:val="20"/>
+              </w:rPr>
+              <w:t xml:space="preserve">(suprimido)</w:t>
             </w:r>
           </w:p>
         </w:tc>
@@ -12815,7 +12866,25 @@
           <w:sz w:val="20"/>
           <w:szCs w:val="20"/>
         </w:rPr>
-        <w:t xml:space="preserve">Art. 57 (consulta) → Art. 57 (atual) — Corrigido nas duas versões</w:t>
+        <w:t xml:space="preserve">Art. 55 (consulta) → — (atual) — Suprimido na versão atual</w:t>
+      </w:r>
+    </w:p>
+    <w:p>
+      <w:pPr>
+        <w:spacing w:after="60" w:line="360"/>
+        <w:jc w:val="both"/>
+      </w:pPr>
+      <w:r>
+        <w:rPr>
+          <w:rFonts w:ascii="Times New Roman" w:cs="Times New Roman" w:eastAsia="Times New Roman" w:hAnsi="Times New Roman"/>
+          <w:b w:val="false"/>
+          <w:bCs w:val="false"/>
+          <w:i/>
+          <w:iCs/>
+          <w:sz w:val="18"/>
+          <w:szCs w:val="18"/>
+        </w:rPr>
+        <w:t xml:space="preserve">Suprimido — permuta fora do mês; matéria da rotina interna de cada OBM.</w:t>
       </w:r>
     </w:p>
     <w:tbl>
@@ -12916,32 +12985,32 @@
                 <w:sz w:val="20"/>
                 <w:szCs w:val="20"/>
               </w:rPr>
-              <w:t xml:space="preserve">A participação de bombeiros militares de folga em ocorrência de grande proporção deverá seguir os princípios do Sistema de Comando de Incidente, onde estes devem se apresentar ao Chefe da Operação e/ou Comandante do incidente.</w:t>
-            </w:r>
-          </w:p>
-        </w:tc>
-        <w:tc>
-          <w:tcPr>
-            <w:tcMar>
-              <w:top w:type="dxa" w:w="60"/>
-              <w:left w:type="dxa" w:w="100"/>
-              <w:bottom w:type="dxa" w:w="60"/>
-              <w:right w:type="dxa" w:w="100"/>
-            </w:tcMar>
-          </w:tcPr>
-          <w:p>
-            <w:pPr>
-              <w:spacing w:after="0"/>
-            </w:pPr>
-            <w:r>
-              <w:rPr>
-                <w:rFonts w:ascii="Times New Roman" w:cs="Times New Roman" w:eastAsia="Times New Roman" w:hAnsi="Times New Roman"/>
-                <w:b w:val="false"/>
-                <w:bCs w:val="false"/>
-                <w:sz w:val="20"/>
-                <w:szCs w:val="20"/>
-              </w:rPr>
-              <w:t xml:space="preserve">A participação de bombeiros militares de folga em ocorrência de grande proporção deverá seguir os princípios do Sistema de Comando de Incidente, onde estes devem se apresentar ao Chefe da Operação e/ou Comandante do incidente.</w:t>
+              <w:t xml:space="preserve">As permutas de serviços fora do mês devem ser solicitadas com antecedência e devidamente motivadas para análise do comandante da OBM. durante Ocorrências</w:t>
+            </w:r>
+          </w:p>
+        </w:tc>
+        <w:tc>
+          <w:tcPr>
+            <w:tcMar>
+              <w:top w:type="dxa" w:w="60"/>
+              <w:left w:type="dxa" w:w="100"/>
+              <w:bottom w:type="dxa" w:w="60"/>
+              <w:right w:type="dxa" w:w="100"/>
+            </w:tcMar>
+          </w:tcPr>
+          <w:p>
+            <w:pPr>
+              <w:spacing w:after="0"/>
+            </w:pPr>
+            <w:r>
+              <w:rPr>
+                <w:rFonts w:ascii="Times New Roman" w:cs="Times New Roman" w:eastAsia="Times New Roman" w:hAnsi="Times New Roman"/>
+                <w:b w:val="false"/>
+                <w:bCs w:val="false"/>
+                <w:sz w:val="20"/>
+                <w:szCs w:val="20"/>
+              </w:rPr>
+              <w:t xml:space="preserve">(suprimido)</w:t>
             </w:r>
           </w:p>
         </w:tc>
@@ -12967,7 +13036,7 @@
           <w:sz w:val="20"/>
           <w:szCs w:val="20"/>
         </w:rPr>
-        <w:t xml:space="preserve">Art. 77 (consulta) → Art. 77 (atual) — Corrigido nas duas versões</w:t>
+        <w:t xml:space="preserve">Art. 57 (consulta) → Art. 54 (atual) — Correção de texto na versão atual</w:t>
       </w:r>
     </w:p>
     <w:tbl>
@@ -13068,422 +13137,32 @@
                 <w:sz w:val="20"/>
                 <w:szCs w:val="20"/>
               </w:rPr>
-              <w:t xml:space="preserve">De acordo com a necessidade e a gravidade da situação poderá as guarnições de socorros empregados numa ocorrência solicitar apoio externo a órgãos públicos e privados ligados direta ou indiretamente à operação, conforme orientações abaixo:</w:t>
-            </w:r>
-          </w:p>
-          <w:p>
-            <w:pPr>
-              <w:spacing w:after="0"/>
-            </w:pPr>
-            <w:r>
-              <w:rPr>
-                <w:rFonts w:ascii="Times New Roman" w:cs="Times New Roman" w:eastAsia="Times New Roman" w:hAnsi="Times New Roman"/>
-                <w:b w:val="false"/>
-                <w:bCs w:val="false"/>
-                <w:sz w:val="20"/>
-                <w:szCs w:val="20"/>
-              </w:rPr>
-              <w:t xml:space="preserve">I - sempre que houver a presença de fios de alta- tensão deverá ser solicitado o apoio da companhia fornecedora de energia da região;</w:t>
-            </w:r>
-          </w:p>
-          <w:p>
-            <w:pPr>
-              <w:spacing w:after="0"/>
-            </w:pPr>
-            <w:r>
-              <w:rPr>
-                <w:rFonts w:ascii="Times New Roman" w:cs="Times New Roman" w:eastAsia="Times New Roman" w:hAnsi="Times New Roman"/>
-                <w:b w:val="false"/>
-                <w:bCs w:val="false"/>
-                <w:sz w:val="20"/>
-                <w:szCs w:val="20"/>
-              </w:rPr>
-              <w:t xml:space="preserve">II - solicitar a presença da companhia fornecedora sempre que ocorrer falta d’água ou baixa pressão nos hidrantes urbanos localizados na área do sinistro;</w:t>
-            </w:r>
-          </w:p>
-          <w:p>
-            <w:pPr>
-              <w:spacing w:after="0"/>
-            </w:pPr>
-            <w:r>
-              <w:rPr>
-                <w:rFonts w:ascii="Times New Roman" w:cs="Times New Roman" w:eastAsia="Times New Roman" w:hAnsi="Times New Roman"/>
-                <w:b w:val="false"/>
-                <w:bCs w:val="false"/>
-                <w:sz w:val="20"/>
-                <w:szCs w:val="20"/>
-              </w:rPr>
-              <w:t xml:space="preserve">III - acionar a Polícia Rodoviária Federal nos sinistros ocorridos nas rodovias federais do Estado de Rondônia;</w:t>
-            </w:r>
-          </w:p>
-          <w:p>
-            <w:pPr>
-              <w:spacing w:after="0"/>
-            </w:pPr>
-            <w:r>
-              <w:rPr>
-                <w:rFonts w:ascii="Times New Roman" w:cs="Times New Roman" w:eastAsia="Times New Roman" w:hAnsi="Times New Roman"/>
-                <w:b w:val="false"/>
-                <w:bCs w:val="false"/>
-                <w:sz w:val="20"/>
-                <w:szCs w:val="20"/>
-              </w:rPr>
-              <w:t xml:space="preserve">IV - solicitar informações a Pró-Química (Associação Brasileira da Indústria Química, telefone: 0800-11- 8270) sempre que o acidente envolver produtos perigosos;</w:t>
-            </w:r>
-          </w:p>
-          <w:p>
-            <w:pPr>
-              <w:spacing w:after="0"/>
-            </w:pPr>
-            <w:r>
-              <w:rPr>
-                <w:rFonts w:ascii="Times New Roman" w:cs="Times New Roman" w:eastAsia="Times New Roman" w:hAnsi="Times New Roman"/>
-                <w:b w:val="false"/>
-                <w:bCs w:val="false"/>
-                <w:sz w:val="20"/>
-                <w:szCs w:val="20"/>
-              </w:rPr>
-              <w:t xml:space="preserve">V - solicitar a presença da Polícia Militar para isolamento do local do sinistro sempre que ocorrer possibilidade de ilícitos penais;</w:t>
-            </w:r>
-          </w:p>
-          <w:p>
-            <w:pPr>
-              <w:spacing w:after="0"/>
-            </w:pPr>
-            <w:r>
-              <w:rPr>
-                <w:rFonts w:ascii="Times New Roman" w:cs="Times New Roman" w:eastAsia="Times New Roman" w:hAnsi="Times New Roman"/>
-                <w:b w:val="false"/>
-                <w:bCs w:val="false"/>
-                <w:sz w:val="20"/>
-                <w:szCs w:val="20"/>
-              </w:rPr>
-              <w:t xml:space="preserve">VI - solicitar a presença da perícia legalmente constituída sempre que ocorrer acidentes de trânsito com danos materiais;</w:t>
-            </w:r>
-          </w:p>
-          <w:p>
-            <w:pPr>
-              <w:spacing w:after="0"/>
-            </w:pPr>
-            <w:r>
-              <w:rPr>
-                <w:rFonts w:ascii="Times New Roman" w:cs="Times New Roman" w:eastAsia="Times New Roman" w:hAnsi="Times New Roman"/>
-                <w:b w:val="false"/>
-                <w:bCs w:val="false"/>
-                <w:sz w:val="20"/>
-                <w:szCs w:val="20"/>
-              </w:rPr>
-              <w:t xml:space="preserve">VII - acionar o Instituto Médico Legal sempre que do acidente decorrer vítimas fatais;</w:t>
-            </w:r>
-          </w:p>
-          <w:p>
-            <w:pPr>
-              <w:spacing w:after="0"/>
-            </w:pPr>
-            <w:r>
-              <w:rPr>
-                <w:rFonts w:ascii="Times New Roman" w:cs="Times New Roman" w:eastAsia="Times New Roman" w:hAnsi="Times New Roman"/>
-                <w:b w:val="false"/>
-                <w:bCs w:val="false"/>
-                <w:sz w:val="20"/>
-                <w:szCs w:val="20"/>
-              </w:rPr>
-              <w:t xml:space="preserve">VIII - acionar a Defesa Civil Estadual e a Defesa Civil Municipal no caso de ocorrências pertinentes à sua competência;</w:t>
-            </w:r>
-          </w:p>
-          <w:p>
-            <w:pPr>
-              <w:spacing w:after="0"/>
-            </w:pPr>
-            <w:r>
-              <w:rPr>
-                <w:rFonts w:ascii="Times New Roman" w:cs="Times New Roman" w:eastAsia="Times New Roman" w:hAnsi="Times New Roman"/>
-                <w:b w:val="false"/>
-                <w:bCs w:val="false"/>
-                <w:sz w:val="20"/>
-                <w:szCs w:val="20"/>
-              </w:rPr>
-              <w:t xml:space="preserve">IX - acionar o SAMU sempre que o acidente, pela sua gravidade, envolva o transporte de vítimas;</w:t>
-            </w:r>
-          </w:p>
-          <w:p>
-            <w:pPr>
-              <w:spacing w:after="0"/>
-            </w:pPr>
-            <w:r>
-              <w:rPr>
-                <w:rFonts w:ascii="Times New Roman" w:cs="Times New Roman" w:eastAsia="Times New Roman" w:hAnsi="Times New Roman"/>
-                <w:b w:val="false"/>
-                <w:bCs w:val="false"/>
-                <w:sz w:val="20"/>
-                <w:szCs w:val="20"/>
-              </w:rPr>
-              <w:t xml:space="preserve">X - solicitar a presença da companhia responsável pela manutenção de elevadores, sempre que neste ocorrer defeito ou acidentes envolvendo vítimas;</w:t>
-            </w:r>
-          </w:p>
-          <w:p>
-            <w:pPr>
-              <w:spacing w:after="0"/>
-            </w:pPr>
-            <w:r>
-              <w:rPr>
-                <w:rFonts w:ascii="Times New Roman" w:cs="Times New Roman" w:eastAsia="Times New Roman" w:hAnsi="Times New Roman"/>
-                <w:b w:val="false"/>
-                <w:bCs w:val="false"/>
-                <w:sz w:val="20"/>
-                <w:szCs w:val="20"/>
-              </w:rPr>
-              <w:t xml:space="preserve">XI - acionar o helicóptero do GTA nos acidentes cuja gravidade assim o exigir;</w:t>
-            </w:r>
-          </w:p>
-          <w:p>
-            <w:pPr>
-              <w:spacing w:after="0"/>
-            </w:pPr>
-            <w:r>
-              <w:rPr>
-                <w:rFonts w:ascii="Times New Roman" w:cs="Times New Roman" w:eastAsia="Times New Roman" w:hAnsi="Times New Roman"/>
-                <w:b w:val="false"/>
-                <w:bCs w:val="false"/>
-                <w:sz w:val="20"/>
-                <w:szCs w:val="20"/>
-              </w:rPr>
-              <w:t xml:space="preserve">XII - solicitar o apoio da Capitania dos Portos nos acidentes aquáticos; e</w:t>
-            </w:r>
-          </w:p>
-          <w:p>
-            <w:pPr>
-              <w:spacing w:after="0"/>
-            </w:pPr>
-            <w:r>
-              <w:rPr>
-                <w:rFonts w:ascii="Times New Roman" w:cs="Times New Roman" w:eastAsia="Times New Roman" w:hAnsi="Times New Roman"/>
-                <w:b w:val="false"/>
-                <w:bCs w:val="false"/>
-                <w:sz w:val="20"/>
-                <w:szCs w:val="20"/>
-              </w:rPr>
-              <w:t xml:space="preserve">XIII - solicitar os órgãos ambientais IBAMA e ou SEDAM nos acidentes contra o meio ambiente.</w:t>
-            </w:r>
-          </w:p>
-        </w:tc>
-        <w:tc>
-          <w:tcPr>
-            <w:tcMar>
-              <w:top w:type="dxa" w:w="60"/>
-              <w:left w:type="dxa" w:w="100"/>
-              <w:bottom w:type="dxa" w:w="60"/>
-              <w:right w:type="dxa" w:w="100"/>
-            </w:tcMar>
-          </w:tcPr>
-          <w:p>
-            <w:pPr>
-              <w:spacing w:after="0"/>
-            </w:pPr>
-            <w:r>
-              <w:rPr>
-                <w:rFonts w:ascii="Times New Roman" w:cs="Times New Roman" w:eastAsia="Times New Roman" w:hAnsi="Times New Roman"/>
-                <w:b w:val="false"/>
-                <w:bCs w:val="false"/>
-                <w:sz w:val="20"/>
-                <w:szCs w:val="20"/>
-              </w:rPr>
-              <w:t xml:space="preserve">De acordo com a necessidade e a gravidade da situação poderá as guarnições de socorros empregados numa ocorrência solicitar apoio externo a órgãos públicos e privados ligados direta ou indiretamente à operação, conforme orientações abaixo:</w:t>
-            </w:r>
-          </w:p>
-          <w:p>
-            <w:pPr>
-              <w:spacing w:after="0"/>
-            </w:pPr>
-            <w:r>
-              <w:rPr>
-                <w:rFonts w:ascii="Times New Roman" w:cs="Times New Roman" w:eastAsia="Times New Roman" w:hAnsi="Times New Roman"/>
-                <w:b w:val="false"/>
-                <w:bCs w:val="false"/>
-                <w:sz w:val="20"/>
-                <w:szCs w:val="20"/>
-              </w:rPr>
-              <w:t xml:space="preserve">I - sempre que houver a presença de fios de alta- tensão deverá ser solicitado o apoio da companhia fornecedora de energia da região;</w:t>
-            </w:r>
-          </w:p>
-          <w:p>
-            <w:pPr>
-              <w:spacing w:after="0"/>
-            </w:pPr>
-            <w:r>
-              <w:rPr>
-                <w:rFonts w:ascii="Times New Roman" w:cs="Times New Roman" w:eastAsia="Times New Roman" w:hAnsi="Times New Roman"/>
-                <w:b w:val="false"/>
-                <w:bCs w:val="false"/>
-                <w:sz w:val="20"/>
-                <w:szCs w:val="20"/>
-              </w:rPr>
-              <w:t xml:space="preserve">II - solicitar a presença da companhia fornecedora sempre que ocorrer falta d’água ou baixa pressão nos hidrantes urbanos localizados na área do sinistro;</w:t>
-            </w:r>
-          </w:p>
-          <w:p>
-            <w:pPr>
-              <w:spacing w:after="0"/>
-            </w:pPr>
-            <w:r>
-              <w:rPr>
-                <w:rFonts w:ascii="Times New Roman" w:cs="Times New Roman" w:eastAsia="Times New Roman" w:hAnsi="Times New Roman"/>
-                <w:b w:val="false"/>
-                <w:bCs w:val="false"/>
-                <w:sz w:val="20"/>
-                <w:szCs w:val="20"/>
-              </w:rPr>
-              <w:t xml:space="preserve">III - acionar a Polícia Rodoviária Federal nos sinistros ocorridos nas rodovias federais do Estado de Rondônia;</w:t>
-            </w:r>
-          </w:p>
-          <w:p>
-            <w:pPr>
-              <w:spacing w:after="0"/>
-            </w:pPr>
-            <w:r>
-              <w:rPr>
-                <w:rFonts w:ascii="Times New Roman" w:cs="Times New Roman" w:eastAsia="Times New Roman" w:hAnsi="Times New Roman"/>
-                <w:b w:val="false"/>
-                <w:bCs w:val="false"/>
-                <w:sz w:val="20"/>
-                <w:szCs w:val="20"/>
-              </w:rPr>
-              <w:t xml:space="preserve">IV - solicitar informações a Pró-Química (Associação Brasileira da Indústria Química, telefone: 0800-11- 8270) sempre que o acidente envolver produtos perigosos;</w:t>
-            </w:r>
-          </w:p>
-          <w:p>
-            <w:pPr>
-              <w:spacing w:after="0"/>
-            </w:pPr>
-            <w:r>
-              <w:rPr>
-                <w:rFonts w:ascii="Times New Roman" w:cs="Times New Roman" w:eastAsia="Times New Roman" w:hAnsi="Times New Roman"/>
-                <w:b w:val="false"/>
-                <w:bCs w:val="false"/>
-                <w:sz w:val="20"/>
-                <w:szCs w:val="20"/>
-              </w:rPr>
-              <w:t xml:space="preserve">V - solicitar a presença da Polícia Militar para isolamento do local do sinistro sempre que ocorrer possibilidade de ilícitos penais;</w:t>
-            </w:r>
-          </w:p>
-          <w:p>
-            <w:pPr>
-              <w:spacing w:after="0"/>
-            </w:pPr>
-            <w:r>
-              <w:rPr>
-                <w:rFonts w:ascii="Times New Roman" w:cs="Times New Roman" w:eastAsia="Times New Roman" w:hAnsi="Times New Roman"/>
-                <w:b w:val="false"/>
-                <w:bCs w:val="false"/>
-                <w:sz w:val="20"/>
-                <w:szCs w:val="20"/>
-              </w:rPr>
-              <w:t xml:space="preserve">VI - solicitar a presença da perícia legalmente constituída sempre que ocorrer acidentes de trânsito com danos materiais;</w:t>
-            </w:r>
-          </w:p>
-          <w:p>
-            <w:pPr>
-              <w:spacing w:after="0"/>
-            </w:pPr>
-            <w:r>
-              <w:rPr>
-                <w:rFonts w:ascii="Times New Roman" w:cs="Times New Roman" w:eastAsia="Times New Roman" w:hAnsi="Times New Roman"/>
-                <w:b w:val="false"/>
-                <w:bCs w:val="false"/>
-                <w:sz w:val="20"/>
-                <w:szCs w:val="20"/>
-              </w:rPr>
-              <w:t xml:space="preserve">VII - acionar o Instituto Médico Legal sempre que do acidente decorrer vítimas fatais;</w:t>
-            </w:r>
-          </w:p>
-          <w:p>
-            <w:pPr>
-              <w:spacing w:after="0"/>
-            </w:pPr>
-            <w:r>
-              <w:rPr>
-                <w:rFonts w:ascii="Times New Roman" w:cs="Times New Roman" w:eastAsia="Times New Roman" w:hAnsi="Times New Roman"/>
-                <w:b w:val="false"/>
-                <w:bCs w:val="false"/>
-                <w:sz w:val="20"/>
-                <w:szCs w:val="20"/>
-              </w:rPr>
-              <w:t xml:space="preserve">VIII - acionar a Defesa Civil Estadual e a Defesa Civil Municipal no caso de ocorrências pertinentes à sua competência;</w:t>
-            </w:r>
-          </w:p>
-          <w:p>
-            <w:pPr>
-              <w:spacing w:after="0"/>
-            </w:pPr>
-            <w:r>
-              <w:rPr>
-                <w:rFonts w:ascii="Times New Roman" w:cs="Times New Roman" w:eastAsia="Times New Roman" w:hAnsi="Times New Roman"/>
-                <w:b w:val="false"/>
-                <w:bCs w:val="false"/>
-                <w:sz w:val="20"/>
-                <w:szCs w:val="20"/>
-              </w:rPr>
-              <w:t xml:space="preserve">IX - acionar o SAMU sempre que o acidente, pela sua gravidade, envolva o transporte de vítimas;</w:t>
-            </w:r>
-          </w:p>
-          <w:p>
-            <w:pPr>
-              <w:spacing w:after="0"/>
-            </w:pPr>
-            <w:r>
-              <w:rPr>
-                <w:rFonts w:ascii="Times New Roman" w:cs="Times New Roman" w:eastAsia="Times New Roman" w:hAnsi="Times New Roman"/>
-                <w:b w:val="false"/>
-                <w:bCs w:val="false"/>
-                <w:sz w:val="20"/>
-                <w:szCs w:val="20"/>
-              </w:rPr>
-              <w:t xml:space="preserve">X - solicitar a presença da companhia responsável pela manutenção de elevadores, sempre que neste ocorrer defeito ou acidentes envolvendo vítimas;</w:t>
-            </w:r>
-          </w:p>
-          <w:p>
-            <w:pPr>
-              <w:spacing w:after="0"/>
-            </w:pPr>
-            <w:r>
-              <w:rPr>
-                <w:rFonts w:ascii="Times New Roman" w:cs="Times New Roman" w:eastAsia="Times New Roman" w:hAnsi="Times New Roman"/>
-                <w:b w:val="false"/>
-                <w:bCs w:val="false"/>
-                <w:sz w:val="20"/>
-                <w:szCs w:val="20"/>
-              </w:rPr>
-              <w:t xml:space="preserve">XI - acionar o helicóptero do GTA nos acidentes cuja gravidade assim o exigir;</w:t>
-            </w:r>
-          </w:p>
-          <w:p>
-            <w:pPr>
-              <w:spacing w:after="0"/>
-            </w:pPr>
-            <w:r>
-              <w:rPr>
-                <w:rFonts w:ascii="Times New Roman" w:cs="Times New Roman" w:eastAsia="Times New Roman" w:hAnsi="Times New Roman"/>
-                <w:b w:val="false"/>
-                <w:bCs w:val="false"/>
-                <w:sz w:val="20"/>
-                <w:szCs w:val="20"/>
-              </w:rPr>
-              <w:t xml:space="preserve">XII - solicitar o apoio da Capitania dos Portos nos acidentes aquáticos; e</w:t>
-            </w:r>
-          </w:p>
-          <w:p>
-            <w:pPr>
-              <w:spacing w:after="0"/>
-            </w:pPr>
-            <w:r>
-              <w:rPr>
-                <w:rFonts w:ascii="Times New Roman" w:cs="Times New Roman" w:eastAsia="Times New Roman" w:hAnsi="Times New Roman"/>
-                <w:b w:val="false"/>
-                <w:bCs w:val="false"/>
-                <w:sz w:val="20"/>
-                <w:szCs w:val="20"/>
-              </w:rPr>
-              <w:t xml:space="preserve">XIII - solicitar os órgãos ambientais IBAMA e ou SEDAM nos acidentes contra o meio ambiente.</w:t>
+              <w:t xml:space="preserve">A participação de bombeiros militares de folga em ocorrência de grande proporção deverá seguir os princípios do Sistema de Comando de Incidente, onde estes devem se apresentar ao Chefe da Operação e/ou Comandante do incidente. com Distúrbios Mentais</w:t>
+            </w:r>
+          </w:p>
+        </w:tc>
+        <w:tc>
+          <w:tcPr>
+            <w:tcMar>
+              <w:top w:type="dxa" w:w="60"/>
+              <w:left w:type="dxa" w:w="100"/>
+              <w:bottom w:type="dxa" w:w="60"/>
+              <w:right w:type="dxa" w:w="100"/>
+            </w:tcMar>
+          </w:tcPr>
+          <w:p>
+            <w:pPr>
+              <w:spacing w:after="0"/>
+            </w:pPr>
+            <w:r>
+              <w:rPr>
+                <w:rFonts w:ascii="Times New Roman" w:cs="Times New Roman" w:eastAsia="Times New Roman" w:hAnsi="Times New Roman"/>
+                <w:b w:val="false"/>
+                <w:bCs w:val="false"/>
+                <w:sz w:val="20"/>
+                <w:szCs w:val="20"/>
+              </w:rPr>
+              <w:t xml:space="preserve">A participação de bombeiros militares de folga em ocorrência de grande proporção deverá seguir os princípios do Sistema de Comando de Incidente, onde estes devem se apresentar ao Chefe da Operação e/ou Comandante do incidente.</w:t>
             </w:r>
           </w:p>
         </w:tc>
@@ -13509,7 +13188,7 @@
           <w:sz w:val="20"/>
           <w:szCs w:val="20"/>
         </w:rPr>
-        <w:t xml:space="preserve">Art. 89 (consulta) → Art. 89 (atual) — Corrigido nas duas versões</w:t>
+        <w:t xml:space="preserve">Art. 59 (consulta) → Art. 56 (atual) — Correção de texto na versão atual</w:t>
       </w:r>
     </w:p>
     <w:tbl>
@@ -13610,32 +13289,32 @@
                 <w:sz w:val="20"/>
                 <w:szCs w:val="20"/>
               </w:rPr>
-              <w:t xml:space="preserve">A substituição de guarnições ou socorros por integrantes da reserva operacional deverá obedecer a capacidade de emprego dos materiais existentes nas viaturas, evitando o emprego desnecessário de bombeiros militares.</w:t>
-            </w:r>
-          </w:p>
-        </w:tc>
-        <w:tc>
-          <w:tcPr>
-            <w:tcMar>
-              <w:top w:type="dxa" w:w="60"/>
-              <w:left w:type="dxa" w:w="100"/>
-              <w:bottom w:type="dxa" w:w="60"/>
-              <w:right w:type="dxa" w:w="100"/>
-            </w:tcMar>
-          </w:tcPr>
-          <w:p>
-            <w:pPr>
-              <w:spacing w:after="0"/>
-            </w:pPr>
-            <w:r>
-              <w:rPr>
-                <w:rFonts w:ascii="Times New Roman" w:cs="Times New Roman" w:eastAsia="Times New Roman" w:hAnsi="Times New Roman"/>
-                <w:b w:val="false"/>
-                <w:bCs w:val="false"/>
-                <w:sz w:val="20"/>
-                <w:szCs w:val="20"/>
-              </w:rPr>
-              <w:t xml:space="preserve">A substituição de guarnições ou socorros por integrantes da reserva operacional deverá obedecer a capacidade de emprego dos materiais existentes nas viaturas, evitando o emprego desnecessário de bombeiros militares.</w:t>
+              <w:t xml:space="preserve">As viaturas operacionais, de acordo com suas características e peculiaridades, somente poderão ser empregados, em atividades, exclusivas, de prevenção, combate a incêndio, salvamento e atendimento pré-hospitalar, salvo determinação em contrário do Comandante Geral.</w:t>
+            </w:r>
+          </w:p>
+        </w:tc>
+        <w:tc>
+          <w:tcPr>
+            <w:tcMar>
+              <w:top w:type="dxa" w:w="60"/>
+              <w:left w:type="dxa" w:w="100"/>
+              <w:bottom w:type="dxa" w:w="60"/>
+              <w:right w:type="dxa" w:w="100"/>
+            </w:tcMar>
+          </w:tcPr>
+          <w:p>
+            <w:pPr>
+              <w:spacing w:after="0"/>
+            </w:pPr>
+            <w:r>
+              <w:rPr>
+                <w:rFonts w:ascii="Times New Roman" w:cs="Times New Roman" w:eastAsia="Times New Roman" w:hAnsi="Times New Roman"/>
+                <w:b w:val="false"/>
+                <w:bCs w:val="false"/>
+                <w:sz w:val="20"/>
+                <w:szCs w:val="20"/>
+              </w:rPr>
+              <w:t xml:space="preserve">As viaturas operacionais, de acordo com suas características e peculiaridades, somente poderão ser empregados, em atividades, exclusivas, de prevenção, combate a incêndio, salvamento e atendimento pré-hospitalar, salvo determinação em contrário do Comandante-Geral.</w:t>
             </w:r>
           </w:p>
         </w:tc>
@@ -13645,78 +13324,6 @@
       <w:pPr>
         <w:spacing w:after="120"/>
       </w:pPr>
-    </w:p>
-    <w:p>
-      <w:pPr>
-        <w:spacing w:after="120" w:before="240"/>
-        <w:jc w:val="center"/>
-      </w:pPr>
-      <w:r>
-        <w:rPr>
-          <w:rFonts w:ascii="Times New Roman" w:cs="Times New Roman" w:eastAsia="Times New Roman" w:hAnsi="Times New Roman"/>
-          <w:b/>
-          <w:bCs/>
-          <w:i w:val="false"/>
-          <w:iCs w:val="false"/>
-          <w:sz w:val="24"/>
-          <w:szCs w:val="24"/>
-        </w:rPr>
-        <w:t xml:space="preserve">DA CENTRAL DE OPERAÇÕES E DO TELEDESPACHO</w:t>
-      </w:r>
-    </w:p>
-    <w:p>
-      <w:pPr>
-        <w:spacing w:after="120" w:line="360"/>
-        <w:jc w:val="both"/>
-      </w:pPr>
-      <w:r>
-        <w:rPr>
-          <w:rFonts w:ascii="Times New Roman" w:cs="Times New Roman" w:eastAsia="Times New Roman" w:hAnsi="Times New Roman"/>
-          <w:b w:val="false"/>
-          <w:bCs w:val="false"/>
-          <w:i/>
-          <w:iCs/>
-          <w:sz w:val="20"/>
-          <w:szCs w:val="20"/>
-        </w:rPr>
-        <w:t xml:space="preserve">Sem alteração: Art. 154→Art. 154, Art. 155→Art. 155, Art. 156→Art. 156, Art. 157→Art. 157.</w:t>
-      </w:r>
-    </w:p>
-    <w:p>
-      <w:pPr>
-        <w:spacing w:after="120" w:before="240"/>
-        <w:jc w:val="center"/>
-      </w:pPr>
-      <w:r>
-        <w:rPr>
-          <w:rFonts w:ascii="Times New Roman" w:cs="Times New Roman" w:eastAsia="Times New Roman" w:hAnsi="Times New Roman"/>
-          <w:b/>
-          <w:bCs/>
-          <w:i w:val="false"/>
-          <w:iCs w:val="false"/>
-          <w:sz w:val="24"/>
-          <w:szCs w:val="24"/>
-        </w:rPr>
-        <w:t xml:space="preserve">DO SERVIÇO INTERNO E DE DIA</w:t>
-      </w:r>
-    </w:p>
-    <w:p>
-      <w:pPr>
-        <w:spacing w:after="120" w:line="360"/>
-        <w:jc w:val="both"/>
-      </w:pPr>
-      <w:r>
-        <w:rPr>
-          <w:rFonts w:ascii="Times New Roman" w:cs="Times New Roman" w:eastAsia="Times New Roman" w:hAnsi="Times New Roman"/>
-          <w:b w:val="false"/>
-          <w:bCs w:val="false"/>
-          <w:i/>
-          <w:iCs/>
-          <w:sz w:val="20"/>
-          <w:szCs w:val="20"/>
-        </w:rPr>
-        <w:t xml:space="preserve">Sem alteração: Art. 96→Art. 96, Art. 97→Art. 97, Art. 98→Art. 98, Art. 99→Art. 99, Art. 100→Art. 100, Art. 101→Art. 101, Art. 102→Art. 102, Art. 103→Art. 103, Art. 104→Art. 104, Art. 105→Art. 105, Art. 106→Art. 106, Art. 107→Art. 107, Art. 108→Art. 108, Art. 109→Art. 109, Art. 110→Art. 110, Art. 111→Art. 111, Art. 112→Art. 112, Art. 113→Art. 113, Art. 114→Art. 114, Art. 115→Art. 115, Art. 116→Art. 116, Art. 117→Art. 117, Art. 118→Art. 118, Art. 119→Art. 119, Art. 121→Art. 121, Art. 122→Art. 122, Art. 124→Art. 124, Art. 126→Art. 126, Art. 128→Art. 128, Art. 129→Art. 129, Art. 130→Art. 130, Art. 131→Art. 131, Art. 134→Art. 134, Art. 135→Art. 135, Art. 136→Art. 136, Art. 137→Art. 137, Art. 138→Art. 138, Art. 139→Art. 139, Art. 141→Art. 141, Art. 142→Art. 142, Art. 143→Art. 143, Art. 144→Art. 144, Art. 145→Art. 145, Art. 146→Art. 146, Art. 147→Art. 147, Art. 148→Art. 148, Art. 150→Art. 150, Art. 151→Art. 151, Art. 152→Art. 152, Art. 153→Art. 153.</w:t>
-      </w:r>
     </w:p>
     <w:p>
       <w:pPr>
@@ -13733,7 +13340,25 @@
           <w:sz w:val="20"/>
           <w:szCs w:val="20"/>
         </w:rPr>
-        <w:t xml:space="preserve">Art. 120 (consulta) → Art. 120 (atual) — Corrigido nas duas versões</w:t>
+        <w:t xml:space="preserve">Art. 69 (consulta) → Art. 66 (atual) — Texto alterado na versão atual</w:t>
+      </w:r>
+    </w:p>
+    <w:p>
+      <w:pPr>
+        <w:spacing w:after="60" w:line="360"/>
+        <w:jc w:val="both"/>
+      </w:pPr>
+      <w:r>
+        <w:rPr>
+          <w:rFonts w:ascii="Times New Roman" w:cs="Times New Roman" w:eastAsia="Times New Roman" w:hAnsi="Times New Roman"/>
+          <w:b w:val="false"/>
+          <w:bCs w:val="false"/>
+          <w:i/>
+          <w:iCs/>
+          <w:sz w:val="18"/>
+          <w:szCs w:val="18"/>
+        </w:rPr>
+        <w:t xml:space="preserve">redação (Curadoria da Minuta do Regulamento de Serviço (set/2026) sobre a LOB, Lei nº 2.204/2009)</w:t>
       </w:r>
     </w:p>
     <w:tbl>
@@ -13834,32 +13459,287 @@
                 <w:sz w:val="20"/>
                 <w:szCs w:val="20"/>
               </w:rPr>
-              <w:t xml:space="preserve">O acesso aos alojamentos deve obedecer os protocolos de higienização e desinfecção em vigor na corporação, ficando vedado o uso de EPI nos alojamentos.</w:t>
-            </w:r>
-          </w:p>
-        </w:tc>
-        <w:tc>
-          <w:tcPr>
-            <w:tcMar>
-              <w:top w:type="dxa" w:w="60"/>
-              <w:left w:type="dxa" w:w="100"/>
-              <w:bottom w:type="dxa" w:w="60"/>
-              <w:right w:type="dxa" w:w="100"/>
-            </w:tcMar>
-          </w:tcPr>
-          <w:p>
-            <w:pPr>
-              <w:spacing w:after="0"/>
-            </w:pPr>
-            <w:r>
-              <w:rPr>
-                <w:rFonts w:ascii="Times New Roman" w:cs="Times New Roman" w:eastAsia="Times New Roman" w:hAnsi="Times New Roman"/>
-                <w:b w:val="false"/>
-                <w:bCs w:val="false"/>
-                <w:sz w:val="20"/>
-                <w:szCs w:val="20"/>
-              </w:rPr>
-              <w:t xml:space="preserve">O acesso aos alojamentos deve obedecer os protocolos de higienização e desinfecção em vigor na corporação, ficando vedado o uso de EPI nos alojamentos.</w:t>
+              <w:t xml:space="preserve">Em caso de acidente que envolva viatura operacional da Corporação o motorista deverá tomar as seguintes providências:</w:t>
+            </w:r>
+          </w:p>
+          <w:p>
+            <w:pPr>
+              <w:spacing w:after="0"/>
+            </w:pPr>
+            <w:r>
+              <w:rPr>
+                <w:rFonts w:ascii="Times New Roman" w:cs="Times New Roman" w:eastAsia="Times New Roman" w:hAnsi="Times New Roman"/>
+                <w:b w:val="false"/>
+                <w:bCs w:val="false"/>
+                <w:sz w:val="20"/>
+                <w:szCs w:val="20"/>
+              </w:rPr>
+              <w:t xml:space="preserve">I - parar a viatura imediatamente;</w:t>
+            </w:r>
+          </w:p>
+          <w:p>
+            <w:pPr>
+              <w:spacing w:after="0"/>
+            </w:pPr>
+            <w:r>
+              <w:rPr>
+                <w:rFonts w:ascii="Times New Roman" w:cs="Times New Roman" w:eastAsia="Times New Roman" w:hAnsi="Times New Roman"/>
+                <w:b w:val="false"/>
+                <w:bCs w:val="false"/>
+                <w:sz w:val="20"/>
+                <w:szCs w:val="20"/>
+              </w:rPr>
+              <w:t xml:space="preserve">II - prestar socorro a vítima se for o caso;</w:t>
+            </w:r>
+          </w:p>
+          <w:p>
+            <w:pPr>
+              <w:spacing w:after="0"/>
+            </w:pPr>
+            <w:r>
+              <w:rPr>
+                <w:rFonts w:ascii="Times New Roman" w:cs="Times New Roman" w:eastAsia="Times New Roman" w:hAnsi="Times New Roman"/>
+                <w:b w:val="false"/>
+                <w:bCs w:val="false"/>
+                <w:sz w:val="20"/>
+                <w:szCs w:val="20"/>
+              </w:rPr>
+              <w:t xml:space="preserve">III - comunicar e solicitar, imediatamente, o comparecimento ao local do Comandante do Socorro;</w:t>
+            </w:r>
+          </w:p>
+          <w:p>
+            <w:pPr>
+              <w:spacing w:after="0"/>
+            </w:pPr>
+            <w:r>
+              <w:rPr>
+                <w:rFonts w:ascii="Times New Roman" w:cs="Times New Roman" w:eastAsia="Times New Roman" w:hAnsi="Times New Roman"/>
+                <w:b w:val="false"/>
+                <w:bCs w:val="false"/>
+                <w:sz w:val="20"/>
+                <w:szCs w:val="20"/>
+              </w:rPr>
+              <w:t xml:space="preserve">IV - solicitar o comparecimento da perícia de trânsito para que seja feito o laudo, salvo se ocorrer acordo formal entre as partes;</w:t>
+            </w:r>
+          </w:p>
+          <w:p>
+            <w:pPr>
+              <w:spacing w:after="0"/>
+            </w:pPr>
+            <w:r>
+              <w:rPr>
+                <w:rFonts w:ascii="Times New Roman" w:cs="Times New Roman" w:eastAsia="Times New Roman" w:hAnsi="Times New Roman"/>
+                <w:b w:val="false"/>
+                <w:bCs w:val="false"/>
+                <w:sz w:val="20"/>
+                <w:szCs w:val="20"/>
+              </w:rPr>
+              <w:t xml:space="preserve">V - preencher a ficha de acidentes;</w:t>
+            </w:r>
+          </w:p>
+          <w:p>
+            <w:pPr>
+              <w:spacing w:after="0"/>
+            </w:pPr>
+            <w:r>
+              <w:rPr>
+                <w:rFonts w:ascii="Times New Roman" w:cs="Times New Roman" w:eastAsia="Times New Roman" w:hAnsi="Times New Roman"/>
+                <w:b w:val="false"/>
+                <w:bCs w:val="false"/>
+                <w:sz w:val="20"/>
+                <w:szCs w:val="20"/>
+              </w:rPr>
+              <w:t xml:space="preserve">VI - arrolar testemunhas;</w:t>
+            </w:r>
+          </w:p>
+          <w:p>
+            <w:pPr>
+              <w:spacing w:after="0"/>
+            </w:pPr>
+            <w:r>
+              <w:rPr>
+                <w:rFonts w:ascii="Times New Roman" w:cs="Times New Roman" w:eastAsia="Times New Roman" w:hAnsi="Times New Roman"/>
+                <w:b w:val="false"/>
+                <w:bCs w:val="false"/>
+                <w:sz w:val="20"/>
+                <w:szCs w:val="20"/>
+              </w:rPr>
+              <w:t xml:space="preserve">VII - solicitar a lavratura do Boletim de Ocorrência pelos Agentes de trânsito;</w:t>
+            </w:r>
+          </w:p>
+          <w:p>
+            <w:pPr>
+              <w:spacing w:after="0"/>
+            </w:pPr>
+            <w:r>
+              <w:rPr>
+                <w:rFonts w:ascii="Times New Roman" w:cs="Times New Roman" w:eastAsia="Times New Roman" w:hAnsi="Times New Roman"/>
+                <w:b w:val="false"/>
+                <w:bCs w:val="false"/>
+                <w:sz w:val="20"/>
+                <w:szCs w:val="20"/>
+              </w:rPr>
+              <w:t xml:space="preserve">VIII - relatar os fatos, através de um relatório de detalhado; e</w:t>
+            </w:r>
+          </w:p>
+          <w:p>
+            <w:pPr>
+              <w:spacing w:after="0"/>
+            </w:pPr>
+            <w:r>
+              <w:rPr>
+                <w:rFonts w:ascii="Times New Roman" w:cs="Times New Roman" w:eastAsia="Times New Roman" w:hAnsi="Times New Roman"/>
+                <w:b w:val="false"/>
+                <w:bCs w:val="false"/>
+                <w:sz w:val="20"/>
+                <w:szCs w:val="20"/>
+              </w:rPr>
+              <w:t xml:space="preserve">Parágrafo único. A prioridade, caso não haja vítima(s) em decorrência do acidente de trânsito é o atendimento à ocorrência anteriormente solicitado, após, o chefe da guarnição deverá informar o ocorrido, por escrito, ao comandante do SOS para que sejam tomadas as devidas providências.</w:t>
+            </w:r>
+          </w:p>
+        </w:tc>
+        <w:tc>
+          <w:tcPr>
+            <w:tcMar>
+              <w:top w:type="dxa" w:w="60"/>
+              <w:left w:type="dxa" w:w="100"/>
+              <w:bottom w:type="dxa" w:w="60"/>
+              <w:right w:type="dxa" w:w="100"/>
+            </w:tcMar>
+          </w:tcPr>
+          <w:p>
+            <w:pPr>
+              <w:spacing w:after="0"/>
+            </w:pPr>
+            <w:r>
+              <w:rPr>
+                <w:rFonts w:ascii="Times New Roman" w:cs="Times New Roman" w:eastAsia="Times New Roman" w:hAnsi="Times New Roman"/>
+                <w:b w:val="false"/>
+                <w:bCs w:val="false"/>
+                <w:sz w:val="20"/>
+                <w:szCs w:val="20"/>
+              </w:rPr>
+              <w:t xml:space="preserve">Em caso de acidente que envolva viatura operacional da Corporação o motorista deverá tomar as seguintes providências:</w:t>
+            </w:r>
+          </w:p>
+          <w:p>
+            <w:pPr>
+              <w:spacing w:after="0"/>
+            </w:pPr>
+            <w:r>
+              <w:rPr>
+                <w:rFonts w:ascii="Times New Roman" w:cs="Times New Roman" w:eastAsia="Times New Roman" w:hAnsi="Times New Roman"/>
+                <w:b w:val="false"/>
+                <w:bCs w:val="false"/>
+                <w:sz w:val="20"/>
+                <w:szCs w:val="20"/>
+              </w:rPr>
+              <w:t xml:space="preserve">I - parar a viatura imediatamente;</w:t>
+            </w:r>
+          </w:p>
+          <w:p>
+            <w:pPr>
+              <w:spacing w:after="0"/>
+            </w:pPr>
+            <w:r>
+              <w:rPr>
+                <w:rFonts w:ascii="Times New Roman" w:cs="Times New Roman" w:eastAsia="Times New Roman" w:hAnsi="Times New Roman"/>
+                <w:b w:val="false"/>
+                <w:bCs w:val="false"/>
+                <w:sz w:val="20"/>
+                <w:szCs w:val="20"/>
+              </w:rPr>
+              <w:t xml:space="preserve">II - prestar socorro a vítima se for o caso;</w:t>
+            </w:r>
+          </w:p>
+          <w:p>
+            <w:pPr>
+              <w:spacing w:after="0"/>
+            </w:pPr>
+            <w:r>
+              <w:rPr>
+                <w:rFonts w:ascii="Times New Roman" w:cs="Times New Roman" w:eastAsia="Times New Roman" w:hAnsi="Times New Roman"/>
+                <w:b w:val="false"/>
+                <w:bCs w:val="false"/>
+                <w:sz w:val="20"/>
+                <w:szCs w:val="20"/>
+              </w:rPr>
+              <w:t xml:space="preserve">III - comunicar e solicitar, imediatamente, o comparecimento ao local do Comandante do Socorro;</w:t>
+            </w:r>
+          </w:p>
+          <w:p>
+            <w:pPr>
+              <w:spacing w:after="0"/>
+            </w:pPr>
+            <w:r>
+              <w:rPr>
+                <w:rFonts w:ascii="Times New Roman" w:cs="Times New Roman" w:eastAsia="Times New Roman" w:hAnsi="Times New Roman"/>
+                <w:b w:val="false"/>
+                <w:bCs w:val="false"/>
+                <w:sz w:val="20"/>
+                <w:szCs w:val="20"/>
+              </w:rPr>
+              <w:t xml:space="preserve">IV - solicitar o comparecimento da perícia de trânsito para que seja feito o laudo;</w:t>
+            </w:r>
+          </w:p>
+          <w:p>
+            <w:pPr>
+              <w:spacing w:after="0"/>
+            </w:pPr>
+            <w:r>
+              <w:rPr>
+                <w:rFonts w:ascii="Times New Roman" w:cs="Times New Roman" w:eastAsia="Times New Roman" w:hAnsi="Times New Roman"/>
+                <w:b w:val="false"/>
+                <w:bCs w:val="false"/>
+                <w:sz w:val="20"/>
+                <w:szCs w:val="20"/>
+              </w:rPr>
+              <w:t xml:space="preserve">V - arrolar testemunhas;</w:t>
+            </w:r>
+          </w:p>
+          <w:p>
+            <w:pPr>
+              <w:spacing w:after="0"/>
+            </w:pPr>
+            <w:r>
+              <w:rPr>
+                <w:rFonts w:ascii="Times New Roman" w:cs="Times New Roman" w:eastAsia="Times New Roman" w:hAnsi="Times New Roman"/>
+                <w:b w:val="false"/>
+                <w:bCs w:val="false"/>
+                <w:sz w:val="20"/>
+                <w:szCs w:val="20"/>
+              </w:rPr>
+              <w:t xml:space="preserve">VI - solicitar a lavratura do Boletim de Ocorrência pelos Agentes de trânsito;</w:t>
+            </w:r>
+          </w:p>
+          <w:p>
+            <w:pPr>
+              <w:spacing w:after="0"/>
+            </w:pPr>
+            <w:r>
+              <w:rPr>
+                <w:rFonts w:ascii="Times New Roman" w:cs="Times New Roman" w:eastAsia="Times New Roman" w:hAnsi="Times New Roman"/>
+                <w:b w:val="false"/>
+                <w:bCs w:val="false"/>
+                <w:sz w:val="20"/>
+                <w:szCs w:val="20"/>
+              </w:rPr>
+              <w:t xml:space="preserve">VII - relatar os fatos, através de Parte Especial; e</w:t>
+            </w:r>
+          </w:p>
+          <w:p>
+            <w:pPr>
+              <w:spacing w:after="0"/>
+            </w:pPr>
+            <w:r>
+              <w:rPr>
+                <w:rFonts w:ascii="Times New Roman" w:cs="Times New Roman" w:eastAsia="Times New Roman" w:hAnsi="Times New Roman"/>
+                <w:b w:val="false"/>
+                <w:bCs w:val="false"/>
+                <w:sz w:val="20"/>
+                <w:szCs w:val="20"/>
+              </w:rPr>
+              <w:t xml:space="preserve">Parágrafo único. A prioridade, caso não haja vítima(s) em decorrência do acidente de trânsito é o atendimento à ocorrência anteriormente solicitado, após, o chefe da guarnição deverá informar o ocorrido, por escrito, ao comandante do SOS para que sejam tomadas as devidas providências.</w:t>
             </w:r>
           </w:p>
         </w:tc>
@@ -13885,7 +13765,25 @@
           <w:sz w:val="20"/>
           <w:szCs w:val="20"/>
         </w:rPr>
-        <w:t xml:space="preserve">Art. 123 (consulta) → Art. 123 (atual) — Corrigido nas duas versões</w:t>
+        <w:t xml:space="preserve">Art. 74 (consulta) → Art. 71 (atual) — Texto alterado na versão atual</w:t>
+      </w:r>
+    </w:p>
+    <w:p>
+      <w:pPr>
+        <w:spacing w:after="60" w:line="360"/>
+        <w:jc w:val="both"/>
+      </w:pPr>
+      <w:r>
+        <w:rPr>
+          <w:rFonts w:ascii="Times New Roman" w:cs="Times New Roman" w:eastAsia="Times New Roman" w:hAnsi="Times New Roman"/>
+          <w:b w:val="false"/>
+          <w:bCs w:val="false"/>
+          <w:i/>
+          <w:iCs/>
+          <w:sz w:val="18"/>
+          <w:szCs w:val="18"/>
+        </w:rPr>
+        <w:t xml:space="preserve">redação (Curadoria da Minuta do Regulamento de Serviço (set/2026) sobre a LOB, Lei nº 2.204/2009)</w:t>
       </w:r>
     </w:p>
     <w:tbl>
@@ -13986,32 +13884,32 @@
                 <w:sz w:val="20"/>
                 <w:szCs w:val="20"/>
               </w:rPr>
-              <w:t xml:space="preserve">Após as 22h00 as luzes do alojamento deverão ser apagadas, ficando proibida a prática de quaisquer atividades, exceto o acionamento e preparação para atendimento de ocorrência.</w:t>
-            </w:r>
-          </w:p>
-        </w:tc>
-        <w:tc>
-          <w:tcPr>
-            <w:tcMar>
-              <w:top w:type="dxa" w:w="60"/>
-              <w:left w:type="dxa" w:w="100"/>
-              <w:bottom w:type="dxa" w:w="60"/>
-              <w:right w:type="dxa" w:w="100"/>
-            </w:tcMar>
-          </w:tcPr>
-          <w:p>
-            <w:pPr>
-              <w:spacing w:after="0"/>
-            </w:pPr>
-            <w:r>
-              <w:rPr>
-                <w:rFonts w:ascii="Times New Roman" w:cs="Times New Roman" w:eastAsia="Times New Roman" w:hAnsi="Times New Roman"/>
-                <w:b w:val="false"/>
-                <w:bCs w:val="false"/>
-                <w:sz w:val="20"/>
-                <w:szCs w:val="20"/>
-              </w:rPr>
-              <w:t xml:space="preserve">Após as 22h00 as luzes do alojamento deverão ser apagadas, ficando proibida a prática de quaisquer atividades, exceto o acionamento e preparação para atendimento de ocorrência.</w:t>
+              <w:t xml:space="preserve">Torna-se obrigatório a presença do Oficial de Dia nas ocorrências que envolvam os socorros de duas ou mais Unidades Operacionais.</w:t>
+            </w:r>
+          </w:p>
+        </w:tc>
+        <w:tc>
+          <w:tcPr>
+            <w:tcMar>
+              <w:top w:type="dxa" w:w="60"/>
+              <w:left w:type="dxa" w:w="100"/>
+              <w:bottom w:type="dxa" w:w="60"/>
+              <w:right w:type="dxa" w:w="100"/>
+            </w:tcMar>
+          </w:tcPr>
+          <w:p>
+            <w:pPr>
+              <w:spacing w:after="0"/>
+            </w:pPr>
+            <w:r>
+              <w:rPr>
+                <w:rFonts w:ascii="Times New Roman" w:cs="Times New Roman" w:eastAsia="Times New Roman" w:hAnsi="Times New Roman"/>
+                <w:b w:val="false"/>
+                <w:bCs w:val="false"/>
+                <w:sz w:val="20"/>
+                <w:szCs w:val="20"/>
+              </w:rPr>
+              <w:t xml:space="preserve">Torna-se obrigatória a ciência ao Superior de Dia nas ocorrências que envolvam os socorros de duas ou mais Unidades Operacionais.</w:t>
             </w:r>
           </w:p>
         </w:tc>
@@ -14037,7 +13935,25 @@
           <w:sz w:val="20"/>
           <w:szCs w:val="20"/>
         </w:rPr>
-        <w:t xml:space="preserve">Art. 125 (consulta) → Art. 125 (atual) — Corrigido nas duas versões</w:t>
+        <w:t xml:space="preserve">Art. 76 (consulta) → Art. 73 (atual) — Texto alterado na versão atual</w:t>
+      </w:r>
+    </w:p>
+    <w:p>
+      <w:pPr>
+        <w:spacing w:after="60" w:line="360"/>
+        <w:jc w:val="both"/>
+      </w:pPr>
+      <w:r>
+        <w:rPr>
+          <w:rFonts w:ascii="Times New Roman" w:cs="Times New Roman" w:eastAsia="Times New Roman" w:hAnsi="Times New Roman"/>
+          <w:b w:val="false"/>
+          <w:bCs w:val="false"/>
+          <w:i/>
+          <w:iCs/>
+          <w:sz w:val="18"/>
+          <w:szCs w:val="18"/>
+        </w:rPr>
+        <w:t xml:space="preserve">redação (Curadoria da Minuta do Regulamento de Serviço (set/2026) sobre a LOB, Lei nº 2.204/2009)</w:t>
       </w:r>
     </w:p>
     <w:tbl>
@@ -14138,32 +14054,32 @@
                 <w:sz w:val="20"/>
                 <w:szCs w:val="20"/>
               </w:rPr>
-              <w:t xml:space="preserve">A Prontidão deverá estar consciente de que o tempo entre o alarme e o início das operações de socorro deverá ser o mais breve possível, pois quanto menor o tempo de atendimento, maiores serão as possibilidades de êxito.</w:t>
-            </w:r>
-          </w:p>
-        </w:tc>
-        <w:tc>
-          <w:tcPr>
-            <w:tcMar>
-              <w:top w:type="dxa" w:w="60"/>
-              <w:left w:type="dxa" w:w="100"/>
-              <w:bottom w:type="dxa" w:w="60"/>
-              <w:right w:type="dxa" w:w="100"/>
-            </w:tcMar>
-          </w:tcPr>
-          <w:p>
-            <w:pPr>
-              <w:spacing w:after="0"/>
-            </w:pPr>
-            <w:r>
-              <w:rPr>
-                <w:rFonts w:ascii="Times New Roman" w:cs="Times New Roman" w:eastAsia="Times New Roman" w:hAnsi="Times New Roman"/>
-                <w:b w:val="false"/>
-                <w:bCs w:val="false"/>
-                <w:sz w:val="20"/>
-                <w:szCs w:val="20"/>
-              </w:rPr>
-              <w:t xml:space="preserve">A Prontidão deverá estar consciente de que o tempo entre o alarme e o início das operações de socorro deverá ser o mais breve possível, pois quanto menor o tempo de atendimento, maiores serão as possibilidades de êxito.</w:t>
+              <w:t xml:space="preserve">Nas ocorrências extraordinárias ou de grande porte em que pela gravidade se faz necessário o emprego de todo poder operacional da Corporação deverá pelo menos por questão de conveniência, existir um socorro de combate a incêndio de reserva para atender quaisquer outras emergências que porventura venham a acontecer.</w:t>
+            </w:r>
+          </w:p>
+        </w:tc>
+        <w:tc>
+          <w:tcPr>
+            <w:tcMar>
+              <w:top w:type="dxa" w:w="60"/>
+              <w:left w:type="dxa" w:w="100"/>
+              <w:bottom w:type="dxa" w:w="60"/>
+              <w:right w:type="dxa" w:w="100"/>
+            </w:tcMar>
+          </w:tcPr>
+          <w:p>
+            <w:pPr>
+              <w:spacing w:after="0"/>
+            </w:pPr>
+            <w:r>
+              <w:rPr>
+                <w:rFonts w:ascii="Times New Roman" w:cs="Times New Roman" w:eastAsia="Times New Roman" w:hAnsi="Times New Roman"/>
+                <w:b w:val="false"/>
+                <w:bCs w:val="false"/>
+                <w:sz w:val="20"/>
+                <w:szCs w:val="20"/>
+              </w:rPr>
+              <w:t xml:space="preserve">Nas ocorrências de grande vulto, deverá, pelo menos por questão de conveniência, existir um socorro de combate a incêndio de reserva para atender quaisquer outras emergências que porventura venham a acontecer.</w:t>
             </w:r>
           </w:p>
         </w:tc>
@@ -14189,7 +14105,25 @@
           <w:sz w:val="20"/>
           <w:szCs w:val="20"/>
         </w:rPr>
-        <w:t xml:space="preserve">Art. 127 (consulta) → Art. 127 (atual) — Corrigido nas duas versões</w:t>
+        <w:t xml:space="preserve">Art. 77 (consulta) → Art. 74 (atual) — Texto alterado na versão atual</w:t>
+      </w:r>
+    </w:p>
+    <w:p>
+      <w:pPr>
+        <w:spacing w:after="60" w:line="360"/>
+        <w:jc w:val="both"/>
+      </w:pPr>
+      <w:r>
+        <w:rPr>
+          <w:rFonts w:ascii="Times New Roman" w:cs="Times New Roman" w:eastAsia="Times New Roman" w:hAnsi="Times New Roman"/>
+          <w:b w:val="false"/>
+          <w:bCs w:val="false"/>
+          <w:i/>
+          <w:iCs/>
+          <w:sz w:val="18"/>
+          <w:szCs w:val="18"/>
+        </w:rPr>
+        <w:t xml:space="preserve">redação (Curadoria da Minuta do Regulamento de Serviço (set/2026) sobre a LOB, Lei nº 2.204/2009)</w:t>
       </w:r>
     </w:p>
     <w:tbl>
@@ -14290,32 +14224,392 @@
                 <w:sz w:val="20"/>
                 <w:szCs w:val="20"/>
               </w:rPr>
-              <w:t xml:space="preserve">O Comandante da guarnição deverá solicitar à Central Integrada de Operações o máximo de informação referente à ocorrência, principalmente, o endereço completo, ponto de referência e confirmação da ocorrência.</w:t>
-            </w:r>
-          </w:p>
-        </w:tc>
-        <w:tc>
-          <w:tcPr>
-            <w:tcMar>
-              <w:top w:type="dxa" w:w="60"/>
-              <w:left w:type="dxa" w:w="100"/>
-              <w:bottom w:type="dxa" w:w="60"/>
-              <w:right w:type="dxa" w:w="100"/>
-            </w:tcMar>
-          </w:tcPr>
-          <w:p>
-            <w:pPr>
-              <w:spacing w:after="0"/>
-            </w:pPr>
-            <w:r>
-              <w:rPr>
-                <w:rFonts w:ascii="Times New Roman" w:cs="Times New Roman" w:eastAsia="Times New Roman" w:hAnsi="Times New Roman"/>
-                <w:b w:val="false"/>
-                <w:bCs w:val="false"/>
-                <w:sz w:val="20"/>
-                <w:szCs w:val="20"/>
-              </w:rPr>
-              <w:t xml:space="preserve">O Comandante da guarnição deverá solicitar à Central Integrada de Operações o máximo de informação referente à ocorrência, principalmente, o endereço completo, ponto de referência e confirmação da ocorrência.</w:t>
+              <w:t xml:space="preserve">De acordo com a necessidade e a gravidade da situação poderá as guarnições de socorros empregados numa ocorrência solicitar apoio externo a órgãos públicos e privados ligados direta ou indiretamente à operação, conforme orientações abaixo:</w:t>
+            </w:r>
+          </w:p>
+          <w:p>
+            <w:pPr>
+              <w:spacing w:after="0"/>
+            </w:pPr>
+            <w:r>
+              <w:rPr>
+                <w:rFonts w:ascii="Times New Roman" w:cs="Times New Roman" w:eastAsia="Times New Roman" w:hAnsi="Times New Roman"/>
+                <w:b w:val="false"/>
+                <w:bCs w:val="false"/>
+                <w:sz w:val="20"/>
+                <w:szCs w:val="20"/>
+              </w:rPr>
+              <w:t xml:space="preserve">I - sempre que houver a presença de fios de alta- tensão deverá ser solicitado o apoio da companhia fornecedora de energia da região;</w:t>
+            </w:r>
+          </w:p>
+          <w:p>
+            <w:pPr>
+              <w:spacing w:after="0"/>
+            </w:pPr>
+            <w:r>
+              <w:rPr>
+                <w:rFonts w:ascii="Times New Roman" w:cs="Times New Roman" w:eastAsia="Times New Roman" w:hAnsi="Times New Roman"/>
+                <w:b w:val="false"/>
+                <w:bCs w:val="false"/>
+                <w:sz w:val="20"/>
+                <w:szCs w:val="20"/>
+              </w:rPr>
+              <w:t xml:space="preserve">II - solicitar a presença da companhia fornecedora sempre que ocorrer falta d’água ou baixa pressão nos hidrantes urbanos localizados na área do sinistro;</w:t>
+            </w:r>
+          </w:p>
+          <w:p>
+            <w:pPr>
+              <w:spacing w:after="0"/>
+            </w:pPr>
+            <w:r>
+              <w:rPr>
+                <w:rFonts w:ascii="Times New Roman" w:cs="Times New Roman" w:eastAsia="Times New Roman" w:hAnsi="Times New Roman"/>
+                <w:b w:val="false"/>
+                <w:bCs w:val="false"/>
+                <w:sz w:val="20"/>
+                <w:szCs w:val="20"/>
+              </w:rPr>
+              <w:t xml:space="preserve">III - acionar a Polícia Rodoviária Federal nos sinistros ocorridos nas rodovias federais do Estado de Rondônia;</w:t>
+            </w:r>
+          </w:p>
+          <w:p>
+            <w:pPr>
+              <w:spacing w:after="0"/>
+            </w:pPr>
+            <w:r>
+              <w:rPr>
+                <w:rFonts w:ascii="Times New Roman" w:cs="Times New Roman" w:eastAsia="Times New Roman" w:hAnsi="Times New Roman"/>
+                <w:b w:val="false"/>
+                <w:bCs w:val="false"/>
+                <w:sz w:val="20"/>
+                <w:szCs w:val="20"/>
+              </w:rPr>
+              <w:t xml:space="preserve">IV - solicitar informações a Pró-Química (Associação Brasileira da Indústria Química, telefone: 0800-11- 8270) sempre que o acidente envolver produtos perigosos;</w:t>
+            </w:r>
+          </w:p>
+          <w:p>
+            <w:pPr>
+              <w:spacing w:after="0"/>
+            </w:pPr>
+            <w:r>
+              <w:rPr>
+                <w:rFonts w:ascii="Times New Roman" w:cs="Times New Roman" w:eastAsia="Times New Roman" w:hAnsi="Times New Roman"/>
+                <w:b w:val="false"/>
+                <w:bCs w:val="false"/>
+                <w:sz w:val="20"/>
+                <w:szCs w:val="20"/>
+              </w:rPr>
+              <w:t xml:space="preserve">V - solicitar a presença da Polícia Militar para isolamento do local do sinistro sempre que ocorrer possibilidade de ilícitos penais;</w:t>
+            </w:r>
+          </w:p>
+          <w:p>
+            <w:pPr>
+              <w:spacing w:after="0"/>
+            </w:pPr>
+            <w:r>
+              <w:rPr>
+                <w:rFonts w:ascii="Times New Roman" w:cs="Times New Roman" w:eastAsia="Times New Roman" w:hAnsi="Times New Roman"/>
+                <w:b w:val="false"/>
+                <w:bCs w:val="false"/>
+                <w:sz w:val="20"/>
+                <w:szCs w:val="20"/>
+              </w:rPr>
+              <w:t xml:space="preserve">VI - solicitar a presença da perícia legalmente constituída sempre que ocorrer acidentes de trânsito com danos materiais;</w:t>
+            </w:r>
+          </w:p>
+          <w:p>
+            <w:pPr>
+              <w:spacing w:after="0"/>
+            </w:pPr>
+            <w:r>
+              <w:rPr>
+                <w:rFonts w:ascii="Times New Roman" w:cs="Times New Roman" w:eastAsia="Times New Roman" w:hAnsi="Times New Roman"/>
+                <w:b w:val="false"/>
+                <w:bCs w:val="false"/>
+                <w:sz w:val="20"/>
+                <w:szCs w:val="20"/>
+              </w:rPr>
+              <w:t xml:space="preserve">VII - acionar o Instituto Médico Legal sempre que do acidente decorrer vítimas fatais;</w:t>
+            </w:r>
+          </w:p>
+          <w:p>
+            <w:pPr>
+              <w:spacing w:after="0"/>
+            </w:pPr>
+            <w:r>
+              <w:rPr>
+                <w:rFonts w:ascii="Times New Roman" w:cs="Times New Roman" w:eastAsia="Times New Roman" w:hAnsi="Times New Roman"/>
+                <w:b w:val="false"/>
+                <w:bCs w:val="false"/>
+                <w:sz w:val="20"/>
+                <w:szCs w:val="20"/>
+              </w:rPr>
+              <w:t xml:space="preserve">VIII - acionar a Defesa Civil Estadual e a Defesa Civil Municipal no caso de ocorrências pertinentes à sua competência;</w:t>
+            </w:r>
+          </w:p>
+          <w:p>
+            <w:pPr>
+              <w:spacing w:after="0"/>
+            </w:pPr>
+            <w:r>
+              <w:rPr>
+                <w:rFonts w:ascii="Times New Roman" w:cs="Times New Roman" w:eastAsia="Times New Roman" w:hAnsi="Times New Roman"/>
+                <w:b w:val="false"/>
+                <w:bCs w:val="false"/>
+                <w:sz w:val="20"/>
+                <w:szCs w:val="20"/>
+              </w:rPr>
+              <w:t xml:space="preserve">IX - acionar o SAMU sempre que o acidente, pela sua gravidade, envolva o transporte de vítimas;</w:t>
+            </w:r>
+          </w:p>
+          <w:p>
+            <w:pPr>
+              <w:spacing w:after="0"/>
+            </w:pPr>
+            <w:r>
+              <w:rPr>
+                <w:rFonts w:ascii="Times New Roman" w:cs="Times New Roman" w:eastAsia="Times New Roman" w:hAnsi="Times New Roman"/>
+                <w:b w:val="false"/>
+                <w:bCs w:val="false"/>
+                <w:sz w:val="20"/>
+                <w:szCs w:val="20"/>
+              </w:rPr>
+              <w:t xml:space="preserve">X - solicitar a presença da companhia responsável pela manutenção de elevadores, sempre que neste ocorrer defeito ou acidentes envolvendo vítimas;</w:t>
+            </w:r>
+          </w:p>
+          <w:p>
+            <w:pPr>
+              <w:spacing w:after="0"/>
+            </w:pPr>
+            <w:r>
+              <w:rPr>
+                <w:rFonts w:ascii="Times New Roman" w:cs="Times New Roman" w:eastAsia="Times New Roman" w:hAnsi="Times New Roman"/>
+                <w:b w:val="false"/>
+                <w:bCs w:val="false"/>
+                <w:sz w:val="20"/>
+                <w:szCs w:val="20"/>
+              </w:rPr>
+              <w:t xml:space="preserve">XI - acionar o helicóptero do GTA nos acidentes cuja gravidade assim o exigir;</w:t>
+            </w:r>
+          </w:p>
+          <w:p>
+            <w:pPr>
+              <w:spacing w:after="0"/>
+            </w:pPr>
+            <w:r>
+              <w:rPr>
+                <w:rFonts w:ascii="Times New Roman" w:cs="Times New Roman" w:eastAsia="Times New Roman" w:hAnsi="Times New Roman"/>
+                <w:b w:val="false"/>
+                <w:bCs w:val="false"/>
+                <w:sz w:val="20"/>
+                <w:szCs w:val="20"/>
+              </w:rPr>
+              <w:t xml:space="preserve">XII - solicitar o apoio da Capitania dos Portos nos acidentes aquáticos; e</w:t>
+            </w:r>
+          </w:p>
+          <w:p>
+            <w:pPr>
+              <w:spacing w:after="0"/>
+            </w:pPr>
+            <w:r>
+              <w:rPr>
+                <w:rFonts w:ascii="Times New Roman" w:cs="Times New Roman" w:eastAsia="Times New Roman" w:hAnsi="Times New Roman"/>
+                <w:b w:val="false"/>
+                <w:bCs w:val="false"/>
+                <w:sz w:val="20"/>
+                <w:szCs w:val="20"/>
+              </w:rPr>
+              <w:t xml:space="preserve">XIII - solicitar os órgãos ambientais IBAMA e ou SEDAM nos acidentes contra o meio ambiente. Grande Porte.</w:t>
+            </w:r>
+          </w:p>
+        </w:tc>
+        <w:tc>
+          <w:tcPr>
+            <w:tcMar>
+              <w:top w:type="dxa" w:w="60"/>
+              <w:left w:type="dxa" w:w="100"/>
+              <w:bottom w:type="dxa" w:w="60"/>
+              <w:right w:type="dxa" w:w="100"/>
+            </w:tcMar>
+          </w:tcPr>
+          <w:p>
+            <w:pPr>
+              <w:spacing w:after="0"/>
+            </w:pPr>
+            <w:r>
+              <w:rPr>
+                <w:rFonts w:ascii="Times New Roman" w:cs="Times New Roman" w:eastAsia="Times New Roman" w:hAnsi="Times New Roman"/>
+                <w:b w:val="false"/>
+                <w:bCs w:val="false"/>
+                <w:sz w:val="20"/>
+                <w:szCs w:val="20"/>
+              </w:rPr>
+              <w:t xml:space="preserve">De acordo com a necessidade e a gravidade da situação poderá as guarnições de socorros empregados numa ocorrência solicitar apoio externo a órgãos públicos e privados ligados direta ou indiretamente à operação, conforme orientações abaixo:</w:t>
+            </w:r>
+          </w:p>
+          <w:p>
+            <w:pPr>
+              <w:spacing w:after="0"/>
+            </w:pPr>
+            <w:r>
+              <w:rPr>
+                <w:rFonts w:ascii="Times New Roman" w:cs="Times New Roman" w:eastAsia="Times New Roman" w:hAnsi="Times New Roman"/>
+                <w:b w:val="false"/>
+                <w:bCs w:val="false"/>
+                <w:sz w:val="20"/>
+                <w:szCs w:val="20"/>
+              </w:rPr>
+              <w:t xml:space="preserve">I - sempre que houver a presença de fios de alta- tensão deverá ser solicitado o apoio da companhia fornecedora de energia da região;</w:t>
+            </w:r>
+          </w:p>
+          <w:p>
+            <w:pPr>
+              <w:spacing w:after="0"/>
+            </w:pPr>
+            <w:r>
+              <w:rPr>
+                <w:rFonts w:ascii="Times New Roman" w:cs="Times New Roman" w:eastAsia="Times New Roman" w:hAnsi="Times New Roman"/>
+                <w:b w:val="false"/>
+                <w:bCs w:val="false"/>
+                <w:sz w:val="20"/>
+                <w:szCs w:val="20"/>
+              </w:rPr>
+              <w:t xml:space="preserve">II - solicitar a presença da companhia fornecedora sempre que ocorrer falta d’água ou baixa pressão nos hidrantes urbanos localizados na área do sinistro;</w:t>
+            </w:r>
+          </w:p>
+          <w:p>
+            <w:pPr>
+              <w:spacing w:after="0"/>
+            </w:pPr>
+            <w:r>
+              <w:rPr>
+                <w:rFonts w:ascii="Times New Roman" w:cs="Times New Roman" w:eastAsia="Times New Roman" w:hAnsi="Times New Roman"/>
+                <w:b w:val="false"/>
+                <w:bCs w:val="false"/>
+                <w:sz w:val="20"/>
+                <w:szCs w:val="20"/>
+              </w:rPr>
+              <w:t xml:space="preserve">III - acionar a Polícia Rodoviária Federal nos sinistros ocorridos nas rodovias federais do Estado de Rondônia;</w:t>
+            </w:r>
+          </w:p>
+          <w:p>
+            <w:pPr>
+              <w:spacing w:after="0"/>
+            </w:pPr>
+            <w:r>
+              <w:rPr>
+                <w:rFonts w:ascii="Times New Roman" w:cs="Times New Roman" w:eastAsia="Times New Roman" w:hAnsi="Times New Roman"/>
+                <w:b w:val="false"/>
+                <w:bCs w:val="false"/>
+                <w:sz w:val="20"/>
+                <w:szCs w:val="20"/>
+              </w:rPr>
+              <w:t xml:space="preserve">IV - solicitar informações a Pró-Química (Associação Brasileira da Indústria Química, telefone: 0800-11- 8270) sempre que o acidente envolver produtos perigosos;</w:t>
+            </w:r>
+          </w:p>
+          <w:p>
+            <w:pPr>
+              <w:spacing w:after="0"/>
+            </w:pPr>
+            <w:r>
+              <w:rPr>
+                <w:rFonts w:ascii="Times New Roman" w:cs="Times New Roman" w:eastAsia="Times New Roman" w:hAnsi="Times New Roman"/>
+                <w:b w:val="false"/>
+                <w:bCs w:val="false"/>
+                <w:sz w:val="20"/>
+                <w:szCs w:val="20"/>
+              </w:rPr>
+              <w:t xml:space="preserve">V - solicitar a presença da Polícia Militar para isolamento do local do sinistro sempre que ocorrer possibilidade de ilícitos penais;</w:t>
+            </w:r>
+          </w:p>
+          <w:p>
+            <w:pPr>
+              <w:spacing w:after="0"/>
+            </w:pPr>
+            <w:r>
+              <w:rPr>
+                <w:rFonts w:ascii="Times New Roman" w:cs="Times New Roman" w:eastAsia="Times New Roman" w:hAnsi="Times New Roman"/>
+                <w:b w:val="false"/>
+                <w:bCs w:val="false"/>
+                <w:sz w:val="20"/>
+                <w:szCs w:val="20"/>
+              </w:rPr>
+              <w:t xml:space="preserve">VI - solicitar a presença da perícia legalmente constituída sempre que ocorrer acidentes de trânsito com danos materiais;</w:t>
+            </w:r>
+          </w:p>
+          <w:p>
+            <w:pPr>
+              <w:spacing w:after="0"/>
+            </w:pPr>
+            <w:r>
+              <w:rPr>
+                <w:rFonts w:ascii="Times New Roman" w:cs="Times New Roman" w:eastAsia="Times New Roman" w:hAnsi="Times New Roman"/>
+                <w:b w:val="false"/>
+                <w:bCs w:val="false"/>
+                <w:sz w:val="20"/>
+                <w:szCs w:val="20"/>
+              </w:rPr>
+              <w:t xml:space="preserve">VII - acionar o Instituto Médico Legal sempre que do acidente decorrer vítimas fatais;</w:t>
+            </w:r>
+          </w:p>
+          <w:p>
+            <w:pPr>
+              <w:spacing w:after="0"/>
+            </w:pPr>
+            <w:r>
+              <w:rPr>
+                <w:rFonts w:ascii="Times New Roman" w:cs="Times New Roman" w:eastAsia="Times New Roman" w:hAnsi="Times New Roman"/>
+                <w:b w:val="false"/>
+                <w:bCs w:val="false"/>
+                <w:sz w:val="20"/>
+                <w:szCs w:val="20"/>
+              </w:rPr>
+              <w:t xml:space="preserve">VIII - acionar a Defesa Civil Estadual e a Defesa Civil Municipal no caso de ocorrências pertinentes à sua competência;</w:t>
+            </w:r>
+          </w:p>
+          <w:p>
+            <w:pPr>
+              <w:spacing w:after="0"/>
+            </w:pPr>
+            <w:r>
+              <w:rPr>
+                <w:rFonts w:ascii="Times New Roman" w:cs="Times New Roman" w:eastAsia="Times New Roman" w:hAnsi="Times New Roman"/>
+                <w:b w:val="false"/>
+                <w:bCs w:val="false"/>
+                <w:sz w:val="20"/>
+                <w:szCs w:val="20"/>
+              </w:rPr>
+              <w:t xml:space="preserve">IX - acionar a aeronave do Grupamento de Operações Aéreas – GOA nos acidentes cuja gravidade assim o exigir;</w:t>
+            </w:r>
+          </w:p>
+          <w:p>
+            <w:pPr>
+              <w:spacing w:after="0"/>
+            </w:pPr>
+            <w:r>
+              <w:rPr>
+                <w:rFonts w:ascii="Times New Roman" w:cs="Times New Roman" w:eastAsia="Times New Roman" w:hAnsi="Times New Roman"/>
+                <w:b w:val="false"/>
+                <w:bCs w:val="false"/>
+                <w:sz w:val="20"/>
+                <w:szCs w:val="20"/>
+              </w:rPr>
+              <w:t xml:space="preserve">X - solicitar o apoio da Capitania dos Portos, nas localidades onde houver o referido órgão, nos acidentes aquáticos; e</w:t>
+            </w:r>
+          </w:p>
+          <w:p>
+            <w:pPr>
+              <w:spacing w:after="0"/>
+            </w:pPr>
+            <w:r>
+              <w:rPr>
+                <w:rFonts w:ascii="Times New Roman" w:cs="Times New Roman" w:eastAsia="Times New Roman" w:hAnsi="Times New Roman"/>
+                <w:b w:val="false"/>
+                <w:bCs w:val="false"/>
+                <w:sz w:val="20"/>
+                <w:szCs w:val="20"/>
+              </w:rPr>
+              <w:t xml:space="preserve">XI - solicitar os órgãos ambientais IBAMA e ou SEDAM nos acidentes contra o meio ambiente.</w:t>
             </w:r>
           </w:p>
         </w:tc>
@@ -14341,7 +14635,7 @@
           <w:sz w:val="20"/>
           <w:szCs w:val="20"/>
         </w:rPr>
-        <w:t xml:space="preserve">Art. 132 (consulta) → Art. 132 (atual) — Corrigido nas duas versões</w:t>
+        <w:t xml:space="preserve">Art. 89 (consulta) → Art. 86 (atual) — Correção de texto na versão atual</w:t>
       </w:r>
     </w:p>
     <w:tbl>
@@ -14442,32 +14736,32 @@
                 <w:sz w:val="20"/>
                 <w:szCs w:val="20"/>
               </w:rPr>
-              <w:t xml:space="preserve">Todo material operacional empregado no atendimento da ocorrência deverá após o retorno do socorro ao quartel, ser limpo, lavado e lubrificado por todos os integrantes da guarnição.</w:t>
-            </w:r>
-          </w:p>
-        </w:tc>
-        <w:tc>
-          <w:tcPr>
-            <w:tcMar>
-              <w:top w:type="dxa" w:w="60"/>
-              <w:left w:type="dxa" w:w="100"/>
-              <w:bottom w:type="dxa" w:w="60"/>
-              <w:right w:type="dxa" w:w="100"/>
-            </w:tcMar>
-          </w:tcPr>
-          <w:p>
-            <w:pPr>
-              <w:spacing w:after="0"/>
-            </w:pPr>
-            <w:r>
-              <w:rPr>
-                <w:rFonts w:ascii="Times New Roman" w:cs="Times New Roman" w:eastAsia="Times New Roman" w:hAnsi="Times New Roman"/>
-                <w:b w:val="false"/>
-                <w:bCs w:val="false"/>
-                <w:sz w:val="20"/>
-                <w:szCs w:val="20"/>
-              </w:rPr>
-              <w:t xml:space="preserve">Todo material operacional empregado no atendimento da ocorrência deverá após o retorno do socorro ao quartel, ser limpo, lavado e lubrificado por todos os integrantes da guarnição.</w:t>
+              <w:t xml:space="preserve">A substituição de guarnições ou socorros por integrantes da reserva operacional deverá obedecer a capacidade de emprego dos materiais existentes nas viaturas, evitando o emprego desnecessário de bombeiros militares. Disposições Gerais</w:t>
+            </w:r>
+          </w:p>
+        </w:tc>
+        <w:tc>
+          <w:tcPr>
+            <w:tcMar>
+              <w:top w:type="dxa" w:w="60"/>
+              <w:left w:type="dxa" w:w="100"/>
+              <w:bottom w:type="dxa" w:w="60"/>
+              <w:right w:type="dxa" w:w="100"/>
+            </w:tcMar>
+          </w:tcPr>
+          <w:p>
+            <w:pPr>
+              <w:spacing w:after="0"/>
+            </w:pPr>
+            <w:r>
+              <w:rPr>
+                <w:rFonts w:ascii="Times New Roman" w:cs="Times New Roman" w:eastAsia="Times New Roman" w:hAnsi="Times New Roman"/>
+                <w:b w:val="false"/>
+                <w:bCs w:val="false"/>
+                <w:sz w:val="20"/>
+                <w:szCs w:val="20"/>
+              </w:rPr>
+              <w:t xml:space="preserve">A substituição de guarnições ou socorros por integrantes da reserva operacional deverá obedecer a capacidade de emprego dos materiais existentes nas viaturas, evitando o emprego desnecessário de bombeiros militares.</w:t>
             </w:r>
           </w:p>
         </w:tc>
@@ -14493,7 +14787,25 @@
           <w:sz w:val="20"/>
           <w:szCs w:val="20"/>
         </w:rPr>
-        <w:t xml:space="preserve">Art. 133 (consulta) → Art. 133 (atual) — Corrigido nas duas versões</w:t>
+        <w:t xml:space="preserve">— (consulta) → Art. 89 (atual) — Incluído na versão atual</w:t>
+      </w:r>
+    </w:p>
+    <w:p>
+      <w:pPr>
+        <w:spacing w:after="60" w:line="360"/>
+        <w:jc w:val="both"/>
+      </w:pPr>
+      <w:r>
+        <w:rPr>
+          <w:rFonts w:ascii="Times New Roman" w:cs="Times New Roman" w:eastAsia="Times New Roman" w:hAnsi="Times New Roman"/>
+          <w:b w:val="false"/>
+          <w:bCs w:val="false"/>
+          <w:i/>
+          <w:iCs/>
+          <w:sz w:val="18"/>
+          <w:szCs w:val="18"/>
+        </w:rPr>
+        <w:t xml:space="preserve">Movido do Art. 28 da versão em consulta (se-art-43): o artigo dos casos omissos passa a fechar o capítulo do Serviço Operacional. Texto idêntico.</w:t>
       </w:r>
     </w:p>
     <w:tbl>
@@ -14594,32 +14906,32 @@
                 <w:sz w:val="20"/>
                 <w:szCs w:val="20"/>
               </w:rPr>
-              <w:t xml:space="preserve">O Comandante de guarnição ao regressar de uma ocorrência deverá imediatamente apresentar-se ao Chefe da Prontidão, relatando os fatos ocorridos durante a operação, lembrando de informar à Central Integrada de Operações o desfecho da ocorrência.</w:t>
-            </w:r>
-          </w:p>
-        </w:tc>
-        <w:tc>
-          <w:tcPr>
-            <w:tcMar>
-              <w:top w:type="dxa" w:w="60"/>
-              <w:left w:type="dxa" w:w="100"/>
-              <w:bottom w:type="dxa" w:w="60"/>
-              <w:right w:type="dxa" w:w="100"/>
-            </w:tcMar>
-          </w:tcPr>
-          <w:p>
-            <w:pPr>
-              <w:spacing w:after="0"/>
-            </w:pPr>
-            <w:r>
-              <w:rPr>
-                <w:rFonts w:ascii="Times New Roman" w:cs="Times New Roman" w:eastAsia="Times New Roman" w:hAnsi="Times New Roman"/>
-                <w:b w:val="false"/>
-                <w:bCs w:val="false"/>
-                <w:sz w:val="20"/>
-                <w:szCs w:val="20"/>
-              </w:rPr>
-              <w:t xml:space="preserve">O Comandante de guarnição ao regressar de uma ocorrência deverá imediatamente apresentar-se ao Chefe da Prontidão, relatando os fatos ocorridos durante a operação, lembrando de informar à Central Integrada de Operações o desfecho da ocorrência.</w:t>
+              <w:t xml:space="preserve">(não existia)</w:t>
+            </w:r>
+          </w:p>
+        </w:tc>
+        <w:tc>
+          <w:tcPr>
+            <w:tcMar>
+              <w:top w:type="dxa" w:w="60"/>
+              <w:left w:type="dxa" w:w="100"/>
+              <w:bottom w:type="dxa" w:w="60"/>
+              <w:right w:type="dxa" w:w="100"/>
+            </w:tcMar>
+          </w:tcPr>
+          <w:p>
+            <w:pPr>
+              <w:spacing w:after="0"/>
+            </w:pPr>
+            <w:r>
+              <w:rPr>
+                <w:rFonts w:ascii="Times New Roman" w:cs="Times New Roman" w:eastAsia="Times New Roman" w:hAnsi="Times New Roman"/>
+                <w:b w:val="false"/>
+                <w:bCs w:val="false"/>
+                <w:sz w:val="20"/>
+                <w:szCs w:val="20"/>
+              </w:rPr>
+              <w:t xml:space="preserve">Os casos omissos serão resolvidos em conjunto pelo Comandante Operacional de Bombeiros e pelo Comandante da OBM.</w:t>
             </w:r>
           </w:p>
         </w:tc>
@@ -14629,6 +14941,78 @@
       <w:pPr>
         <w:spacing w:after="120"/>
       </w:pPr>
+    </w:p>
+    <w:p>
+      <w:pPr>
+        <w:spacing w:after="120" w:before="240"/>
+        <w:jc w:val="center"/>
+      </w:pPr>
+      <w:r>
+        <w:rPr>
+          <w:rFonts w:ascii="Times New Roman" w:cs="Times New Roman" w:eastAsia="Times New Roman" w:hAnsi="Times New Roman"/>
+          <w:b/>
+          <w:bCs/>
+          <w:i w:val="false"/>
+          <w:iCs w:val="false"/>
+          <w:sz w:val="24"/>
+          <w:szCs w:val="24"/>
+        </w:rPr>
+        <w:t xml:space="preserve">DA CENTRAL DE OPERAÇÕES E DO TELEDESPACHO</w:t>
+      </w:r>
+    </w:p>
+    <w:p>
+      <w:pPr>
+        <w:spacing w:after="120" w:line="360"/>
+        <w:jc w:val="both"/>
+      </w:pPr>
+      <w:r>
+        <w:rPr>
+          <w:rFonts w:ascii="Times New Roman" w:cs="Times New Roman" w:eastAsia="Times New Roman" w:hAnsi="Times New Roman"/>
+          <w:b w:val="false"/>
+          <w:bCs w:val="false"/>
+          <w:i/>
+          <w:iCs/>
+          <w:sz w:val="20"/>
+          <w:szCs w:val="20"/>
+        </w:rPr>
+        <w:t xml:space="preserve">Sem alteração: Art. 154→Art. 152, Art. 155→Art. 153, Art. 156→Art. 154, Art. 157→Art. 155.</w:t>
+      </w:r>
+    </w:p>
+    <w:p>
+      <w:pPr>
+        <w:spacing w:after="120" w:before="240"/>
+        <w:jc w:val="center"/>
+      </w:pPr>
+      <w:r>
+        <w:rPr>
+          <w:rFonts w:ascii="Times New Roman" w:cs="Times New Roman" w:eastAsia="Times New Roman" w:hAnsi="Times New Roman"/>
+          <w:b/>
+          <w:bCs/>
+          <w:i w:val="false"/>
+          <w:iCs w:val="false"/>
+          <w:sz w:val="24"/>
+          <w:szCs w:val="24"/>
+        </w:rPr>
+        <w:t xml:space="preserve">DO SERVIÇO INTERNO E DE DIA</w:t>
+      </w:r>
+    </w:p>
+    <w:p>
+      <w:pPr>
+        <w:spacing w:after="120" w:line="360"/>
+        <w:jc w:val="both"/>
+      </w:pPr>
+      <w:r>
+        <w:rPr>
+          <w:rFonts w:ascii="Times New Roman" w:cs="Times New Roman" w:eastAsia="Times New Roman" w:hAnsi="Times New Roman"/>
+          <w:b w:val="false"/>
+          <w:bCs w:val="false"/>
+          <w:i/>
+          <w:iCs/>
+          <w:sz w:val="20"/>
+          <w:szCs w:val="20"/>
+        </w:rPr>
+        <w:t xml:space="preserve">Sem alteração: Art. 96→Art. 94, Art. 97→Art. 95, Art. 98→Art. 96, Art. 99→Art. 97, Art. 100→Art. 98, Art. 101→Art. 99, Art. 102→Art. 100, Art. 103→Art. 101, Art. 104→Art. 102, Art. 105→Art. 103, Art. 106→Art. 104, Art. 107→Art. 105, Art. 108→Art. 106, Art. 109→Art. 107, Art. 110→Art. 108, Art. 111→Art. 109, Art. 112→Art. 110, Art. 113→Art. 111, Art. 114→Art. 112, Art. 115→Art. 113, Art. 116→Art. 114, Art. 117→Art. 115, Art. 118→Art. 116, Art. 119→Art. 117, Art. 121→Art. 119, Art. 122→Art. 120, Art. 124→Art. 122, Art. 126→Art. 124, Art. 128→Art. 126, Art. 129→Art. 127, Art. 130→Art. 128, Art. 131→Art. 129, Art. 134→Art. 132, Art. 135→Art. 133, Art. 136→Art. 134, Art. 137→Art. 135, Art. 138→Art. 136, Art. 139→Art. 137, Art. 141→Art. 139, Art. 143→Art. 141, Art. 144→Art. 142, Art. 145→Art. 143, Art. 146→Art. 144, Art. 147→Art. 145, Art. 148→Art. 146, Art. 150→Art. 148, Art. 151→Art. 149, Art. 152→Art. 150, Art. 153→Art. 151.</w:t>
+      </w:r>
     </w:p>
     <w:p>
       <w:pPr>
@@ -14645,7 +15029,7 @@
           <w:sz w:val="20"/>
           <w:szCs w:val="20"/>
         </w:rPr>
-        <w:t xml:space="preserve">Art. 140 (consulta) → Art. 140 (atual) — Corrigido nas duas versões</w:t>
+        <w:t xml:space="preserve">Art. 120 (consulta) → Art. 118 (atual) — Correção de texto na versão atual</w:t>
       </w:r>
     </w:p>
     <w:tbl>
@@ -14746,32 +15130,32 @@
                 <w:sz w:val="20"/>
                 <w:szCs w:val="20"/>
               </w:rPr>
-              <w:t xml:space="preserve">Caso necessário, o militar da Reserva Técnica poderá compor a escala de ronda do quartel. Neste caso o militar deverá trajar o uniforme de prontidão 4ºA.</w:t>
-            </w:r>
-          </w:p>
-        </w:tc>
-        <w:tc>
-          <w:tcPr>
-            <w:tcMar>
-              <w:top w:type="dxa" w:w="60"/>
-              <w:left w:type="dxa" w:w="100"/>
-              <w:bottom w:type="dxa" w:w="60"/>
-              <w:right w:type="dxa" w:w="100"/>
-            </w:tcMar>
-          </w:tcPr>
-          <w:p>
-            <w:pPr>
-              <w:spacing w:after="0"/>
-            </w:pPr>
-            <w:r>
-              <w:rPr>
-                <w:rFonts w:ascii="Times New Roman" w:cs="Times New Roman" w:eastAsia="Times New Roman" w:hAnsi="Times New Roman"/>
-                <w:b w:val="false"/>
-                <w:bCs w:val="false"/>
-                <w:sz w:val="20"/>
-                <w:szCs w:val="20"/>
-              </w:rPr>
-              <w:t xml:space="preserve">Caso necessário, o militar da Reserva Técnica poderá compor a escala de ronda do quartel. Neste caso o militar deverá trajar o uniforme de prontidão 4ºA.</w:t>
+              <w:t xml:space="preserve">O acesso aos alojamento deve obedecer os protocolos de higienização e desinfecção em vigor na corporação, ficando vedado o uso de EPI nos alojamentos.</w:t>
+            </w:r>
+          </w:p>
+        </w:tc>
+        <w:tc>
+          <w:tcPr>
+            <w:tcMar>
+              <w:top w:type="dxa" w:w="60"/>
+              <w:left w:type="dxa" w:w="100"/>
+              <w:bottom w:type="dxa" w:w="60"/>
+              <w:right w:type="dxa" w:w="100"/>
+            </w:tcMar>
+          </w:tcPr>
+          <w:p>
+            <w:pPr>
+              <w:spacing w:after="0"/>
+            </w:pPr>
+            <w:r>
+              <w:rPr>
+                <w:rFonts w:ascii="Times New Roman" w:cs="Times New Roman" w:eastAsia="Times New Roman" w:hAnsi="Times New Roman"/>
+                <w:b w:val="false"/>
+                <w:bCs w:val="false"/>
+                <w:sz w:val="20"/>
+                <w:szCs w:val="20"/>
+              </w:rPr>
+              <w:t xml:space="preserve">O acesso aos alojamentos deve obedecer os protocolos de higienização e desinfecção em vigor na corporação, ficando vedado o uso de EPI nos alojamentos.</w:t>
             </w:r>
           </w:p>
         </w:tc>
@@ -14797,7 +15181,7 @@
           <w:sz w:val="20"/>
           <w:szCs w:val="20"/>
         </w:rPr>
-        <w:t xml:space="preserve">Art. 149 (consulta) → Art. 149 (atual) — Corrigido nas duas versões</w:t>
+        <w:t xml:space="preserve">Art. 123 (consulta) → Art. 121 (atual) — Correção de texto na versão atual</w:t>
       </w:r>
     </w:p>
     <w:tbl>
@@ -14898,32 +15282,32 @@
                 <w:sz w:val="20"/>
                 <w:szCs w:val="20"/>
               </w:rPr>
-              <w:t xml:space="preserve">Sempre que houver disponibilidade deverá o chefe do Centro de Manutenção encaminhar uma equipe de mecânicos as Unidades para verificar quaisquer panes ocorridas nas viaturas operacionais, removendo-as ao Centro de Manutenção, caso não haja condições de conserto no local.</w:t>
-            </w:r>
-          </w:p>
-        </w:tc>
-        <w:tc>
-          <w:tcPr>
-            <w:tcMar>
-              <w:top w:type="dxa" w:w="60"/>
-              <w:left w:type="dxa" w:w="100"/>
-              <w:bottom w:type="dxa" w:w="60"/>
-              <w:right w:type="dxa" w:w="100"/>
-            </w:tcMar>
-          </w:tcPr>
-          <w:p>
-            <w:pPr>
-              <w:spacing w:after="0"/>
-            </w:pPr>
-            <w:r>
-              <w:rPr>
-                <w:rFonts w:ascii="Times New Roman" w:cs="Times New Roman" w:eastAsia="Times New Roman" w:hAnsi="Times New Roman"/>
-                <w:b w:val="false"/>
-                <w:bCs w:val="false"/>
-                <w:sz w:val="20"/>
-                <w:szCs w:val="20"/>
-              </w:rPr>
-              <w:t xml:space="preserve">Sempre que houver disponibilidade deverá o chefe do Centro de Manutenção encaminhar uma equipe de mecânicos as Unidades para verificar quaisquer panes ocorridas nas viaturas operacionais, removendo-as ao Centro de Manutenção, caso não haja condições de conserto no local.</w:t>
+              <w:t xml:space="preserve">Após as 22h00 as luzes do alojamento deverão ser apagadas, ficando proibido a prática de quaisquer atividades, exceto o acionamento e preparação para atendimento de ocorrência.</w:t>
+            </w:r>
+          </w:p>
+        </w:tc>
+        <w:tc>
+          <w:tcPr>
+            <w:tcMar>
+              <w:top w:type="dxa" w:w="60"/>
+              <w:left w:type="dxa" w:w="100"/>
+              <w:bottom w:type="dxa" w:w="60"/>
+              <w:right w:type="dxa" w:w="100"/>
+            </w:tcMar>
+          </w:tcPr>
+          <w:p>
+            <w:pPr>
+              <w:spacing w:after="0"/>
+            </w:pPr>
+            <w:r>
+              <w:rPr>
+                <w:rFonts w:ascii="Times New Roman" w:cs="Times New Roman" w:eastAsia="Times New Roman" w:hAnsi="Times New Roman"/>
+                <w:b w:val="false"/>
+                <w:bCs w:val="false"/>
+                <w:sz w:val="20"/>
+                <w:szCs w:val="20"/>
+              </w:rPr>
+              <w:t xml:space="preserve">Após as 22h00 as luzes do alojamento deverão ser apagadas, ficando proibida a prática de quaisquer atividades, exceto o acionamento e preparação para atendimento de ocorrência.</w:t>
             </w:r>
           </w:p>
         </w:tc>
@@ -14933,78 +15317,6 @@
       <w:pPr>
         <w:spacing w:after="120"/>
       </w:pPr>
-    </w:p>
-    <w:p>
-      <w:pPr>
-        <w:spacing w:after="120" w:before="240"/>
-        <w:jc w:val="center"/>
-      </w:pPr>
-      <w:r>
-        <w:rPr>
-          <w:rFonts w:ascii="Times New Roman" w:cs="Times New Roman" w:eastAsia="Times New Roman" w:hAnsi="Times New Roman"/>
-          <w:b/>
-          <w:bCs/>
-          <w:i w:val="false"/>
-          <w:iCs w:val="false"/>
-          <w:sz w:val="24"/>
-          <w:szCs w:val="24"/>
-        </w:rPr>
-        <w:t xml:space="preserve">DA SEGURANÇA CONTRA INCÊNDIO E PÂNICO</w:t>
-      </w:r>
-    </w:p>
-    <w:p>
-      <w:pPr>
-        <w:spacing w:after="120" w:line="360"/>
-        <w:jc w:val="both"/>
-      </w:pPr>
-      <w:r>
-        <w:rPr>
-          <w:rFonts w:ascii="Times New Roman" w:cs="Times New Roman" w:eastAsia="Times New Roman" w:hAnsi="Times New Roman"/>
-          <w:b w:val="false"/>
-          <w:bCs w:val="false"/>
-          <w:i/>
-          <w:iCs/>
-          <w:sz w:val="20"/>
-          <w:szCs w:val="20"/>
-        </w:rPr>
-        <w:t xml:space="preserve">Sem alteração: Art. 154→Art. 154, Art. 155→Art. 155, Art. 156→Art. 156, Art. 157→Art. 157, Art. 158→Art. 158, Art. 159→Art. 159, Art. 160→Art. 160, Art. 161→Art. 161, Art. 162→Art. 162, Art. 163→Art. 163, Art. 164→Art. 164, Art. 165→Art. 165, Art. 166→Art. 166, Art. 167→Art. 167, Art. 168→Art. 168.</w:t>
-      </w:r>
-    </w:p>
-    <w:p>
-      <w:pPr>
-        <w:spacing w:after="120" w:before="240"/>
-        <w:jc w:val="center"/>
-      </w:pPr>
-      <w:r>
-        <w:rPr>
-          <w:rFonts w:ascii="Times New Roman" w:cs="Times New Roman" w:eastAsia="Times New Roman" w:hAnsi="Times New Roman"/>
-          <w:b/>
-          <w:bCs/>
-          <w:i w:val="false"/>
-          <w:iCs w:val="false"/>
-          <w:sz w:val="24"/>
-          <w:szCs w:val="24"/>
-        </w:rPr>
-        <w:t xml:space="preserve">DAS DISPOSIÇÕES FINAIS</w:t>
-      </w:r>
-    </w:p>
-    <w:p>
-      <w:pPr>
-        <w:spacing w:after="120" w:line="360"/>
-        <w:jc w:val="both"/>
-      </w:pPr>
-      <w:r>
-        <w:rPr>
-          <w:rFonts w:ascii="Times New Roman" w:cs="Times New Roman" w:eastAsia="Times New Roman" w:hAnsi="Times New Roman"/>
-          <w:b w:val="false"/>
-          <w:bCs w:val="false"/>
-          <w:i/>
-          <w:iCs/>
-          <w:sz w:val="20"/>
-          <w:szCs w:val="20"/>
-        </w:rPr>
-        <w:t xml:space="preserve">Sem alteração: Art. 170→Art. 170.</w:t>
-      </w:r>
     </w:p>
     <w:p>
       <w:pPr>
@@ -15021,7 +15333,7 @@
           <w:sz w:val="20"/>
           <w:szCs w:val="20"/>
         </w:rPr>
-        <w:t xml:space="preserve">Art. 169 (consulta) → Art. 169 (atual) — Corrigido nas duas versões</w:t>
+        <w:t xml:space="preserve">Art. 125 (consulta) → Art. 123 (atual) — Correção de texto na versão atual</w:t>
       </w:r>
     </w:p>
     <w:tbl>
@@ -15122,32 +15434,32 @@
                 <w:sz w:val="20"/>
                 <w:szCs w:val="20"/>
               </w:rPr>
-              <w:t xml:space="preserve">As atribuições e competências das demais Unidades e Subunidades integrantes da estrutura do Comando Operacional de Bombeiros aplicam-se no que couber as disposições e competências estabelecidas aos Grupamentos de Bombeiro Militar.</w:t>
-            </w:r>
-          </w:p>
-        </w:tc>
-        <w:tc>
-          <w:tcPr>
-            <w:tcMar>
-              <w:top w:type="dxa" w:w="60"/>
-              <w:left w:type="dxa" w:w="100"/>
-              <w:bottom w:type="dxa" w:w="60"/>
-              <w:right w:type="dxa" w:w="100"/>
-            </w:tcMar>
-          </w:tcPr>
-          <w:p>
-            <w:pPr>
-              <w:spacing w:after="0"/>
-            </w:pPr>
-            <w:r>
-              <w:rPr>
-                <w:rFonts w:ascii="Times New Roman" w:cs="Times New Roman" w:eastAsia="Times New Roman" w:hAnsi="Times New Roman"/>
-                <w:b w:val="false"/>
-                <w:bCs w:val="false"/>
-                <w:sz w:val="20"/>
-                <w:szCs w:val="20"/>
-              </w:rPr>
-              <w:t xml:space="preserve">As atribuições e competências das demais Unidades e Subunidades integrantes da estrutura do Comando Operacional de Bombeiros aplicam-se no que couber as disposições e competências estabelecidas aos Grupamentos de Bombeiro Militar.</w:t>
+              <w:t xml:space="preserve">A Prontidão deverá está consciente de que o tempo entre o alarme e o início das operações de socorro deverá ser o mais breve possível, pois quanto menor o tempo de atendimento, maiores serão as possibilidades de êxito.</w:t>
+            </w:r>
+          </w:p>
+        </w:tc>
+        <w:tc>
+          <w:tcPr>
+            <w:tcMar>
+              <w:top w:type="dxa" w:w="60"/>
+              <w:left w:type="dxa" w:w="100"/>
+              <w:bottom w:type="dxa" w:w="60"/>
+              <w:right w:type="dxa" w:w="100"/>
+            </w:tcMar>
+          </w:tcPr>
+          <w:p>
+            <w:pPr>
+              <w:spacing w:after="0"/>
+            </w:pPr>
+            <w:r>
+              <w:rPr>
+                <w:rFonts w:ascii="Times New Roman" w:cs="Times New Roman" w:eastAsia="Times New Roman" w:hAnsi="Times New Roman"/>
+                <w:b w:val="false"/>
+                <w:bCs w:val="false"/>
+                <w:sz w:val="20"/>
+                <w:szCs w:val="20"/>
+              </w:rPr>
+              <w:t xml:space="preserve">A Prontidão deverá estar consciente de que o tempo entre o alarme e o início das operações de socorro deverá ser o mais breve possível, pois quanto menor o tempo de atendimento, maiores serão as possibilidades de êxito.</w:t>
             </w:r>
           </w:p>
         </w:tc>
@@ -15173,7 +15485,7 @@
           <w:sz w:val="20"/>
           <w:szCs w:val="20"/>
         </w:rPr>
-        <w:t xml:space="preserve">Art. 171 (consulta) → Art. 171 (atual) — Corrigido nas duas versões</w:t>
+        <w:t xml:space="preserve">Art. 127 (consulta) → Art. 125 (atual) — Correção de texto na versão atual</w:t>
       </w:r>
     </w:p>
     <w:tbl>
@@ -15274,7 +15586,1143 @@
                 <w:sz w:val="20"/>
                 <w:szCs w:val="20"/>
               </w:rPr>
-              <w:t xml:space="preserve">Os casos omissos ao presente Regulamento Geral serão dirimidos pelo Comandante-Geral do Corpo de Bombeiros Militar.</w:t>
+              <w:t xml:space="preserve">O Comandante da guarnição deverá solicitar ao Central Integrada de Operações o máximo de informação referente à ocorrência, principalmente, o endereço completo, ponto de referência e confirmação da ocorrência.</w:t>
+            </w:r>
+          </w:p>
+        </w:tc>
+        <w:tc>
+          <w:tcPr>
+            <w:tcMar>
+              <w:top w:type="dxa" w:w="60"/>
+              <w:left w:type="dxa" w:w="100"/>
+              <w:bottom w:type="dxa" w:w="60"/>
+              <w:right w:type="dxa" w:w="100"/>
+            </w:tcMar>
+          </w:tcPr>
+          <w:p>
+            <w:pPr>
+              <w:spacing w:after="0"/>
+            </w:pPr>
+            <w:r>
+              <w:rPr>
+                <w:rFonts w:ascii="Times New Roman" w:cs="Times New Roman" w:eastAsia="Times New Roman" w:hAnsi="Times New Roman"/>
+                <w:b w:val="false"/>
+                <w:bCs w:val="false"/>
+                <w:sz w:val="20"/>
+                <w:szCs w:val="20"/>
+              </w:rPr>
+              <w:t xml:space="preserve">O Comandante da guarnição deverá solicitar à Central Integrada de Operações o máximo de informação referente à ocorrência, principalmente, o endereço completo, ponto de referência e confirmação da ocorrência.</w:t>
+            </w:r>
+          </w:p>
+        </w:tc>
+      </w:tr>
+    </w:tbl>
+    <w:p>
+      <w:pPr>
+        <w:spacing w:after="120"/>
+      </w:pPr>
+    </w:p>
+    <w:p>
+      <w:pPr>
+        <w:spacing w:after="40" w:line="360"/>
+        <w:jc w:val="both"/>
+      </w:pPr>
+      <w:r>
+        <w:rPr>
+          <w:rFonts w:ascii="Times New Roman" w:cs="Times New Roman" w:eastAsia="Times New Roman" w:hAnsi="Times New Roman"/>
+          <w:b/>
+          <w:bCs/>
+          <w:i w:val="false"/>
+          <w:iCs w:val="false"/>
+          <w:sz w:val="20"/>
+          <w:szCs w:val="20"/>
+        </w:rPr>
+        <w:t xml:space="preserve">Art. 132 (consulta) → Art. 130 (atual) — Correção de texto na versão atual</w:t>
+      </w:r>
+    </w:p>
+    <w:tbl>
+      <w:tblPr>
+        <w:tblW w:type="pct" w:w="100%"/>
+        <w:tblBorders>
+          <w:top w:val="single" w:color="auto" w:sz="4"/>
+          <w:left w:val="single" w:color="auto" w:sz="4"/>
+          <w:bottom w:val="single" w:color="auto" w:sz="4"/>
+          <w:right w:val="single" w:color="auto" w:sz="4"/>
+          <w:insideH w:val="single" w:color="auto" w:sz="4"/>
+          <w:insideV w:val="single" w:color="auto" w:sz="4"/>
+        </w:tblBorders>
+      </w:tblPr>
+      <w:tblGrid>
+        <w:gridCol w:w="4650"/>
+        <w:gridCol w:w="4650"/>
+      </w:tblGrid>
+      <w:tr>
+        <w:trPr>
+          <w:tblHeader/>
+        </w:trPr>
+        <w:tc>
+          <w:tcPr>
+            <w:shd w:fill="E8E8E8"/>
+            <w:tcMar>
+              <w:top w:type="dxa" w:w="60"/>
+              <w:left w:type="dxa" w:w="100"/>
+              <w:bottom w:type="dxa" w:w="60"/>
+              <w:right w:type="dxa" w:w="100"/>
+            </w:tcMar>
+          </w:tcPr>
+          <w:p>
+            <w:pPr>
+              <w:spacing w:after="0"/>
+            </w:pPr>
+            <w:r>
+              <w:rPr>
+                <w:rFonts w:ascii="Times New Roman" w:cs="Times New Roman" w:eastAsia="Times New Roman" w:hAnsi="Times New Roman"/>
+                <w:b/>
+                <w:bCs/>
+                <w:sz w:val="20"/>
+                <w:szCs w:val="20"/>
+              </w:rPr>
+              <w:t xml:space="preserve">Versão em consulta</w:t>
+            </w:r>
+          </w:p>
+        </w:tc>
+        <w:tc>
+          <w:tcPr>
+            <w:shd w:fill="E8E8E8"/>
+            <w:tcMar>
+              <w:top w:type="dxa" w:w="60"/>
+              <w:left w:type="dxa" w:w="100"/>
+              <w:bottom w:type="dxa" w:w="60"/>
+              <w:right w:type="dxa" w:w="100"/>
+            </w:tcMar>
+          </w:tcPr>
+          <w:p>
+            <w:pPr>
+              <w:spacing w:after="0"/>
+            </w:pPr>
+            <w:r>
+              <w:rPr>
+                <w:rFonts w:ascii="Times New Roman" w:cs="Times New Roman" w:eastAsia="Times New Roman" w:hAnsi="Times New Roman"/>
+                <w:b/>
+                <w:bCs/>
+                <w:sz w:val="20"/>
+                <w:szCs w:val="20"/>
+              </w:rPr>
+              <w:t xml:space="preserve">Versão atual</w:t>
+            </w:r>
+          </w:p>
+        </w:tc>
+      </w:tr>
+      <w:tr>
+        <w:trPr>
+          <w:tblHeader w:val="false"/>
+        </w:trPr>
+        <w:tc>
+          <w:tcPr>
+            <w:tcMar>
+              <w:top w:type="dxa" w:w="60"/>
+              <w:left w:type="dxa" w:w="100"/>
+              <w:bottom w:type="dxa" w:w="60"/>
+              <w:right w:type="dxa" w:w="100"/>
+            </w:tcMar>
+          </w:tcPr>
+          <w:p>
+            <w:pPr>
+              <w:spacing w:after="0"/>
+            </w:pPr>
+            <w:r>
+              <w:rPr>
+                <w:rFonts w:ascii="Times New Roman" w:cs="Times New Roman" w:eastAsia="Times New Roman" w:hAnsi="Times New Roman"/>
+                <w:b w:val="false"/>
+                <w:bCs w:val="false"/>
+                <w:sz w:val="20"/>
+                <w:szCs w:val="20"/>
+              </w:rPr>
+              <w:t xml:space="preserve">Todo material operacional empregado no atendimento da ocorrência deverá após o retorno do socorro ao quartel, ser limpo, lavado e lubrific ado por todos os integrantes da guarnição.</w:t>
+            </w:r>
+          </w:p>
+        </w:tc>
+        <w:tc>
+          <w:tcPr>
+            <w:tcMar>
+              <w:top w:type="dxa" w:w="60"/>
+              <w:left w:type="dxa" w:w="100"/>
+              <w:bottom w:type="dxa" w:w="60"/>
+              <w:right w:type="dxa" w:w="100"/>
+            </w:tcMar>
+          </w:tcPr>
+          <w:p>
+            <w:pPr>
+              <w:spacing w:after="0"/>
+            </w:pPr>
+            <w:r>
+              <w:rPr>
+                <w:rFonts w:ascii="Times New Roman" w:cs="Times New Roman" w:eastAsia="Times New Roman" w:hAnsi="Times New Roman"/>
+                <w:b w:val="false"/>
+                <w:bCs w:val="false"/>
+                <w:sz w:val="20"/>
+                <w:szCs w:val="20"/>
+              </w:rPr>
+              <w:t xml:space="preserve">Todo material operacional empregado no atendimento da ocorrência deverá após o retorno do socorro ao quartel, ser limpo, lavado e lubrificado por todos os integrantes da guarnição.</w:t>
+            </w:r>
+          </w:p>
+        </w:tc>
+      </w:tr>
+    </w:tbl>
+    <w:p>
+      <w:pPr>
+        <w:spacing w:after="120"/>
+      </w:pPr>
+    </w:p>
+    <w:p>
+      <w:pPr>
+        <w:spacing w:after="40" w:line="360"/>
+        <w:jc w:val="both"/>
+      </w:pPr>
+      <w:r>
+        <w:rPr>
+          <w:rFonts w:ascii="Times New Roman" w:cs="Times New Roman" w:eastAsia="Times New Roman" w:hAnsi="Times New Roman"/>
+          <w:b/>
+          <w:bCs/>
+          <w:i w:val="false"/>
+          <w:iCs w:val="false"/>
+          <w:sz w:val="20"/>
+          <w:szCs w:val="20"/>
+        </w:rPr>
+        <w:t xml:space="preserve">Art. 133 (consulta) → Art. 131 (atual) — Correção de texto na versão atual</w:t>
+      </w:r>
+    </w:p>
+    <w:tbl>
+      <w:tblPr>
+        <w:tblW w:type="pct" w:w="100%"/>
+        <w:tblBorders>
+          <w:top w:val="single" w:color="auto" w:sz="4"/>
+          <w:left w:val="single" w:color="auto" w:sz="4"/>
+          <w:bottom w:val="single" w:color="auto" w:sz="4"/>
+          <w:right w:val="single" w:color="auto" w:sz="4"/>
+          <w:insideH w:val="single" w:color="auto" w:sz="4"/>
+          <w:insideV w:val="single" w:color="auto" w:sz="4"/>
+        </w:tblBorders>
+      </w:tblPr>
+      <w:tblGrid>
+        <w:gridCol w:w="4650"/>
+        <w:gridCol w:w="4650"/>
+      </w:tblGrid>
+      <w:tr>
+        <w:trPr>
+          <w:tblHeader/>
+        </w:trPr>
+        <w:tc>
+          <w:tcPr>
+            <w:shd w:fill="E8E8E8"/>
+            <w:tcMar>
+              <w:top w:type="dxa" w:w="60"/>
+              <w:left w:type="dxa" w:w="100"/>
+              <w:bottom w:type="dxa" w:w="60"/>
+              <w:right w:type="dxa" w:w="100"/>
+            </w:tcMar>
+          </w:tcPr>
+          <w:p>
+            <w:pPr>
+              <w:spacing w:after="0"/>
+            </w:pPr>
+            <w:r>
+              <w:rPr>
+                <w:rFonts w:ascii="Times New Roman" w:cs="Times New Roman" w:eastAsia="Times New Roman" w:hAnsi="Times New Roman"/>
+                <w:b/>
+                <w:bCs/>
+                <w:sz w:val="20"/>
+                <w:szCs w:val="20"/>
+              </w:rPr>
+              <w:t xml:space="preserve">Versão em consulta</w:t>
+            </w:r>
+          </w:p>
+        </w:tc>
+        <w:tc>
+          <w:tcPr>
+            <w:shd w:fill="E8E8E8"/>
+            <w:tcMar>
+              <w:top w:type="dxa" w:w="60"/>
+              <w:left w:type="dxa" w:w="100"/>
+              <w:bottom w:type="dxa" w:w="60"/>
+              <w:right w:type="dxa" w:w="100"/>
+            </w:tcMar>
+          </w:tcPr>
+          <w:p>
+            <w:pPr>
+              <w:spacing w:after="0"/>
+            </w:pPr>
+            <w:r>
+              <w:rPr>
+                <w:rFonts w:ascii="Times New Roman" w:cs="Times New Roman" w:eastAsia="Times New Roman" w:hAnsi="Times New Roman"/>
+                <w:b/>
+                <w:bCs/>
+                <w:sz w:val="20"/>
+                <w:szCs w:val="20"/>
+              </w:rPr>
+              <w:t xml:space="preserve">Versão atual</w:t>
+            </w:r>
+          </w:p>
+        </w:tc>
+      </w:tr>
+      <w:tr>
+        <w:trPr>
+          <w:tblHeader w:val="false"/>
+        </w:trPr>
+        <w:tc>
+          <w:tcPr>
+            <w:tcMar>
+              <w:top w:type="dxa" w:w="60"/>
+              <w:left w:type="dxa" w:w="100"/>
+              <w:bottom w:type="dxa" w:w="60"/>
+              <w:right w:type="dxa" w:w="100"/>
+            </w:tcMar>
+          </w:tcPr>
+          <w:p>
+            <w:pPr>
+              <w:spacing w:after="0"/>
+            </w:pPr>
+            <w:r>
+              <w:rPr>
+                <w:rFonts w:ascii="Times New Roman" w:cs="Times New Roman" w:eastAsia="Times New Roman" w:hAnsi="Times New Roman"/>
+                <w:b w:val="false"/>
+                <w:bCs w:val="false"/>
+                <w:sz w:val="20"/>
+                <w:szCs w:val="20"/>
+              </w:rPr>
+              <w:t xml:space="preserve">O Comandante de guarnição ao regressar de uma ocorrência deverá imediatamente apresentar-se ao Chefe da Prontidão, relatando os fatos ocorridos durante a operação, lembrando de informar ao Central Integrada de Operações o desfecho da ocorrência.</w:t>
+            </w:r>
+          </w:p>
+        </w:tc>
+        <w:tc>
+          <w:tcPr>
+            <w:tcMar>
+              <w:top w:type="dxa" w:w="60"/>
+              <w:left w:type="dxa" w:w="100"/>
+              <w:bottom w:type="dxa" w:w="60"/>
+              <w:right w:type="dxa" w:w="100"/>
+            </w:tcMar>
+          </w:tcPr>
+          <w:p>
+            <w:pPr>
+              <w:spacing w:after="0"/>
+            </w:pPr>
+            <w:r>
+              <w:rPr>
+                <w:rFonts w:ascii="Times New Roman" w:cs="Times New Roman" w:eastAsia="Times New Roman" w:hAnsi="Times New Roman"/>
+                <w:b w:val="false"/>
+                <w:bCs w:val="false"/>
+                <w:sz w:val="20"/>
+                <w:szCs w:val="20"/>
+              </w:rPr>
+              <w:t xml:space="preserve">O Comandante de guarnição ao regressar de uma ocorrência deverá imediatamente apresentar-se ao Chefe da Prontidão, relatando os fatos ocorridos durante a operação, lembrando de informar à Central Integrada de Operações o desfecho da ocorrência.</w:t>
+            </w:r>
+          </w:p>
+        </w:tc>
+      </w:tr>
+    </w:tbl>
+    <w:p>
+      <w:pPr>
+        <w:spacing w:after="120"/>
+      </w:pPr>
+    </w:p>
+    <w:p>
+      <w:pPr>
+        <w:spacing w:after="40" w:line="360"/>
+        <w:jc w:val="both"/>
+      </w:pPr>
+      <w:r>
+        <w:rPr>
+          <w:rFonts w:ascii="Times New Roman" w:cs="Times New Roman" w:eastAsia="Times New Roman" w:hAnsi="Times New Roman"/>
+          <w:b/>
+          <w:bCs/>
+          <w:i w:val="false"/>
+          <w:iCs w:val="false"/>
+          <w:sz w:val="20"/>
+          <w:szCs w:val="20"/>
+        </w:rPr>
+        <w:t xml:space="preserve">Art. 140 (consulta) → Art. 138 (atual) — Correção de texto na versão atual</w:t>
+      </w:r>
+    </w:p>
+    <w:tbl>
+      <w:tblPr>
+        <w:tblW w:type="pct" w:w="100%"/>
+        <w:tblBorders>
+          <w:top w:val="single" w:color="auto" w:sz="4"/>
+          <w:left w:val="single" w:color="auto" w:sz="4"/>
+          <w:bottom w:val="single" w:color="auto" w:sz="4"/>
+          <w:right w:val="single" w:color="auto" w:sz="4"/>
+          <w:insideH w:val="single" w:color="auto" w:sz="4"/>
+          <w:insideV w:val="single" w:color="auto" w:sz="4"/>
+        </w:tblBorders>
+      </w:tblPr>
+      <w:tblGrid>
+        <w:gridCol w:w="4650"/>
+        <w:gridCol w:w="4650"/>
+      </w:tblGrid>
+      <w:tr>
+        <w:trPr>
+          <w:tblHeader/>
+        </w:trPr>
+        <w:tc>
+          <w:tcPr>
+            <w:shd w:fill="E8E8E8"/>
+            <w:tcMar>
+              <w:top w:type="dxa" w:w="60"/>
+              <w:left w:type="dxa" w:w="100"/>
+              <w:bottom w:type="dxa" w:w="60"/>
+              <w:right w:type="dxa" w:w="100"/>
+            </w:tcMar>
+          </w:tcPr>
+          <w:p>
+            <w:pPr>
+              <w:spacing w:after="0"/>
+            </w:pPr>
+            <w:r>
+              <w:rPr>
+                <w:rFonts w:ascii="Times New Roman" w:cs="Times New Roman" w:eastAsia="Times New Roman" w:hAnsi="Times New Roman"/>
+                <w:b/>
+                <w:bCs/>
+                <w:sz w:val="20"/>
+                <w:szCs w:val="20"/>
+              </w:rPr>
+              <w:t xml:space="preserve">Versão em consulta</w:t>
+            </w:r>
+          </w:p>
+        </w:tc>
+        <w:tc>
+          <w:tcPr>
+            <w:shd w:fill="E8E8E8"/>
+            <w:tcMar>
+              <w:top w:type="dxa" w:w="60"/>
+              <w:left w:type="dxa" w:w="100"/>
+              <w:bottom w:type="dxa" w:w="60"/>
+              <w:right w:type="dxa" w:w="100"/>
+            </w:tcMar>
+          </w:tcPr>
+          <w:p>
+            <w:pPr>
+              <w:spacing w:after="0"/>
+            </w:pPr>
+            <w:r>
+              <w:rPr>
+                <w:rFonts w:ascii="Times New Roman" w:cs="Times New Roman" w:eastAsia="Times New Roman" w:hAnsi="Times New Roman"/>
+                <w:b/>
+                <w:bCs/>
+                <w:sz w:val="20"/>
+                <w:szCs w:val="20"/>
+              </w:rPr>
+              <w:t xml:space="preserve">Versão atual</w:t>
+            </w:r>
+          </w:p>
+        </w:tc>
+      </w:tr>
+      <w:tr>
+        <w:trPr>
+          <w:tblHeader w:val="false"/>
+        </w:trPr>
+        <w:tc>
+          <w:tcPr>
+            <w:tcMar>
+              <w:top w:type="dxa" w:w="60"/>
+              <w:left w:type="dxa" w:w="100"/>
+              <w:bottom w:type="dxa" w:w="60"/>
+              <w:right w:type="dxa" w:w="100"/>
+            </w:tcMar>
+          </w:tcPr>
+          <w:p>
+            <w:pPr>
+              <w:spacing w:after="0"/>
+            </w:pPr>
+            <w:r>
+              <w:rPr>
+                <w:rFonts w:ascii="Times New Roman" w:cs="Times New Roman" w:eastAsia="Times New Roman" w:hAnsi="Times New Roman"/>
+                <w:b w:val="false"/>
+                <w:bCs w:val="false"/>
+                <w:sz w:val="20"/>
+                <w:szCs w:val="20"/>
+              </w:rPr>
+              <w:t xml:space="preserve">Caso necessário, o militar da Reserva Técnica poderá compor a escala de ronda do quartel. Neste caso o mlitar deverá trajar o uniforme de prontidão 4ºA.</w:t>
+            </w:r>
+          </w:p>
+        </w:tc>
+        <w:tc>
+          <w:tcPr>
+            <w:tcMar>
+              <w:top w:type="dxa" w:w="60"/>
+              <w:left w:type="dxa" w:w="100"/>
+              <w:bottom w:type="dxa" w:w="60"/>
+              <w:right w:type="dxa" w:w="100"/>
+            </w:tcMar>
+          </w:tcPr>
+          <w:p>
+            <w:pPr>
+              <w:spacing w:after="0"/>
+            </w:pPr>
+            <w:r>
+              <w:rPr>
+                <w:rFonts w:ascii="Times New Roman" w:cs="Times New Roman" w:eastAsia="Times New Roman" w:hAnsi="Times New Roman"/>
+                <w:b w:val="false"/>
+                <w:bCs w:val="false"/>
+                <w:sz w:val="20"/>
+                <w:szCs w:val="20"/>
+              </w:rPr>
+              <w:t xml:space="preserve">Caso necessário, o militar da Reserva Técnica poderá compor a escala de ronda do quartel. Neste caso o militar deverá trajar o uniforme de prontidão 4ºA.</w:t>
+            </w:r>
+          </w:p>
+        </w:tc>
+      </w:tr>
+    </w:tbl>
+    <w:p>
+      <w:pPr>
+        <w:spacing w:after="120"/>
+      </w:pPr>
+    </w:p>
+    <w:p>
+      <w:pPr>
+        <w:spacing w:after="40" w:line="360"/>
+        <w:jc w:val="both"/>
+      </w:pPr>
+      <w:r>
+        <w:rPr>
+          <w:rFonts w:ascii="Times New Roman" w:cs="Times New Roman" w:eastAsia="Times New Roman" w:hAnsi="Times New Roman"/>
+          <w:b/>
+          <w:bCs/>
+          <w:i w:val="false"/>
+          <w:iCs w:val="false"/>
+          <w:sz w:val="20"/>
+          <w:szCs w:val="20"/>
+        </w:rPr>
+        <w:t xml:space="preserve">Art. 142 (consulta) → Art. 140 (atual) — Correção de texto na versão atual</w:t>
+      </w:r>
+    </w:p>
+    <w:tbl>
+      <w:tblPr>
+        <w:tblW w:type="pct" w:w="100%"/>
+        <w:tblBorders>
+          <w:top w:val="single" w:color="auto" w:sz="4"/>
+          <w:left w:val="single" w:color="auto" w:sz="4"/>
+          <w:bottom w:val="single" w:color="auto" w:sz="4"/>
+          <w:right w:val="single" w:color="auto" w:sz="4"/>
+          <w:insideH w:val="single" w:color="auto" w:sz="4"/>
+          <w:insideV w:val="single" w:color="auto" w:sz="4"/>
+        </w:tblBorders>
+      </w:tblPr>
+      <w:tblGrid>
+        <w:gridCol w:w="4650"/>
+        <w:gridCol w:w="4650"/>
+      </w:tblGrid>
+      <w:tr>
+        <w:trPr>
+          <w:tblHeader/>
+        </w:trPr>
+        <w:tc>
+          <w:tcPr>
+            <w:shd w:fill="E8E8E8"/>
+            <w:tcMar>
+              <w:top w:type="dxa" w:w="60"/>
+              <w:left w:type="dxa" w:w="100"/>
+              <w:bottom w:type="dxa" w:w="60"/>
+              <w:right w:type="dxa" w:w="100"/>
+            </w:tcMar>
+          </w:tcPr>
+          <w:p>
+            <w:pPr>
+              <w:spacing w:after="0"/>
+            </w:pPr>
+            <w:r>
+              <w:rPr>
+                <w:rFonts w:ascii="Times New Roman" w:cs="Times New Roman" w:eastAsia="Times New Roman" w:hAnsi="Times New Roman"/>
+                <w:b/>
+                <w:bCs/>
+                <w:sz w:val="20"/>
+                <w:szCs w:val="20"/>
+              </w:rPr>
+              <w:t xml:space="preserve">Versão em consulta</w:t>
+            </w:r>
+          </w:p>
+        </w:tc>
+        <w:tc>
+          <w:tcPr>
+            <w:shd w:fill="E8E8E8"/>
+            <w:tcMar>
+              <w:top w:type="dxa" w:w="60"/>
+              <w:left w:type="dxa" w:w="100"/>
+              <w:bottom w:type="dxa" w:w="60"/>
+              <w:right w:type="dxa" w:w="100"/>
+            </w:tcMar>
+          </w:tcPr>
+          <w:p>
+            <w:pPr>
+              <w:spacing w:after="0"/>
+            </w:pPr>
+            <w:r>
+              <w:rPr>
+                <w:rFonts w:ascii="Times New Roman" w:cs="Times New Roman" w:eastAsia="Times New Roman" w:hAnsi="Times New Roman"/>
+                <w:b/>
+                <w:bCs/>
+                <w:sz w:val="20"/>
+                <w:szCs w:val="20"/>
+              </w:rPr>
+              <w:t xml:space="preserve">Versão atual</w:t>
+            </w:r>
+          </w:p>
+        </w:tc>
+      </w:tr>
+      <w:tr>
+        <w:trPr>
+          <w:tblHeader w:val="false"/>
+        </w:trPr>
+        <w:tc>
+          <w:tcPr>
+            <w:tcMar>
+              <w:top w:type="dxa" w:w="60"/>
+              <w:left w:type="dxa" w:w="100"/>
+              <w:bottom w:type="dxa" w:w="60"/>
+              <w:right w:type="dxa" w:w="100"/>
+            </w:tcMar>
+          </w:tcPr>
+          <w:p>
+            <w:pPr>
+              <w:spacing w:after="0"/>
+            </w:pPr>
+            <w:r>
+              <w:rPr>
+                <w:rFonts w:ascii="Times New Roman" w:cs="Times New Roman" w:eastAsia="Times New Roman" w:hAnsi="Times New Roman"/>
+                <w:b w:val="false"/>
+                <w:bCs w:val="false"/>
+                <w:sz w:val="20"/>
+                <w:szCs w:val="20"/>
+              </w:rPr>
+              <w:t xml:space="preserve">O empréstimo de qualquer material operacional a entidades externas a Corporação, torna-se terminantemente proibido, salvo ordem expressa do Comandante Geral, Subcomandante ou Comandante Operacional de Bombeiros do CBMRO.</w:t>
+            </w:r>
+          </w:p>
+        </w:tc>
+        <w:tc>
+          <w:tcPr>
+            <w:tcMar>
+              <w:top w:type="dxa" w:w="60"/>
+              <w:left w:type="dxa" w:w="100"/>
+              <w:bottom w:type="dxa" w:w="60"/>
+              <w:right w:type="dxa" w:w="100"/>
+            </w:tcMar>
+          </w:tcPr>
+          <w:p>
+            <w:pPr>
+              <w:spacing w:after="0"/>
+            </w:pPr>
+            <w:r>
+              <w:rPr>
+                <w:rFonts w:ascii="Times New Roman" w:cs="Times New Roman" w:eastAsia="Times New Roman" w:hAnsi="Times New Roman"/>
+                <w:b w:val="false"/>
+                <w:bCs w:val="false"/>
+                <w:sz w:val="20"/>
+                <w:szCs w:val="20"/>
+              </w:rPr>
+              <w:t xml:space="preserve">O empréstimo de qualquer material operacional a entidades externas a Corporação, torna-se terminantemente proibido, salvo ordem expressa do Comandante-Geral, Subcomandante ou Comandante Operacional de Bombeiros do CBMRO.</w:t>
+            </w:r>
+          </w:p>
+        </w:tc>
+      </w:tr>
+    </w:tbl>
+    <w:p>
+      <w:pPr>
+        <w:spacing w:after="120"/>
+      </w:pPr>
+    </w:p>
+    <w:p>
+      <w:pPr>
+        <w:spacing w:after="40" w:line="360"/>
+        <w:jc w:val="both"/>
+      </w:pPr>
+      <w:r>
+        <w:rPr>
+          <w:rFonts w:ascii="Times New Roman" w:cs="Times New Roman" w:eastAsia="Times New Roman" w:hAnsi="Times New Roman"/>
+          <w:b/>
+          <w:bCs/>
+          <w:i w:val="false"/>
+          <w:iCs w:val="false"/>
+          <w:sz w:val="20"/>
+          <w:szCs w:val="20"/>
+        </w:rPr>
+        <w:t xml:space="preserve">Art. 149 (consulta) → Art. 147 (atual) — Correção de texto na versão atual</w:t>
+      </w:r>
+    </w:p>
+    <w:tbl>
+      <w:tblPr>
+        <w:tblW w:type="pct" w:w="100%"/>
+        <w:tblBorders>
+          <w:top w:val="single" w:color="auto" w:sz="4"/>
+          <w:left w:val="single" w:color="auto" w:sz="4"/>
+          <w:bottom w:val="single" w:color="auto" w:sz="4"/>
+          <w:right w:val="single" w:color="auto" w:sz="4"/>
+          <w:insideH w:val="single" w:color="auto" w:sz="4"/>
+          <w:insideV w:val="single" w:color="auto" w:sz="4"/>
+        </w:tblBorders>
+      </w:tblPr>
+      <w:tblGrid>
+        <w:gridCol w:w="4650"/>
+        <w:gridCol w:w="4650"/>
+      </w:tblGrid>
+      <w:tr>
+        <w:trPr>
+          <w:tblHeader/>
+        </w:trPr>
+        <w:tc>
+          <w:tcPr>
+            <w:shd w:fill="E8E8E8"/>
+            <w:tcMar>
+              <w:top w:type="dxa" w:w="60"/>
+              <w:left w:type="dxa" w:w="100"/>
+              <w:bottom w:type="dxa" w:w="60"/>
+              <w:right w:type="dxa" w:w="100"/>
+            </w:tcMar>
+          </w:tcPr>
+          <w:p>
+            <w:pPr>
+              <w:spacing w:after="0"/>
+            </w:pPr>
+            <w:r>
+              <w:rPr>
+                <w:rFonts w:ascii="Times New Roman" w:cs="Times New Roman" w:eastAsia="Times New Roman" w:hAnsi="Times New Roman"/>
+                <w:b/>
+                <w:bCs/>
+                <w:sz w:val="20"/>
+                <w:szCs w:val="20"/>
+              </w:rPr>
+              <w:t xml:space="preserve">Versão em consulta</w:t>
+            </w:r>
+          </w:p>
+        </w:tc>
+        <w:tc>
+          <w:tcPr>
+            <w:shd w:fill="E8E8E8"/>
+            <w:tcMar>
+              <w:top w:type="dxa" w:w="60"/>
+              <w:left w:type="dxa" w:w="100"/>
+              <w:bottom w:type="dxa" w:w="60"/>
+              <w:right w:type="dxa" w:w="100"/>
+            </w:tcMar>
+          </w:tcPr>
+          <w:p>
+            <w:pPr>
+              <w:spacing w:after="0"/>
+            </w:pPr>
+            <w:r>
+              <w:rPr>
+                <w:rFonts w:ascii="Times New Roman" w:cs="Times New Roman" w:eastAsia="Times New Roman" w:hAnsi="Times New Roman"/>
+                <w:b/>
+                <w:bCs/>
+                <w:sz w:val="20"/>
+                <w:szCs w:val="20"/>
+              </w:rPr>
+              <w:t xml:space="preserve">Versão atual</w:t>
+            </w:r>
+          </w:p>
+        </w:tc>
+      </w:tr>
+      <w:tr>
+        <w:trPr>
+          <w:tblHeader w:val="false"/>
+        </w:trPr>
+        <w:tc>
+          <w:tcPr>
+            <w:tcMar>
+              <w:top w:type="dxa" w:w="60"/>
+              <w:left w:type="dxa" w:w="100"/>
+              <w:bottom w:type="dxa" w:w="60"/>
+              <w:right w:type="dxa" w:w="100"/>
+            </w:tcMar>
+          </w:tcPr>
+          <w:p>
+            <w:pPr>
+              <w:spacing w:after="0"/>
+            </w:pPr>
+            <w:r>
+              <w:rPr>
+                <w:rFonts w:ascii="Times New Roman" w:cs="Times New Roman" w:eastAsia="Times New Roman" w:hAnsi="Times New Roman"/>
+                <w:b w:val="false"/>
+                <w:bCs w:val="false"/>
+                <w:sz w:val="20"/>
+                <w:szCs w:val="20"/>
+              </w:rPr>
+              <w:t xml:space="preserve">Sempre que houver disponibilidade deverá o chefe do Centro de Manutenção encaminhar uma equipe de mecânicos as Unidades para verificar quaisquer panes ocorridas nas viaturas operacionais, removendo-as ao Centro de Manutenção, caso não haja condições de conserto no local. Operacional</w:t>
+            </w:r>
+          </w:p>
+        </w:tc>
+        <w:tc>
+          <w:tcPr>
+            <w:tcMar>
+              <w:top w:type="dxa" w:w="60"/>
+              <w:left w:type="dxa" w:w="100"/>
+              <w:bottom w:type="dxa" w:w="60"/>
+              <w:right w:type="dxa" w:w="100"/>
+            </w:tcMar>
+          </w:tcPr>
+          <w:p>
+            <w:pPr>
+              <w:spacing w:after="0"/>
+            </w:pPr>
+            <w:r>
+              <w:rPr>
+                <w:rFonts w:ascii="Times New Roman" w:cs="Times New Roman" w:eastAsia="Times New Roman" w:hAnsi="Times New Roman"/>
+                <w:b w:val="false"/>
+                <w:bCs w:val="false"/>
+                <w:sz w:val="20"/>
+                <w:szCs w:val="20"/>
+              </w:rPr>
+              <w:t xml:space="preserve">Sempre que houver disponibilidade deverá o chefe do Centro de Manutenção encaminhar uma equipe de mecânicos as Unidades para verificar quaisquer panes ocorridas nas viaturas operacionais, removendo-as ao Centro de Manutenção, caso não haja condições de conserto no local.</w:t>
+            </w:r>
+          </w:p>
+        </w:tc>
+      </w:tr>
+    </w:tbl>
+    <w:p>
+      <w:pPr>
+        <w:spacing w:after="120"/>
+      </w:pPr>
+    </w:p>
+    <w:p>
+      <w:pPr>
+        <w:spacing w:after="120" w:before="240"/>
+        <w:jc w:val="center"/>
+      </w:pPr>
+      <w:r>
+        <w:rPr>
+          <w:rFonts w:ascii="Times New Roman" w:cs="Times New Roman" w:eastAsia="Times New Roman" w:hAnsi="Times New Roman"/>
+          <w:b/>
+          <w:bCs/>
+          <w:i w:val="false"/>
+          <w:iCs w:val="false"/>
+          <w:sz w:val="24"/>
+          <w:szCs w:val="24"/>
+        </w:rPr>
+        <w:t xml:space="preserve">DA SEGURANÇA CONTRA INCÊNDIO E PÂNICO</w:t>
+      </w:r>
+    </w:p>
+    <w:p>
+      <w:pPr>
+        <w:spacing w:after="120" w:line="360"/>
+        <w:jc w:val="both"/>
+      </w:pPr>
+      <w:r>
+        <w:rPr>
+          <w:rFonts w:ascii="Times New Roman" w:cs="Times New Roman" w:eastAsia="Times New Roman" w:hAnsi="Times New Roman"/>
+          <w:b w:val="false"/>
+          <w:bCs w:val="false"/>
+          <w:i/>
+          <w:iCs/>
+          <w:sz w:val="20"/>
+          <w:szCs w:val="20"/>
+        </w:rPr>
+        <w:t xml:space="preserve">Sem alteração: Art. 154→Art. 152, Art. 155→Art. 153, Art. 156→Art. 154, Art. 157→Art. 155, Art. 158→Art. 156, Art. 159→Art. 157, Art. 160→Art. 158, Art. 161→Art. 159, Art. 162→Art. 160, Art. 163→Art. 161, Art. 164→Art. 162, Art. 165→Art. 163, Art. 166→Art. 164, Art. 167→Art. 165, Art. 168→Art. 166.</w:t>
+      </w:r>
+    </w:p>
+    <w:p>
+      <w:pPr>
+        <w:spacing w:after="120" w:before="240"/>
+        <w:jc w:val="center"/>
+      </w:pPr>
+      <w:r>
+        <w:rPr>
+          <w:rFonts w:ascii="Times New Roman" w:cs="Times New Roman" w:eastAsia="Times New Roman" w:hAnsi="Times New Roman"/>
+          <w:b/>
+          <w:bCs/>
+          <w:i w:val="false"/>
+          <w:iCs w:val="false"/>
+          <w:sz w:val="24"/>
+          <w:szCs w:val="24"/>
+        </w:rPr>
+        <w:t xml:space="preserve">DAS DISPOSIÇÕES FINAIS</w:t>
+      </w:r>
+    </w:p>
+    <w:p>
+      <w:pPr>
+        <w:spacing w:after="120" w:line="360"/>
+        <w:jc w:val="both"/>
+      </w:pPr>
+      <w:r>
+        <w:rPr>
+          <w:rFonts w:ascii="Times New Roman" w:cs="Times New Roman" w:eastAsia="Times New Roman" w:hAnsi="Times New Roman"/>
+          <w:b w:val="false"/>
+          <w:bCs w:val="false"/>
+          <w:i/>
+          <w:iCs/>
+          <w:sz w:val="20"/>
+          <w:szCs w:val="20"/>
+        </w:rPr>
+        <w:t xml:space="preserve">Sem alteração: Art. 170→Art. 168.</w:t>
+      </w:r>
+    </w:p>
+    <w:p>
+      <w:pPr>
+        <w:spacing w:after="40" w:line="360"/>
+        <w:jc w:val="both"/>
+      </w:pPr>
+      <w:r>
+        <w:rPr>
+          <w:rFonts w:ascii="Times New Roman" w:cs="Times New Roman" w:eastAsia="Times New Roman" w:hAnsi="Times New Roman"/>
+          <w:b/>
+          <w:bCs/>
+          <w:i w:val="false"/>
+          <w:iCs w:val="false"/>
+          <w:sz w:val="20"/>
+          <w:szCs w:val="20"/>
+        </w:rPr>
+        <w:t xml:space="preserve">Art. 169 (consulta) → Art. 167 (atual) — Correção de texto na versão atual</w:t>
+      </w:r>
+    </w:p>
+    <w:tbl>
+      <w:tblPr>
+        <w:tblW w:type="pct" w:w="100%"/>
+        <w:tblBorders>
+          <w:top w:val="single" w:color="auto" w:sz="4"/>
+          <w:left w:val="single" w:color="auto" w:sz="4"/>
+          <w:bottom w:val="single" w:color="auto" w:sz="4"/>
+          <w:right w:val="single" w:color="auto" w:sz="4"/>
+          <w:insideH w:val="single" w:color="auto" w:sz="4"/>
+          <w:insideV w:val="single" w:color="auto" w:sz="4"/>
+        </w:tblBorders>
+      </w:tblPr>
+      <w:tblGrid>
+        <w:gridCol w:w="4650"/>
+        <w:gridCol w:w="4650"/>
+      </w:tblGrid>
+      <w:tr>
+        <w:trPr>
+          <w:tblHeader/>
+        </w:trPr>
+        <w:tc>
+          <w:tcPr>
+            <w:shd w:fill="E8E8E8"/>
+            <w:tcMar>
+              <w:top w:type="dxa" w:w="60"/>
+              <w:left w:type="dxa" w:w="100"/>
+              <w:bottom w:type="dxa" w:w="60"/>
+              <w:right w:type="dxa" w:w="100"/>
+            </w:tcMar>
+          </w:tcPr>
+          <w:p>
+            <w:pPr>
+              <w:spacing w:after="0"/>
+            </w:pPr>
+            <w:r>
+              <w:rPr>
+                <w:rFonts w:ascii="Times New Roman" w:cs="Times New Roman" w:eastAsia="Times New Roman" w:hAnsi="Times New Roman"/>
+                <w:b/>
+                <w:bCs/>
+                <w:sz w:val="20"/>
+                <w:szCs w:val="20"/>
+              </w:rPr>
+              <w:t xml:space="preserve">Versão em consulta</w:t>
+            </w:r>
+          </w:p>
+        </w:tc>
+        <w:tc>
+          <w:tcPr>
+            <w:shd w:fill="E8E8E8"/>
+            <w:tcMar>
+              <w:top w:type="dxa" w:w="60"/>
+              <w:left w:type="dxa" w:w="100"/>
+              <w:bottom w:type="dxa" w:w="60"/>
+              <w:right w:type="dxa" w:w="100"/>
+            </w:tcMar>
+          </w:tcPr>
+          <w:p>
+            <w:pPr>
+              <w:spacing w:after="0"/>
+            </w:pPr>
+            <w:r>
+              <w:rPr>
+                <w:rFonts w:ascii="Times New Roman" w:cs="Times New Roman" w:eastAsia="Times New Roman" w:hAnsi="Times New Roman"/>
+                <w:b/>
+                <w:bCs/>
+                <w:sz w:val="20"/>
+                <w:szCs w:val="20"/>
+              </w:rPr>
+              <w:t xml:space="preserve">Versão atual</w:t>
+            </w:r>
+          </w:p>
+        </w:tc>
+      </w:tr>
+      <w:tr>
+        <w:trPr>
+          <w:tblHeader w:val="false"/>
+        </w:trPr>
+        <w:tc>
+          <w:tcPr>
+            <w:tcMar>
+              <w:top w:type="dxa" w:w="60"/>
+              <w:left w:type="dxa" w:w="100"/>
+              <w:bottom w:type="dxa" w:w="60"/>
+              <w:right w:type="dxa" w:w="100"/>
+            </w:tcMar>
+          </w:tcPr>
+          <w:p>
+            <w:pPr>
+              <w:spacing w:after="0"/>
+            </w:pPr>
+            <w:r>
+              <w:rPr>
+                <w:rFonts w:ascii="Times New Roman" w:cs="Times New Roman" w:eastAsia="Times New Roman" w:hAnsi="Times New Roman"/>
+                <w:b w:val="false"/>
+                <w:bCs w:val="false"/>
+                <w:sz w:val="20"/>
+                <w:szCs w:val="20"/>
+              </w:rPr>
+              <w:t xml:space="preserve">As atribuições e competências das demais Unidades e Subunidades integrantes da estrutura do Comando Operacional de Bombeiros aplicam-se no que couber as disposições e competências estabelecidas aos Batalhões Bombeiro Militar.</w:t>
+            </w:r>
+          </w:p>
+        </w:tc>
+        <w:tc>
+          <w:tcPr>
+            <w:tcMar>
+              <w:top w:type="dxa" w:w="60"/>
+              <w:left w:type="dxa" w:w="100"/>
+              <w:bottom w:type="dxa" w:w="60"/>
+              <w:right w:type="dxa" w:w="100"/>
+            </w:tcMar>
+          </w:tcPr>
+          <w:p>
+            <w:pPr>
+              <w:spacing w:after="0"/>
+            </w:pPr>
+            <w:r>
+              <w:rPr>
+                <w:rFonts w:ascii="Times New Roman" w:cs="Times New Roman" w:eastAsia="Times New Roman" w:hAnsi="Times New Roman"/>
+                <w:b w:val="false"/>
+                <w:bCs w:val="false"/>
+                <w:sz w:val="20"/>
+                <w:szCs w:val="20"/>
+              </w:rPr>
+              <w:t xml:space="preserve">As atribuições e competências das demais Unidades e Subunidades integrantes da estrutura do Comando Operacional de Bombeiros aplicam-se no que couber as disposições e competências estabelecidas aos Grupamentos de Bombeiro Militar.</w:t>
+            </w:r>
+          </w:p>
+        </w:tc>
+      </w:tr>
+    </w:tbl>
+    <w:p>
+      <w:pPr>
+        <w:spacing w:after="120"/>
+      </w:pPr>
+    </w:p>
+    <w:p>
+      <w:pPr>
+        <w:spacing w:after="40" w:line="360"/>
+        <w:jc w:val="both"/>
+      </w:pPr>
+      <w:r>
+        <w:rPr>
+          <w:rFonts w:ascii="Times New Roman" w:cs="Times New Roman" w:eastAsia="Times New Roman" w:hAnsi="Times New Roman"/>
+          <w:b/>
+          <w:bCs/>
+          <w:i w:val="false"/>
+          <w:iCs w:val="false"/>
+          <w:sz w:val="20"/>
+          <w:szCs w:val="20"/>
+        </w:rPr>
+        <w:t xml:space="preserve">Art. 171 (consulta) → Art. 169 (atual) — Correção de texto na versão atual</w:t>
+      </w:r>
+    </w:p>
+    <w:tbl>
+      <w:tblPr>
+        <w:tblW w:type="pct" w:w="100%"/>
+        <w:tblBorders>
+          <w:top w:val="single" w:color="auto" w:sz="4"/>
+          <w:left w:val="single" w:color="auto" w:sz="4"/>
+          <w:bottom w:val="single" w:color="auto" w:sz="4"/>
+          <w:right w:val="single" w:color="auto" w:sz="4"/>
+          <w:insideH w:val="single" w:color="auto" w:sz="4"/>
+          <w:insideV w:val="single" w:color="auto" w:sz="4"/>
+        </w:tblBorders>
+      </w:tblPr>
+      <w:tblGrid>
+        <w:gridCol w:w="4650"/>
+        <w:gridCol w:w="4650"/>
+      </w:tblGrid>
+      <w:tr>
+        <w:trPr>
+          <w:tblHeader/>
+        </w:trPr>
+        <w:tc>
+          <w:tcPr>
+            <w:shd w:fill="E8E8E8"/>
+            <w:tcMar>
+              <w:top w:type="dxa" w:w="60"/>
+              <w:left w:type="dxa" w:w="100"/>
+              <w:bottom w:type="dxa" w:w="60"/>
+              <w:right w:type="dxa" w:w="100"/>
+            </w:tcMar>
+          </w:tcPr>
+          <w:p>
+            <w:pPr>
+              <w:spacing w:after="0"/>
+            </w:pPr>
+            <w:r>
+              <w:rPr>
+                <w:rFonts w:ascii="Times New Roman" w:cs="Times New Roman" w:eastAsia="Times New Roman" w:hAnsi="Times New Roman"/>
+                <w:b/>
+                <w:bCs/>
+                <w:sz w:val="20"/>
+                <w:szCs w:val="20"/>
+              </w:rPr>
+              <w:t xml:space="preserve">Versão em consulta</w:t>
+            </w:r>
+          </w:p>
+        </w:tc>
+        <w:tc>
+          <w:tcPr>
+            <w:shd w:fill="E8E8E8"/>
+            <w:tcMar>
+              <w:top w:type="dxa" w:w="60"/>
+              <w:left w:type="dxa" w:w="100"/>
+              <w:bottom w:type="dxa" w:w="60"/>
+              <w:right w:type="dxa" w:w="100"/>
+            </w:tcMar>
+          </w:tcPr>
+          <w:p>
+            <w:pPr>
+              <w:spacing w:after="0"/>
+            </w:pPr>
+            <w:r>
+              <w:rPr>
+                <w:rFonts w:ascii="Times New Roman" w:cs="Times New Roman" w:eastAsia="Times New Roman" w:hAnsi="Times New Roman"/>
+                <w:b/>
+                <w:bCs/>
+                <w:sz w:val="20"/>
+                <w:szCs w:val="20"/>
+              </w:rPr>
+              <w:t xml:space="preserve">Versão atual</w:t>
+            </w:r>
+          </w:p>
+        </w:tc>
+      </w:tr>
+      <w:tr>
+        <w:trPr>
+          <w:tblHeader w:val="false"/>
+        </w:trPr>
+        <w:tc>
+          <w:tcPr>
+            <w:tcMar>
+              <w:top w:type="dxa" w:w="60"/>
+              <w:left w:type="dxa" w:w="100"/>
+              <w:bottom w:type="dxa" w:w="60"/>
+              <w:right w:type="dxa" w:w="100"/>
+            </w:tcMar>
+          </w:tcPr>
+          <w:p>
+            <w:pPr>
+              <w:spacing w:after="0"/>
+            </w:pPr>
+            <w:r>
+              <w:rPr>
+                <w:rFonts w:ascii="Times New Roman" w:cs="Times New Roman" w:eastAsia="Times New Roman" w:hAnsi="Times New Roman"/>
+                <w:b w:val="false"/>
+                <w:bCs w:val="false"/>
+                <w:sz w:val="20"/>
+                <w:szCs w:val="20"/>
+              </w:rPr>
+              <w:t xml:space="preserve">Os casos omissos ao presente Regulamento Geral serão dirimidos pelo Comandante-Geral do Corpo de Bombeiros Militar. ** Este texto não substitui o publicado no Boletim Geral Eletrônico – BGE</w:t>
             </w:r>
           </w:p>
         </w:tc>

--- a/docs/sei/2026-09-11-regulamento-servico/Comparativo_Consulta_Regulamento_de_Servico.docx
+++ b/docs/sei/2026-09-11-regulamento-servico/Comparativo_Consulta_Regulamento_de_Servico.docx
@@ -14237,82 +14237,97 @@
                 <w:sz w:val="20"/>
                 <w:szCs w:val="20"/>
               </w:rPr>
-              <w:t xml:space="preserve">A passagem de serviço, presidida pelo Oficial de Dia no 1º Grupamento de Bombeiro Militar e, nas demais Organizações Bombeiro Militar, pelo Comandante do Subgrupamento de Bombeiro Militar, deverá ser assim realizada:</w:t>
-            </w:r>
-          </w:p>
-          <w:p>
-            <w:pPr>
-              <w:spacing w:after="0"/>
-            </w:pPr>
-            <w:r>
-              <w:rPr>
-                <w:rFonts w:ascii="Times New Roman" w:cs="Times New Roman" w:eastAsia="Times New Roman" w:hAnsi="Times New Roman"/>
-                <w:b w:val="false"/>
-                <w:bCs w:val="false"/>
-                <w:sz w:val="20"/>
-                <w:szCs w:val="20"/>
-              </w:rPr>
-              <w:t xml:space="preserve">I - o Oficial de Dia/Comandante do SGBM que sai posicionado em posição intermediária de defronte a tropa comanda “para passagem de serviço – sentido”;</w:t>
-            </w:r>
-          </w:p>
-          <w:p>
-            <w:pPr>
-              <w:spacing w:after="0"/>
-            </w:pPr>
-            <w:r>
-              <w:rPr>
-                <w:rFonts w:ascii="Times New Roman" w:cs="Times New Roman" w:eastAsia="Times New Roman" w:hAnsi="Times New Roman"/>
-                <w:b w:val="false"/>
-                <w:bCs w:val="false"/>
-                <w:sz w:val="20"/>
-                <w:szCs w:val="20"/>
-              </w:rPr>
-              <w:t xml:space="preserve">II - o Oficial de Dia/Comandante do SGBM que entra tomará o mesmo procedimento previsto no item anterior;</w:t>
-            </w:r>
-          </w:p>
-          <w:p>
-            <w:pPr>
-              <w:spacing w:after="0"/>
-            </w:pPr>
-            <w:r>
-              <w:rPr>
-                <w:rFonts w:ascii="Times New Roman" w:cs="Times New Roman" w:eastAsia="Times New Roman" w:hAnsi="Times New Roman"/>
-                <w:b w:val="false"/>
-                <w:bCs w:val="false"/>
-                <w:sz w:val="20"/>
-                <w:szCs w:val="20"/>
-              </w:rPr>
-              <w:t xml:space="preserve">III - o Oficial de Dia/Comandante do SGBM que sai comanda: “para os Comandantes de Guarnições, um passo em frente, marche”. Tal ato será também comandado pelo Oficial de Dia/Comandante do SGBM que entra;</w:t>
-            </w:r>
-          </w:p>
-          <w:p>
-            <w:pPr>
-              <w:spacing w:after="0"/>
-            </w:pPr>
-            <w:r>
-              <w:rPr>
-                <w:rFonts w:ascii="Times New Roman" w:cs="Times New Roman" w:eastAsia="Times New Roman" w:hAnsi="Times New Roman"/>
-                <w:b w:val="false"/>
-                <w:bCs w:val="false"/>
-                <w:sz w:val="20"/>
-                <w:szCs w:val="20"/>
-              </w:rPr>
-              <w:t xml:space="preserve">IV - em seguida cada Comandante que sai, de acordo com o dispositivo anteriormente descrito, alternadamente passará o serviço ao seu substituto, relatando verbalmente todas as alterações verificadas em seu socorro; e</w:t>
-            </w:r>
-          </w:p>
-          <w:p>
-            <w:pPr>
-              <w:spacing w:after="0"/>
-            </w:pPr>
-            <w:r>
-              <w:rPr>
-                <w:rFonts w:ascii="Times New Roman" w:cs="Times New Roman" w:eastAsia="Times New Roman" w:hAnsi="Times New Roman"/>
-                <w:b w:val="false"/>
-                <w:bCs w:val="false"/>
-                <w:sz w:val="20"/>
-                <w:szCs w:val="20"/>
-              </w:rPr>
-              <w:t xml:space="preserve">V - apresentados todos os Comandantes de Guarnição e passadas todas as alterações existentes, o Oficial de Dia/Comandante do SGBM que sai se apresenta passando o serviço ao Oficial de Dia/Comandante do SGBM que entra. a. O Oficial de Dia/Comandante do SGBM que entra comandará: - “Em continência ao terreno apresentar armas”, b. O Oficial de Dia/Comandante do SGBM que sai comandará: - “Apresentar armas” c. Em seguida, o Oficial de Dia/Comandante do SGBM que entra comandará: -“Descansar armas”, repetindo o mesmo o Oficial de Dia/Comandante do SGBM que sai, d. Por fim, ambos comandarão: - “Descansar”.</w:t>
+              <w:t xml:space="preserve">A passagem de serviço, presidida pelo Oficial de Dia no 1º Grupamento de Bombeiro Militar e conduzida, nas demais Organizações Bombeiro Militar, pelo Comandante do Subgrupamento de Bombeiro Militar, deverá ser assim realizada:</w:t>
+            </w:r>
+          </w:p>
+          <w:p>
+            <w:pPr>
+              <w:spacing w:after="0"/>
+            </w:pPr>
+            <w:r>
+              <w:rPr>
+                <w:rFonts w:ascii="Times New Roman" w:cs="Times New Roman" w:eastAsia="Times New Roman" w:hAnsi="Times New Roman"/>
+                <w:b w:val="false"/>
+                <w:bCs w:val="false"/>
+                <w:sz w:val="20"/>
+                <w:szCs w:val="20"/>
+              </w:rPr>
+              <w:t xml:space="preserve">I - o Oficial de Dia que sai ou, nas demais Organizações Bombeiro Militar, o Comandante do SGBM, posicionado em posição intermediária defronte à tropa, comanda “para passagem de serviço – sentido”;</w:t>
+            </w:r>
+          </w:p>
+          <w:p>
+            <w:pPr>
+              <w:spacing w:after="0"/>
+            </w:pPr>
+            <w:r>
+              <w:rPr>
+                <w:rFonts w:ascii="Times New Roman" w:cs="Times New Roman" w:eastAsia="Times New Roman" w:hAnsi="Times New Roman"/>
+                <w:b w:val="false"/>
+                <w:bCs w:val="false"/>
+                <w:sz w:val="20"/>
+                <w:szCs w:val="20"/>
+              </w:rPr>
+              <w:t xml:space="preserve">II - no 1º Grupamento de Bombeiro Militar, o Oficial de Dia que entra tomará o mesmo procedimento previsto no item anterior;</w:t>
+            </w:r>
+          </w:p>
+          <w:p>
+            <w:pPr>
+              <w:spacing w:after="0"/>
+            </w:pPr>
+            <w:r>
+              <w:rPr>
+                <w:rFonts w:ascii="Times New Roman" w:cs="Times New Roman" w:eastAsia="Times New Roman" w:hAnsi="Times New Roman"/>
+                <w:b w:val="false"/>
+                <w:bCs w:val="false"/>
+                <w:sz w:val="20"/>
+                <w:szCs w:val="20"/>
+              </w:rPr>
+              <w:t xml:space="preserve">III - o Oficial de Dia que sai ou o Comandante do SGBM comanda: “para os Comandantes de Guarnições, um passo em frente, marche”. No 1º Grupamento de Bombeiro Militar, tal ato será também comandado pelo Oficial de Dia que entra;</w:t>
+            </w:r>
+          </w:p>
+          <w:p>
+            <w:pPr>
+              <w:spacing w:after="0"/>
+            </w:pPr>
+            <w:r>
+              <w:rPr>
+                <w:rFonts w:ascii="Times New Roman" w:cs="Times New Roman" w:eastAsia="Times New Roman" w:hAnsi="Times New Roman"/>
+                <w:b w:val="false"/>
+                <w:bCs w:val="false"/>
+                <w:sz w:val="20"/>
+                <w:szCs w:val="20"/>
+              </w:rPr>
+              <w:t xml:space="preserve">IV - em seguida cada Comandante que sai, de acordo com o dispositivo anteriormente descrito, alternadamente passará o serviço ao seu substituto, relatando verbalmente todas as alterações verificadas em seu socorro;</w:t>
+            </w:r>
+          </w:p>
+          <w:p>
+            <w:pPr>
+              <w:spacing w:after="0"/>
+            </w:pPr>
+            <w:r>
+              <w:rPr>
+                <w:rFonts w:ascii="Times New Roman" w:cs="Times New Roman" w:eastAsia="Times New Roman" w:hAnsi="Times New Roman"/>
+                <w:b w:val="false"/>
+                <w:bCs w:val="false"/>
+                <w:sz w:val="20"/>
+                <w:szCs w:val="20"/>
+              </w:rPr>
+              <w:t xml:space="preserve">V - no 1º Grupamento de Bombeiro Militar, apresentados todos os Comandantes de Guarnição e passadas todas as alterações existentes, o Oficial de Dia que sai se apresenta passando o serviço ao Oficial de Dia que entra. a. O Oficial de Dia que entra comandará: - “Em continência ao terreno apresentar armas”, b. O Oficial de Dia que sai comandará: - “Apresentar armas” c. Em seguida, o Oficial de Dia que entra comandará: -“Descansar armas”, repetindo o mesmo o Oficial de Dia que sai, d. Por fim, ambos comandarão: - “Descansar”; e</w:t>
+            </w:r>
+          </w:p>
+          <w:p>
+            <w:pPr>
+              <w:spacing w:after="0"/>
+            </w:pPr>
+            <w:r>
+              <w:rPr>
+                <w:rFonts w:ascii="Times New Roman" w:cs="Times New Roman" w:eastAsia="Times New Roman" w:hAnsi="Times New Roman"/>
+                <w:b w:val="false"/>
+                <w:bCs w:val="false"/>
+                <w:sz w:val="20"/>
+                <w:szCs w:val="20"/>
+              </w:rPr>
+              <w:t xml:space="preserve">Parágrafo único. Nas demais Organizações Bombeiro Militar, o Comandante do SGBM apenas conduz a solenidade, não havendo passagem de serviço a ele; o ato encerra-se com a passagem do serviço entre os Comandantes de Guarnição, na forma do inciso IV.</w:t>
             </w:r>
           </w:p>
         </w:tc>

--- a/docs/sei/2026-09-11-regulamento-servico/Comparativo_Consulta_Regulamento_de_Servico.docx
+++ b/docs/sei/2026-09-11-regulamento-servico/Comparativo_Consulta_Regulamento_de_Servico.docx
@@ -7808,7 +7808,7 @@
                 <w:sz w:val="20"/>
                 <w:szCs w:val="20"/>
               </w:rPr>
-              <w:t xml:space="preserve">O serviço de Superior de Dia será realizado em regime de sobreaviso de 24 (vinte e quatro) horas, devendo o Oficial escalado não se ausentar da área de sua residência e permanecer com o telefone celular funcional ligado durante todo o dia de serviço ou outro meio de comunicação o qual deverá ser informado ao Subcomandante-Geral.</w:t>
+              <w:t xml:space="preserve">O serviço de Superior de Dia será realizado em regime de sobreaviso de 24 (vinte e quatro) horas, devendo o Oficial escalado não se ausentar da área de sua residência e permanecer com o telefone celular funcional ligado durante todo o dia de serviço ou outro meio de comunicação o qual deverá ser informado ao Comandante do COB I.</w:t>
             </w:r>
           </w:p>
           <w:p>

--- a/docs/sei/2026-09-11-regulamento-servico/Comparativo_Consulta_Regulamento_de_Servico.docx
+++ b/docs/sei/2026-09-11-regulamento-servico/Comparativo_Consulta_Regulamento_de_Servico.docx
@@ -7652,7 +7652,7 @@
           <w:sz w:val="18"/>
           <w:szCs w:val="18"/>
         </w:rPr>
-        <w:t xml:space="preserve">texto final (Texto final fechado na curadoria do Portal de Legislação CBM (ago/2026) sobre a LOB, Lei nº 2.204/2009)</w:t>
+        <w:t xml:space="preserve">redação (Revisão de texto da Minuta do Regulamento de Serviço (lote de 16/09/2026) sobre a LOB, Lei nº 2.204/2009)</w:t>
       </w:r>
     </w:p>
     <w:tbl>
@@ -7808,37 +7808,37 @@
                 <w:sz w:val="20"/>
                 <w:szCs w:val="20"/>
               </w:rPr>
-              <w:t xml:space="preserve">O serviço de Superior de Dia será realizado em regime de sobreaviso de 24 (vinte e quatro) horas, devendo o Oficial escalado não se ausentar da área de sua residência e permanecer com o telefone celular funcional ligado durante todo o dia de serviço ou outro meio de comunicação o qual deverá ser informado ao Comandante do COB I.</w:t>
-            </w:r>
-          </w:p>
-          <w:p>
-            <w:pPr>
-              <w:spacing w:after="0"/>
-            </w:pPr>
-            <w:r>
-              <w:rPr>
-                <w:rFonts w:ascii="Times New Roman" w:cs="Times New Roman" w:eastAsia="Times New Roman" w:hAnsi="Times New Roman"/>
-                <w:b w:val="false"/>
-                <w:bCs w:val="false"/>
-                <w:sz w:val="20"/>
-                <w:szCs w:val="20"/>
-              </w:rPr>
-              <w:t xml:space="preserve">§ 1º Ao final do serviço deverá assinar, via Sistema Eletrônico de Informações - SEI, juntamente com o Oficial de Dia a Parte Diária.</w:t>
-            </w:r>
-          </w:p>
-          <w:p>
-            <w:pPr>
-              <w:spacing w:after="0"/>
-            </w:pPr>
-            <w:r>
-              <w:rPr>
-                <w:rFonts w:ascii="Times New Roman" w:cs="Times New Roman" w:eastAsia="Times New Roman" w:hAnsi="Times New Roman"/>
-                <w:b w:val="false"/>
-                <w:bCs w:val="false"/>
-                <w:sz w:val="20"/>
-                <w:szCs w:val="20"/>
-              </w:rPr>
-              <w:t xml:space="preserve">§ 2º O regime do serviço poderá sofrer alterações mediante publicação em Boletim Geral por determinação do Comandante-Geral ou pelo Subcomandante-Geral em virtude das necessidades do momento.</w:t>
+              <w:t xml:space="preserve">Durante o período de serviço, o Superior de Dia não deverá se ausentar da área de sua residência, permanecendo em condições de pronto acionamento, com o telefone celular funcional ligado ou outro meio de comunicação que permita seu imediato contato e comparecimento, o qual deverá ser informado ao Comandante do COB I.</w:t>
+            </w:r>
+          </w:p>
+          <w:p>
+            <w:pPr>
+              <w:spacing w:after="0"/>
+            </w:pPr>
+            <w:r>
+              <w:rPr>
+                <w:rFonts w:ascii="Times New Roman" w:cs="Times New Roman" w:eastAsia="Times New Roman" w:hAnsi="Times New Roman"/>
+                <w:b w:val="false"/>
+                <w:bCs w:val="false"/>
+                <w:sz w:val="20"/>
+                <w:szCs w:val="20"/>
+              </w:rPr>
+              <w:t xml:space="preserve">§ 1º Ao final do serviço, o Superior de Dia deverá assinar, via Sistema Eletrônico de Informações - SEI, juntamente com o Oficial de Dia, a Parte Diária.</w:t>
+            </w:r>
+          </w:p>
+          <w:p>
+            <w:pPr>
+              <w:spacing w:after="0"/>
+            </w:pPr>
+            <w:r>
+              <w:rPr>
+                <w:rFonts w:ascii="Times New Roman" w:cs="Times New Roman" w:eastAsia="Times New Roman" w:hAnsi="Times New Roman"/>
+                <w:b w:val="false"/>
+                <w:bCs w:val="false"/>
+                <w:sz w:val="20"/>
+                <w:szCs w:val="20"/>
+              </w:rPr>
+              <w:t xml:space="preserve">§ 2º O regime do serviço poderá sofrer alterações, mediante publicação em Boletim Geral, por determinação do Comandante-Geral ou do Comandante do COB I, em virtude das necessidades do momento.</w:t>
             </w:r>
           </w:p>
         </w:tc>
@@ -8008,7 +8008,7 @@
                 <w:sz w:val="20"/>
                 <w:szCs w:val="20"/>
               </w:rPr>
-              <w:t xml:space="preserve">A permuta de serviço do Superior de Dia, só será permitida mediante autorização por escrito do Comandante do COB I, via Sistema Eletrônico de Informações - SEI.</w:t>
+              <w:t xml:space="preserve">A permuta de serviço do Superior de Dia só será permitida mediante autorização por escrito do Comandante do COB I, via Sistema Eletrônico de Informações - SEI.</w:t>
             </w:r>
           </w:p>
         </w:tc>
@@ -8052,7 +8052,7 @@
           <w:sz w:val="18"/>
           <w:szCs w:val="18"/>
         </w:rPr>
-        <w:t xml:space="preserve">texto final (Texto final fechado na curadoria do Portal de Legislação CBM (ago/2026) sobre a LOB, Lei nº 2.204/2009)</w:t>
+        <w:t xml:space="preserve">redação (Revisão de texto da Minuta do Regulamento de Serviço (lote de 16/09/2026) sobre a LOB, Lei nº 2.204/2009)</w:t>
       </w:r>
     </w:p>
     <w:tbl>
@@ -8193,7 +8193,7 @@
                 <w:sz w:val="20"/>
                 <w:szCs w:val="20"/>
               </w:rPr>
-              <w:t xml:space="preserve">O serviço diário de Superior de Dia ao CBMRO será coordenado pelo Comandante do COB I, através do gabinete do Subcomando-Geral.</w:t>
+              <w:t xml:space="preserve">O serviço de Superior de Dia será coordenado pelo Comandante do COB I.</w:t>
             </w:r>
           </w:p>
           <w:p>
@@ -8252,7 +8252,7 @@
           <w:sz w:val="18"/>
           <w:szCs w:val="18"/>
         </w:rPr>
-        <w:t xml:space="preserve">texto final (Texto final fechado na curadoria do Portal de Legislação CBM (ago/2026) sobre a LOB, Lei nº 2.204/2009)</w:t>
+        <w:t xml:space="preserve">redação (Revisão de texto da Minuta do Regulamento de Serviço (lote de 16/09/2026) sobre a LOB, Lei nº 2.204/2009)</w:t>
       </w:r>
     </w:p>
     <w:tbl>
@@ -8378,7 +8378,7 @@
                 <w:sz w:val="20"/>
                 <w:szCs w:val="20"/>
               </w:rPr>
-              <w:t xml:space="preserve">O regime da escala de serviços diários de Superior de Dia obedecerá ao critério de dias corridos, podendo, a critério do Subcomandante-Geral ser alterado.</w:t>
+              <w:t xml:space="preserve">O regime da escala de serviços diários de Superior de Dia obedecerá ao critério de dias corridos, podendo, a critério do Comandante do COB I, ser alterado.</w:t>
             </w:r>
           </w:p>
         </w:tc>
@@ -8592,7 +8592,7 @@
           <w:sz w:val="18"/>
           <w:szCs w:val="18"/>
         </w:rPr>
-        <w:t xml:space="preserve">Deliberação de 15/09/2026: mantido o alcance estadual do Superior de Dia (área de atuação do artigo anterior); o texto de partida sugerido na consulta restringia o serviço à Capital. Postos de Major e Tenente-Coronel conforme a sugestão.</w:t>
+        <w:t xml:space="preserve">Deliberação de 15/09/2026: mantido o alcance estadual do Superior de Dia; o texto de partida sugerido na consulta restringia o serviço à Capital. Postos de Major e Tenente-Coronel conforme a sugestão. Revisão de 16/09/2026: abre o capítulo na minuta publicável; o parágrafo sobre o meio de comunicação saiu por duplicidade com o artigo das obrigações durante o serviço.</w:t>
       </w:r>
     </w:p>
     <w:tbl>
@@ -8733,22 +8733,7 @@
                 <w:sz w:val="20"/>
                 <w:szCs w:val="20"/>
               </w:rPr>
-              <w:t xml:space="preserve">§ 1º Durante o período de serviço, o Superior de Dia deverá permanecer em condições de pronto acionamento, mantendo disponível meio de comunicação que permita seu imediato contato e comparecimento quando necessário.</w:t>
-            </w:r>
-          </w:p>
-          <w:p>
-            <w:pPr>
-              <w:spacing w:after="0"/>
-            </w:pPr>
-            <w:r>
-              <w:rPr>
-                <w:rFonts w:ascii="Times New Roman" w:cs="Times New Roman" w:eastAsia="Times New Roman" w:hAnsi="Times New Roman"/>
-                <w:b w:val="false"/>
-                <w:bCs w:val="false"/>
-                <w:sz w:val="20"/>
-                <w:szCs w:val="20"/>
-              </w:rPr>
-              <w:t xml:space="preserve">§ 2º A atuação do Superior de Dia observará as competências próprias do Comando Operacional de Bombeiros e dos Comandantes das Organizações Bombeiro Militar.</w:t>
+              <w:t xml:space="preserve">Parágrafo único. A atuação do Superior de Dia observará as competências próprias do Comando Operacional de Bombeiros e dos Comandantes das Organizações Bombeiro Militar.</w:t>
             </w:r>
           </w:p>
         </w:tc>

--- a/docs/sei/2026-09-11-regulamento-servico/Comparativo_Consulta_Regulamento_de_Servico.docx
+++ b/docs/sei/2026-09-11-regulamento-servico/Comparativo_Consulta_Regulamento_de_Servico.docx
@@ -9479,7 +9479,7 @@
           <w:sz w:val="18"/>
           <w:szCs w:val="18"/>
         </w:rPr>
-        <w:t xml:space="preserve">Incisos X e XIII chegaram truncados na sugestão original ("rviço;" e "durante o se"); completados por dedução — confirmar com o autor. Incisos XXII a XXIV: conferir com a Corregedoria quanto ao CPPM.</w:t>
+        <w:t xml:space="preserve">Revisão de 16/09/2026 (Art. 62 da publicável): 24 incisos consolidados em 17 — fundidos III/V/VII, IV/XXI, X/XI, XV/XX e XXIII/XXIV; o antigo VI (zelar pela disciplina, segurança e ordem) saiu por repetir o § 1º do artigo anterior; o I passa a "presidir a passagem de serviço" (coerente com o capítulo da passagem de serviço) e o último inciso deixa de se limitar ao serviço interno. Incisos XV e XVI: conferir com a Corregedoria quanto ao regulamento disciplinar e ao CPPM.</w:t>
       </w:r>
     </w:p>
     <w:tbl>
@@ -9620,7 +9620,7 @@
                 <w:sz w:val="20"/>
                 <w:szCs w:val="20"/>
               </w:rPr>
-              <w:t xml:space="preserve">I - participar das solenidades, formaturas e demais atos regulamentares previstos para o início e término do serviço;</w:t>
+              <w:t xml:space="preserve">I - presidir a passagem de serviço e participar das demais solenidades, formaturas e atos regulamentares previstos para o início e o término do serviço;</w:t>
             </w:r>
           </w:p>
           <w:p>
@@ -9650,322 +9650,217 @@
                 <w:sz w:val="20"/>
                 <w:szCs w:val="20"/>
               </w:rPr>
-              <w:t xml:space="preserve">III - orientar os militares empregados nos serviços internos do quartel quanto às suas atribuições e às determinações em vigor;</w:t>
-            </w:r>
-          </w:p>
-          <w:p>
-            <w:pPr>
-              <w:spacing w:after="0"/>
-            </w:pPr>
-            <w:r>
-              <w:rPr>
-                <w:rFonts w:ascii="Times New Roman" w:cs="Times New Roman" w:eastAsia="Times New Roman" w:hAnsi="Times New Roman"/>
-                <w:b w:val="false"/>
-                <w:bCs w:val="false"/>
-                <w:sz w:val="20"/>
-                <w:szCs w:val="20"/>
-              </w:rPr>
-              <w:t xml:space="preserve">IV - realizar inspeções nas dependências do quartel, adotando ou solicitando as providências necessárias diante das irregularidades constatadas;</w:t>
-            </w:r>
-          </w:p>
-          <w:p>
-            <w:pPr>
-              <w:spacing w:after="0"/>
-            </w:pPr>
-            <w:r>
-              <w:rPr>
-                <w:rFonts w:ascii="Times New Roman" w:cs="Times New Roman" w:eastAsia="Times New Roman" w:hAnsi="Times New Roman"/>
-                <w:b w:val="false"/>
-                <w:bCs w:val="false"/>
-                <w:sz w:val="20"/>
-                <w:szCs w:val="20"/>
-              </w:rPr>
-              <w:t xml:space="preserve">V - fiscalizar os serviços internos, verificando o cumprimento das normas, ordens e determinações em vigor;</w:t>
-            </w:r>
-          </w:p>
-          <w:p>
-            <w:pPr>
-              <w:spacing w:after="0"/>
-            </w:pPr>
-            <w:r>
-              <w:rPr>
-                <w:rFonts w:ascii="Times New Roman" w:cs="Times New Roman" w:eastAsia="Times New Roman" w:hAnsi="Times New Roman"/>
-                <w:b w:val="false"/>
-                <w:bCs w:val="false"/>
-                <w:sz w:val="20"/>
-                <w:szCs w:val="20"/>
-              </w:rPr>
-              <w:t xml:space="preserve">VI - zelar pela disciplina, segurança e ordem no interior do quartel;</w:t>
-            </w:r>
-          </w:p>
-          <w:p>
-            <w:pPr>
-              <w:spacing w:after="0"/>
-            </w:pPr>
-            <w:r>
-              <w:rPr>
-                <w:rFonts w:ascii="Times New Roman" w:cs="Times New Roman" w:eastAsia="Times New Roman" w:hAnsi="Times New Roman"/>
-                <w:b w:val="false"/>
-                <w:bCs w:val="false"/>
-                <w:sz w:val="20"/>
-                <w:szCs w:val="20"/>
-              </w:rPr>
-              <w:t xml:space="preserve">VII - fiscalizar os serviços de guarda e segurança do aquartelamento;</w:t>
-            </w:r>
-          </w:p>
-          <w:p>
-            <w:pPr>
-              <w:spacing w:after="0"/>
-            </w:pPr>
-            <w:r>
-              <w:rPr>
-                <w:rFonts w:ascii="Times New Roman" w:cs="Times New Roman" w:eastAsia="Times New Roman" w:hAnsi="Times New Roman"/>
-                <w:b w:val="false"/>
-                <w:bCs w:val="false"/>
-                <w:sz w:val="20"/>
-                <w:szCs w:val="20"/>
-              </w:rPr>
-              <w:t xml:space="preserve">VIII - certificar-se de que as dependências que devam permanecer fechadas estejam devidamente resguardadas, mantendo o controle das respectivas chaves nos termos das normas internas;</w:t>
-            </w:r>
-          </w:p>
-          <w:p>
-            <w:pPr>
-              <w:spacing w:after="0"/>
-            </w:pPr>
-            <w:r>
-              <w:rPr>
-                <w:rFonts w:ascii="Times New Roman" w:cs="Times New Roman" w:eastAsia="Times New Roman" w:hAnsi="Times New Roman"/>
-                <w:b w:val="false"/>
-                <w:bCs w:val="false"/>
-                <w:sz w:val="20"/>
-                <w:szCs w:val="20"/>
-              </w:rPr>
-              <w:t xml:space="preserve">IX - providenciar, na forma regulamentar, a substituição dos militares que não comparecerem aos serviços internos para os quais estejam escalados;</w:t>
-            </w:r>
-          </w:p>
-          <w:p>
-            <w:pPr>
-              <w:spacing w:after="0"/>
-            </w:pPr>
-            <w:r>
-              <w:rPr>
-                <w:rFonts w:ascii="Times New Roman" w:cs="Times New Roman" w:eastAsia="Times New Roman" w:hAnsi="Times New Roman"/>
-                <w:b w:val="false"/>
-                <w:bCs w:val="false"/>
-                <w:sz w:val="20"/>
-                <w:szCs w:val="20"/>
-              </w:rPr>
-              <w:t xml:space="preserve">X - zelar pelo cumprimento das normas referentes à entrada, saída e permanência de pessoas no quartel;</w:t>
-            </w:r>
-          </w:p>
-          <w:p>
-            <w:pPr>
-              <w:spacing w:after="0"/>
-            </w:pPr>
-            <w:r>
-              <w:rPr>
-                <w:rFonts w:ascii="Times New Roman" w:cs="Times New Roman" w:eastAsia="Times New Roman" w:hAnsi="Times New Roman"/>
-                <w:b w:val="false"/>
-                <w:bCs w:val="false"/>
-                <w:sz w:val="20"/>
-                <w:szCs w:val="20"/>
-              </w:rPr>
-              <w:t xml:space="preserve">XI - fiscalizar a entrada e saída de viaturas do aquartelamento, observadas as normas estabelecidas;</w:t>
-            </w:r>
-          </w:p>
-          <w:p>
-            <w:pPr>
-              <w:spacing w:after="0"/>
-            </w:pPr>
-            <w:r>
-              <w:rPr>
-                <w:rFonts w:ascii="Times New Roman" w:cs="Times New Roman" w:eastAsia="Times New Roman" w:hAnsi="Times New Roman"/>
-                <w:b w:val="false"/>
-                <w:bCs w:val="false"/>
-                <w:sz w:val="20"/>
-                <w:szCs w:val="20"/>
-              </w:rPr>
-              <w:t xml:space="preserve">XII - registrar a entrada ou saída de materiais do quartel fora do horário de expediente, não permitindo sua retirada sem a devida autorização;</w:t>
-            </w:r>
-          </w:p>
-          <w:p>
-            <w:pPr>
-              <w:spacing w:after="0"/>
-            </w:pPr>
-            <w:r>
-              <w:rPr>
-                <w:rFonts w:ascii="Times New Roman" w:cs="Times New Roman" w:eastAsia="Times New Roman" w:hAnsi="Times New Roman"/>
-                <w:b w:val="false"/>
-                <w:bCs w:val="false"/>
-                <w:sz w:val="20"/>
-                <w:szCs w:val="20"/>
-              </w:rPr>
-              <w:t xml:space="preserve">XIII - zelar pelos materiais, armamentos, instalações e demais bens que estejam sob sua responsabilidade durante o serviço;</w:t>
-            </w:r>
-          </w:p>
-          <w:p>
-            <w:pPr>
-              <w:spacing w:after="0"/>
-            </w:pPr>
-            <w:r>
-              <w:rPr>
-                <w:rFonts w:ascii="Times New Roman" w:cs="Times New Roman" w:eastAsia="Times New Roman" w:hAnsi="Times New Roman"/>
-                <w:b w:val="false"/>
-                <w:bCs w:val="false"/>
-                <w:sz w:val="20"/>
-                <w:szCs w:val="20"/>
-              </w:rPr>
-              <w:t xml:space="preserve">XIV - receber autoridades civis e militares que compareçam ao quartel fora do horário de expediente, adotando as providências protocolares cabíveis;</w:t>
-            </w:r>
-          </w:p>
-          <w:p>
-            <w:pPr>
-              <w:spacing w:after="0"/>
-            </w:pPr>
-            <w:r>
-              <w:rPr>
-                <w:rFonts w:ascii="Times New Roman" w:cs="Times New Roman" w:eastAsia="Times New Roman" w:hAnsi="Times New Roman"/>
-                <w:b w:val="false"/>
-                <w:bCs w:val="false"/>
-                <w:sz w:val="20"/>
-                <w:szCs w:val="20"/>
-              </w:rPr>
-              <w:t xml:space="preserve">XV - comunicar imediatamente à autoridade competente as ocorrências extraordinárias verificadas durante o serviço, especialmente aquelas relacionadas à disciplina, segurança, pessoal ou patrimônio;</w:t>
-            </w:r>
-          </w:p>
-          <w:p>
-            <w:pPr>
-              <w:spacing w:after="0"/>
-            </w:pPr>
-            <w:r>
-              <w:rPr>
-                <w:rFonts w:ascii="Times New Roman" w:cs="Times New Roman" w:eastAsia="Times New Roman" w:hAnsi="Times New Roman"/>
-                <w:b w:val="false"/>
-                <w:bCs w:val="false"/>
-                <w:sz w:val="20"/>
-                <w:szCs w:val="20"/>
-              </w:rPr>
-              <w:t xml:space="preserve">XVI - adotar as providências imediatas destinadas a sanar ou minimizar alterações verificadas no funcionamento interno do quartel, submetendo à autoridade competente aquelas que excedam sua atribuição;</w:t>
-            </w:r>
-          </w:p>
-          <w:p>
-            <w:pPr>
-              <w:spacing w:after="0"/>
-            </w:pPr>
-            <w:r>
-              <w:rPr>
-                <w:rFonts w:ascii="Times New Roman" w:cs="Times New Roman" w:eastAsia="Times New Roman" w:hAnsi="Times New Roman"/>
-                <w:b w:val="false"/>
-                <w:bCs w:val="false"/>
-                <w:sz w:val="20"/>
-                <w:szCs w:val="20"/>
-              </w:rPr>
-              <w:t xml:space="preserve">XVII - receber e encaminhar, fora do horário de expediente, documentos ou comunicações de caráter urgente, adotando as providências necessárias para que cheguem tempestivamente à autoridade competente;</w:t>
-            </w:r>
-          </w:p>
-          <w:p>
-            <w:pPr>
-              <w:spacing w:after="0"/>
-            </w:pPr>
-            <w:r>
-              <w:rPr>
-                <w:rFonts w:ascii="Times New Roman" w:cs="Times New Roman" w:eastAsia="Times New Roman" w:hAnsi="Times New Roman"/>
-                <w:b w:val="false"/>
-                <w:bCs w:val="false"/>
-                <w:sz w:val="20"/>
-                <w:szCs w:val="20"/>
-              </w:rPr>
-              <w:t xml:space="preserve">XVIII - registrar em Parte Diária, via Sistema Eletrônico de Informações - SEI, as ocorrências e alterações verificadas durante sua jornada de serviço;</w:t>
-            </w:r>
-          </w:p>
-          <w:p>
-            <w:pPr>
-              <w:spacing w:after="0"/>
-            </w:pPr>
-            <w:r>
-              <w:rPr>
-                <w:rFonts w:ascii="Times New Roman" w:cs="Times New Roman" w:eastAsia="Times New Roman" w:hAnsi="Times New Roman"/>
-                <w:b w:val="false"/>
-                <w:bCs w:val="false"/>
-                <w:sz w:val="20"/>
-                <w:szCs w:val="20"/>
-              </w:rPr>
-              <w:t xml:space="preserve">XIX - comunicar imediatamente qualquer acidente envolvendo pessoal, viatura, material ou patrimônio ocorrido no âmbito do quartel;</w:t>
-            </w:r>
-          </w:p>
-          <w:p>
-            <w:pPr>
-              <w:spacing w:after="0"/>
-            </w:pPr>
-            <w:r>
-              <w:rPr>
-                <w:rFonts w:ascii="Times New Roman" w:cs="Times New Roman" w:eastAsia="Times New Roman" w:hAnsi="Times New Roman"/>
-                <w:b w:val="false"/>
-                <w:bCs w:val="false"/>
-                <w:sz w:val="20"/>
-                <w:szCs w:val="20"/>
-              </w:rPr>
-              <w:t xml:space="preserve">XX - fiscalizar as condições de conservação, limpeza e organização das dependências do quartel;</w:t>
-            </w:r>
-          </w:p>
-          <w:p>
-            <w:pPr>
-              <w:spacing w:after="0"/>
-            </w:pPr>
-            <w:r>
-              <w:rPr>
-                <w:rFonts w:ascii="Times New Roman" w:cs="Times New Roman" w:eastAsia="Times New Roman" w:hAnsi="Times New Roman"/>
-                <w:b w:val="false"/>
-                <w:bCs w:val="false"/>
-                <w:sz w:val="20"/>
-                <w:szCs w:val="20"/>
-              </w:rPr>
-              <w:t xml:space="preserve">XXI - fiscalizar o cumprimento das prisões e detenções de natureza disciplinar executadas nas dependências do aquartelamento, zelando pela observância das determinações da autoridade competente, das condições de segurança e das normas aplicáveis;</w:t>
-            </w:r>
-          </w:p>
-          <w:p>
-            <w:pPr>
-              <w:spacing w:after="0"/>
-            </w:pPr>
-            <w:r>
-              <w:rPr>
-                <w:rFonts w:ascii="Times New Roman" w:cs="Times New Roman" w:eastAsia="Times New Roman" w:hAnsi="Times New Roman"/>
-                <w:b w:val="false"/>
-                <w:bCs w:val="false"/>
-                <w:sz w:val="20"/>
-                <w:szCs w:val="20"/>
-              </w:rPr>
-              <w:t xml:space="preserve">XXII - diante da ocorrência de fato que, em tese, constitua crime militar, adotar as providências imediatas destinadas à preservação do local, dos elementos de informação e das provas, quando cabíveis, bem como comunicar imediatamente o fato à autoridade de polícia judiciária militar competente, para adoção das medidas previstas na legislação processual penal militar;</w:t>
-            </w:r>
-          </w:p>
-          <w:p>
-            <w:pPr>
-              <w:spacing w:after="0"/>
-            </w:pPr>
-            <w:r>
-              <w:rPr>
-                <w:rFonts w:ascii="Times New Roman" w:cs="Times New Roman" w:eastAsia="Times New Roman" w:hAnsi="Times New Roman"/>
-                <w:b w:val="false"/>
-                <w:bCs w:val="false"/>
-                <w:sz w:val="20"/>
-                <w:szCs w:val="20"/>
-              </w:rPr>
-              <w:t xml:space="preserve">XXIII - adotar, nas hipóteses de flagrante de crime militar, as providências que lhe competirem nos termos da legislação processual penal militar, comunicando imediatamente o fato à autoridade de polícia judiciária militar competente; e</w:t>
-            </w:r>
-          </w:p>
-          <w:p>
-            <w:pPr>
-              <w:spacing w:after="0"/>
-            </w:pPr>
-            <w:r>
-              <w:rPr>
-                <w:rFonts w:ascii="Times New Roman" w:cs="Times New Roman" w:eastAsia="Times New Roman" w:hAnsi="Times New Roman"/>
-                <w:b w:val="false"/>
-                <w:bCs w:val="false"/>
-                <w:sz w:val="20"/>
-                <w:szCs w:val="20"/>
-              </w:rPr>
-              <w:t xml:space="preserve">XXIV - cumprir e fazer cumprir as ordens e determinações dos escalões superiores relacionadas ao serviço interno do aquartelamento.</w:t>
+              <w:t xml:space="preserve">III - orientar e fiscalizar os militares empregados nos serviços internos do quartel, inclusive nos de guarda e segurança do aquartelamento, quanto às suas atribuições e ao cumprimento das normas, ordens e determinações em vigor;</w:t>
+            </w:r>
+          </w:p>
+          <w:p>
+            <w:pPr>
+              <w:spacing w:after="0"/>
+            </w:pPr>
+            <w:r>
+              <w:rPr>
+                <w:rFonts w:ascii="Times New Roman" w:cs="Times New Roman" w:eastAsia="Times New Roman" w:hAnsi="Times New Roman"/>
+                <w:b w:val="false"/>
+                <w:bCs w:val="false"/>
+                <w:sz w:val="20"/>
+                <w:szCs w:val="20"/>
+              </w:rPr>
+              <w:t xml:space="preserve">IV - realizar inspeções nas dependências do quartel, verificando as condições de conservação, limpeza, organização e segurança e adotando ou solicitando as providências necessárias diante das irregularidades constatadas;</w:t>
+            </w:r>
+          </w:p>
+          <w:p>
+            <w:pPr>
+              <w:spacing w:after="0"/>
+            </w:pPr>
+            <w:r>
+              <w:rPr>
+                <w:rFonts w:ascii="Times New Roman" w:cs="Times New Roman" w:eastAsia="Times New Roman" w:hAnsi="Times New Roman"/>
+                <w:b w:val="false"/>
+                <w:bCs w:val="false"/>
+                <w:sz w:val="20"/>
+                <w:szCs w:val="20"/>
+              </w:rPr>
+              <w:t xml:space="preserve">V - certificar-se de que as dependências que devam permanecer fechadas estejam devidamente resguardadas, mantendo o controle das respectivas chaves nos termos das normas internas;</w:t>
+            </w:r>
+          </w:p>
+          <w:p>
+            <w:pPr>
+              <w:spacing w:after="0"/>
+            </w:pPr>
+            <w:r>
+              <w:rPr>
+                <w:rFonts w:ascii="Times New Roman" w:cs="Times New Roman" w:eastAsia="Times New Roman" w:hAnsi="Times New Roman"/>
+                <w:b w:val="false"/>
+                <w:bCs w:val="false"/>
+                <w:sz w:val="20"/>
+                <w:szCs w:val="20"/>
+              </w:rPr>
+              <w:t xml:space="preserve">VI - providenciar, na forma regulamentar, a substituição dos militares que não comparecerem aos serviços internos para os quais estejam escalados;</w:t>
+            </w:r>
+          </w:p>
+          <w:p>
+            <w:pPr>
+              <w:spacing w:after="0"/>
+            </w:pPr>
+            <w:r>
+              <w:rPr>
+                <w:rFonts w:ascii="Times New Roman" w:cs="Times New Roman" w:eastAsia="Times New Roman" w:hAnsi="Times New Roman"/>
+                <w:b w:val="false"/>
+                <w:bCs w:val="false"/>
+                <w:sz w:val="20"/>
+                <w:szCs w:val="20"/>
+              </w:rPr>
+              <w:t xml:space="preserve">VII - controlar, observadas as normas em vigor, a entrada, a saída e a permanência de pessoas e a entrada e a saída de viaturas no quartel;</w:t>
+            </w:r>
+          </w:p>
+          <w:p>
+            <w:pPr>
+              <w:spacing w:after="0"/>
+            </w:pPr>
+            <w:r>
+              <w:rPr>
+                <w:rFonts w:ascii="Times New Roman" w:cs="Times New Roman" w:eastAsia="Times New Roman" w:hAnsi="Times New Roman"/>
+                <w:b w:val="false"/>
+                <w:bCs w:val="false"/>
+                <w:sz w:val="20"/>
+                <w:szCs w:val="20"/>
+              </w:rPr>
+              <w:t xml:space="preserve">VIII - registrar a entrada ou a saída de materiais do quartel fora do horário de expediente, não permitindo sua retirada sem a devida autorização;</w:t>
+            </w:r>
+          </w:p>
+          <w:p>
+            <w:pPr>
+              <w:spacing w:after="0"/>
+            </w:pPr>
+            <w:r>
+              <w:rPr>
+                <w:rFonts w:ascii="Times New Roman" w:cs="Times New Roman" w:eastAsia="Times New Roman" w:hAnsi="Times New Roman"/>
+                <w:b w:val="false"/>
+                <w:bCs w:val="false"/>
+                <w:sz w:val="20"/>
+                <w:szCs w:val="20"/>
+              </w:rPr>
+              <w:t xml:space="preserve">IX - zelar pelos materiais, armamentos, instalações e demais bens que estejam sob sua responsabilidade durante o serviço;</w:t>
+            </w:r>
+          </w:p>
+          <w:p>
+            <w:pPr>
+              <w:spacing w:after="0"/>
+            </w:pPr>
+            <w:r>
+              <w:rPr>
+                <w:rFonts w:ascii="Times New Roman" w:cs="Times New Roman" w:eastAsia="Times New Roman" w:hAnsi="Times New Roman"/>
+                <w:b w:val="false"/>
+                <w:bCs w:val="false"/>
+                <w:sz w:val="20"/>
+                <w:szCs w:val="20"/>
+              </w:rPr>
+              <w:t xml:space="preserve">X - receber autoridades civis e militares que compareçam ao quartel fora do horário de expediente, adotando as providências protocolares cabíveis;</w:t>
+            </w:r>
+          </w:p>
+          <w:p>
+            <w:pPr>
+              <w:spacing w:after="0"/>
+            </w:pPr>
+            <w:r>
+              <w:rPr>
+                <w:rFonts w:ascii="Times New Roman" w:cs="Times New Roman" w:eastAsia="Times New Roman" w:hAnsi="Times New Roman"/>
+                <w:b w:val="false"/>
+                <w:bCs w:val="false"/>
+                <w:sz w:val="20"/>
+                <w:szCs w:val="20"/>
+              </w:rPr>
+              <w:t xml:space="preserve">XI - receber e encaminhar, fora do horário de expediente, documentos ou comunicações de caráter urgente, adotando as providências necessárias para que cheguem tempestivamente à autoridade competente;</w:t>
+            </w:r>
+          </w:p>
+          <w:p>
+            <w:pPr>
+              <w:spacing w:after="0"/>
+            </w:pPr>
+            <w:r>
+              <w:rPr>
+                <w:rFonts w:ascii="Times New Roman" w:cs="Times New Roman" w:eastAsia="Times New Roman" w:hAnsi="Times New Roman"/>
+                <w:b w:val="false"/>
+                <w:bCs w:val="false"/>
+                <w:sz w:val="20"/>
+                <w:szCs w:val="20"/>
+              </w:rPr>
+              <w:t xml:space="preserve">XII - comunicar imediatamente à autoridade competente as ocorrências extraordinárias verificadas durante o serviço, especialmente as relacionadas à disciplina, à segurança, ao pessoal ou ao patrimônio, inclusive os acidentes envolvendo pessoal, viaturas, material ou patrimônio ocorridos no âmbito do quartel;</w:t>
+            </w:r>
+          </w:p>
+          <w:p>
+            <w:pPr>
+              <w:spacing w:after="0"/>
+            </w:pPr>
+            <w:r>
+              <w:rPr>
+                <w:rFonts w:ascii="Times New Roman" w:cs="Times New Roman" w:eastAsia="Times New Roman" w:hAnsi="Times New Roman"/>
+                <w:b w:val="false"/>
+                <w:bCs w:val="false"/>
+                <w:sz w:val="20"/>
+                <w:szCs w:val="20"/>
+              </w:rPr>
+              <w:t xml:space="preserve">XIII - adotar as providências imediatas destinadas a sanar ou minimizar alterações verificadas no funcionamento interno do quartel, submetendo à autoridade competente aquelas que excedam sua atribuição;</w:t>
+            </w:r>
+          </w:p>
+          <w:p>
+            <w:pPr>
+              <w:spacing w:after="0"/>
+            </w:pPr>
+            <w:r>
+              <w:rPr>
+                <w:rFonts w:ascii="Times New Roman" w:cs="Times New Roman" w:eastAsia="Times New Roman" w:hAnsi="Times New Roman"/>
+                <w:b w:val="false"/>
+                <w:bCs w:val="false"/>
+                <w:sz w:val="20"/>
+                <w:szCs w:val="20"/>
+              </w:rPr>
+              <w:t xml:space="preserve">XIV - registrar em Parte Diária, via Sistema Eletrônico de Informações - SEI, as ocorrências e alterações verificadas durante sua jornada de serviço;</w:t>
+            </w:r>
+          </w:p>
+          <w:p>
+            <w:pPr>
+              <w:spacing w:after="0"/>
+            </w:pPr>
+            <w:r>
+              <w:rPr>
+                <w:rFonts w:ascii="Times New Roman" w:cs="Times New Roman" w:eastAsia="Times New Roman" w:hAnsi="Times New Roman"/>
+                <w:b w:val="false"/>
+                <w:bCs w:val="false"/>
+                <w:sz w:val="20"/>
+                <w:szCs w:val="20"/>
+              </w:rPr>
+              <w:t xml:space="preserve">XV - fiscalizar o cumprimento das prisões e detenções de natureza disciplinar executadas nas dependências do aquartelamento, zelando pela observância das determinações da autoridade competente, das condições de segurança e das normas aplicáveis;</w:t>
+            </w:r>
+          </w:p>
+          <w:p>
+            <w:pPr>
+              <w:spacing w:after="0"/>
+            </w:pPr>
+            <w:r>
+              <w:rPr>
+                <w:rFonts w:ascii="Times New Roman" w:cs="Times New Roman" w:eastAsia="Times New Roman" w:hAnsi="Times New Roman"/>
+                <w:b w:val="false"/>
+                <w:bCs w:val="false"/>
+                <w:sz w:val="20"/>
+                <w:szCs w:val="20"/>
+              </w:rPr>
+              <w:t xml:space="preserve">XVI - diante de fato que, em tese, constitua crime militar, adotar as providências imediatas destinadas à preservação do local, dos elementos de informação e das provas e, nas hipóteses de flagrante, as que lhe competirem nos termos da legislação processual penal militar, comunicando imediatamente o fato à autoridade de polícia judiciária militar competente; e</w:t>
+            </w:r>
+          </w:p>
+          <w:p>
+            <w:pPr>
+              <w:spacing w:after="0"/>
+            </w:pPr>
+            <w:r>
+              <w:rPr>
+                <w:rFonts w:ascii="Times New Roman" w:cs="Times New Roman" w:eastAsia="Times New Roman" w:hAnsi="Times New Roman"/>
+                <w:b w:val="false"/>
+                <w:bCs w:val="false"/>
+                <w:sz w:val="20"/>
+                <w:szCs w:val="20"/>
+              </w:rPr>
+              <w:t xml:space="preserve">XVII - cumprir e fazer cumprir as ordens e determinações dos escalões superiores relacionadas ao serviço.</w:t>
             </w:r>
           </w:p>
         </w:tc>

--- a/docs/sei/2026-09-11-regulamento-servico/Comparativo_Consulta_Regulamento_de_Servico.docx
+++ b/docs/sei/2026-09-11-regulamento-servico/Comparativo_Consulta_Regulamento_de_Servico.docx
@@ -121,8 +121,8 @@
     </w:p>
     <w:p>
       <w:pPr>
-        <w:spacing w:after="240" w:line="360"/>
-        <w:ind w:firstLine="708"/>
+        <w:spacing w:after="240" w:line="240"/>
+        <w:ind w:firstLine="1417"/>
         <w:jc w:val="both"/>
       </w:pPr>
       <w:r>
@@ -158,7 +158,7 @@
     </w:p>
     <w:p>
       <w:pPr>
-        <w:spacing w:after="120" w:line="360"/>
+        <w:spacing w:after="120" w:line="240"/>
         <w:jc w:val="both"/>
       </w:pPr>
       <w:r>
@@ -176,7 +176,7 @@
     </w:p>
     <w:p>
       <w:pPr>
-        <w:spacing w:after="40" w:line="360"/>
+        <w:spacing w:after="40" w:line="240"/>
         <w:jc w:val="both"/>
       </w:pPr>
       <w:r>
@@ -328,7 +328,7 @@
     </w:p>
     <w:p>
       <w:pPr>
-        <w:spacing w:after="40" w:line="360"/>
+        <w:spacing w:after="40" w:line="240"/>
         <w:jc w:val="both"/>
       </w:pPr>
       <w:r>
@@ -1233,7 +1233,7 @@
     </w:p>
     <w:p>
       <w:pPr>
-        <w:spacing w:after="120" w:line="360"/>
+        <w:spacing w:after="120" w:line="240"/>
         <w:jc w:val="both"/>
       </w:pPr>
       <w:r>
@@ -1251,7 +1251,7 @@
     </w:p>
     <w:p>
       <w:pPr>
-        <w:spacing w:after="40" w:line="360"/>
+        <w:spacing w:after="40" w:line="240"/>
         <w:jc w:val="both"/>
       </w:pPr>
       <w:r>
@@ -1658,7 +1658,7 @@
     </w:p>
     <w:p>
       <w:pPr>
-        <w:spacing w:after="40" w:line="360"/>
+        <w:spacing w:after="40" w:line="240"/>
         <w:jc w:val="both"/>
       </w:pPr>
       <w:r>
@@ -1676,7 +1676,7 @@
     </w:p>
     <w:p>
       <w:pPr>
-        <w:spacing w:after="60" w:line="360"/>
+        <w:spacing w:after="60" w:line="240"/>
         <w:jc w:val="both"/>
       </w:pPr>
       <w:r>
@@ -2173,7 +2173,7 @@
     </w:p>
     <w:p>
       <w:pPr>
-        <w:spacing w:after="40" w:line="360"/>
+        <w:spacing w:after="40" w:line="240"/>
         <w:jc w:val="both"/>
       </w:pPr>
       <w:r>
@@ -2191,7 +2191,7 @@
     </w:p>
     <w:p>
       <w:pPr>
-        <w:spacing w:after="60" w:line="360"/>
+        <w:spacing w:after="60" w:line="240"/>
         <w:jc w:val="both"/>
       </w:pPr>
       <w:r>
@@ -2538,7 +2538,7 @@
     </w:p>
     <w:p>
       <w:pPr>
-        <w:spacing w:after="40" w:line="360"/>
+        <w:spacing w:after="40" w:line="240"/>
         <w:jc w:val="both"/>
       </w:pPr>
       <w:r>
@@ -2556,7 +2556,7 @@
     </w:p>
     <w:p>
       <w:pPr>
-        <w:spacing w:after="60" w:line="360"/>
+        <w:spacing w:after="60" w:line="240"/>
         <w:jc w:val="both"/>
       </w:pPr>
       <w:r>
@@ -2873,7 +2873,7 @@
     </w:p>
     <w:p>
       <w:pPr>
-        <w:spacing w:after="40" w:line="360"/>
+        <w:spacing w:after="40" w:line="240"/>
         <w:jc w:val="both"/>
       </w:pPr>
       <w:r>
@@ -3205,7 +3205,7 @@
     </w:p>
     <w:p>
       <w:pPr>
-        <w:spacing w:after="40" w:line="360"/>
+        <w:spacing w:after="40" w:line="240"/>
         <w:jc w:val="both"/>
       </w:pPr>
       <w:r>
@@ -3447,7 +3447,7 @@
     </w:p>
     <w:p>
       <w:pPr>
-        <w:spacing w:after="40" w:line="360"/>
+        <w:spacing w:after="40" w:line="240"/>
         <w:jc w:val="both"/>
       </w:pPr>
       <w:r>
@@ -3764,7 +3764,7 @@
     </w:p>
     <w:p>
       <w:pPr>
-        <w:spacing w:after="40" w:line="360"/>
+        <w:spacing w:after="40" w:line="240"/>
         <w:jc w:val="both"/>
       </w:pPr>
       <w:r>
@@ -4096,7 +4096,7 @@
     </w:p>
     <w:p>
       <w:pPr>
-        <w:spacing w:after="40" w:line="360"/>
+        <w:spacing w:after="40" w:line="240"/>
         <w:jc w:val="both"/>
       </w:pPr>
       <w:r>
@@ -4114,7 +4114,7 @@
     </w:p>
     <w:p>
       <w:pPr>
-        <w:spacing w:after="60" w:line="360"/>
+        <w:spacing w:after="60" w:line="240"/>
         <w:jc w:val="both"/>
       </w:pPr>
       <w:r>
@@ -4416,7 +4416,7 @@
     </w:p>
     <w:p>
       <w:pPr>
-        <w:spacing w:after="40" w:line="360"/>
+        <w:spacing w:after="40" w:line="240"/>
         <w:jc w:val="both"/>
       </w:pPr>
       <w:r>
@@ -4434,7 +4434,7 @@
     </w:p>
     <w:p>
       <w:pPr>
-        <w:spacing w:after="60" w:line="360"/>
+        <w:spacing w:after="60" w:line="240"/>
         <w:jc w:val="both"/>
       </w:pPr>
       <w:r>
@@ -4811,7 +4811,7 @@
     </w:p>
     <w:p>
       <w:pPr>
-        <w:spacing w:after="40" w:line="360"/>
+        <w:spacing w:after="40" w:line="240"/>
         <w:jc w:val="both"/>
       </w:pPr>
       <w:r>
@@ -5248,7 +5248,7 @@
     </w:p>
     <w:p>
       <w:pPr>
-        <w:spacing w:after="40" w:line="360"/>
+        <w:spacing w:after="40" w:line="240"/>
         <w:jc w:val="both"/>
       </w:pPr>
       <w:r>
@@ -5266,7 +5266,7 @@
     </w:p>
     <w:p>
       <w:pPr>
-        <w:spacing w:after="60" w:line="360"/>
+        <w:spacing w:after="60" w:line="240"/>
         <w:jc w:val="both"/>
       </w:pPr>
       <w:r>
@@ -5766,7 +5766,7 @@
     </w:p>
     <w:p>
       <w:pPr>
-        <w:spacing w:after="120" w:line="360"/>
+        <w:spacing w:after="120" w:line="240"/>
         <w:jc w:val="both"/>
       </w:pPr>
       <w:r>
@@ -5784,7 +5784,7 @@
     </w:p>
     <w:p>
       <w:pPr>
-        <w:spacing w:after="40" w:line="360"/>
+        <w:spacing w:after="40" w:line="240"/>
         <w:jc w:val="both"/>
       </w:pPr>
       <w:r>
@@ -5802,7 +5802,7 @@
     </w:p>
     <w:p>
       <w:pPr>
-        <w:spacing w:after="60" w:line="360"/>
+        <w:spacing w:after="60" w:line="240"/>
         <w:jc w:val="both"/>
       </w:pPr>
       <w:r>
@@ -5954,7 +5954,7 @@
     </w:p>
     <w:p>
       <w:pPr>
-        <w:spacing w:after="40" w:line="360"/>
+        <w:spacing w:after="40" w:line="240"/>
         <w:jc w:val="both"/>
       </w:pPr>
       <w:r>
@@ -5972,7 +5972,7 @@
     </w:p>
     <w:p>
       <w:pPr>
-        <w:spacing w:after="60" w:line="360"/>
+        <w:spacing w:after="60" w:line="240"/>
         <w:jc w:val="both"/>
       </w:pPr>
       <w:r>
@@ -6349,7 +6349,7 @@
     </w:p>
     <w:p>
       <w:pPr>
-        <w:spacing w:after="40" w:line="360"/>
+        <w:spacing w:after="40" w:line="240"/>
         <w:jc w:val="both"/>
       </w:pPr>
       <w:r>
@@ -6816,7 +6816,7 @@
     </w:p>
     <w:p>
       <w:pPr>
-        <w:spacing w:after="40" w:line="360"/>
+        <w:spacing w:after="40" w:line="240"/>
         <w:jc w:val="both"/>
       </w:pPr>
       <w:r>
@@ -6834,7 +6834,7 @@
     </w:p>
     <w:p>
       <w:pPr>
-        <w:spacing w:after="60" w:line="360"/>
+        <w:spacing w:after="60" w:line="240"/>
         <w:jc w:val="both"/>
       </w:pPr>
       <w:r>
@@ -7211,7 +7211,7 @@
     </w:p>
     <w:p>
       <w:pPr>
-        <w:spacing w:after="40" w:line="360"/>
+        <w:spacing w:after="40" w:line="240"/>
         <w:jc w:val="both"/>
       </w:pPr>
       <w:r>
@@ -7229,7 +7229,7 @@
     </w:p>
     <w:p>
       <w:pPr>
-        <w:spacing w:after="60" w:line="360"/>
+        <w:spacing w:after="60" w:line="240"/>
         <w:jc w:val="both"/>
       </w:pPr>
       <w:r>
@@ -7621,7 +7621,7 @@
     </w:p>
     <w:p>
       <w:pPr>
-        <w:spacing w:after="40" w:line="360"/>
+        <w:spacing w:after="40" w:line="240"/>
         <w:jc w:val="both"/>
       </w:pPr>
       <w:r>
@@ -7639,7 +7639,7 @@
     </w:p>
     <w:p>
       <w:pPr>
-        <w:spacing w:after="60" w:line="360"/>
+        <w:spacing w:after="60" w:line="240"/>
         <w:jc w:val="both"/>
       </w:pPr>
       <w:r>
@@ -7851,7 +7851,7 @@
     </w:p>
     <w:p>
       <w:pPr>
-        <w:spacing w:after="40" w:line="360"/>
+        <w:spacing w:after="40" w:line="240"/>
         <w:jc w:val="both"/>
       </w:pPr>
       <w:r>
@@ -7869,7 +7869,7 @@
     </w:p>
     <w:p>
       <w:pPr>
-        <w:spacing w:after="60" w:line="360"/>
+        <w:spacing w:after="60" w:line="240"/>
         <w:jc w:val="both"/>
       </w:pPr>
       <w:r>
@@ -8021,7 +8021,7 @@
     </w:p>
     <w:p>
       <w:pPr>
-        <w:spacing w:after="40" w:line="360"/>
+        <w:spacing w:after="40" w:line="240"/>
         <w:jc w:val="both"/>
       </w:pPr>
       <w:r>
@@ -8039,7 +8039,7 @@
     </w:p>
     <w:p>
       <w:pPr>
-        <w:spacing w:after="60" w:line="360"/>
+        <w:spacing w:after="60" w:line="240"/>
         <w:jc w:val="both"/>
       </w:pPr>
       <w:r>
@@ -8221,7 +8221,7 @@
     </w:p>
     <w:p>
       <w:pPr>
-        <w:spacing w:after="40" w:line="360"/>
+        <w:spacing w:after="40" w:line="240"/>
         <w:jc w:val="both"/>
       </w:pPr>
       <w:r>
@@ -8239,7 +8239,7 @@
     </w:p>
     <w:p>
       <w:pPr>
-        <w:spacing w:after="60" w:line="360"/>
+        <w:spacing w:after="60" w:line="240"/>
         <w:jc w:val="both"/>
       </w:pPr>
       <w:r>
@@ -8391,7 +8391,7 @@
     </w:p>
     <w:p>
       <w:pPr>
-        <w:spacing w:after="40" w:line="360"/>
+        <w:spacing w:after="40" w:line="240"/>
         <w:jc w:val="both"/>
       </w:pPr>
       <w:r>
@@ -8409,7 +8409,7 @@
     </w:p>
     <w:p>
       <w:pPr>
-        <w:spacing w:after="60" w:line="360"/>
+        <w:spacing w:after="60" w:line="240"/>
         <w:jc w:val="both"/>
       </w:pPr>
       <w:r>
@@ -8561,7 +8561,7 @@
     </w:p>
     <w:p>
       <w:pPr>
-        <w:spacing w:after="40" w:line="360"/>
+        <w:spacing w:after="40" w:line="240"/>
         <w:jc w:val="both"/>
       </w:pPr>
       <w:r>
@@ -8579,7 +8579,7 @@
     </w:p>
     <w:p>
       <w:pPr>
-        <w:spacing w:after="60" w:line="360"/>
+        <w:spacing w:after="60" w:line="240"/>
         <w:jc w:val="both"/>
       </w:pPr>
       <w:r>
@@ -8746,7 +8746,7 @@
     </w:p>
     <w:p>
       <w:pPr>
-        <w:spacing w:after="40" w:line="360"/>
+        <w:spacing w:after="40" w:line="240"/>
         <w:jc w:val="both"/>
       </w:pPr>
       <w:r>
@@ -9078,7 +9078,7 @@
     </w:p>
     <w:p>
       <w:pPr>
-        <w:spacing w:after="40" w:line="360"/>
+        <w:spacing w:after="40" w:line="240"/>
         <w:jc w:val="both"/>
       </w:pPr>
       <w:r>
@@ -9096,7 +9096,7 @@
     </w:p>
     <w:p>
       <w:pPr>
-        <w:spacing w:after="60" w:line="360"/>
+        <w:spacing w:after="60" w:line="240"/>
         <w:jc w:val="both"/>
       </w:pPr>
       <w:r>
@@ -9248,7 +9248,7 @@
     </w:p>
     <w:p>
       <w:pPr>
-        <w:spacing w:after="40" w:line="360"/>
+        <w:spacing w:after="40" w:line="240"/>
         <w:jc w:val="both"/>
       </w:pPr>
       <w:r>
@@ -9266,7 +9266,7 @@
     </w:p>
     <w:p>
       <w:pPr>
-        <w:spacing w:after="60" w:line="360"/>
+        <w:spacing w:after="60" w:line="240"/>
         <w:jc w:val="both"/>
       </w:pPr>
       <w:r>
@@ -9448,7 +9448,7 @@
     </w:p>
     <w:p>
       <w:pPr>
-        <w:spacing w:after="40" w:line="360"/>
+        <w:spacing w:after="40" w:line="240"/>
         <w:jc w:val="both"/>
       </w:pPr>
       <w:r>
@@ -9466,7 +9466,7 @@
     </w:p>
     <w:p>
       <w:pPr>
-        <w:spacing w:after="60" w:line="360"/>
+        <w:spacing w:after="60" w:line="240"/>
         <w:jc w:val="both"/>
       </w:pPr>
       <w:r>
@@ -9873,7 +9873,7 @@
     </w:p>
     <w:p>
       <w:pPr>
-        <w:spacing w:after="40" w:line="360"/>
+        <w:spacing w:after="40" w:line="240"/>
         <w:jc w:val="both"/>
       </w:pPr>
       <w:r>
@@ -10025,7 +10025,7 @@
     </w:p>
     <w:p>
       <w:pPr>
-        <w:spacing w:after="40" w:line="360"/>
+        <w:spacing w:after="40" w:line="240"/>
         <w:jc w:val="both"/>
       </w:pPr>
       <w:r>
@@ -10177,7 +10177,7 @@
     </w:p>
     <w:p>
       <w:pPr>
-        <w:spacing w:after="40" w:line="360"/>
+        <w:spacing w:after="40" w:line="240"/>
         <w:jc w:val="both"/>
       </w:pPr>
       <w:r>
@@ -10195,7 +10195,7 @@
     </w:p>
     <w:p>
       <w:pPr>
-        <w:spacing w:after="60" w:line="360"/>
+        <w:spacing w:after="60" w:line="240"/>
         <w:jc w:val="both"/>
       </w:pPr>
       <w:r>
@@ -10527,7 +10527,7 @@
     </w:p>
     <w:p>
       <w:pPr>
-        <w:spacing w:after="40" w:line="360"/>
+        <w:spacing w:after="40" w:line="240"/>
         <w:jc w:val="both"/>
       </w:pPr>
       <w:r>
@@ -10679,7 +10679,7 @@
     </w:p>
     <w:p>
       <w:pPr>
-        <w:spacing w:after="40" w:line="360"/>
+        <w:spacing w:after="40" w:line="240"/>
         <w:jc w:val="both"/>
       </w:pPr>
       <w:r>
@@ -10831,7 +10831,7 @@
     </w:p>
     <w:p>
       <w:pPr>
-        <w:spacing w:after="40" w:line="360"/>
+        <w:spacing w:after="40" w:line="240"/>
         <w:jc w:val="both"/>
       </w:pPr>
       <w:r>
@@ -10849,7 +10849,7 @@
     </w:p>
     <w:p>
       <w:pPr>
-        <w:spacing w:after="60" w:line="360"/>
+        <w:spacing w:after="60" w:line="240"/>
         <w:jc w:val="both"/>
       </w:pPr>
       <w:r>
@@ -11241,7 +11241,7 @@
     </w:p>
     <w:p>
       <w:pPr>
-        <w:spacing w:after="40" w:line="360"/>
+        <w:spacing w:after="40" w:line="240"/>
         <w:jc w:val="both"/>
       </w:pPr>
       <w:r>
@@ -11393,7 +11393,7 @@
     </w:p>
     <w:p>
       <w:pPr>
-        <w:spacing w:after="40" w:line="360"/>
+        <w:spacing w:after="40" w:line="240"/>
         <w:jc w:val="both"/>
       </w:pPr>
       <w:r>
@@ -11545,7 +11545,7 @@
     </w:p>
     <w:p>
       <w:pPr>
-        <w:spacing w:after="40" w:line="360"/>
+        <w:spacing w:after="40" w:line="240"/>
         <w:jc w:val="both"/>
       </w:pPr>
       <w:r>
@@ -11563,7 +11563,7 @@
     </w:p>
     <w:p>
       <w:pPr>
-        <w:spacing w:after="60" w:line="360"/>
+        <w:spacing w:after="60" w:line="240"/>
         <w:jc w:val="both"/>
       </w:pPr>
       <w:r>
@@ -11715,7 +11715,7 @@
     </w:p>
     <w:p>
       <w:pPr>
-        <w:spacing w:after="40" w:line="360"/>
+        <w:spacing w:after="40" w:line="240"/>
         <w:jc w:val="both"/>
       </w:pPr>
       <w:r>
@@ -11733,7 +11733,7 @@
     </w:p>
     <w:p>
       <w:pPr>
-        <w:spacing w:after="60" w:line="360"/>
+        <w:spacing w:after="60" w:line="240"/>
         <w:jc w:val="both"/>
       </w:pPr>
       <w:r>
@@ -11885,7 +11885,7 @@
     </w:p>
     <w:p>
       <w:pPr>
-        <w:spacing w:after="40" w:line="360"/>
+        <w:spacing w:after="40" w:line="240"/>
         <w:jc w:val="both"/>
       </w:pPr>
       <w:r>
@@ -11903,7 +11903,7 @@
     </w:p>
     <w:p>
       <w:pPr>
-        <w:spacing w:after="60" w:line="360"/>
+        <w:spacing w:after="60" w:line="240"/>
         <w:jc w:val="both"/>
       </w:pPr>
       <w:r>
@@ -12385,7 +12385,7 @@
     </w:p>
     <w:p>
       <w:pPr>
-        <w:spacing w:after="40" w:line="360"/>
+        <w:spacing w:after="40" w:line="240"/>
         <w:jc w:val="both"/>
       </w:pPr>
       <w:r>
@@ -12403,7 +12403,7 @@
     </w:p>
     <w:p>
       <w:pPr>
-        <w:spacing w:after="60" w:line="360"/>
+        <w:spacing w:after="60" w:line="240"/>
         <w:jc w:val="both"/>
       </w:pPr>
       <w:r>
@@ -12555,7 +12555,7 @@
     </w:p>
     <w:p>
       <w:pPr>
-        <w:spacing w:after="40" w:line="360"/>
+        <w:spacing w:after="40" w:line="240"/>
         <w:jc w:val="both"/>
       </w:pPr>
       <w:r>
@@ -12573,7 +12573,7 @@
     </w:p>
     <w:p>
       <w:pPr>
-        <w:spacing w:after="60" w:line="360"/>
+        <w:spacing w:after="60" w:line="240"/>
         <w:jc w:val="both"/>
       </w:pPr>
       <w:r>
@@ -12743,7 +12743,7 @@
     </w:p>
     <w:p>
       <w:pPr>
-        <w:spacing w:after="120" w:line="360"/>
+        <w:spacing w:after="120" w:line="240"/>
         <w:jc w:val="both"/>
       </w:pPr>
       <w:r>
@@ -12761,7 +12761,7 @@
     </w:p>
     <w:p>
       <w:pPr>
-        <w:spacing w:after="40" w:line="360"/>
+        <w:spacing w:after="40" w:line="240"/>
         <w:jc w:val="both"/>
       </w:pPr>
       <w:r>
@@ -13183,7 +13183,7 @@
     </w:p>
     <w:p>
       <w:pPr>
-        <w:spacing w:after="40" w:line="360"/>
+        <w:spacing w:after="40" w:line="240"/>
         <w:jc w:val="both"/>
       </w:pPr>
       <w:r>
@@ -13545,7 +13545,7 @@
     </w:p>
     <w:p>
       <w:pPr>
-        <w:spacing w:after="40" w:line="360"/>
+        <w:spacing w:after="40" w:line="240"/>
         <w:jc w:val="both"/>
       </w:pPr>
       <w:r>
@@ -13715,7 +13715,7 @@
     </w:p>
     <w:p>
       <w:pPr>
-        <w:spacing w:after="120" w:line="360"/>
+        <w:spacing w:after="120" w:line="240"/>
         <w:jc w:val="both"/>
       </w:pPr>
       <w:r>
@@ -13733,7 +13733,7 @@
     </w:p>
     <w:p>
       <w:pPr>
-        <w:spacing w:after="40" w:line="360"/>
+        <w:spacing w:after="40" w:line="240"/>
         <w:jc w:val="both"/>
       </w:pPr>
       <w:r>
@@ -13885,7 +13885,7 @@
     </w:p>
     <w:p>
       <w:pPr>
-        <w:spacing w:after="40" w:line="360"/>
+        <w:spacing w:after="40" w:line="240"/>
         <w:jc w:val="both"/>
       </w:pPr>
       <w:r>
@@ -13903,7 +13903,7 @@
     </w:p>
     <w:p>
       <w:pPr>
-        <w:spacing w:after="60" w:line="360"/>
+        <w:spacing w:after="60" w:line="240"/>
         <w:jc w:val="both"/>
       </w:pPr>
       <w:r>
@@ -14220,7 +14220,7 @@
     </w:p>
     <w:p>
       <w:pPr>
-        <w:spacing w:after="40" w:line="360"/>
+        <w:spacing w:after="40" w:line="240"/>
         <w:jc w:val="both"/>
       </w:pPr>
       <w:r>
@@ -14238,7 +14238,7 @@
     </w:p>
     <w:p>
       <w:pPr>
-        <w:spacing w:after="60" w:line="360"/>
+        <w:spacing w:after="60" w:line="240"/>
         <w:jc w:val="both"/>
       </w:pPr>
       <w:r>
@@ -14390,7 +14390,7 @@
     </w:p>
     <w:p>
       <w:pPr>
-        <w:spacing w:after="40" w:line="360"/>
+        <w:spacing w:after="40" w:line="240"/>
         <w:jc w:val="both"/>
       </w:pPr>
       <w:r>
@@ -14408,7 +14408,7 @@
     </w:p>
     <w:p>
       <w:pPr>
-        <w:spacing w:after="60" w:line="360"/>
+        <w:spacing w:after="60" w:line="240"/>
         <w:jc w:val="both"/>
       </w:pPr>
       <w:r>
@@ -14560,7 +14560,7 @@
     </w:p>
     <w:p>
       <w:pPr>
-        <w:spacing w:after="40" w:line="360"/>
+        <w:spacing w:after="40" w:line="240"/>
         <w:jc w:val="both"/>
       </w:pPr>
       <w:r>
@@ -14578,7 +14578,7 @@
     </w:p>
     <w:p>
       <w:pPr>
-        <w:spacing w:after="60" w:line="360"/>
+        <w:spacing w:after="60" w:line="240"/>
         <w:jc w:val="both"/>
       </w:pPr>
       <w:r>
@@ -14730,7 +14730,7 @@
     </w:p>
     <w:p>
       <w:pPr>
-        <w:spacing w:after="40" w:line="360"/>
+        <w:spacing w:after="40" w:line="240"/>
         <w:jc w:val="both"/>
       </w:pPr>
       <w:r>
@@ -14748,7 +14748,7 @@
     </w:p>
     <w:p>
       <w:pPr>
-        <w:spacing w:after="60" w:line="360"/>
+        <w:spacing w:after="60" w:line="240"/>
         <w:jc w:val="both"/>
       </w:pPr>
       <w:r>
@@ -14900,7 +14900,7 @@
     </w:p>
     <w:p>
       <w:pPr>
-        <w:spacing w:after="40" w:line="360"/>
+        <w:spacing w:after="40" w:line="240"/>
         <w:jc w:val="both"/>
       </w:pPr>
       <w:r>
@@ -14918,7 +14918,7 @@
     </w:p>
     <w:p>
       <w:pPr>
-        <w:spacing w:after="60" w:line="360"/>
+        <w:spacing w:after="60" w:line="240"/>
         <w:jc w:val="both"/>
       </w:pPr>
       <w:r>
@@ -15070,7 +15070,7 @@
     </w:p>
     <w:p>
       <w:pPr>
-        <w:spacing w:after="40" w:line="360"/>
+        <w:spacing w:after="40" w:line="240"/>
         <w:jc w:val="both"/>
       </w:pPr>
       <w:r>
@@ -15222,7 +15222,7 @@
     </w:p>
     <w:p>
       <w:pPr>
-        <w:spacing w:after="40" w:line="360"/>
+        <w:spacing w:after="40" w:line="240"/>
         <w:jc w:val="both"/>
       </w:pPr>
       <w:r>
@@ -15374,7 +15374,7 @@
     </w:p>
     <w:p>
       <w:pPr>
-        <w:spacing w:after="40" w:line="360"/>
+        <w:spacing w:after="40" w:line="240"/>
         <w:jc w:val="both"/>
       </w:pPr>
       <w:r>
@@ -15392,7 +15392,7 @@
     </w:p>
     <w:p>
       <w:pPr>
-        <w:spacing w:after="60" w:line="360"/>
+        <w:spacing w:after="60" w:line="240"/>
         <w:jc w:val="both"/>
       </w:pPr>
       <w:r>
@@ -15544,7 +15544,7 @@
     </w:p>
     <w:p>
       <w:pPr>
-        <w:spacing w:after="40" w:line="360"/>
+        <w:spacing w:after="40" w:line="240"/>
         <w:jc w:val="both"/>
       </w:pPr>
       <w:r>
@@ -15562,7 +15562,7 @@
     </w:p>
     <w:p>
       <w:pPr>
-        <w:spacing w:after="60" w:line="360"/>
+        <w:spacing w:after="60" w:line="240"/>
         <w:jc w:val="both"/>
       </w:pPr>
       <w:r>
@@ -15714,7 +15714,7 @@
     </w:p>
     <w:p>
       <w:pPr>
-        <w:spacing w:after="40" w:line="360"/>
+        <w:spacing w:after="40" w:line="240"/>
         <w:jc w:val="both"/>
       </w:pPr>
       <w:r>
@@ -15866,7 +15866,7 @@
     </w:p>
     <w:p>
       <w:pPr>
-        <w:spacing w:after="40" w:line="360"/>
+        <w:spacing w:after="40" w:line="240"/>
         <w:jc w:val="both"/>
       </w:pPr>
       <w:r>
@@ -15884,7 +15884,7 @@
     </w:p>
     <w:p>
       <w:pPr>
-        <w:spacing w:after="60" w:line="360"/>
+        <w:spacing w:after="60" w:line="240"/>
         <w:jc w:val="both"/>
       </w:pPr>
       <w:r>
@@ -16036,7 +16036,7 @@
     </w:p>
     <w:p>
       <w:pPr>
-        <w:spacing w:after="40" w:line="360"/>
+        <w:spacing w:after="40" w:line="240"/>
         <w:jc w:val="both"/>
       </w:pPr>
       <w:r>
@@ -16054,7 +16054,7 @@
     </w:p>
     <w:p>
       <w:pPr>
-        <w:spacing w:after="60" w:line="360"/>
+        <w:spacing w:after="60" w:line="240"/>
         <w:jc w:val="both"/>
       </w:pPr>
       <w:r>
@@ -16206,7 +16206,7 @@
     </w:p>
     <w:p>
       <w:pPr>
-        <w:spacing w:after="40" w:line="360"/>
+        <w:spacing w:after="40" w:line="240"/>
         <w:jc w:val="both"/>
       </w:pPr>
       <w:r>
@@ -16224,7 +16224,7 @@
     </w:p>
     <w:p>
       <w:pPr>
-        <w:spacing w:after="60" w:line="360"/>
+        <w:spacing w:after="60" w:line="240"/>
         <w:jc w:val="both"/>
       </w:pPr>
       <w:r>
@@ -16376,7 +16376,7 @@
     </w:p>
     <w:p>
       <w:pPr>
-        <w:spacing w:after="40" w:line="360"/>
+        <w:spacing w:after="40" w:line="240"/>
         <w:jc w:val="both"/>
       </w:pPr>
       <w:r>
@@ -16528,7 +16528,7 @@
     </w:p>
     <w:p>
       <w:pPr>
-        <w:spacing w:after="40" w:line="360"/>
+        <w:spacing w:after="40" w:line="240"/>
         <w:jc w:val="both"/>
       </w:pPr>
       <w:r>
@@ -16546,7 +16546,7 @@
     </w:p>
     <w:p>
       <w:pPr>
-        <w:spacing w:after="60" w:line="360"/>
+        <w:spacing w:after="60" w:line="240"/>
         <w:jc w:val="both"/>
       </w:pPr>
       <w:r>
@@ -16728,7 +16728,7 @@
     </w:p>
     <w:p>
       <w:pPr>
-        <w:spacing w:after="40" w:line="360"/>
+        <w:spacing w:after="40" w:line="240"/>
         <w:jc w:val="both"/>
       </w:pPr>
       <w:r>
@@ -16880,7 +16880,7 @@
     </w:p>
     <w:p>
       <w:pPr>
-        <w:spacing w:after="40" w:line="360"/>
+        <w:spacing w:after="40" w:line="240"/>
         <w:jc w:val="both"/>
       </w:pPr>
       <w:r>
@@ -16898,7 +16898,7 @@
     </w:p>
     <w:p>
       <w:pPr>
-        <w:spacing w:after="60" w:line="360"/>
+        <w:spacing w:after="60" w:line="240"/>
         <w:jc w:val="both"/>
       </w:pPr>
       <w:r>
@@ -17050,7 +17050,7 @@
     </w:p>
     <w:p>
       <w:pPr>
-        <w:spacing w:after="40" w:line="360"/>
+        <w:spacing w:after="40" w:line="240"/>
         <w:jc w:val="both"/>
       </w:pPr>
       <w:r>
@@ -17202,7 +17202,7 @@
     </w:p>
     <w:p>
       <w:pPr>
-        <w:spacing w:after="40" w:line="360"/>
+        <w:spacing w:after="40" w:line="240"/>
         <w:jc w:val="both"/>
       </w:pPr>
       <w:r>
@@ -17354,7 +17354,7 @@
     </w:p>
     <w:p>
       <w:pPr>
-        <w:spacing w:after="40" w:line="360"/>
+        <w:spacing w:after="40" w:line="240"/>
         <w:jc w:val="both"/>
       </w:pPr>
       <w:r>
@@ -17506,7 +17506,7 @@
     </w:p>
     <w:p>
       <w:pPr>
-        <w:spacing w:after="40" w:line="360"/>
+        <w:spacing w:after="40" w:line="240"/>
         <w:jc w:val="both"/>
       </w:pPr>
       <w:r>
@@ -17808,7 +17808,7 @@
     </w:p>
     <w:p>
       <w:pPr>
-        <w:spacing w:after="40" w:line="360"/>
+        <w:spacing w:after="40" w:line="240"/>
         <w:jc w:val="both"/>
       </w:pPr>
       <w:r>
@@ -17978,7 +17978,7 @@
     </w:p>
     <w:p>
       <w:pPr>
-        <w:spacing w:after="120" w:line="360"/>
+        <w:spacing w:after="120" w:line="240"/>
         <w:jc w:val="both"/>
       </w:pPr>
       <w:r>
@@ -17996,7 +17996,7 @@
     </w:p>
     <w:p>
       <w:pPr>
-        <w:spacing w:after="40" w:line="360"/>
+        <w:spacing w:after="40" w:line="240"/>
         <w:jc w:val="both"/>
       </w:pPr>
       <w:r>
@@ -18014,7 +18014,7 @@
     </w:p>
     <w:p>
       <w:pPr>
-        <w:spacing w:after="60" w:line="360"/>
+        <w:spacing w:after="60" w:line="240"/>
         <w:jc w:val="both"/>
       </w:pPr>
       <w:r>
@@ -18319,7 +18319,7 @@
     </w:p>
     <w:p>
       <w:pPr>
-        <w:spacing w:after="40" w:line="360"/>
+        <w:spacing w:after="40" w:line="240"/>
         <w:jc w:val="both"/>
       </w:pPr>
       <w:r>
@@ -18471,7 +18471,7 @@
     </w:p>
     <w:p>
       <w:pPr>
-        <w:spacing w:after="40" w:line="360"/>
+        <w:spacing w:after="40" w:line="240"/>
         <w:jc w:val="both"/>
       </w:pPr>
       <w:r>
@@ -18624,7 +18624,7 @@
     <w:sectPr>
       <w:footerReference w:type="default" r:id="rId7"/>
       <w:pgSz w:w="11906" w:h="16838" w:orient="portrait"/>
-      <w:pgMar w:top="1701" w:right="1134" w:bottom="1134" w:left="1701" w:header="708" w:footer="708" w:gutter="0"/>
+      <w:pgMar w:top="1134" w:right="850" w:bottom="1134" w:left="1701" w:header="708" w:footer="708" w:gutter="0"/>
       <w:pgNumType/>
       <w:docGrid w:linePitch="360"/>
     </w:sectPr>
